--- a/examples/mixed_doc.docx
+++ b/examples/mixed_doc.docx
@@ -4,14 +4,14 @@
   <w:body>
     <w:tbl>
       <w:tblPr>
-        <w:tblW w:type="auto" w:w="0"/>
+        <w:tblW w:type="dxa" w:w="9638"/>
         <w:tblLayout w:type="fixed"/>
         <w:tblLook w:firstColumn="1" w:firstRow="1" w:lastColumn="0" w:lastRow="0" w:noHBand="0" w:noVBand="1" w:val="04A0"/>
         <w:bidiVisual/>
       </w:tblPr>
       <w:tblGrid>
-        <w:gridCol w:w="4819"/>
-        <w:gridCol w:w="4819"/>
+        <w:gridCol w:w="936"/>
+        <w:gridCol w:w="8702"/>
       </w:tblGrid>
       <w:tr>
         <w:tc>
@@ -35,7 +35,6 @@
             <w:pPr>
               <w:jc w:val="center"/>
             </w:pPr>
-            <w:r/>
             <w:r>
               <w:rPr>
                 <w:rFonts w:ascii="Vazirmatn" w:hAnsi="Vazirmatn" w:cs="Vazirmatn"/>
@@ -72,7 +71,6 @@
               <w:bidi/>
               <w:jc w:val="start"/>
             </w:pPr>
-            <w:r/>
             <w:r>
               <w:rPr>
                 <w:rFonts w:ascii="Vazirmatn" w:hAnsi="Vazirmatn" w:cs="Vazirmatn"/>
@@ -83,7 +81,7 @@
                 <w:color w:val="2D2D2D"/>
                 <w:lang w:val="en-US" w:bidi="fa-IR"/>
               </w:rPr>
-              <w:t>بررسی عملکرد پایگاه داده و بنچمارک سیستم (</w:t>
+              <w:t xml:space="preserve">بررسی عملکرد پایگاه داده و بنچمارک سیستم </w:t>
             </w:r>
             <w:r>
               <w:rPr>
@@ -95,19 +93,7 @@
                 <w:color w:val="2D2D2D"/>
                 <w:lang w:val="en-US" w:bidi="fa-IR"/>
               </w:rPr>
-              <w:t>Database Performance Benchmark</w:t>
-            </w:r>
-            <w:r>
-              <w:rPr>
-                <w:rFonts w:ascii="Vazirmatn" w:hAnsi="Vazirmatn" w:cs="Vazirmatn"/>
-                <w:sz w:val="32"/>
-                <w:szCs w:val="32"/>
-                <w:b/>
-                <w:bCs/>
-                <w:color w:val="2D2D2D"/>
-                <w:lang w:val="en-US" w:bidi="fa-IR"/>
-              </w:rPr>
-              <w:t>)</w:t>
+              <w:t>(Database Performance Benchmark)</w:t>
             </w:r>
           </w:p>
         </w:tc>
@@ -122,7 +108,7 @@
     <w:p>
       <w:pPr>
         <w:bidi/>
-        <w:spacing w:line="324" w:lineRule="auto" w:after="120"/>
+        <w:spacing w:line="336" w:lineRule="auto" w:after="120"/>
         <w:jc w:val="both"/>
       </w:pPr>
       <w:r>
@@ -133,7 +119,7 @@
           <w:color w:val="2D2D2D"/>
           <w:lang w:val="en-US" w:bidi="fa-IR"/>
         </w:rPr>
-        <w:t>در سامانه‌های تراکنشی پرحجم (</w:t>
+        <w:t>در</w:t>
       </w:r>
       <w:r>
         <w:rPr>
@@ -143,7 +129,7 @@
           <w:color w:val="2D2D2D"/>
           <w:lang w:val="en-US" w:bidi="fa-IR"/>
         </w:rPr>
-        <w:t>High</w:t>
+        <w:t xml:space="preserve"> </w:t>
       </w:r>
       <w:r>
         <w:rPr>
@@ -153,7 +139,7 @@
           <w:color w:val="2D2D2D"/>
           <w:lang w:val="en-US" w:bidi="fa-IR"/>
         </w:rPr>
-        <w:t>-</w:t>
+        <w:t>سامانه‌های</w:t>
       </w:r>
       <w:r>
         <w:rPr>
@@ -163,7 +149,107 @@
           <w:color w:val="2D2D2D"/>
           <w:lang w:val="en-US" w:bidi="fa-IR"/>
         </w:rPr>
-        <w:t>Throughput OLTP Systems</w:t>
+        <w:t xml:space="preserve"> </w:t>
+      </w:r>
+      <w:r>
+        <w:rPr>
+          <w:rFonts w:ascii="Vazirmatn" w:hAnsi="Vazirmatn" w:cs="Vazirmatn"/>
+          <w:sz w:val="22"/>
+          <w:szCs w:val="22"/>
+          <w:color w:val="2D2D2D"/>
+          <w:lang w:val="en-US" w:bidi="fa-IR"/>
+        </w:rPr>
+        <w:t>تراکنشی</w:t>
+      </w:r>
+      <w:r>
+        <w:rPr>
+          <w:rFonts w:ascii="Vazirmatn" w:hAnsi="Vazirmatn" w:cs="Vazirmatn"/>
+          <w:sz w:val="22"/>
+          <w:szCs w:val="22"/>
+          <w:color w:val="2D2D2D"/>
+          <w:lang w:val="en-US" w:bidi="fa-IR"/>
+        </w:rPr>
+        <w:t xml:space="preserve"> </w:t>
+      </w:r>
+      <w:r>
+        <w:rPr>
+          <w:rFonts w:ascii="Vazirmatn" w:hAnsi="Vazirmatn" w:cs="Vazirmatn"/>
+          <w:sz w:val="22"/>
+          <w:szCs w:val="22"/>
+          <w:color w:val="2D2D2D"/>
+          <w:lang w:val="en-US" w:bidi="fa-IR"/>
+        </w:rPr>
+        <w:t>پرحجم</w:t>
+      </w:r>
+      <w:r>
+        <w:rPr>
+          <w:rFonts w:ascii="Vazirmatn" w:hAnsi="Vazirmatn" w:cs="Vazirmatn"/>
+          <w:sz w:val="22"/>
+          <w:szCs w:val="22"/>
+          <w:color w:val="2D2D2D"/>
+          <w:lang w:val="en-US" w:bidi="fa-IR"/>
+        </w:rPr>
+        <w:t xml:space="preserve"> </w:t>
+      </w:r>
+      <w:r>
+        <w:rPr>
+          <w:rFonts w:ascii="Vazirmatn" w:hAnsi="Vazirmatn" w:cs="Vazirmatn"/>
+          <w:sz w:val="22"/>
+          <w:szCs w:val="22"/>
+          <w:color w:val="2D2D2D"/>
+          <w:lang w:val="en-US" w:bidi="fa-IR"/>
+        </w:rPr>
+        <w:t>(</w:t>
+      </w:r>
+      <w:r>
+        <w:rPr>
+          <w:rFonts w:ascii="Vazirmatn" w:hAnsi="Vazirmatn" w:cs="Vazirmatn"/>
+          <w:sz w:val="22"/>
+          <w:szCs w:val="22"/>
+          <w:color w:val="2D2D2D"/>
+          <w:lang w:val="en-US" w:bidi="fa-IR"/>
+        </w:rPr>
+        <w:t>High-Throughput</w:t>
+      </w:r>
+      <w:r>
+        <w:rPr>
+          <w:rFonts w:ascii="Vazirmatn" w:hAnsi="Vazirmatn" w:cs="Vazirmatn"/>
+          <w:sz w:val="22"/>
+          <w:szCs w:val="22"/>
+          <w:color w:val="2D2D2D"/>
+          <w:lang w:val="en-US" w:bidi="fa-IR"/>
+        </w:rPr>
+        <w:t xml:space="preserve"> </w:t>
+      </w:r>
+      <w:r>
+        <w:rPr>
+          <w:rFonts w:ascii="Vazirmatn" w:hAnsi="Vazirmatn" w:cs="Vazirmatn"/>
+          <w:sz w:val="22"/>
+          <w:szCs w:val="22"/>
+          <w:color w:val="2D2D2D"/>
+          <w:lang w:val="en-US" w:bidi="fa-IR"/>
+        </w:rPr>
+        <w:t>OLTP</w:t>
+      </w:r>
+      <w:r>
+        <w:rPr>
+          <w:rFonts w:ascii="Vazirmatn" w:hAnsi="Vazirmatn" w:cs="Vazirmatn"/>
+          <w:sz w:val="22"/>
+          <w:szCs w:val="22"/>
+          <w:color w:val="2D2D2D"/>
+          <w:lang w:val="en-US" w:bidi="fa-IR"/>
+        </w:rPr>
+        <w:t xml:space="preserve"> </w:t>
+      </w:r>
+      <w:r>
+        <w:rPr>
+          <w:rFonts w:ascii="Vazirmatn" w:hAnsi="Vazirmatn" w:cs="Vazirmatn"/>
+          <w:sz w:val="22"/>
+          <w:szCs w:val="22"/>
+          <w:color w:val="2D2D2D"/>
+          <w:lang w:val="en-US" w:bidi="fa-IR"/>
+        </w:rPr>
+        <w:t>Systems</w:t>
       </w:r>
       <w:r>
         <w:rPr>
@@ -183,7 +269,117 @@
           <w:color w:val="2D2D2D"/>
           <w:lang w:val="en-US" w:bidi="fa-IR"/>
         </w:rPr>
-        <w:t xml:space="preserve">، پایش مداوم شاخص‌های کارایی نظیر </w:t>
+        <w:t>،</w:t>
+      </w:r>
+      <w:r>
+        <w:rPr>
+          <w:rFonts w:ascii="Vazirmatn" w:hAnsi="Vazirmatn" w:cs="Vazirmatn"/>
+          <w:sz w:val="22"/>
+          <w:szCs w:val="22"/>
+          <w:color w:val="2D2D2D"/>
+          <w:lang w:val="en-US" w:bidi="fa-IR"/>
+        </w:rPr>
+        <w:t xml:space="preserve"> </w:t>
+      </w:r>
+      <w:r>
+        <w:rPr>
+          <w:rFonts w:ascii="Vazirmatn" w:hAnsi="Vazirmatn" w:cs="Vazirmatn"/>
+          <w:sz w:val="22"/>
+          <w:szCs w:val="22"/>
+          <w:color w:val="2D2D2D"/>
+          <w:lang w:val="en-US" w:bidi="fa-IR"/>
+        </w:rPr>
+        <w:t>پایش</w:t>
+      </w:r>
+      <w:r>
+        <w:rPr>
+          <w:rFonts w:ascii="Vazirmatn" w:hAnsi="Vazirmatn" w:cs="Vazirmatn"/>
+          <w:sz w:val="22"/>
+          <w:szCs w:val="22"/>
+          <w:color w:val="2D2D2D"/>
+          <w:lang w:val="en-US" w:bidi="fa-IR"/>
+        </w:rPr>
+        <w:t xml:space="preserve"> </w:t>
+      </w:r>
+      <w:r>
+        <w:rPr>
+          <w:rFonts w:ascii="Vazirmatn" w:hAnsi="Vazirmatn" w:cs="Vazirmatn"/>
+          <w:sz w:val="22"/>
+          <w:szCs w:val="22"/>
+          <w:color w:val="2D2D2D"/>
+          <w:lang w:val="en-US" w:bidi="fa-IR"/>
+        </w:rPr>
+        <w:t>مداوم</w:t>
+      </w:r>
+      <w:r>
+        <w:rPr>
+          <w:rFonts w:ascii="Vazirmatn" w:hAnsi="Vazirmatn" w:cs="Vazirmatn"/>
+          <w:sz w:val="22"/>
+          <w:szCs w:val="22"/>
+          <w:color w:val="2D2D2D"/>
+          <w:lang w:val="en-US" w:bidi="fa-IR"/>
+        </w:rPr>
+        <w:t xml:space="preserve"> </w:t>
+      </w:r>
+      <w:r>
+        <w:rPr>
+          <w:rFonts w:ascii="Vazirmatn" w:hAnsi="Vazirmatn" w:cs="Vazirmatn"/>
+          <w:sz w:val="22"/>
+          <w:szCs w:val="22"/>
+          <w:color w:val="2D2D2D"/>
+          <w:lang w:val="en-US" w:bidi="fa-IR"/>
+        </w:rPr>
+        <w:t>شاخص‌های</w:t>
+      </w:r>
+      <w:r>
+        <w:rPr>
+          <w:rFonts w:ascii="Vazirmatn" w:hAnsi="Vazirmatn" w:cs="Vazirmatn"/>
+          <w:sz w:val="22"/>
+          <w:szCs w:val="22"/>
+          <w:color w:val="2D2D2D"/>
+          <w:lang w:val="en-US" w:bidi="fa-IR"/>
+        </w:rPr>
+        <w:t xml:space="preserve"> </w:t>
+      </w:r>
+      <w:r>
+        <w:rPr>
+          <w:rFonts w:ascii="Vazirmatn" w:hAnsi="Vazirmatn" w:cs="Vazirmatn"/>
+          <w:sz w:val="22"/>
+          <w:szCs w:val="22"/>
+          <w:color w:val="2D2D2D"/>
+          <w:lang w:val="en-US" w:bidi="fa-IR"/>
+        </w:rPr>
+        <w:t>کارایی</w:t>
+      </w:r>
+      <w:r>
+        <w:rPr>
+          <w:rFonts w:ascii="Vazirmatn" w:hAnsi="Vazirmatn" w:cs="Vazirmatn"/>
+          <w:sz w:val="22"/>
+          <w:szCs w:val="22"/>
+          <w:color w:val="2D2D2D"/>
+          <w:lang w:val="en-US" w:bidi="fa-IR"/>
+        </w:rPr>
+        <w:t xml:space="preserve"> </w:t>
+      </w:r>
+      <w:r>
+        <w:rPr>
+          <w:rFonts w:ascii="Vazirmatn" w:hAnsi="Vazirmatn" w:cs="Vazirmatn"/>
+          <w:sz w:val="22"/>
+          <w:szCs w:val="22"/>
+          <w:color w:val="2D2D2D"/>
+          <w:lang w:val="en-US" w:bidi="fa-IR"/>
+        </w:rPr>
+        <w:t>نظیر</w:t>
+      </w:r>
+      <w:r>
+        <w:rPr>
+          <w:rFonts w:ascii="Vazirmatn" w:hAnsi="Vazirmatn" w:cs="Vazirmatn"/>
+          <w:sz w:val="22"/>
+          <w:szCs w:val="22"/>
+          <w:color w:val="2D2D2D"/>
+          <w:lang w:val="en-US" w:bidi="fa-IR"/>
+        </w:rPr>
+        <w:t xml:space="preserve"> </w:t>
       </w:r>
       <w:r>
         <w:rPr>
@@ -203,7 +399,17 @@
           <w:color w:val="2D2D2D"/>
           <w:lang w:val="en-US" w:bidi="fa-IR"/>
         </w:rPr>
-        <w:t xml:space="preserve">، </w:t>
+        <w:t>،</w:t>
+      </w:r>
+      <w:r>
+        <w:rPr>
+          <w:rFonts w:ascii="Vazirmatn" w:hAnsi="Vazirmatn" w:cs="Vazirmatn"/>
+          <w:sz w:val="22"/>
+          <w:szCs w:val="22"/>
+          <w:color w:val="2D2D2D"/>
+          <w:lang w:val="en-US" w:bidi="fa-IR"/>
+        </w:rPr>
+        <w:t xml:space="preserve"> </w:t>
       </w:r>
       <w:r>
         <w:rPr>
@@ -233,7 +439,17 @@
           <w:color w:val="2D2D2D"/>
           <w:lang w:val="en-US" w:bidi="fa-IR"/>
         </w:rPr>
-        <w:t xml:space="preserve">و </w:t>
+        <w:t>و</w:t>
+      </w:r>
+      <w:r>
+        <w:rPr>
+          <w:rFonts w:ascii="Vazirmatn" w:hAnsi="Vazirmatn" w:cs="Vazirmatn"/>
+          <w:sz w:val="22"/>
+          <w:szCs w:val="22"/>
+          <w:color w:val="2D2D2D"/>
+          <w:lang w:val="en-US" w:bidi="fa-IR"/>
+        </w:rPr>
+        <w:t xml:space="preserve"> </w:t>
       </w:r>
       <w:r>
         <w:rPr>
@@ -263,19 +479,519 @@
           <w:color w:val="2D2D2D"/>
           <w:lang w:val="en-US" w:bidi="fa-IR"/>
         </w:rPr>
-        <w:t>برای جلوگیری از گلوگاه‌های عملکردی امری ضروری است. این سند نتایج ارزیابی فنی و تست فشار سیستم را به دو زبان فارسی و انگلیسی گزارش می‌کند.</w:t>
+        <w:t>برای</w:t>
+      </w:r>
+      <w:r>
+        <w:rPr>
+          <w:rFonts w:ascii="Vazirmatn" w:hAnsi="Vazirmatn" w:cs="Vazirmatn"/>
+          <w:sz w:val="22"/>
+          <w:szCs w:val="22"/>
+          <w:color w:val="2D2D2D"/>
+          <w:lang w:val="en-US" w:bidi="fa-IR"/>
+        </w:rPr>
+        <w:t xml:space="preserve"> </w:t>
+      </w:r>
+      <w:r>
+        <w:rPr>
+          <w:rFonts w:ascii="Vazirmatn" w:hAnsi="Vazirmatn" w:cs="Vazirmatn"/>
+          <w:sz w:val="22"/>
+          <w:szCs w:val="22"/>
+          <w:color w:val="2D2D2D"/>
+          <w:lang w:val="en-US" w:bidi="fa-IR"/>
+        </w:rPr>
+        <w:t>جلوگیری</w:t>
+      </w:r>
+      <w:r>
+        <w:rPr>
+          <w:rFonts w:ascii="Vazirmatn" w:hAnsi="Vazirmatn" w:cs="Vazirmatn"/>
+          <w:sz w:val="22"/>
+          <w:szCs w:val="22"/>
+          <w:color w:val="2D2D2D"/>
+          <w:lang w:val="en-US" w:bidi="fa-IR"/>
+        </w:rPr>
+        <w:t xml:space="preserve"> </w:t>
+      </w:r>
+      <w:r>
+        <w:rPr>
+          <w:rFonts w:ascii="Vazirmatn" w:hAnsi="Vazirmatn" w:cs="Vazirmatn"/>
+          <w:sz w:val="22"/>
+          <w:szCs w:val="22"/>
+          <w:color w:val="2D2D2D"/>
+          <w:lang w:val="en-US" w:bidi="fa-IR"/>
+        </w:rPr>
+        <w:t>از</w:t>
+      </w:r>
+      <w:r>
+        <w:rPr>
+          <w:rFonts w:ascii="Vazirmatn" w:hAnsi="Vazirmatn" w:cs="Vazirmatn"/>
+          <w:sz w:val="22"/>
+          <w:szCs w:val="22"/>
+          <w:color w:val="2D2D2D"/>
+          <w:lang w:val="en-US" w:bidi="fa-IR"/>
+        </w:rPr>
+        <w:t xml:space="preserve"> </w:t>
+      </w:r>
+      <w:r>
+        <w:rPr>
+          <w:rFonts w:ascii="Vazirmatn" w:hAnsi="Vazirmatn" w:cs="Vazirmatn"/>
+          <w:sz w:val="22"/>
+          <w:szCs w:val="22"/>
+          <w:color w:val="2D2D2D"/>
+          <w:lang w:val="en-US" w:bidi="fa-IR"/>
+        </w:rPr>
+        <w:t>گلوگاه‌های</w:t>
+      </w:r>
+      <w:r>
+        <w:rPr>
+          <w:rFonts w:ascii="Vazirmatn" w:hAnsi="Vazirmatn" w:cs="Vazirmatn"/>
+          <w:sz w:val="22"/>
+          <w:szCs w:val="22"/>
+          <w:color w:val="2D2D2D"/>
+          <w:lang w:val="en-US" w:bidi="fa-IR"/>
+        </w:rPr>
+        <w:t xml:space="preserve"> </w:t>
+      </w:r>
+      <w:r>
+        <w:rPr>
+          <w:rFonts w:ascii="Vazirmatn" w:hAnsi="Vazirmatn" w:cs="Vazirmatn"/>
+          <w:sz w:val="22"/>
+          <w:szCs w:val="22"/>
+          <w:color w:val="2D2D2D"/>
+          <w:lang w:val="en-US" w:bidi="fa-IR"/>
+        </w:rPr>
+        <w:t>عملکردی</w:t>
+      </w:r>
+      <w:r>
+        <w:rPr>
+          <w:rFonts w:ascii="Vazirmatn" w:hAnsi="Vazirmatn" w:cs="Vazirmatn"/>
+          <w:sz w:val="22"/>
+          <w:szCs w:val="22"/>
+          <w:color w:val="2D2D2D"/>
+          <w:lang w:val="en-US" w:bidi="fa-IR"/>
+        </w:rPr>
+        <w:t xml:space="preserve"> </w:t>
+      </w:r>
+      <w:r>
+        <w:rPr>
+          <w:rFonts w:ascii="Vazirmatn" w:hAnsi="Vazirmatn" w:cs="Vazirmatn"/>
+          <w:sz w:val="22"/>
+          <w:szCs w:val="22"/>
+          <w:color w:val="2D2D2D"/>
+          <w:lang w:val="en-US" w:bidi="fa-IR"/>
+        </w:rPr>
+        <w:t>امری</w:t>
+      </w:r>
+      <w:r>
+        <w:rPr>
+          <w:rFonts w:ascii="Vazirmatn" w:hAnsi="Vazirmatn" w:cs="Vazirmatn"/>
+          <w:sz w:val="22"/>
+          <w:szCs w:val="22"/>
+          <w:color w:val="2D2D2D"/>
+          <w:lang w:val="en-US" w:bidi="fa-IR"/>
+        </w:rPr>
+        <w:t xml:space="preserve"> </w:t>
+      </w:r>
+      <w:r>
+        <w:rPr>
+          <w:rFonts w:ascii="Vazirmatn" w:hAnsi="Vazirmatn" w:cs="Vazirmatn"/>
+          <w:sz w:val="22"/>
+          <w:szCs w:val="22"/>
+          <w:color w:val="2D2D2D"/>
+          <w:lang w:val="en-US" w:bidi="fa-IR"/>
+        </w:rPr>
+        <w:t>ضروری</w:t>
+      </w:r>
+      <w:r>
+        <w:rPr>
+          <w:rFonts w:ascii="Vazirmatn" w:hAnsi="Vazirmatn" w:cs="Vazirmatn"/>
+          <w:sz w:val="22"/>
+          <w:szCs w:val="22"/>
+          <w:color w:val="2D2D2D"/>
+          <w:lang w:val="en-US" w:bidi="fa-IR"/>
+        </w:rPr>
+        <w:t xml:space="preserve"> </w:t>
+      </w:r>
+      <w:r>
+        <w:rPr>
+          <w:rFonts w:ascii="Vazirmatn" w:hAnsi="Vazirmatn" w:cs="Vazirmatn"/>
+          <w:sz w:val="22"/>
+          <w:szCs w:val="22"/>
+          <w:color w:val="2D2D2D"/>
+          <w:lang w:val="en-US" w:bidi="fa-IR"/>
+        </w:rPr>
+        <w:t>است.</w:t>
+      </w:r>
+      <w:r>
+        <w:rPr>
+          <w:rFonts w:ascii="Vazirmatn" w:hAnsi="Vazirmatn" w:cs="Vazirmatn"/>
+          <w:sz w:val="22"/>
+          <w:szCs w:val="22"/>
+          <w:color w:val="2D2D2D"/>
+          <w:lang w:val="en-US" w:bidi="fa-IR"/>
+        </w:rPr>
+        <w:t xml:space="preserve"> </w:t>
+      </w:r>
+      <w:r>
+        <w:rPr>
+          <w:rFonts w:ascii="Vazirmatn" w:hAnsi="Vazirmatn" w:cs="Vazirmatn"/>
+          <w:sz w:val="22"/>
+          <w:szCs w:val="22"/>
+          <w:color w:val="2D2D2D"/>
+          <w:lang w:val="en-US" w:bidi="fa-IR"/>
+        </w:rPr>
+        <w:t>این</w:t>
+      </w:r>
+      <w:r>
+        <w:rPr>
+          <w:rFonts w:ascii="Vazirmatn" w:hAnsi="Vazirmatn" w:cs="Vazirmatn"/>
+          <w:sz w:val="22"/>
+          <w:szCs w:val="22"/>
+          <w:color w:val="2D2D2D"/>
+          <w:lang w:val="en-US" w:bidi="fa-IR"/>
+        </w:rPr>
+        <w:t xml:space="preserve"> </w:t>
+      </w:r>
+      <w:r>
+        <w:rPr>
+          <w:rFonts w:ascii="Vazirmatn" w:hAnsi="Vazirmatn" w:cs="Vazirmatn"/>
+          <w:sz w:val="22"/>
+          <w:szCs w:val="22"/>
+          <w:color w:val="2D2D2D"/>
+          <w:lang w:val="en-US" w:bidi="fa-IR"/>
+        </w:rPr>
+        <w:t>سند</w:t>
+      </w:r>
+      <w:r>
+        <w:rPr>
+          <w:rFonts w:ascii="Vazirmatn" w:hAnsi="Vazirmatn" w:cs="Vazirmatn"/>
+          <w:sz w:val="22"/>
+          <w:szCs w:val="22"/>
+          <w:color w:val="2D2D2D"/>
+          <w:lang w:val="en-US" w:bidi="fa-IR"/>
+        </w:rPr>
+        <w:t xml:space="preserve"> </w:t>
+      </w:r>
+      <w:r>
+        <w:rPr>
+          <w:rFonts w:ascii="Vazirmatn" w:hAnsi="Vazirmatn" w:cs="Vazirmatn"/>
+          <w:sz w:val="22"/>
+          <w:szCs w:val="22"/>
+          <w:color w:val="2D2D2D"/>
+          <w:lang w:val="en-US" w:bidi="fa-IR"/>
+        </w:rPr>
+        <w:t>نتایج</w:t>
+      </w:r>
+      <w:r>
+        <w:rPr>
+          <w:rFonts w:ascii="Vazirmatn" w:hAnsi="Vazirmatn" w:cs="Vazirmatn"/>
+          <w:sz w:val="22"/>
+          <w:szCs w:val="22"/>
+          <w:color w:val="2D2D2D"/>
+          <w:lang w:val="en-US" w:bidi="fa-IR"/>
+        </w:rPr>
+        <w:t xml:space="preserve"> </w:t>
+      </w:r>
+      <w:r>
+        <w:rPr>
+          <w:rFonts w:ascii="Vazirmatn" w:hAnsi="Vazirmatn" w:cs="Vazirmatn"/>
+          <w:sz w:val="22"/>
+          <w:szCs w:val="22"/>
+          <w:color w:val="2D2D2D"/>
+          <w:lang w:val="en-US" w:bidi="fa-IR"/>
+        </w:rPr>
+        <w:t>ارزیابی</w:t>
+      </w:r>
+      <w:r>
+        <w:rPr>
+          <w:rFonts w:ascii="Vazirmatn" w:hAnsi="Vazirmatn" w:cs="Vazirmatn"/>
+          <w:sz w:val="22"/>
+          <w:szCs w:val="22"/>
+          <w:color w:val="2D2D2D"/>
+          <w:lang w:val="en-US" w:bidi="fa-IR"/>
+        </w:rPr>
+        <w:t xml:space="preserve"> </w:t>
+      </w:r>
+      <w:r>
+        <w:rPr>
+          <w:rFonts w:ascii="Vazirmatn" w:hAnsi="Vazirmatn" w:cs="Vazirmatn"/>
+          <w:sz w:val="22"/>
+          <w:szCs w:val="22"/>
+          <w:color w:val="2D2D2D"/>
+          <w:lang w:val="en-US" w:bidi="fa-IR"/>
+        </w:rPr>
+        <w:t>فنی</w:t>
+      </w:r>
+      <w:r>
+        <w:rPr>
+          <w:rFonts w:ascii="Vazirmatn" w:hAnsi="Vazirmatn" w:cs="Vazirmatn"/>
+          <w:sz w:val="22"/>
+          <w:szCs w:val="22"/>
+          <w:color w:val="2D2D2D"/>
+          <w:lang w:val="en-US" w:bidi="fa-IR"/>
+        </w:rPr>
+        <w:t xml:space="preserve"> </w:t>
+      </w:r>
+      <w:r>
+        <w:rPr>
+          <w:rFonts w:ascii="Vazirmatn" w:hAnsi="Vazirmatn" w:cs="Vazirmatn"/>
+          <w:sz w:val="22"/>
+          <w:szCs w:val="22"/>
+          <w:color w:val="2D2D2D"/>
+          <w:lang w:val="en-US" w:bidi="fa-IR"/>
+        </w:rPr>
+        <w:t>و</w:t>
+      </w:r>
+      <w:r>
+        <w:rPr>
+          <w:rFonts w:ascii="Vazirmatn" w:hAnsi="Vazirmatn" w:cs="Vazirmatn"/>
+          <w:sz w:val="22"/>
+          <w:szCs w:val="22"/>
+          <w:color w:val="2D2D2D"/>
+          <w:lang w:val="en-US" w:bidi="fa-IR"/>
+        </w:rPr>
+        <w:t xml:space="preserve"> </w:t>
+      </w:r>
+      <w:r>
+        <w:rPr>
+          <w:rFonts w:ascii="Vazirmatn" w:hAnsi="Vazirmatn" w:cs="Vazirmatn"/>
+          <w:sz w:val="22"/>
+          <w:szCs w:val="22"/>
+          <w:color w:val="2D2D2D"/>
+          <w:lang w:val="en-US" w:bidi="fa-IR"/>
+        </w:rPr>
+        <w:t>تست</w:t>
+      </w:r>
+      <w:r>
+        <w:rPr>
+          <w:rFonts w:ascii="Vazirmatn" w:hAnsi="Vazirmatn" w:cs="Vazirmatn"/>
+          <w:sz w:val="22"/>
+          <w:szCs w:val="22"/>
+          <w:color w:val="2D2D2D"/>
+          <w:lang w:val="en-US" w:bidi="fa-IR"/>
+        </w:rPr>
+        <w:t xml:space="preserve"> </w:t>
+      </w:r>
+      <w:r>
+        <w:rPr>
+          <w:rFonts w:ascii="Vazirmatn" w:hAnsi="Vazirmatn" w:cs="Vazirmatn"/>
+          <w:sz w:val="22"/>
+          <w:szCs w:val="22"/>
+          <w:color w:val="2D2D2D"/>
+          <w:lang w:val="en-US" w:bidi="fa-IR"/>
+        </w:rPr>
+        <w:t>فشار</w:t>
+      </w:r>
+      <w:r>
+        <w:rPr>
+          <w:rFonts w:ascii="Vazirmatn" w:hAnsi="Vazirmatn" w:cs="Vazirmatn"/>
+          <w:sz w:val="22"/>
+          <w:szCs w:val="22"/>
+          <w:color w:val="2D2D2D"/>
+          <w:lang w:val="en-US" w:bidi="fa-IR"/>
+        </w:rPr>
+        <w:t xml:space="preserve"> </w:t>
+      </w:r>
+      <w:r>
+        <w:rPr>
+          <w:rFonts w:ascii="Vazirmatn" w:hAnsi="Vazirmatn" w:cs="Vazirmatn"/>
+          <w:sz w:val="22"/>
+          <w:szCs w:val="22"/>
+          <w:color w:val="2D2D2D"/>
+          <w:lang w:val="en-US" w:bidi="fa-IR"/>
+        </w:rPr>
+        <w:t>سیستم</w:t>
+      </w:r>
+      <w:r>
+        <w:rPr>
+          <w:rFonts w:ascii="Vazirmatn" w:hAnsi="Vazirmatn" w:cs="Vazirmatn"/>
+          <w:sz w:val="22"/>
+          <w:szCs w:val="22"/>
+          <w:color w:val="2D2D2D"/>
+          <w:lang w:val="en-US" w:bidi="fa-IR"/>
+        </w:rPr>
+        <w:t xml:space="preserve"> </w:t>
+      </w:r>
+      <w:r>
+        <w:rPr>
+          <w:rFonts w:ascii="Vazirmatn" w:hAnsi="Vazirmatn" w:cs="Vazirmatn"/>
+          <w:sz w:val="22"/>
+          <w:szCs w:val="22"/>
+          <w:color w:val="2D2D2D"/>
+          <w:lang w:val="en-US" w:bidi="fa-IR"/>
+        </w:rPr>
+        <w:t>را</w:t>
+      </w:r>
+      <w:r>
+        <w:rPr>
+          <w:rFonts w:ascii="Vazirmatn" w:hAnsi="Vazirmatn" w:cs="Vazirmatn"/>
+          <w:sz w:val="22"/>
+          <w:szCs w:val="22"/>
+          <w:color w:val="2D2D2D"/>
+          <w:lang w:val="en-US" w:bidi="fa-IR"/>
+        </w:rPr>
+        <w:t xml:space="preserve"> </w:t>
+      </w:r>
+      <w:r>
+        <w:rPr>
+          <w:rFonts w:ascii="Vazirmatn" w:hAnsi="Vazirmatn" w:cs="Vazirmatn"/>
+          <w:sz w:val="22"/>
+          <w:szCs w:val="22"/>
+          <w:color w:val="2D2D2D"/>
+          <w:lang w:val="en-US" w:bidi="fa-IR"/>
+        </w:rPr>
+        <w:t>به</w:t>
+      </w:r>
+      <w:r>
+        <w:rPr>
+          <w:rFonts w:ascii="Vazirmatn" w:hAnsi="Vazirmatn" w:cs="Vazirmatn"/>
+          <w:sz w:val="22"/>
+          <w:szCs w:val="22"/>
+          <w:color w:val="2D2D2D"/>
+          <w:lang w:val="en-US" w:bidi="fa-IR"/>
+        </w:rPr>
+        <w:t xml:space="preserve"> </w:t>
+      </w:r>
+      <w:r>
+        <w:rPr>
+          <w:rFonts w:ascii="Vazirmatn" w:hAnsi="Vazirmatn" w:cs="Vazirmatn"/>
+          <w:sz w:val="22"/>
+          <w:szCs w:val="22"/>
+          <w:color w:val="2D2D2D"/>
+          <w:lang w:val="en-US" w:bidi="fa-IR"/>
+        </w:rPr>
+        <w:t>دو</w:t>
+      </w:r>
+      <w:r>
+        <w:rPr>
+          <w:rFonts w:ascii="Vazirmatn" w:hAnsi="Vazirmatn" w:cs="Vazirmatn"/>
+          <w:sz w:val="22"/>
+          <w:szCs w:val="22"/>
+          <w:color w:val="2D2D2D"/>
+          <w:lang w:val="en-US" w:bidi="fa-IR"/>
+        </w:rPr>
+        <w:t xml:space="preserve"> </w:t>
+      </w:r>
+      <w:r>
+        <w:rPr>
+          <w:rFonts w:ascii="Vazirmatn" w:hAnsi="Vazirmatn" w:cs="Vazirmatn"/>
+          <w:sz w:val="22"/>
+          <w:szCs w:val="22"/>
+          <w:color w:val="2D2D2D"/>
+          <w:lang w:val="en-US" w:bidi="fa-IR"/>
+        </w:rPr>
+        <w:t>زبان</w:t>
+      </w:r>
+      <w:r>
+        <w:rPr>
+          <w:rFonts w:ascii="Vazirmatn" w:hAnsi="Vazirmatn" w:cs="Vazirmatn"/>
+          <w:sz w:val="22"/>
+          <w:szCs w:val="22"/>
+          <w:color w:val="2D2D2D"/>
+          <w:lang w:val="en-US" w:bidi="fa-IR"/>
+        </w:rPr>
+        <w:t xml:space="preserve"> </w:t>
+      </w:r>
+      <w:r>
+        <w:rPr>
+          <w:rFonts w:ascii="Vazirmatn" w:hAnsi="Vazirmatn" w:cs="Vazirmatn"/>
+          <w:sz w:val="22"/>
+          <w:szCs w:val="22"/>
+          <w:color w:val="2D2D2D"/>
+          <w:lang w:val="en-US" w:bidi="fa-IR"/>
+        </w:rPr>
+        <w:t>فارسی</w:t>
+      </w:r>
+      <w:r>
+        <w:rPr>
+          <w:rFonts w:ascii="Vazirmatn" w:hAnsi="Vazirmatn" w:cs="Vazirmatn"/>
+          <w:sz w:val="22"/>
+          <w:szCs w:val="22"/>
+          <w:color w:val="2D2D2D"/>
+          <w:lang w:val="en-US" w:bidi="fa-IR"/>
+        </w:rPr>
+        <w:t xml:space="preserve"> </w:t>
+      </w:r>
+      <w:r>
+        <w:rPr>
+          <w:rFonts w:ascii="Vazirmatn" w:hAnsi="Vazirmatn" w:cs="Vazirmatn"/>
+          <w:sz w:val="22"/>
+          <w:szCs w:val="22"/>
+          <w:color w:val="2D2D2D"/>
+          <w:lang w:val="en-US" w:bidi="fa-IR"/>
+        </w:rPr>
+        <w:t>و</w:t>
+      </w:r>
+      <w:r>
+        <w:rPr>
+          <w:rFonts w:ascii="Vazirmatn" w:hAnsi="Vazirmatn" w:cs="Vazirmatn"/>
+          <w:sz w:val="22"/>
+          <w:szCs w:val="22"/>
+          <w:color w:val="2D2D2D"/>
+          <w:lang w:val="en-US" w:bidi="fa-IR"/>
+        </w:rPr>
+        <w:t xml:space="preserve"> </w:t>
+      </w:r>
+      <w:r>
+        <w:rPr>
+          <w:rFonts w:ascii="Vazirmatn" w:hAnsi="Vazirmatn" w:cs="Vazirmatn"/>
+          <w:sz w:val="22"/>
+          <w:szCs w:val="22"/>
+          <w:color w:val="2D2D2D"/>
+          <w:lang w:val="en-US" w:bidi="fa-IR"/>
+        </w:rPr>
+        <w:t>انگلیسی</w:t>
+      </w:r>
+      <w:r>
+        <w:rPr>
+          <w:rFonts w:ascii="Vazirmatn" w:hAnsi="Vazirmatn" w:cs="Vazirmatn"/>
+          <w:sz w:val="22"/>
+          <w:szCs w:val="22"/>
+          <w:color w:val="2D2D2D"/>
+          <w:lang w:val="en-US" w:bidi="fa-IR"/>
+        </w:rPr>
+        <w:t xml:space="preserve"> </w:t>
+      </w:r>
+      <w:r>
+        <w:rPr>
+          <w:rFonts w:ascii="Vazirmatn" w:hAnsi="Vazirmatn" w:cs="Vazirmatn"/>
+          <w:sz w:val="22"/>
+          <w:szCs w:val="22"/>
+          <w:color w:val="2D2D2D"/>
+          <w:lang w:val="en-US" w:bidi="fa-IR"/>
+        </w:rPr>
+        <w:t>گزارش</w:t>
+      </w:r>
+      <w:r>
+        <w:rPr>
+          <w:rFonts w:ascii="Vazirmatn" w:hAnsi="Vazirmatn" w:cs="Vazirmatn"/>
+          <w:sz w:val="22"/>
+          <w:szCs w:val="22"/>
+          <w:color w:val="2D2D2D"/>
+          <w:lang w:val="en-US" w:bidi="fa-IR"/>
+        </w:rPr>
+        <w:t xml:space="preserve"> </w:t>
+      </w:r>
+      <w:r>
+        <w:rPr>
+          <w:rFonts w:ascii="Vazirmatn" w:hAnsi="Vazirmatn" w:cs="Vazirmatn"/>
+          <w:sz w:val="22"/>
+          <w:szCs w:val="22"/>
+          <w:color w:val="2D2D2D"/>
+          <w:lang w:val="en-US" w:bidi="fa-IR"/>
+        </w:rPr>
+        <w:t>می‌کند.</w:t>
       </w:r>
     </w:p>
     <w:tbl>
       <w:tblPr>
-        <w:tblW w:type="auto" w:w="0"/>
+        <w:tblW w:type="dxa" w:w="9638"/>
         <w:tblLayout w:type="fixed"/>
         <w:tblLook w:firstColumn="1" w:firstRow="1" w:lastColumn="0" w:lastRow="0" w:noHBand="0" w:noVBand="1" w:val="04A0"/>
         <w:bidiVisual/>
       </w:tblPr>
       <w:tblGrid>
-        <w:gridCol w:w="4819"/>
-        <w:gridCol w:w="4819"/>
+        <w:gridCol w:w="936"/>
+        <w:gridCol w:w="8702"/>
       </w:tblGrid>
       <w:tr>
         <w:tc>
@@ -299,7 +1015,6 @@
             <w:pPr>
               <w:jc w:val="center"/>
             </w:pPr>
-            <w:r/>
             <w:r>
               <w:rPr>
                 <w:rFonts w:ascii="Vazirmatn" w:hAnsi="Vazirmatn" w:cs="Vazirmatn"/>
@@ -336,7 +1051,6 @@
               <w:bidi/>
               <w:jc w:val="start"/>
             </w:pPr>
-            <w:r/>
             <w:r>
               <w:rPr>
                 <w:rFonts w:ascii="Vazirmatn" w:hAnsi="Vazirmatn" w:cs="Vazirmatn"/>
@@ -347,7 +1061,7 @@
                 <w:color w:val="2D2D2D"/>
                 <w:lang w:val="en-US" w:bidi="fa-IR"/>
               </w:rPr>
-              <w:t>معماری کلاستر با قابلیت دسترسی‌پذیر بالا (</w:t>
+              <w:t xml:space="preserve">معماری کلاستر با قابلیت دسترسی‌پذیر بالا </w:t>
             </w:r>
             <w:r>
               <w:rPr>
@@ -359,19 +1073,7 @@
                 <w:color w:val="2D2D2D"/>
                 <w:lang w:val="en-US" w:bidi="fa-IR"/>
               </w:rPr>
-              <w:t>High Availability Cluster Architecture</w:t>
-            </w:r>
-            <w:r>
-              <w:rPr>
-                <w:rFonts w:ascii="Vazirmatn" w:hAnsi="Vazirmatn" w:cs="Vazirmatn"/>
-                <w:sz w:val="28"/>
-                <w:szCs w:val="28"/>
-                <w:b/>
-                <w:bCs/>
-                <w:color w:val="2D2D2D"/>
-                <w:lang w:val="en-US" w:bidi="fa-IR"/>
-              </w:rPr>
-              <w:t>)</w:t>
+              <w:t>(High Availability Cluster Architecture)</w:t>
             </w:r>
           </w:p>
         </w:tc>
@@ -386,7 +1088,7 @@
     <w:p>
       <w:pPr>
         <w:bidi/>
-        <w:spacing w:line="324" w:lineRule="auto" w:after="120"/>
+        <w:spacing w:line="336" w:lineRule="auto" w:after="120"/>
         <w:jc w:val="both"/>
       </w:pPr>
       <w:r>
@@ -397,17 +1099,7 @@
           <w:color w:val="2D2D2D"/>
           <w:lang w:val="en-US" w:bidi="fa-IR"/>
         </w:rPr>
-        <w:t xml:space="preserve">ساختار خوشه‌بندی بر پایه </w:t>
-      </w:r>
-      <w:r>
-        <w:rPr>
-          <w:rFonts w:ascii="Vazirmatn" w:hAnsi="Vazirmatn" w:cs="Vazirmatn"/>
-          <w:sz w:val="22"/>
-          <w:szCs w:val="22"/>
-          <w:color w:val="2D2D2D"/>
-          <w:lang w:val="en-US" w:bidi="fa-IR"/>
-        </w:rPr>
-        <w:t>Always On Availability Groups</w:t>
+        <w:t>ساختار</w:t>
       </w:r>
       <w:r>
         <w:rPr>
@@ -427,17 +1119,7 @@
           <w:color w:val="2D2D2D"/>
           <w:lang w:val="en-US" w:bidi="fa-IR"/>
         </w:rPr>
-        <w:t xml:space="preserve">در محیط </w:t>
-      </w:r>
-      <w:r>
-        <w:rPr>
-          <w:rFonts w:ascii="Vazirmatn" w:hAnsi="Vazirmatn" w:cs="Vazirmatn"/>
-          <w:sz w:val="22"/>
-          <w:szCs w:val="22"/>
-          <w:color w:val="2D2D2D"/>
-          <w:lang w:val="en-US" w:bidi="fa-IR"/>
-        </w:rPr>
-        <w:t>SQL Server Enterprise</w:t>
+        <w:t>خوشه‌بندی</w:t>
       </w:r>
       <w:r>
         <w:rPr>
@@ -457,7 +1139,7 @@
           <w:color w:val="2D2D2D"/>
           <w:lang w:val="en-US" w:bidi="fa-IR"/>
         </w:rPr>
-        <w:t>طراحی شده است. ترافیک خواندن (</w:t>
+        <w:t>بر</w:t>
       </w:r>
       <w:r>
         <w:rPr>
@@ -467,7 +1149,7 @@
           <w:color w:val="2D2D2D"/>
           <w:lang w:val="en-US" w:bidi="fa-IR"/>
         </w:rPr>
-        <w:t>Read Workloads</w:t>
+        <w:t xml:space="preserve"> </w:t>
       </w:r>
       <w:r>
         <w:rPr>
@@ -477,7 +1159,7 @@
           <w:color w:val="2D2D2D"/>
           <w:lang w:val="en-US" w:bidi="fa-IR"/>
         </w:rPr>
-        <w:t xml:space="preserve">) </w:t>
+        <w:t>پایه</w:t>
       </w:r>
       <w:r>
         <w:rPr>
@@ -487,7 +1169,297 @@
           <w:color w:val="2D2D2D"/>
           <w:lang w:val="en-US" w:bidi="fa-IR"/>
         </w:rPr>
-        <w:t xml:space="preserve">به صورت خودکار به </w:t>
+        <w:t xml:space="preserve"> </w:t>
+      </w:r>
+      <w:r>
+        <w:rPr>
+          <w:rFonts w:ascii="Vazirmatn" w:hAnsi="Vazirmatn" w:cs="Vazirmatn"/>
+          <w:sz w:val="22"/>
+          <w:szCs w:val="22"/>
+          <w:color w:val="2D2D2D"/>
+          <w:lang w:val="en-US" w:bidi="fa-IR"/>
+        </w:rPr>
+        <w:t>Always</w:t>
+      </w:r>
+      <w:r>
+        <w:rPr>
+          <w:rFonts w:ascii="Vazirmatn" w:hAnsi="Vazirmatn" w:cs="Vazirmatn"/>
+          <w:sz w:val="22"/>
+          <w:szCs w:val="22"/>
+          <w:color w:val="2D2D2D"/>
+          <w:lang w:val="en-US" w:bidi="fa-IR"/>
+        </w:rPr>
+        <w:t xml:space="preserve"> </w:t>
+      </w:r>
+      <w:r>
+        <w:rPr>
+          <w:rFonts w:ascii="Vazirmatn" w:hAnsi="Vazirmatn" w:cs="Vazirmatn"/>
+          <w:sz w:val="22"/>
+          <w:szCs w:val="22"/>
+          <w:color w:val="2D2D2D"/>
+          <w:lang w:val="en-US" w:bidi="fa-IR"/>
+        </w:rPr>
+        <w:t>On</w:t>
+      </w:r>
+      <w:r>
+        <w:rPr>
+          <w:rFonts w:ascii="Vazirmatn" w:hAnsi="Vazirmatn" w:cs="Vazirmatn"/>
+          <w:sz w:val="22"/>
+          <w:szCs w:val="22"/>
+          <w:color w:val="2D2D2D"/>
+          <w:lang w:val="en-US" w:bidi="fa-IR"/>
+        </w:rPr>
+        <w:t xml:space="preserve"> </w:t>
+      </w:r>
+      <w:r>
+        <w:rPr>
+          <w:rFonts w:ascii="Vazirmatn" w:hAnsi="Vazirmatn" w:cs="Vazirmatn"/>
+          <w:sz w:val="22"/>
+          <w:szCs w:val="22"/>
+          <w:color w:val="2D2D2D"/>
+          <w:lang w:val="en-US" w:bidi="fa-IR"/>
+        </w:rPr>
+        <w:t>Availability</w:t>
+      </w:r>
+      <w:r>
+        <w:rPr>
+          <w:rFonts w:ascii="Vazirmatn" w:hAnsi="Vazirmatn" w:cs="Vazirmatn"/>
+          <w:sz w:val="22"/>
+          <w:szCs w:val="22"/>
+          <w:color w:val="2D2D2D"/>
+          <w:lang w:val="en-US" w:bidi="fa-IR"/>
+        </w:rPr>
+        <w:t xml:space="preserve"> </w:t>
+      </w:r>
+      <w:r>
+        <w:rPr>
+          <w:rFonts w:ascii="Vazirmatn" w:hAnsi="Vazirmatn" w:cs="Vazirmatn"/>
+          <w:sz w:val="22"/>
+          <w:szCs w:val="22"/>
+          <w:color w:val="2D2D2D"/>
+          <w:lang w:val="en-US" w:bidi="fa-IR"/>
+        </w:rPr>
+        <w:t>Groups</w:t>
+      </w:r>
+      <w:r>
+        <w:rPr>
+          <w:rFonts w:ascii="Vazirmatn" w:hAnsi="Vazirmatn" w:cs="Vazirmatn"/>
+          <w:sz w:val="22"/>
+          <w:szCs w:val="22"/>
+          <w:color w:val="2D2D2D"/>
+          <w:lang w:val="en-US" w:bidi="fa-IR"/>
+        </w:rPr>
+        <w:t xml:space="preserve"> </w:t>
+      </w:r>
+      <w:r>
+        <w:rPr>
+          <w:rFonts w:ascii="Vazirmatn" w:hAnsi="Vazirmatn" w:cs="Vazirmatn"/>
+          <w:sz w:val="22"/>
+          <w:szCs w:val="22"/>
+          <w:color w:val="2D2D2D"/>
+          <w:lang w:val="en-US" w:bidi="fa-IR"/>
+        </w:rPr>
+        <w:t>در</w:t>
+      </w:r>
+      <w:r>
+        <w:rPr>
+          <w:rFonts w:ascii="Vazirmatn" w:hAnsi="Vazirmatn" w:cs="Vazirmatn"/>
+          <w:sz w:val="22"/>
+          <w:szCs w:val="22"/>
+          <w:color w:val="2D2D2D"/>
+          <w:lang w:val="en-US" w:bidi="fa-IR"/>
+        </w:rPr>
+        <w:t xml:space="preserve"> </w:t>
+      </w:r>
+      <w:r>
+        <w:rPr>
+          <w:rFonts w:ascii="Vazirmatn" w:hAnsi="Vazirmatn" w:cs="Vazirmatn"/>
+          <w:sz w:val="22"/>
+          <w:szCs w:val="22"/>
+          <w:color w:val="2D2D2D"/>
+          <w:lang w:val="en-US" w:bidi="fa-IR"/>
+        </w:rPr>
+        <w:t>محیط</w:t>
+      </w:r>
+      <w:r>
+        <w:rPr>
+          <w:rFonts w:ascii="Vazirmatn" w:hAnsi="Vazirmatn" w:cs="Vazirmatn"/>
+          <w:sz w:val="22"/>
+          <w:szCs w:val="22"/>
+          <w:color w:val="2D2D2D"/>
+          <w:lang w:val="en-US" w:bidi="fa-IR"/>
+        </w:rPr>
+        <w:t xml:space="preserve"> </w:t>
+      </w:r>
+      <w:r>
+        <w:rPr>
+          <w:rFonts w:ascii="Vazirmatn" w:hAnsi="Vazirmatn" w:cs="Vazirmatn"/>
+          <w:sz w:val="22"/>
+          <w:szCs w:val="22"/>
+          <w:color w:val="2D2D2D"/>
+          <w:lang w:val="en-US" w:bidi="fa-IR"/>
+        </w:rPr>
+        <w:t>SQL</w:t>
+      </w:r>
+      <w:r>
+        <w:rPr>
+          <w:rFonts w:ascii="Vazirmatn" w:hAnsi="Vazirmatn" w:cs="Vazirmatn"/>
+          <w:sz w:val="22"/>
+          <w:szCs w:val="22"/>
+          <w:color w:val="2D2D2D"/>
+          <w:lang w:val="en-US" w:bidi="fa-IR"/>
+        </w:rPr>
+        <w:t xml:space="preserve"> </w:t>
+      </w:r>
+      <w:r>
+        <w:rPr>
+          <w:rFonts w:ascii="Vazirmatn" w:hAnsi="Vazirmatn" w:cs="Vazirmatn"/>
+          <w:sz w:val="22"/>
+          <w:szCs w:val="22"/>
+          <w:color w:val="2D2D2D"/>
+          <w:lang w:val="en-US" w:bidi="fa-IR"/>
+        </w:rPr>
+        <w:t>Server</w:t>
+      </w:r>
+      <w:r>
+        <w:rPr>
+          <w:rFonts w:ascii="Vazirmatn" w:hAnsi="Vazirmatn" w:cs="Vazirmatn"/>
+          <w:sz w:val="22"/>
+          <w:szCs w:val="22"/>
+          <w:color w:val="2D2D2D"/>
+          <w:lang w:val="en-US" w:bidi="fa-IR"/>
+        </w:rPr>
+        <w:t xml:space="preserve"> </w:t>
+      </w:r>
+      <w:r>
+        <w:rPr>
+          <w:rFonts w:ascii="Vazirmatn" w:hAnsi="Vazirmatn" w:cs="Vazirmatn"/>
+          <w:sz w:val="22"/>
+          <w:szCs w:val="22"/>
+          <w:color w:val="2D2D2D"/>
+          <w:lang w:val="en-US" w:bidi="fa-IR"/>
+        </w:rPr>
+        <w:t>Enterprise</w:t>
+      </w:r>
+      <w:r>
+        <w:rPr>
+          <w:rFonts w:ascii="Vazirmatn" w:hAnsi="Vazirmatn" w:cs="Vazirmatn"/>
+          <w:sz w:val="22"/>
+          <w:szCs w:val="22"/>
+          <w:color w:val="2D2D2D"/>
+          <w:lang w:val="en-US" w:bidi="fa-IR"/>
+        </w:rPr>
+        <w:t xml:space="preserve"> </w:t>
+      </w:r>
+      <w:r>
+        <w:rPr>
+          <w:rFonts w:ascii="Vazirmatn" w:hAnsi="Vazirmatn" w:cs="Vazirmatn"/>
+          <w:sz w:val="22"/>
+          <w:szCs w:val="22"/>
+          <w:color w:val="2D2D2D"/>
+          <w:lang w:val="en-US" w:bidi="fa-IR"/>
+        </w:rPr>
+        <w:t>طراحی</w:t>
+      </w:r>
+      <w:r>
+        <w:rPr>
+          <w:rFonts w:ascii="Vazirmatn" w:hAnsi="Vazirmatn" w:cs="Vazirmatn"/>
+          <w:sz w:val="22"/>
+          <w:szCs w:val="22"/>
+          <w:color w:val="2D2D2D"/>
+          <w:lang w:val="en-US" w:bidi="fa-IR"/>
+        </w:rPr>
+        <w:t xml:space="preserve"> </w:t>
+      </w:r>
+      <w:r>
+        <w:rPr>
+          <w:rFonts w:ascii="Vazirmatn" w:hAnsi="Vazirmatn" w:cs="Vazirmatn"/>
+          <w:sz w:val="22"/>
+          <w:szCs w:val="22"/>
+          <w:color w:val="2D2D2D"/>
+          <w:lang w:val="en-US" w:bidi="fa-IR"/>
+        </w:rPr>
+        <w:t>شده</w:t>
+      </w:r>
+      <w:r>
+        <w:rPr>
+          <w:rFonts w:ascii="Vazirmatn" w:hAnsi="Vazirmatn" w:cs="Vazirmatn"/>
+          <w:sz w:val="22"/>
+          <w:szCs w:val="22"/>
+          <w:color w:val="2D2D2D"/>
+          <w:lang w:val="en-US" w:bidi="fa-IR"/>
+        </w:rPr>
+        <w:t xml:space="preserve"> </w:t>
+      </w:r>
+      <w:r>
+        <w:rPr>
+          <w:rFonts w:ascii="Vazirmatn" w:hAnsi="Vazirmatn" w:cs="Vazirmatn"/>
+          <w:sz w:val="22"/>
+          <w:szCs w:val="22"/>
+          <w:color w:val="2D2D2D"/>
+          <w:lang w:val="en-US" w:bidi="fa-IR"/>
+        </w:rPr>
+        <w:t>است.</w:t>
+      </w:r>
+      <w:r>
+        <w:rPr>
+          <w:rFonts w:ascii="Vazirmatn" w:hAnsi="Vazirmatn" w:cs="Vazirmatn"/>
+          <w:sz w:val="22"/>
+          <w:szCs w:val="22"/>
+          <w:color w:val="2D2D2D"/>
+          <w:lang w:val="en-US" w:bidi="fa-IR"/>
+        </w:rPr>
+        <w:t xml:space="preserve"> </w:t>
+      </w:r>
+      <w:r>
+        <w:rPr>
+          <w:rFonts w:ascii="Vazirmatn" w:hAnsi="Vazirmatn" w:cs="Vazirmatn"/>
+          <w:sz w:val="22"/>
+          <w:szCs w:val="22"/>
+          <w:color w:val="2D2D2D"/>
+          <w:lang w:val="en-US" w:bidi="fa-IR"/>
+        </w:rPr>
+        <w:t>ترافیک</w:t>
+      </w:r>
+      <w:r>
+        <w:rPr>
+          <w:rFonts w:ascii="Vazirmatn" w:hAnsi="Vazirmatn" w:cs="Vazirmatn"/>
+          <w:sz w:val="22"/>
+          <w:szCs w:val="22"/>
+          <w:color w:val="2D2D2D"/>
+          <w:lang w:val="en-US" w:bidi="fa-IR"/>
+        </w:rPr>
+        <w:t xml:space="preserve"> </w:t>
+      </w:r>
+      <w:r>
+        <w:rPr>
+          <w:rFonts w:ascii="Vazirmatn" w:hAnsi="Vazirmatn" w:cs="Vazirmatn"/>
+          <w:sz w:val="22"/>
+          <w:szCs w:val="22"/>
+          <w:color w:val="2D2D2D"/>
+          <w:lang w:val="en-US" w:bidi="fa-IR"/>
+        </w:rPr>
+        <w:t>خواندن</w:t>
+      </w:r>
+      <w:r>
+        <w:rPr>
+          <w:rFonts w:ascii="Vazirmatn" w:hAnsi="Vazirmatn" w:cs="Vazirmatn"/>
+          <w:sz w:val="22"/>
+          <w:szCs w:val="22"/>
+          <w:color w:val="2D2D2D"/>
+          <w:lang w:val="en-US" w:bidi="fa-IR"/>
+        </w:rPr>
+        <w:t xml:space="preserve"> </w:t>
+      </w:r>
+      <w:r>
+        <w:rPr>
+          <w:rFonts w:ascii="Vazirmatn" w:hAnsi="Vazirmatn" w:cs="Vazirmatn"/>
+          <w:sz w:val="22"/>
+          <w:szCs w:val="22"/>
+          <w:color w:val="2D2D2D"/>
+          <w:lang w:val="en-US" w:bidi="fa-IR"/>
+        </w:rPr>
+        <w:t>(</w:t>
       </w:r>
       <w:r>
         <w:rPr>
@@ -507,7 +1479,7 @@
           <w:color w:val="2D2D2D"/>
           <w:lang w:val="en-US" w:bidi="fa-IR"/>
         </w:rPr>
-        <w:t>-</w:t>
+        <w:t xml:space="preserve"> </w:t>
       </w:r>
       <w:r>
         <w:rPr>
@@ -517,7 +1489,7 @@
           <w:color w:val="2D2D2D"/>
           <w:lang w:val="en-US" w:bidi="fa-IR"/>
         </w:rPr>
-        <w:t>Only Replica</w:t>
+        <w:t>Workloads</w:t>
       </w:r>
       <w:r>
         <w:rPr>
@@ -527,17 +1499,7 @@
           <w:color w:val="2D2D2D"/>
           <w:lang w:val="en-US" w:bidi="fa-IR"/>
         </w:rPr>
-        <w:t xml:space="preserve">ها هدایت می‌شود تا فشار کاری از روی </w:t>
-      </w:r>
-      <w:r>
-        <w:rPr>
-          <w:rFonts w:ascii="Vazirmatn" w:hAnsi="Vazirmatn" w:cs="Vazirmatn"/>
-          <w:sz w:val="22"/>
-          <w:szCs w:val="22"/>
-          <w:color w:val="2D2D2D"/>
-          <w:lang w:val="en-US" w:bidi="fa-IR"/>
-        </w:rPr>
-        <w:t>Primary Node</w:t>
+        <w:t>)</w:t>
       </w:r>
       <w:r>
         <w:rPr>
@@ -557,7 +1519,337 @@
           <w:color w:val="2D2D2D"/>
           <w:lang w:val="en-US" w:bidi="fa-IR"/>
         </w:rPr>
-        <w:t>برداشته شود.</w:t>
+        <w:t>به</w:t>
+      </w:r>
+      <w:r>
+        <w:rPr>
+          <w:rFonts w:ascii="Vazirmatn" w:hAnsi="Vazirmatn" w:cs="Vazirmatn"/>
+          <w:sz w:val="22"/>
+          <w:szCs w:val="22"/>
+          <w:color w:val="2D2D2D"/>
+          <w:lang w:val="en-US" w:bidi="fa-IR"/>
+        </w:rPr>
+        <w:t xml:space="preserve"> </w:t>
+      </w:r>
+      <w:r>
+        <w:rPr>
+          <w:rFonts w:ascii="Vazirmatn" w:hAnsi="Vazirmatn" w:cs="Vazirmatn"/>
+          <w:sz w:val="22"/>
+          <w:szCs w:val="22"/>
+          <w:color w:val="2D2D2D"/>
+          <w:lang w:val="en-US" w:bidi="fa-IR"/>
+        </w:rPr>
+        <w:t>صورت</w:t>
+      </w:r>
+      <w:r>
+        <w:rPr>
+          <w:rFonts w:ascii="Vazirmatn" w:hAnsi="Vazirmatn" w:cs="Vazirmatn"/>
+          <w:sz w:val="22"/>
+          <w:szCs w:val="22"/>
+          <w:color w:val="2D2D2D"/>
+          <w:lang w:val="en-US" w:bidi="fa-IR"/>
+        </w:rPr>
+        <w:t xml:space="preserve"> </w:t>
+      </w:r>
+      <w:r>
+        <w:rPr>
+          <w:rFonts w:ascii="Vazirmatn" w:hAnsi="Vazirmatn" w:cs="Vazirmatn"/>
+          <w:sz w:val="22"/>
+          <w:szCs w:val="22"/>
+          <w:color w:val="2D2D2D"/>
+          <w:lang w:val="en-US" w:bidi="fa-IR"/>
+        </w:rPr>
+        <w:t>خودکار</w:t>
+      </w:r>
+      <w:r>
+        <w:rPr>
+          <w:rFonts w:ascii="Vazirmatn" w:hAnsi="Vazirmatn" w:cs="Vazirmatn"/>
+          <w:sz w:val="22"/>
+          <w:szCs w:val="22"/>
+          <w:color w:val="2D2D2D"/>
+          <w:lang w:val="en-US" w:bidi="fa-IR"/>
+        </w:rPr>
+        <w:t xml:space="preserve"> </w:t>
+      </w:r>
+      <w:r>
+        <w:rPr>
+          <w:rFonts w:ascii="Vazirmatn" w:hAnsi="Vazirmatn" w:cs="Vazirmatn"/>
+          <w:sz w:val="22"/>
+          <w:szCs w:val="22"/>
+          <w:color w:val="2D2D2D"/>
+          <w:lang w:val="en-US" w:bidi="fa-IR"/>
+        </w:rPr>
+        <w:t>به</w:t>
+      </w:r>
+      <w:r>
+        <w:rPr>
+          <w:rFonts w:ascii="Vazirmatn" w:hAnsi="Vazirmatn" w:cs="Vazirmatn"/>
+          <w:sz w:val="22"/>
+          <w:szCs w:val="22"/>
+          <w:color w:val="2D2D2D"/>
+          <w:lang w:val="en-US" w:bidi="fa-IR"/>
+        </w:rPr>
+        <w:t xml:space="preserve"> </w:t>
+      </w:r>
+      <w:r>
+        <w:rPr>
+          <w:rFonts w:ascii="Vazirmatn" w:hAnsi="Vazirmatn" w:cs="Vazirmatn"/>
+          <w:sz w:val="22"/>
+          <w:szCs w:val="22"/>
+          <w:color w:val="2D2D2D"/>
+          <w:lang w:val="en-US" w:bidi="fa-IR"/>
+        </w:rPr>
+        <w:t>Read-Only</w:t>
+      </w:r>
+      <w:r>
+        <w:rPr>
+          <w:rFonts w:ascii="Vazirmatn" w:hAnsi="Vazirmatn" w:cs="Vazirmatn"/>
+          <w:sz w:val="22"/>
+          <w:szCs w:val="22"/>
+          <w:color w:val="2D2D2D"/>
+          <w:lang w:val="en-US" w:bidi="fa-IR"/>
+        </w:rPr>
+        <w:t xml:space="preserve"> </w:t>
+      </w:r>
+      <w:r>
+        <w:rPr>
+          <w:rFonts w:ascii="Vazirmatn" w:hAnsi="Vazirmatn" w:cs="Vazirmatn"/>
+          <w:sz w:val="22"/>
+          <w:szCs w:val="22"/>
+          <w:color w:val="2D2D2D"/>
+          <w:lang w:val="en-US" w:bidi="fa-IR"/>
+        </w:rPr>
+        <w:t>Replica</w:t>
+      </w:r>
+      <w:r>
+        <w:rPr>
+          <w:rFonts w:ascii="Vazirmatn" w:hAnsi="Vazirmatn" w:cs="Vazirmatn"/>
+          <w:sz w:val="22"/>
+          <w:szCs w:val="22"/>
+          <w:color w:val="2D2D2D"/>
+          <w:lang w:val="en-US" w:bidi="fa-IR"/>
+        </w:rPr>
+        <w:t>ها</w:t>
+      </w:r>
+      <w:r>
+        <w:rPr>
+          <w:rFonts w:ascii="Vazirmatn" w:hAnsi="Vazirmatn" w:cs="Vazirmatn"/>
+          <w:sz w:val="22"/>
+          <w:szCs w:val="22"/>
+          <w:color w:val="2D2D2D"/>
+          <w:lang w:val="en-US" w:bidi="fa-IR"/>
+        </w:rPr>
+        <w:t xml:space="preserve"> </w:t>
+      </w:r>
+      <w:r>
+        <w:rPr>
+          <w:rFonts w:ascii="Vazirmatn" w:hAnsi="Vazirmatn" w:cs="Vazirmatn"/>
+          <w:sz w:val="22"/>
+          <w:szCs w:val="22"/>
+          <w:color w:val="2D2D2D"/>
+          <w:lang w:val="en-US" w:bidi="fa-IR"/>
+        </w:rPr>
+        <w:t>هدایت</w:t>
+      </w:r>
+      <w:r>
+        <w:rPr>
+          <w:rFonts w:ascii="Vazirmatn" w:hAnsi="Vazirmatn" w:cs="Vazirmatn"/>
+          <w:sz w:val="22"/>
+          <w:szCs w:val="22"/>
+          <w:color w:val="2D2D2D"/>
+          <w:lang w:val="en-US" w:bidi="fa-IR"/>
+        </w:rPr>
+        <w:t xml:space="preserve"> </w:t>
+      </w:r>
+      <w:r>
+        <w:rPr>
+          <w:rFonts w:ascii="Vazirmatn" w:hAnsi="Vazirmatn" w:cs="Vazirmatn"/>
+          <w:sz w:val="22"/>
+          <w:szCs w:val="22"/>
+          <w:color w:val="2D2D2D"/>
+          <w:lang w:val="en-US" w:bidi="fa-IR"/>
+        </w:rPr>
+        <w:t>می‌شود</w:t>
+      </w:r>
+      <w:r>
+        <w:rPr>
+          <w:rFonts w:ascii="Vazirmatn" w:hAnsi="Vazirmatn" w:cs="Vazirmatn"/>
+          <w:sz w:val="22"/>
+          <w:szCs w:val="22"/>
+          <w:color w:val="2D2D2D"/>
+          <w:lang w:val="en-US" w:bidi="fa-IR"/>
+        </w:rPr>
+        <w:t xml:space="preserve"> </w:t>
+      </w:r>
+      <w:r>
+        <w:rPr>
+          <w:rFonts w:ascii="Vazirmatn" w:hAnsi="Vazirmatn" w:cs="Vazirmatn"/>
+          <w:sz w:val="22"/>
+          <w:szCs w:val="22"/>
+          <w:color w:val="2D2D2D"/>
+          <w:lang w:val="en-US" w:bidi="fa-IR"/>
+        </w:rPr>
+        <w:t>تا</w:t>
+      </w:r>
+      <w:r>
+        <w:rPr>
+          <w:rFonts w:ascii="Vazirmatn" w:hAnsi="Vazirmatn" w:cs="Vazirmatn"/>
+          <w:sz w:val="22"/>
+          <w:szCs w:val="22"/>
+          <w:color w:val="2D2D2D"/>
+          <w:lang w:val="en-US" w:bidi="fa-IR"/>
+        </w:rPr>
+        <w:t xml:space="preserve"> </w:t>
+      </w:r>
+      <w:r>
+        <w:rPr>
+          <w:rFonts w:ascii="Vazirmatn" w:hAnsi="Vazirmatn" w:cs="Vazirmatn"/>
+          <w:sz w:val="22"/>
+          <w:szCs w:val="22"/>
+          <w:color w:val="2D2D2D"/>
+          <w:lang w:val="en-US" w:bidi="fa-IR"/>
+        </w:rPr>
+        <w:t>فشار</w:t>
+      </w:r>
+      <w:r>
+        <w:rPr>
+          <w:rFonts w:ascii="Vazirmatn" w:hAnsi="Vazirmatn" w:cs="Vazirmatn"/>
+          <w:sz w:val="22"/>
+          <w:szCs w:val="22"/>
+          <w:color w:val="2D2D2D"/>
+          <w:lang w:val="en-US" w:bidi="fa-IR"/>
+        </w:rPr>
+        <w:t xml:space="preserve"> </w:t>
+      </w:r>
+      <w:r>
+        <w:rPr>
+          <w:rFonts w:ascii="Vazirmatn" w:hAnsi="Vazirmatn" w:cs="Vazirmatn"/>
+          <w:sz w:val="22"/>
+          <w:szCs w:val="22"/>
+          <w:color w:val="2D2D2D"/>
+          <w:lang w:val="en-US" w:bidi="fa-IR"/>
+        </w:rPr>
+        <w:t>کاری</w:t>
+      </w:r>
+      <w:r>
+        <w:rPr>
+          <w:rFonts w:ascii="Vazirmatn" w:hAnsi="Vazirmatn" w:cs="Vazirmatn"/>
+          <w:sz w:val="22"/>
+          <w:szCs w:val="22"/>
+          <w:color w:val="2D2D2D"/>
+          <w:lang w:val="en-US" w:bidi="fa-IR"/>
+        </w:rPr>
+        <w:t xml:space="preserve"> </w:t>
+      </w:r>
+      <w:r>
+        <w:rPr>
+          <w:rFonts w:ascii="Vazirmatn" w:hAnsi="Vazirmatn" w:cs="Vazirmatn"/>
+          <w:sz w:val="22"/>
+          <w:szCs w:val="22"/>
+          <w:color w:val="2D2D2D"/>
+          <w:lang w:val="en-US" w:bidi="fa-IR"/>
+        </w:rPr>
+        <w:t>از</w:t>
+      </w:r>
+      <w:r>
+        <w:rPr>
+          <w:rFonts w:ascii="Vazirmatn" w:hAnsi="Vazirmatn" w:cs="Vazirmatn"/>
+          <w:sz w:val="22"/>
+          <w:szCs w:val="22"/>
+          <w:color w:val="2D2D2D"/>
+          <w:lang w:val="en-US" w:bidi="fa-IR"/>
+        </w:rPr>
+        <w:t xml:space="preserve"> </w:t>
+      </w:r>
+      <w:r>
+        <w:rPr>
+          <w:rFonts w:ascii="Vazirmatn" w:hAnsi="Vazirmatn" w:cs="Vazirmatn"/>
+          <w:sz w:val="22"/>
+          <w:szCs w:val="22"/>
+          <w:color w:val="2D2D2D"/>
+          <w:lang w:val="en-US" w:bidi="fa-IR"/>
+        </w:rPr>
+        <w:t>روی</w:t>
+      </w:r>
+      <w:r>
+        <w:rPr>
+          <w:rFonts w:ascii="Vazirmatn" w:hAnsi="Vazirmatn" w:cs="Vazirmatn"/>
+          <w:sz w:val="22"/>
+          <w:szCs w:val="22"/>
+          <w:color w:val="2D2D2D"/>
+          <w:lang w:val="en-US" w:bidi="fa-IR"/>
+        </w:rPr>
+        <w:t xml:space="preserve"> </w:t>
+      </w:r>
+      <w:r>
+        <w:rPr>
+          <w:rFonts w:ascii="Vazirmatn" w:hAnsi="Vazirmatn" w:cs="Vazirmatn"/>
+          <w:sz w:val="22"/>
+          <w:szCs w:val="22"/>
+          <w:color w:val="2D2D2D"/>
+          <w:lang w:val="en-US" w:bidi="fa-IR"/>
+        </w:rPr>
+        <w:t>Primary</w:t>
+      </w:r>
+      <w:r>
+        <w:rPr>
+          <w:rFonts w:ascii="Vazirmatn" w:hAnsi="Vazirmatn" w:cs="Vazirmatn"/>
+          <w:sz w:val="22"/>
+          <w:szCs w:val="22"/>
+          <w:color w:val="2D2D2D"/>
+          <w:lang w:val="en-US" w:bidi="fa-IR"/>
+        </w:rPr>
+        <w:t xml:space="preserve"> </w:t>
+      </w:r>
+      <w:r>
+        <w:rPr>
+          <w:rFonts w:ascii="Vazirmatn" w:hAnsi="Vazirmatn" w:cs="Vazirmatn"/>
+          <w:sz w:val="22"/>
+          <w:szCs w:val="22"/>
+          <w:color w:val="2D2D2D"/>
+          <w:lang w:val="en-US" w:bidi="fa-IR"/>
+        </w:rPr>
+        <w:t>Node</w:t>
+      </w:r>
+      <w:r>
+        <w:rPr>
+          <w:rFonts w:ascii="Vazirmatn" w:hAnsi="Vazirmatn" w:cs="Vazirmatn"/>
+          <w:sz w:val="22"/>
+          <w:szCs w:val="22"/>
+          <w:color w:val="2D2D2D"/>
+          <w:lang w:val="en-US" w:bidi="fa-IR"/>
+        </w:rPr>
+        <w:t xml:space="preserve"> </w:t>
+      </w:r>
+      <w:r>
+        <w:rPr>
+          <w:rFonts w:ascii="Vazirmatn" w:hAnsi="Vazirmatn" w:cs="Vazirmatn"/>
+          <w:sz w:val="22"/>
+          <w:szCs w:val="22"/>
+          <w:color w:val="2D2D2D"/>
+          <w:lang w:val="en-US" w:bidi="fa-IR"/>
+        </w:rPr>
+        <w:t>برداشته</w:t>
+      </w:r>
+      <w:r>
+        <w:rPr>
+          <w:rFonts w:ascii="Vazirmatn" w:hAnsi="Vazirmatn" w:cs="Vazirmatn"/>
+          <w:sz w:val="22"/>
+          <w:szCs w:val="22"/>
+          <w:color w:val="2D2D2D"/>
+          <w:lang w:val="en-US" w:bidi="fa-IR"/>
+        </w:rPr>
+        <w:t xml:space="preserve"> </w:t>
+      </w:r>
+      <w:r>
+        <w:rPr>
+          <w:rFonts w:ascii="Vazirmatn" w:hAnsi="Vazirmatn" w:cs="Vazirmatn"/>
+          <w:sz w:val="22"/>
+          <w:szCs w:val="22"/>
+          <w:color w:val="2D2D2D"/>
+          <w:lang w:val="en-US" w:bidi="fa-IR"/>
+        </w:rPr>
+        <w:t>شود.</w:t>
       </w:r>
     </w:p>
     <w:p>
@@ -630,7 +1922,7 @@
     <w:p>
       <w:pPr>
         <w:bidi/>
-        <w:spacing w:line="324" w:lineRule="auto" w:after="120"/>
+        <w:spacing w:line="336" w:lineRule="auto" w:after="120"/>
         <w:jc w:val="both"/>
       </w:pPr>
       <w:r>
@@ -641,17 +1933,7 @@
           <w:color w:val="2D2D2D"/>
           <w:lang w:val="en-US" w:bidi="fa-IR"/>
         </w:rPr>
-        <w:t xml:space="preserve">برای بررسی لحظه‌ای وضعیت سلامت و تاخیر کلاستر </w:t>
-      </w:r>
-      <w:r>
-        <w:rPr>
-          <w:rFonts w:ascii="Vazirmatn" w:hAnsi="Vazirmatn" w:cs="Vazirmatn"/>
-          <w:sz w:val="22"/>
-          <w:szCs w:val="22"/>
-          <w:color w:val="2D2D2D"/>
-          <w:lang w:val="en-US" w:bidi="fa-IR"/>
-        </w:rPr>
-        <w:t>Always On</w:t>
+        <w:t>برای</w:t>
       </w:r>
       <w:r>
         <w:rPr>
@@ -671,37 +1953,7 @@
           <w:color w:val="2D2D2D"/>
           <w:lang w:val="en-US" w:bidi="fa-IR"/>
         </w:rPr>
-        <w:t xml:space="preserve">از پرس‌وجوی </w:t>
-      </w:r>
-      <w:r>
-        <w:rPr>
-          <w:rFonts w:ascii="Vazirmatn" w:hAnsi="Vazirmatn" w:cs="Vazirmatn"/>
-          <w:sz w:val="22"/>
-          <w:szCs w:val="22"/>
-          <w:color w:val="2D2D2D"/>
-          <w:lang w:val="en-US" w:bidi="fa-IR"/>
-        </w:rPr>
-        <w:t>T</w:t>
-      </w:r>
-      <w:r>
-        <w:rPr>
-          <w:rFonts w:ascii="Vazirmatn" w:hAnsi="Vazirmatn" w:cs="Vazirmatn"/>
-          <w:sz w:val="22"/>
-          <w:szCs w:val="22"/>
-          <w:color w:val="2D2D2D"/>
-          <w:lang w:val="en-US" w:bidi="fa-IR"/>
-        </w:rPr>
-        <w:t>-</w:t>
-      </w:r>
-      <w:r>
-        <w:rPr>
-          <w:rFonts w:ascii="Vazirmatn" w:hAnsi="Vazirmatn" w:cs="Vazirmatn"/>
-          <w:sz w:val="22"/>
-          <w:szCs w:val="22"/>
-          <w:color w:val="2D2D2D"/>
-          <w:lang w:val="en-US" w:bidi="fa-IR"/>
-        </w:rPr>
-        <w:t>SQL</w:t>
+        <w:t>بررسی</w:t>
       </w:r>
       <w:r>
         <w:rPr>
@@ -721,7 +1973,327 @@
           <w:color w:val="2D2D2D"/>
           <w:lang w:val="en-US" w:bidi="fa-IR"/>
         </w:rPr>
-        <w:t>زیر در پایگاه داده استفاده می‌شود:</w:t>
+        <w:t>لحظه‌ای</w:t>
+      </w:r>
+      <w:r>
+        <w:rPr>
+          <w:rFonts w:ascii="Vazirmatn" w:hAnsi="Vazirmatn" w:cs="Vazirmatn"/>
+          <w:sz w:val="22"/>
+          <w:szCs w:val="22"/>
+          <w:color w:val="2D2D2D"/>
+          <w:lang w:val="en-US" w:bidi="fa-IR"/>
+        </w:rPr>
+        <w:t xml:space="preserve"> </w:t>
+      </w:r>
+      <w:r>
+        <w:rPr>
+          <w:rFonts w:ascii="Vazirmatn" w:hAnsi="Vazirmatn" w:cs="Vazirmatn"/>
+          <w:sz w:val="22"/>
+          <w:szCs w:val="22"/>
+          <w:color w:val="2D2D2D"/>
+          <w:lang w:val="en-US" w:bidi="fa-IR"/>
+        </w:rPr>
+        <w:t>وضعیت</w:t>
+      </w:r>
+      <w:r>
+        <w:rPr>
+          <w:rFonts w:ascii="Vazirmatn" w:hAnsi="Vazirmatn" w:cs="Vazirmatn"/>
+          <w:sz w:val="22"/>
+          <w:szCs w:val="22"/>
+          <w:color w:val="2D2D2D"/>
+          <w:lang w:val="en-US" w:bidi="fa-IR"/>
+        </w:rPr>
+        <w:t xml:space="preserve"> </w:t>
+      </w:r>
+      <w:r>
+        <w:rPr>
+          <w:rFonts w:ascii="Vazirmatn" w:hAnsi="Vazirmatn" w:cs="Vazirmatn"/>
+          <w:sz w:val="22"/>
+          <w:szCs w:val="22"/>
+          <w:color w:val="2D2D2D"/>
+          <w:lang w:val="en-US" w:bidi="fa-IR"/>
+        </w:rPr>
+        <w:t>سلامت</w:t>
+      </w:r>
+      <w:r>
+        <w:rPr>
+          <w:rFonts w:ascii="Vazirmatn" w:hAnsi="Vazirmatn" w:cs="Vazirmatn"/>
+          <w:sz w:val="22"/>
+          <w:szCs w:val="22"/>
+          <w:color w:val="2D2D2D"/>
+          <w:lang w:val="en-US" w:bidi="fa-IR"/>
+        </w:rPr>
+        <w:t xml:space="preserve"> </w:t>
+      </w:r>
+      <w:r>
+        <w:rPr>
+          <w:rFonts w:ascii="Vazirmatn" w:hAnsi="Vazirmatn" w:cs="Vazirmatn"/>
+          <w:sz w:val="22"/>
+          <w:szCs w:val="22"/>
+          <w:color w:val="2D2D2D"/>
+          <w:lang w:val="en-US" w:bidi="fa-IR"/>
+        </w:rPr>
+        <w:t>و</w:t>
+      </w:r>
+      <w:r>
+        <w:rPr>
+          <w:rFonts w:ascii="Vazirmatn" w:hAnsi="Vazirmatn" w:cs="Vazirmatn"/>
+          <w:sz w:val="22"/>
+          <w:szCs w:val="22"/>
+          <w:color w:val="2D2D2D"/>
+          <w:lang w:val="en-US" w:bidi="fa-IR"/>
+        </w:rPr>
+        <w:t xml:space="preserve"> </w:t>
+      </w:r>
+      <w:r>
+        <w:rPr>
+          <w:rFonts w:ascii="Vazirmatn" w:hAnsi="Vazirmatn" w:cs="Vazirmatn"/>
+          <w:sz w:val="22"/>
+          <w:szCs w:val="22"/>
+          <w:color w:val="2D2D2D"/>
+          <w:lang w:val="en-US" w:bidi="fa-IR"/>
+        </w:rPr>
+        <w:t>تاخیر</w:t>
+      </w:r>
+      <w:r>
+        <w:rPr>
+          <w:rFonts w:ascii="Vazirmatn" w:hAnsi="Vazirmatn" w:cs="Vazirmatn"/>
+          <w:sz w:val="22"/>
+          <w:szCs w:val="22"/>
+          <w:color w:val="2D2D2D"/>
+          <w:lang w:val="en-US" w:bidi="fa-IR"/>
+        </w:rPr>
+        <w:t xml:space="preserve"> </w:t>
+      </w:r>
+      <w:r>
+        <w:rPr>
+          <w:rFonts w:ascii="Vazirmatn" w:hAnsi="Vazirmatn" w:cs="Vazirmatn"/>
+          <w:sz w:val="22"/>
+          <w:szCs w:val="22"/>
+          <w:color w:val="2D2D2D"/>
+          <w:lang w:val="en-US" w:bidi="fa-IR"/>
+        </w:rPr>
+        <w:t>کلاستر</w:t>
+      </w:r>
+      <w:r>
+        <w:rPr>
+          <w:rFonts w:ascii="Vazirmatn" w:hAnsi="Vazirmatn" w:cs="Vazirmatn"/>
+          <w:sz w:val="22"/>
+          <w:szCs w:val="22"/>
+          <w:color w:val="2D2D2D"/>
+          <w:lang w:val="en-US" w:bidi="fa-IR"/>
+        </w:rPr>
+        <w:t xml:space="preserve"> </w:t>
+      </w:r>
+      <w:r>
+        <w:rPr>
+          <w:rFonts w:ascii="Vazirmatn" w:hAnsi="Vazirmatn" w:cs="Vazirmatn"/>
+          <w:sz w:val="22"/>
+          <w:szCs w:val="22"/>
+          <w:color w:val="2D2D2D"/>
+          <w:lang w:val="en-US" w:bidi="fa-IR"/>
+        </w:rPr>
+        <w:t>Always</w:t>
+      </w:r>
+      <w:r>
+        <w:rPr>
+          <w:rFonts w:ascii="Vazirmatn" w:hAnsi="Vazirmatn" w:cs="Vazirmatn"/>
+          <w:sz w:val="22"/>
+          <w:szCs w:val="22"/>
+          <w:color w:val="2D2D2D"/>
+          <w:lang w:val="en-US" w:bidi="fa-IR"/>
+        </w:rPr>
+        <w:t xml:space="preserve"> </w:t>
+      </w:r>
+      <w:r>
+        <w:rPr>
+          <w:rFonts w:ascii="Vazirmatn" w:hAnsi="Vazirmatn" w:cs="Vazirmatn"/>
+          <w:sz w:val="22"/>
+          <w:szCs w:val="22"/>
+          <w:color w:val="2D2D2D"/>
+          <w:lang w:val="en-US" w:bidi="fa-IR"/>
+        </w:rPr>
+        <w:t>On</w:t>
+      </w:r>
+      <w:r>
+        <w:rPr>
+          <w:rFonts w:ascii="Vazirmatn" w:hAnsi="Vazirmatn" w:cs="Vazirmatn"/>
+          <w:sz w:val="22"/>
+          <w:szCs w:val="22"/>
+          <w:color w:val="2D2D2D"/>
+          <w:lang w:val="en-US" w:bidi="fa-IR"/>
+        </w:rPr>
+        <w:t xml:space="preserve"> </w:t>
+      </w:r>
+      <w:r>
+        <w:rPr>
+          <w:rFonts w:ascii="Vazirmatn" w:hAnsi="Vazirmatn" w:cs="Vazirmatn"/>
+          <w:sz w:val="22"/>
+          <w:szCs w:val="22"/>
+          <w:color w:val="2D2D2D"/>
+          <w:lang w:val="en-US" w:bidi="fa-IR"/>
+        </w:rPr>
+        <w:t>از</w:t>
+      </w:r>
+      <w:r>
+        <w:rPr>
+          <w:rFonts w:ascii="Vazirmatn" w:hAnsi="Vazirmatn" w:cs="Vazirmatn"/>
+          <w:sz w:val="22"/>
+          <w:szCs w:val="22"/>
+          <w:color w:val="2D2D2D"/>
+          <w:lang w:val="en-US" w:bidi="fa-IR"/>
+        </w:rPr>
+        <w:t xml:space="preserve"> </w:t>
+      </w:r>
+      <w:r>
+        <w:rPr>
+          <w:rFonts w:ascii="Vazirmatn" w:hAnsi="Vazirmatn" w:cs="Vazirmatn"/>
+          <w:sz w:val="22"/>
+          <w:szCs w:val="22"/>
+          <w:color w:val="2D2D2D"/>
+          <w:lang w:val="en-US" w:bidi="fa-IR"/>
+        </w:rPr>
+        <w:t>پرس‌وجوی</w:t>
+      </w:r>
+      <w:r>
+        <w:rPr>
+          <w:rFonts w:ascii="Vazirmatn" w:hAnsi="Vazirmatn" w:cs="Vazirmatn"/>
+          <w:sz w:val="22"/>
+          <w:szCs w:val="22"/>
+          <w:color w:val="2D2D2D"/>
+          <w:lang w:val="en-US" w:bidi="fa-IR"/>
+        </w:rPr>
+        <w:t xml:space="preserve"> </w:t>
+      </w:r>
+      <w:r>
+        <w:rPr>
+          <w:rFonts w:ascii="Vazirmatn" w:hAnsi="Vazirmatn" w:cs="Vazirmatn"/>
+          <w:sz w:val="22"/>
+          <w:szCs w:val="22"/>
+          <w:color w:val="2D2D2D"/>
+          <w:lang w:val="en-US" w:bidi="fa-IR"/>
+        </w:rPr>
+        <w:t>T-SQL</w:t>
+      </w:r>
+      <w:r>
+        <w:rPr>
+          <w:rFonts w:ascii="Vazirmatn" w:hAnsi="Vazirmatn" w:cs="Vazirmatn"/>
+          <w:sz w:val="22"/>
+          <w:szCs w:val="22"/>
+          <w:color w:val="2D2D2D"/>
+          <w:lang w:val="en-US" w:bidi="fa-IR"/>
+        </w:rPr>
+        <w:t xml:space="preserve"> </w:t>
+      </w:r>
+      <w:r>
+        <w:rPr>
+          <w:rFonts w:ascii="Vazirmatn" w:hAnsi="Vazirmatn" w:cs="Vazirmatn"/>
+          <w:sz w:val="22"/>
+          <w:szCs w:val="22"/>
+          <w:color w:val="2D2D2D"/>
+          <w:lang w:val="en-US" w:bidi="fa-IR"/>
+        </w:rPr>
+        <w:t>زیر</w:t>
+      </w:r>
+      <w:r>
+        <w:rPr>
+          <w:rFonts w:ascii="Vazirmatn" w:hAnsi="Vazirmatn" w:cs="Vazirmatn"/>
+          <w:sz w:val="22"/>
+          <w:szCs w:val="22"/>
+          <w:color w:val="2D2D2D"/>
+          <w:lang w:val="en-US" w:bidi="fa-IR"/>
+        </w:rPr>
+        <w:t xml:space="preserve"> </w:t>
+      </w:r>
+      <w:r>
+        <w:rPr>
+          <w:rFonts w:ascii="Vazirmatn" w:hAnsi="Vazirmatn" w:cs="Vazirmatn"/>
+          <w:sz w:val="22"/>
+          <w:szCs w:val="22"/>
+          <w:color w:val="2D2D2D"/>
+          <w:lang w:val="en-US" w:bidi="fa-IR"/>
+        </w:rPr>
+        <w:t>در</w:t>
+      </w:r>
+      <w:r>
+        <w:rPr>
+          <w:rFonts w:ascii="Vazirmatn" w:hAnsi="Vazirmatn" w:cs="Vazirmatn"/>
+          <w:sz w:val="22"/>
+          <w:szCs w:val="22"/>
+          <w:color w:val="2D2D2D"/>
+          <w:lang w:val="en-US" w:bidi="fa-IR"/>
+        </w:rPr>
+        <w:t xml:space="preserve"> </w:t>
+      </w:r>
+      <w:r>
+        <w:rPr>
+          <w:rFonts w:ascii="Vazirmatn" w:hAnsi="Vazirmatn" w:cs="Vazirmatn"/>
+          <w:sz w:val="22"/>
+          <w:szCs w:val="22"/>
+          <w:color w:val="2D2D2D"/>
+          <w:lang w:val="en-US" w:bidi="fa-IR"/>
+        </w:rPr>
+        <w:t>پایگاه</w:t>
+      </w:r>
+      <w:r>
+        <w:rPr>
+          <w:rFonts w:ascii="Vazirmatn" w:hAnsi="Vazirmatn" w:cs="Vazirmatn"/>
+          <w:sz w:val="22"/>
+          <w:szCs w:val="22"/>
+          <w:color w:val="2D2D2D"/>
+          <w:lang w:val="en-US" w:bidi="fa-IR"/>
+        </w:rPr>
+        <w:t xml:space="preserve"> </w:t>
+      </w:r>
+      <w:r>
+        <w:rPr>
+          <w:rFonts w:ascii="Vazirmatn" w:hAnsi="Vazirmatn" w:cs="Vazirmatn"/>
+          <w:sz w:val="22"/>
+          <w:szCs w:val="22"/>
+          <w:color w:val="2D2D2D"/>
+          <w:lang w:val="en-US" w:bidi="fa-IR"/>
+        </w:rPr>
+        <w:t>داده</w:t>
+      </w:r>
+      <w:r>
+        <w:rPr>
+          <w:rFonts w:ascii="Vazirmatn" w:hAnsi="Vazirmatn" w:cs="Vazirmatn"/>
+          <w:sz w:val="22"/>
+          <w:szCs w:val="22"/>
+          <w:color w:val="2D2D2D"/>
+          <w:lang w:val="en-US" w:bidi="fa-IR"/>
+        </w:rPr>
+        <w:t xml:space="preserve"> </w:t>
+      </w:r>
+      <w:r>
+        <w:rPr>
+          <w:rFonts w:ascii="Vazirmatn" w:hAnsi="Vazirmatn" w:cs="Vazirmatn"/>
+          <w:sz w:val="22"/>
+          <w:szCs w:val="22"/>
+          <w:color w:val="2D2D2D"/>
+          <w:lang w:val="en-US" w:bidi="fa-IR"/>
+        </w:rPr>
+        <w:t>استفاده</w:t>
+      </w:r>
+      <w:r>
+        <w:rPr>
+          <w:rFonts w:ascii="Vazirmatn" w:hAnsi="Vazirmatn" w:cs="Vazirmatn"/>
+          <w:sz w:val="22"/>
+          <w:szCs w:val="22"/>
+          <w:color w:val="2D2D2D"/>
+          <w:lang w:val="en-US" w:bidi="fa-IR"/>
+        </w:rPr>
+        <w:t xml:space="preserve"> </w:t>
+      </w:r>
+      <w:r>
+        <w:rPr>
+          <w:rFonts w:ascii="Vazirmatn" w:hAnsi="Vazirmatn" w:cs="Vazirmatn"/>
+          <w:sz w:val="22"/>
+          <w:szCs w:val="22"/>
+          <w:color w:val="2D2D2D"/>
+          <w:lang w:val="en-US" w:bidi="fa-IR"/>
+        </w:rPr>
+        <w:t>می‌شود:</w:t>
       </w:r>
     </w:p>
     <w:tbl>
@@ -2140,7 +3712,6 @@
               <w:bidi/>
               <w:jc w:val="start"/>
             </w:pPr>
-            <w:r/>
             <w:r>
               <w:rPr>
                 <w:rFonts w:ascii="Vazirmatn" w:hAnsi="Vazirmatn" w:cs="Vazirmatn"/>
@@ -2175,43 +3746,7 @@
                 <w:color w:val="FFFFFF"/>
                 <w:lang w:val="en-US" w:bidi="fa-IR"/>
               </w:rPr>
-              <w:t>MAXDOP</w:t>
-            </w:r>
-            <w:r>
-              <w:rPr>
-                <w:rFonts w:ascii="Vazirmatn" w:hAnsi="Vazirmatn" w:cs="Vazirmatn"/>
-                <w:sz w:val="22"/>
-                <w:szCs w:val="22"/>
-                <w:b/>
-                <w:bCs/>
-                <w:color w:val="FFFFFF"/>
-                <w:lang w:val="en-US" w:bidi="fa-IR"/>
-              </w:rPr>
-              <w:t xml:space="preserve"> (</w:t>
-            </w:r>
-            <w:r>
-              <w:rPr>
-                <w:rFonts w:ascii="Vazirmatn" w:hAnsi="Vazirmatn" w:cs="Vazirmatn"/>
-                <w:sz w:val="22"/>
-                <w:szCs w:val="22"/>
-                <w:b/>
-                <w:bCs/>
-                <w:color w:val="FFFFFF"/>
-                <w:lang w:val="en-US" w:bidi="fa-IR"/>
-              </w:rPr>
-              <w:t>Max Degree of Parallelism</w:t>
-            </w:r>
-            <w:r>
-              <w:rPr>
-                <w:rFonts w:ascii="Vazirmatn" w:hAnsi="Vazirmatn" w:cs="Vazirmatn"/>
-                <w:sz w:val="22"/>
-                <w:szCs w:val="22"/>
-                <w:b/>
-                <w:bCs/>
-                <w:color w:val="FFFFFF"/>
-                <w:lang w:val="en-US" w:bidi="fa-IR"/>
-              </w:rPr>
-              <w:t>)</w:t>
+              <w:t>MAXDOP (Max Degree of Parallelism)</w:t>
             </w:r>
           </w:p>
         </w:tc>
@@ -2237,10 +3772,9 @@
           <w:p>
             <w:pPr>
               <w:bidi/>
-              <w:spacing w:line="324" w:lineRule="auto" w:after="120"/>
+              <w:spacing w:line="276" w:lineRule="auto" w:after="80"/>
               <w:jc w:val="both"/>
             </w:pPr>
-            <w:r/>
             <w:r>
               <w:rPr>
                 <w:rFonts w:ascii="Vazirmatn" w:hAnsi="Vazirmatn" w:cs="Vazirmatn"/>
@@ -2249,7 +3783,7 @@
                 <w:color w:val="2D2D2D"/>
                 <w:lang w:val="en-US" w:bidi="fa-IR"/>
               </w:rPr>
-              <w:t xml:space="preserve">برای پایگاه‌های دادهٔ </w:t>
+              <w:t>برای</w:t>
             </w:r>
             <w:r>
               <w:rPr>
@@ -2259,7 +3793,7 @@
                 <w:color w:val="2D2D2D"/>
                 <w:lang w:val="en-US" w:bidi="fa-IR"/>
               </w:rPr>
-              <w:t>OLTP</w:t>
+              <w:t xml:space="preserve"> </w:t>
             </w:r>
             <w:r>
               <w:rPr>
@@ -2269,7 +3803,7 @@
                 <w:color w:val="2D2D2D"/>
                 <w:lang w:val="en-US" w:bidi="fa-IR"/>
               </w:rPr>
-              <w:t xml:space="preserve"> </w:t>
+              <w:t>پایگاه‌های</w:t>
             </w:r>
             <w:r>
               <w:rPr>
@@ -2279,7 +3813,7 @@
                 <w:color w:val="2D2D2D"/>
                 <w:lang w:val="en-US" w:bidi="fa-IR"/>
               </w:rPr>
-              <w:t xml:space="preserve">با ماهیت تراکنشی سریع، مقدار </w:t>
+              <w:t xml:space="preserve"> </w:t>
             </w:r>
             <w:r>
               <w:rPr>
@@ -2289,7 +3823,7 @@
                 <w:color w:val="2D2D2D"/>
                 <w:lang w:val="en-US" w:bidi="fa-IR"/>
               </w:rPr>
-              <w:t>max degree of parallelism</w:t>
+              <w:t>دادهٔ</w:t>
             </w:r>
             <w:r>
               <w:rPr>
@@ -2309,7 +3843,7 @@
                 <w:color w:val="2D2D2D"/>
                 <w:lang w:val="en-US" w:bidi="fa-IR"/>
               </w:rPr>
-              <w:t>را متناسب با تعداد هسته‌های فیزیکی هر پردازنده (</w:t>
+              <w:t>OLTP</w:t>
             </w:r>
             <w:r>
               <w:rPr>
@@ -2319,7 +3853,7 @@
                 <w:color w:val="2D2D2D"/>
                 <w:lang w:val="en-US" w:bidi="fa-IR"/>
               </w:rPr>
-              <w:t>NUMA Node</w:t>
+              <w:t xml:space="preserve"> </w:t>
             </w:r>
             <w:r>
               <w:rPr>
@@ -2329,7 +3863,7 @@
                 <w:color w:val="2D2D2D"/>
                 <w:lang w:val="en-US" w:bidi="fa-IR"/>
               </w:rPr>
-              <w:t xml:space="preserve">) </w:t>
+              <w:t>با</w:t>
             </w:r>
             <w:r>
               <w:rPr>
@@ -2339,7 +3873,357 @@
                 <w:color w:val="2D2D2D"/>
                 <w:lang w:val="en-US" w:bidi="fa-IR"/>
               </w:rPr>
-              <w:t>تنظیم نمایید.</w:t>
+              <w:t xml:space="preserve"> </w:t>
+            </w:r>
+            <w:r>
+              <w:rPr>
+                <w:rFonts w:ascii="Vazirmatn" w:hAnsi="Vazirmatn" w:cs="Vazirmatn"/>
+                <w:sz w:val="21"/>
+                <w:szCs w:val="21"/>
+                <w:color w:val="2D2D2D"/>
+                <w:lang w:val="en-US" w:bidi="fa-IR"/>
+              </w:rPr>
+              <w:t>ماهیت</w:t>
+            </w:r>
+            <w:r>
+              <w:rPr>
+                <w:rFonts w:ascii="Vazirmatn" w:hAnsi="Vazirmatn" w:cs="Vazirmatn"/>
+                <w:sz w:val="21"/>
+                <w:szCs w:val="21"/>
+                <w:color w:val="2D2D2D"/>
+                <w:lang w:val="en-US" w:bidi="fa-IR"/>
+              </w:rPr>
+              <w:t xml:space="preserve"> </w:t>
+            </w:r>
+            <w:r>
+              <w:rPr>
+                <w:rFonts w:ascii="Vazirmatn" w:hAnsi="Vazirmatn" w:cs="Vazirmatn"/>
+                <w:sz w:val="21"/>
+                <w:szCs w:val="21"/>
+                <w:color w:val="2D2D2D"/>
+                <w:lang w:val="en-US" w:bidi="fa-IR"/>
+              </w:rPr>
+              <w:t>تراکنشی</w:t>
+            </w:r>
+            <w:r>
+              <w:rPr>
+                <w:rFonts w:ascii="Vazirmatn" w:hAnsi="Vazirmatn" w:cs="Vazirmatn"/>
+                <w:sz w:val="21"/>
+                <w:szCs w:val="21"/>
+                <w:color w:val="2D2D2D"/>
+                <w:lang w:val="en-US" w:bidi="fa-IR"/>
+              </w:rPr>
+              <w:t xml:space="preserve"> </w:t>
+            </w:r>
+            <w:r>
+              <w:rPr>
+                <w:rFonts w:ascii="Vazirmatn" w:hAnsi="Vazirmatn" w:cs="Vazirmatn"/>
+                <w:sz w:val="21"/>
+                <w:szCs w:val="21"/>
+                <w:color w:val="2D2D2D"/>
+                <w:lang w:val="en-US" w:bidi="fa-IR"/>
+              </w:rPr>
+              <w:t>سریع،</w:t>
+            </w:r>
+            <w:r>
+              <w:rPr>
+                <w:rFonts w:ascii="Vazirmatn" w:hAnsi="Vazirmatn" w:cs="Vazirmatn"/>
+                <w:sz w:val="21"/>
+                <w:szCs w:val="21"/>
+                <w:color w:val="2D2D2D"/>
+                <w:lang w:val="en-US" w:bidi="fa-IR"/>
+              </w:rPr>
+              <w:t xml:space="preserve"> </w:t>
+            </w:r>
+            <w:r>
+              <w:rPr>
+                <w:rFonts w:ascii="Vazirmatn" w:hAnsi="Vazirmatn" w:cs="Vazirmatn"/>
+                <w:sz w:val="21"/>
+                <w:szCs w:val="21"/>
+                <w:color w:val="2D2D2D"/>
+                <w:lang w:val="en-US" w:bidi="fa-IR"/>
+              </w:rPr>
+              <w:t>مقدار</w:t>
+            </w:r>
+            <w:r>
+              <w:rPr>
+                <w:rFonts w:ascii="Vazirmatn" w:hAnsi="Vazirmatn" w:cs="Vazirmatn"/>
+                <w:sz w:val="21"/>
+                <w:szCs w:val="21"/>
+                <w:color w:val="2D2D2D"/>
+                <w:lang w:val="en-US" w:bidi="fa-IR"/>
+              </w:rPr>
+              <w:t xml:space="preserve"> </w:t>
+            </w:r>
+            <w:r>
+              <w:rPr>
+                <w:rFonts w:ascii="Courier New" w:hAnsi="Courier New" w:cs="Courier New"/>
+                <w:sz w:val="21"/>
+                <w:szCs w:val="21"/>
+                <w:color w:val="2D2D2D"/>
+                <w:lang w:val="en-US" w:bidi="fa-IR"/>
+              </w:rPr>
+              <w:t>max degree of parallelism</w:t>
+            </w:r>
+            <w:r>
+              <w:rPr>
+                <w:rFonts w:ascii="Vazirmatn" w:hAnsi="Vazirmatn" w:cs="Vazirmatn"/>
+                <w:sz w:val="21"/>
+                <w:szCs w:val="21"/>
+                <w:color w:val="2D2D2D"/>
+                <w:lang w:val="en-US" w:bidi="fa-IR"/>
+              </w:rPr>
+              <w:t xml:space="preserve"> </w:t>
+            </w:r>
+            <w:r>
+              <w:rPr>
+                <w:rFonts w:ascii="Vazirmatn" w:hAnsi="Vazirmatn" w:cs="Vazirmatn"/>
+                <w:sz w:val="21"/>
+                <w:szCs w:val="21"/>
+                <w:color w:val="2D2D2D"/>
+                <w:lang w:val="en-US" w:bidi="fa-IR"/>
+              </w:rPr>
+              <w:t>را</w:t>
+            </w:r>
+            <w:r>
+              <w:rPr>
+                <w:rFonts w:ascii="Vazirmatn" w:hAnsi="Vazirmatn" w:cs="Vazirmatn"/>
+                <w:sz w:val="21"/>
+                <w:szCs w:val="21"/>
+                <w:color w:val="2D2D2D"/>
+                <w:lang w:val="en-US" w:bidi="fa-IR"/>
+              </w:rPr>
+              <w:t xml:space="preserve"> </w:t>
+            </w:r>
+            <w:r>
+              <w:rPr>
+                <w:rFonts w:ascii="Vazirmatn" w:hAnsi="Vazirmatn" w:cs="Vazirmatn"/>
+                <w:sz w:val="21"/>
+                <w:szCs w:val="21"/>
+                <w:color w:val="2D2D2D"/>
+                <w:lang w:val="en-US" w:bidi="fa-IR"/>
+              </w:rPr>
+              <w:t>متناسب</w:t>
+            </w:r>
+            <w:r>
+              <w:rPr>
+                <w:rFonts w:ascii="Vazirmatn" w:hAnsi="Vazirmatn" w:cs="Vazirmatn"/>
+                <w:sz w:val="21"/>
+                <w:szCs w:val="21"/>
+                <w:color w:val="2D2D2D"/>
+                <w:lang w:val="en-US" w:bidi="fa-IR"/>
+              </w:rPr>
+              <w:t xml:space="preserve"> </w:t>
+            </w:r>
+            <w:r>
+              <w:rPr>
+                <w:rFonts w:ascii="Vazirmatn" w:hAnsi="Vazirmatn" w:cs="Vazirmatn"/>
+                <w:sz w:val="21"/>
+                <w:szCs w:val="21"/>
+                <w:color w:val="2D2D2D"/>
+                <w:lang w:val="en-US" w:bidi="fa-IR"/>
+              </w:rPr>
+              <w:t>با</w:t>
+            </w:r>
+            <w:r>
+              <w:rPr>
+                <w:rFonts w:ascii="Vazirmatn" w:hAnsi="Vazirmatn" w:cs="Vazirmatn"/>
+                <w:sz w:val="21"/>
+                <w:szCs w:val="21"/>
+                <w:color w:val="2D2D2D"/>
+                <w:lang w:val="en-US" w:bidi="fa-IR"/>
+              </w:rPr>
+              <w:t xml:space="preserve"> </w:t>
+            </w:r>
+            <w:r>
+              <w:rPr>
+                <w:rFonts w:ascii="Vazirmatn" w:hAnsi="Vazirmatn" w:cs="Vazirmatn"/>
+                <w:sz w:val="21"/>
+                <w:szCs w:val="21"/>
+                <w:color w:val="2D2D2D"/>
+                <w:lang w:val="en-US" w:bidi="fa-IR"/>
+              </w:rPr>
+              <w:t>تعداد</w:t>
+            </w:r>
+            <w:r>
+              <w:rPr>
+                <w:rFonts w:ascii="Vazirmatn" w:hAnsi="Vazirmatn" w:cs="Vazirmatn"/>
+                <w:sz w:val="21"/>
+                <w:szCs w:val="21"/>
+                <w:color w:val="2D2D2D"/>
+                <w:lang w:val="en-US" w:bidi="fa-IR"/>
+              </w:rPr>
+              <w:t xml:space="preserve"> </w:t>
+            </w:r>
+            <w:r>
+              <w:rPr>
+                <w:rFonts w:ascii="Vazirmatn" w:hAnsi="Vazirmatn" w:cs="Vazirmatn"/>
+                <w:sz w:val="21"/>
+                <w:szCs w:val="21"/>
+                <w:color w:val="2D2D2D"/>
+                <w:lang w:val="en-US" w:bidi="fa-IR"/>
+              </w:rPr>
+              <w:t>هسته‌های</w:t>
+            </w:r>
+            <w:r>
+              <w:rPr>
+                <w:rFonts w:ascii="Vazirmatn" w:hAnsi="Vazirmatn" w:cs="Vazirmatn"/>
+                <w:sz w:val="21"/>
+                <w:szCs w:val="21"/>
+                <w:color w:val="2D2D2D"/>
+                <w:lang w:val="en-US" w:bidi="fa-IR"/>
+              </w:rPr>
+              <w:t xml:space="preserve"> </w:t>
+            </w:r>
+            <w:r>
+              <w:rPr>
+                <w:rFonts w:ascii="Vazirmatn" w:hAnsi="Vazirmatn" w:cs="Vazirmatn"/>
+                <w:sz w:val="21"/>
+                <w:szCs w:val="21"/>
+                <w:color w:val="2D2D2D"/>
+                <w:lang w:val="en-US" w:bidi="fa-IR"/>
+              </w:rPr>
+              <w:t>فیزیکی</w:t>
+            </w:r>
+            <w:r>
+              <w:rPr>
+                <w:rFonts w:ascii="Vazirmatn" w:hAnsi="Vazirmatn" w:cs="Vazirmatn"/>
+                <w:sz w:val="21"/>
+                <w:szCs w:val="21"/>
+                <w:color w:val="2D2D2D"/>
+                <w:lang w:val="en-US" w:bidi="fa-IR"/>
+              </w:rPr>
+              <w:t xml:space="preserve"> </w:t>
+            </w:r>
+            <w:r>
+              <w:rPr>
+                <w:rFonts w:ascii="Vazirmatn" w:hAnsi="Vazirmatn" w:cs="Vazirmatn"/>
+                <w:sz w:val="21"/>
+                <w:szCs w:val="21"/>
+                <w:color w:val="2D2D2D"/>
+                <w:lang w:val="en-US" w:bidi="fa-IR"/>
+              </w:rPr>
+              <w:t>هر</w:t>
+            </w:r>
+            <w:r>
+              <w:rPr>
+                <w:rFonts w:ascii="Vazirmatn" w:hAnsi="Vazirmatn" w:cs="Vazirmatn"/>
+                <w:sz w:val="21"/>
+                <w:szCs w:val="21"/>
+                <w:color w:val="2D2D2D"/>
+                <w:lang w:val="en-US" w:bidi="fa-IR"/>
+              </w:rPr>
+              <w:t xml:space="preserve"> </w:t>
+            </w:r>
+            <w:r>
+              <w:rPr>
+                <w:rFonts w:ascii="Vazirmatn" w:hAnsi="Vazirmatn" w:cs="Vazirmatn"/>
+                <w:sz w:val="21"/>
+                <w:szCs w:val="21"/>
+                <w:color w:val="2D2D2D"/>
+                <w:lang w:val="en-US" w:bidi="fa-IR"/>
+              </w:rPr>
+              <w:t>پردازنده</w:t>
+            </w:r>
+            <w:r>
+              <w:rPr>
+                <w:rFonts w:ascii="Vazirmatn" w:hAnsi="Vazirmatn" w:cs="Vazirmatn"/>
+                <w:sz w:val="21"/>
+                <w:szCs w:val="21"/>
+                <w:color w:val="2D2D2D"/>
+                <w:lang w:val="en-US" w:bidi="fa-IR"/>
+              </w:rPr>
+              <w:t xml:space="preserve"> </w:t>
+            </w:r>
+            <w:r>
+              <w:rPr>
+                <w:rFonts w:ascii="Vazirmatn" w:hAnsi="Vazirmatn" w:cs="Vazirmatn"/>
+                <w:sz w:val="21"/>
+                <w:szCs w:val="21"/>
+                <w:color w:val="2D2D2D"/>
+                <w:lang w:val="en-US" w:bidi="fa-IR"/>
+              </w:rPr>
+              <w:t>(</w:t>
+            </w:r>
+            <w:r>
+              <w:rPr>
+                <w:rFonts w:ascii="Vazirmatn" w:hAnsi="Vazirmatn" w:cs="Vazirmatn"/>
+                <w:sz w:val="21"/>
+                <w:szCs w:val="21"/>
+                <w:color w:val="2D2D2D"/>
+                <w:lang w:val="en-US" w:bidi="fa-IR"/>
+              </w:rPr>
+              <w:t>NUMA</w:t>
+            </w:r>
+            <w:r>
+              <w:rPr>
+                <w:rFonts w:ascii="Vazirmatn" w:hAnsi="Vazirmatn" w:cs="Vazirmatn"/>
+                <w:sz w:val="21"/>
+                <w:szCs w:val="21"/>
+                <w:color w:val="2D2D2D"/>
+                <w:lang w:val="en-US" w:bidi="fa-IR"/>
+              </w:rPr>
+              <w:t xml:space="preserve"> </w:t>
+            </w:r>
+            <w:r>
+              <w:rPr>
+                <w:rFonts w:ascii="Vazirmatn" w:hAnsi="Vazirmatn" w:cs="Vazirmatn"/>
+                <w:sz w:val="21"/>
+                <w:szCs w:val="21"/>
+                <w:color w:val="2D2D2D"/>
+                <w:lang w:val="en-US" w:bidi="fa-IR"/>
+              </w:rPr>
+              <w:t>Node</w:t>
+            </w:r>
+            <w:r>
+              <w:rPr>
+                <w:rFonts w:ascii="Vazirmatn" w:hAnsi="Vazirmatn" w:cs="Vazirmatn"/>
+                <w:sz w:val="21"/>
+                <w:szCs w:val="21"/>
+                <w:color w:val="2D2D2D"/>
+                <w:lang w:val="en-US" w:bidi="fa-IR"/>
+              </w:rPr>
+              <w:t>)</w:t>
+            </w:r>
+            <w:r>
+              <w:rPr>
+                <w:rFonts w:ascii="Vazirmatn" w:hAnsi="Vazirmatn" w:cs="Vazirmatn"/>
+                <w:sz w:val="21"/>
+                <w:szCs w:val="21"/>
+                <w:color w:val="2D2D2D"/>
+                <w:lang w:val="en-US" w:bidi="fa-IR"/>
+              </w:rPr>
+              <w:t xml:space="preserve"> </w:t>
+            </w:r>
+            <w:r>
+              <w:rPr>
+                <w:rFonts w:ascii="Vazirmatn" w:hAnsi="Vazirmatn" w:cs="Vazirmatn"/>
+                <w:sz w:val="21"/>
+                <w:szCs w:val="21"/>
+                <w:color w:val="2D2D2D"/>
+                <w:lang w:val="en-US" w:bidi="fa-IR"/>
+              </w:rPr>
+              <w:t>تنظیم</w:t>
+            </w:r>
+            <w:r>
+              <w:rPr>
+                <w:rFonts w:ascii="Vazirmatn" w:hAnsi="Vazirmatn" w:cs="Vazirmatn"/>
+                <w:sz w:val="21"/>
+                <w:szCs w:val="21"/>
+                <w:color w:val="2D2D2D"/>
+                <w:lang w:val="en-US" w:bidi="fa-IR"/>
+              </w:rPr>
+              <w:t xml:space="preserve"> </w:t>
+            </w:r>
+            <w:r>
+              <w:rPr>
+                <w:rFonts w:ascii="Vazirmatn" w:hAnsi="Vazirmatn" w:cs="Vazirmatn"/>
+                <w:sz w:val="21"/>
+                <w:szCs w:val="21"/>
+                <w:color w:val="2D2D2D"/>
+                <w:lang w:val="en-US" w:bidi="fa-IR"/>
+              </w:rPr>
+              <w:t>نمایید.</w:t>
             </w:r>
           </w:p>
         </w:tc>
@@ -2384,7 +4268,6 @@
               <w:bidi/>
               <w:jc w:val="start"/>
             </w:pPr>
-            <w:r/>
             <w:r>
               <w:rPr>
                 <w:rFonts w:ascii="Vazirmatn" w:hAnsi="Vazirmatn" w:cs="Vazirmatn"/>
@@ -2395,7 +4278,7 @@
                 <w:color w:val="8B6914"/>
                 <w:lang w:val="en-US" w:bidi="fa-IR"/>
               </w:rPr>
-              <w:t>هشدار پیکربندی حافظه (</w:t>
+              <w:t xml:space="preserve">هشدار پیکربندی حافظه </w:t>
             </w:r>
             <w:r>
               <w:rPr>
@@ -2407,19 +4290,7 @@
                 <w:color w:val="8B6914"/>
                 <w:lang w:val="en-US" w:bidi="fa-IR"/>
               </w:rPr>
-              <w:t>Max Server Memory Warning</w:t>
-            </w:r>
-            <w:r>
-              <w:rPr>
-                <w:rFonts w:ascii="Vazirmatn" w:hAnsi="Vazirmatn" w:cs="Vazirmatn"/>
-                <w:sz w:val="22"/>
-                <w:szCs w:val="22"/>
-                <w:b/>
-                <w:bCs/>
-                <w:color w:val="8B6914"/>
-                <w:lang w:val="en-US" w:bidi="fa-IR"/>
-              </w:rPr>
-              <w:t>)</w:t>
+              <w:t>(Max Server Memory Warning)</w:t>
             </w:r>
           </w:p>
         </w:tc>
@@ -2445,10 +4316,9 @@
           <w:p>
             <w:pPr>
               <w:bidi/>
-              <w:spacing w:line="324" w:lineRule="auto" w:after="120"/>
+              <w:spacing w:line="276" w:lineRule="auto" w:after="80"/>
               <w:jc w:val="both"/>
             </w:pPr>
-            <w:r/>
             <w:r>
               <w:rPr>
                 <w:rFonts w:ascii="Vazirmatn" w:hAnsi="Vazirmatn" w:cs="Vazirmatn"/>
@@ -2457,7 +4327,7 @@
                 <w:color w:val="2D2D2D"/>
                 <w:lang w:val="en-US" w:bidi="fa-IR"/>
               </w:rPr>
-              <w:t xml:space="preserve">مقدار </w:t>
+              <w:t>مقدار</w:t>
             </w:r>
             <w:r>
               <w:rPr>
@@ -2467,6 +4337,16 @@
                 <w:color w:val="2D2D2D"/>
                 <w:lang w:val="en-US" w:bidi="fa-IR"/>
               </w:rPr>
+              <w:t xml:space="preserve"> </w:t>
+            </w:r>
+            <w:r>
+              <w:rPr>
+                <w:rFonts w:ascii="Courier New" w:hAnsi="Courier New" w:cs="Courier New"/>
+                <w:sz w:val="21"/>
+                <w:szCs w:val="21"/>
+                <w:color w:val="2D2D2D"/>
+                <w:lang w:val="en-US" w:bidi="fa-IR"/>
+              </w:rPr>
               <w:t>Max Server Memory</w:t>
             </w:r>
             <w:r>
@@ -2487,7 +4367,7 @@
                 <w:color w:val="2D2D2D"/>
                 <w:lang w:val="en-US" w:bidi="fa-IR"/>
               </w:rPr>
-              <w:t xml:space="preserve">در </w:t>
+              <w:t>در</w:t>
             </w:r>
             <w:r>
               <w:rPr>
@@ -2497,7 +4377,7 @@
                 <w:color w:val="2D2D2D"/>
                 <w:lang w:val="en-US" w:bidi="fa-IR"/>
               </w:rPr>
-              <w:t>SQL Server</w:t>
+              <w:t xml:space="preserve"> </w:t>
             </w:r>
             <w:r>
               <w:rPr>
@@ -2507,7 +4387,7 @@
                 <w:color w:val="2D2D2D"/>
                 <w:lang w:val="en-US" w:bidi="fa-IR"/>
               </w:rPr>
-              <w:t xml:space="preserve"> </w:t>
+              <w:t>SQL</w:t>
             </w:r>
             <w:r>
               <w:rPr>
@@ -2517,7 +4397,7 @@
                 <w:color w:val="2D2D2D"/>
                 <w:lang w:val="en-US" w:bidi="fa-IR"/>
               </w:rPr>
-              <w:t>حتماً باید حداقل ۲ تا ۴ گیگابایت کمتر از کل حافظه فیزیکی سرور (</w:t>
+              <w:t xml:space="preserve"> </w:t>
             </w:r>
             <w:r>
               <w:rPr>
@@ -2527,7 +4407,7 @@
                 <w:color w:val="2D2D2D"/>
                 <w:lang w:val="en-US" w:bidi="fa-IR"/>
               </w:rPr>
-              <w:t>Host RAM</w:t>
+              <w:t>Server</w:t>
             </w:r>
             <w:r>
               <w:rPr>
@@ -2537,7 +4417,7 @@
                 <w:color w:val="2D2D2D"/>
                 <w:lang w:val="en-US" w:bidi="fa-IR"/>
               </w:rPr>
-              <w:t xml:space="preserve">) </w:t>
+              <w:t xml:space="preserve"> </w:t>
             </w:r>
             <w:r>
               <w:rPr>
@@ -2547,7 +4427,7 @@
                 <w:color w:val="2D2D2D"/>
                 <w:lang w:val="en-US" w:bidi="fa-IR"/>
               </w:rPr>
-              <w:t>تعیین شود تا سیستم‌عامل با کمبود رم (</w:t>
+              <w:t>حتماً</w:t>
             </w:r>
             <w:r>
               <w:rPr>
@@ -2557,7 +4437,7 @@
                 <w:color w:val="2D2D2D"/>
                 <w:lang w:val="en-US" w:bidi="fa-IR"/>
               </w:rPr>
-              <w:t>Memory Starvation</w:t>
+              <w:t xml:space="preserve"> </w:t>
             </w:r>
             <w:r>
               <w:rPr>
@@ -2567,7 +4447,7 @@
                 <w:color w:val="2D2D2D"/>
                 <w:lang w:val="en-US" w:bidi="fa-IR"/>
               </w:rPr>
-              <w:t xml:space="preserve">) </w:t>
+              <w:t>باید</w:t>
             </w:r>
             <w:r>
               <w:rPr>
@@ -2577,7 +4457,517 @@
                 <w:color w:val="2D2D2D"/>
                 <w:lang w:val="en-US" w:bidi="fa-IR"/>
               </w:rPr>
-              <w:t>مواجه نشود.</w:t>
+              <w:t xml:space="preserve"> </w:t>
+            </w:r>
+            <w:r>
+              <w:rPr>
+                <w:rFonts w:ascii="Vazirmatn" w:hAnsi="Vazirmatn" w:cs="Vazirmatn"/>
+                <w:sz w:val="21"/>
+                <w:szCs w:val="21"/>
+                <w:color w:val="2D2D2D"/>
+                <w:lang w:val="en-US" w:bidi="fa-IR"/>
+              </w:rPr>
+              <w:t>حداقل</w:t>
+            </w:r>
+            <w:r>
+              <w:rPr>
+                <w:rFonts w:ascii="Vazirmatn" w:hAnsi="Vazirmatn" w:cs="Vazirmatn"/>
+                <w:sz w:val="21"/>
+                <w:szCs w:val="21"/>
+                <w:color w:val="2D2D2D"/>
+                <w:lang w:val="en-US" w:bidi="fa-IR"/>
+              </w:rPr>
+              <w:t xml:space="preserve"> </w:t>
+            </w:r>
+            <w:r>
+              <w:rPr>
+                <w:rFonts w:ascii="Vazirmatn" w:hAnsi="Vazirmatn" w:cs="Vazirmatn"/>
+                <w:sz w:val="21"/>
+                <w:szCs w:val="21"/>
+                <w:color w:val="2D2D2D"/>
+                <w:lang w:val="en-US" w:bidi="fa-IR"/>
+              </w:rPr>
+              <w:t>۲</w:t>
+            </w:r>
+            <w:r>
+              <w:rPr>
+                <w:rFonts w:ascii="Vazirmatn" w:hAnsi="Vazirmatn" w:cs="Vazirmatn"/>
+                <w:sz w:val="21"/>
+                <w:szCs w:val="21"/>
+                <w:color w:val="2D2D2D"/>
+                <w:lang w:val="en-US" w:bidi="fa-IR"/>
+              </w:rPr>
+              <w:t xml:space="preserve"> </w:t>
+            </w:r>
+            <w:r>
+              <w:rPr>
+                <w:rFonts w:ascii="Vazirmatn" w:hAnsi="Vazirmatn" w:cs="Vazirmatn"/>
+                <w:sz w:val="21"/>
+                <w:szCs w:val="21"/>
+                <w:color w:val="2D2D2D"/>
+                <w:lang w:val="en-US" w:bidi="fa-IR"/>
+              </w:rPr>
+              <w:t>تا</w:t>
+            </w:r>
+            <w:r>
+              <w:rPr>
+                <w:rFonts w:ascii="Vazirmatn" w:hAnsi="Vazirmatn" w:cs="Vazirmatn"/>
+                <w:sz w:val="21"/>
+                <w:szCs w:val="21"/>
+                <w:color w:val="2D2D2D"/>
+                <w:lang w:val="en-US" w:bidi="fa-IR"/>
+              </w:rPr>
+              <w:t xml:space="preserve"> </w:t>
+            </w:r>
+            <w:r>
+              <w:rPr>
+                <w:rFonts w:ascii="Vazirmatn" w:hAnsi="Vazirmatn" w:cs="Vazirmatn"/>
+                <w:sz w:val="21"/>
+                <w:szCs w:val="21"/>
+                <w:color w:val="2D2D2D"/>
+                <w:lang w:val="en-US" w:bidi="fa-IR"/>
+              </w:rPr>
+              <w:t>۴</w:t>
+            </w:r>
+            <w:r>
+              <w:rPr>
+                <w:rFonts w:ascii="Vazirmatn" w:hAnsi="Vazirmatn" w:cs="Vazirmatn"/>
+                <w:sz w:val="21"/>
+                <w:szCs w:val="21"/>
+                <w:color w:val="2D2D2D"/>
+                <w:lang w:val="en-US" w:bidi="fa-IR"/>
+              </w:rPr>
+              <w:t xml:space="preserve"> </w:t>
+            </w:r>
+            <w:r>
+              <w:rPr>
+                <w:rFonts w:ascii="Vazirmatn" w:hAnsi="Vazirmatn" w:cs="Vazirmatn"/>
+                <w:sz w:val="21"/>
+                <w:szCs w:val="21"/>
+                <w:color w:val="2D2D2D"/>
+                <w:lang w:val="en-US" w:bidi="fa-IR"/>
+              </w:rPr>
+              <w:t>گیگابایت</w:t>
+            </w:r>
+            <w:r>
+              <w:rPr>
+                <w:rFonts w:ascii="Vazirmatn" w:hAnsi="Vazirmatn" w:cs="Vazirmatn"/>
+                <w:sz w:val="21"/>
+                <w:szCs w:val="21"/>
+                <w:color w:val="2D2D2D"/>
+                <w:lang w:val="en-US" w:bidi="fa-IR"/>
+              </w:rPr>
+              <w:t xml:space="preserve"> </w:t>
+            </w:r>
+            <w:r>
+              <w:rPr>
+                <w:rFonts w:ascii="Vazirmatn" w:hAnsi="Vazirmatn" w:cs="Vazirmatn"/>
+                <w:sz w:val="21"/>
+                <w:szCs w:val="21"/>
+                <w:color w:val="2D2D2D"/>
+                <w:lang w:val="en-US" w:bidi="fa-IR"/>
+              </w:rPr>
+              <w:t>کمتر</w:t>
+            </w:r>
+            <w:r>
+              <w:rPr>
+                <w:rFonts w:ascii="Vazirmatn" w:hAnsi="Vazirmatn" w:cs="Vazirmatn"/>
+                <w:sz w:val="21"/>
+                <w:szCs w:val="21"/>
+                <w:color w:val="2D2D2D"/>
+                <w:lang w:val="en-US" w:bidi="fa-IR"/>
+              </w:rPr>
+              <w:t xml:space="preserve"> </w:t>
+            </w:r>
+            <w:r>
+              <w:rPr>
+                <w:rFonts w:ascii="Vazirmatn" w:hAnsi="Vazirmatn" w:cs="Vazirmatn"/>
+                <w:sz w:val="21"/>
+                <w:szCs w:val="21"/>
+                <w:color w:val="2D2D2D"/>
+                <w:lang w:val="en-US" w:bidi="fa-IR"/>
+              </w:rPr>
+              <w:t>از</w:t>
+            </w:r>
+            <w:r>
+              <w:rPr>
+                <w:rFonts w:ascii="Vazirmatn" w:hAnsi="Vazirmatn" w:cs="Vazirmatn"/>
+                <w:sz w:val="21"/>
+                <w:szCs w:val="21"/>
+                <w:color w:val="2D2D2D"/>
+                <w:lang w:val="en-US" w:bidi="fa-IR"/>
+              </w:rPr>
+              <w:t xml:space="preserve"> </w:t>
+            </w:r>
+            <w:r>
+              <w:rPr>
+                <w:rFonts w:ascii="Vazirmatn" w:hAnsi="Vazirmatn" w:cs="Vazirmatn"/>
+                <w:sz w:val="21"/>
+                <w:szCs w:val="21"/>
+                <w:color w:val="2D2D2D"/>
+                <w:lang w:val="en-US" w:bidi="fa-IR"/>
+              </w:rPr>
+              <w:t>کل</w:t>
+            </w:r>
+            <w:r>
+              <w:rPr>
+                <w:rFonts w:ascii="Vazirmatn" w:hAnsi="Vazirmatn" w:cs="Vazirmatn"/>
+                <w:sz w:val="21"/>
+                <w:szCs w:val="21"/>
+                <w:color w:val="2D2D2D"/>
+                <w:lang w:val="en-US" w:bidi="fa-IR"/>
+              </w:rPr>
+              <w:t xml:space="preserve"> </w:t>
+            </w:r>
+            <w:r>
+              <w:rPr>
+                <w:rFonts w:ascii="Vazirmatn" w:hAnsi="Vazirmatn" w:cs="Vazirmatn"/>
+                <w:sz w:val="21"/>
+                <w:szCs w:val="21"/>
+                <w:color w:val="2D2D2D"/>
+                <w:lang w:val="en-US" w:bidi="fa-IR"/>
+              </w:rPr>
+              <w:t>حافظه</w:t>
+            </w:r>
+            <w:r>
+              <w:rPr>
+                <w:rFonts w:ascii="Vazirmatn" w:hAnsi="Vazirmatn" w:cs="Vazirmatn"/>
+                <w:sz w:val="21"/>
+                <w:szCs w:val="21"/>
+                <w:color w:val="2D2D2D"/>
+                <w:lang w:val="en-US" w:bidi="fa-IR"/>
+              </w:rPr>
+              <w:t xml:space="preserve"> </w:t>
+            </w:r>
+            <w:r>
+              <w:rPr>
+                <w:rFonts w:ascii="Vazirmatn" w:hAnsi="Vazirmatn" w:cs="Vazirmatn"/>
+                <w:sz w:val="21"/>
+                <w:szCs w:val="21"/>
+                <w:color w:val="2D2D2D"/>
+                <w:lang w:val="en-US" w:bidi="fa-IR"/>
+              </w:rPr>
+              <w:t>فیزیکی</w:t>
+            </w:r>
+            <w:r>
+              <w:rPr>
+                <w:rFonts w:ascii="Vazirmatn" w:hAnsi="Vazirmatn" w:cs="Vazirmatn"/>
+                <w:sz w:val="21"/>
+                <w:szCs w:val="21"/>
+                <w:color w:val="2D2D2D"/>
+                <w:lang w:val="en-US" w:bidi="fa-IR"/>
+              </w:rPr>
+              <w:t xml:space="preserve"> </w:t>
+            </w:r>
+            <w:r>
+              <w:rPr>
+                <w:rFonts w:ascii="Vazirmatn" w:hAnsi="Vazirmatn" w:cs="Vazirmatn"/>
+                <w:sz w:val="21"/>
+                <w:szCs w:val="21"/>
+                <w:color w:val="2D2D2D"/>
+                <w:lang w:val="en-US" w:bidi="fa-IR"/>
+              </w:rPr>
+              <w:t>سرور</w:t>
+            </w:r>
+            <w:r>
+              <w:rPr>
+                <w:rFonts w:ascii="Vazirmatn" w:hAnsi="Vazirmatn" w:cs="Vazirmatn"/>
+                <w:sz w:val="21"/>
+                <w:szCs w:val="21"/>
+                <w:color w:val="2D2D2D"/>
+                <w:lang w:val="en-US" w:bidi="fa-IR"/>
+              </w:rPr>
+              <w:t xml:space="preserve"> </w:t>
+            </w:r>
+            <w:r>
+              <w:rPr>
+                <w:rFonts w:ascii="Vazirmatn" w:hAnsi="Vazirmatn" w:cs="Vazirmatn"/>
+                <w:sz w:val="21"/>
+                <w:szCs w:val="21"/>
+                <w:color w:val="2D2D2D"/>
+                <w:lang w:val="en-US" w:bidi="fa-IR"/>
+              </w:rPr>
+              <w:t>(</w:t>
+            </w:r>
+            <w:r>
+              <w:rPr>
+                <w:rFonts w:ascii="Vazirmatn" w:hAnsi="Vazirmatn" w:cs="Vazirmatn"/>
+                <w:sz w:val="21"/>
+                <w:szCs w:val="21"/>
+                <w:color w:val="2D2D2D"/>
+                <w:lang w:val="en-US" w:bidi="fa-IR"/>
+              </w:rPr>
+              <w:t>Host</w:t>
+            </w:r>
+            <w:r>
+              <w:rPr>
+                <w:rFonts w:ascii="Vazirmatn" w:hAnsi="Vazirmatn" w:cs="Vazirmatn"/>
+                <w:sz w:val="21"/>
+                <w:szCs w:val="21"/>
+                <w:color w:val="2D2D2D"/>
+                <w:lang w:val="en-US" w:bidi="fa-IR"/>
+              </w:rPr>
+              <w:t xml:space="preserve"> </w:t>
+            </w:r>
+            <w:r>
+              <w:rPr>
+                <w:rFonts w:ascii="Vazirmatn" w:hAnsi="Vazirmatn" w:cs="Vazirmatn"/>
+                <w:sz w:val="21"/>
+                <w:szCs w:val="21"/>
+                <w:color w:val="2D2D2D"/>
+                <w:lang w:val="en-US" w:bidi="fa-IR"/>
+              </w:rPr>
+              <w:t>RAM</w:t>
+            </w:r>
+            <w:r>
+              <w:rPr>
+                <w:rFonts w:ascii="Vazirmatn" w:hAnsi="Vazirmatn" w:cs="Vazirmatn"/>
+                <w:sz w:val="21"/>
+                <w:szCs w:val="21"/>
+                <w:color w:val="2D2D2D"/>
+                <w:lang w:val="en-US" w:bidi="fa-IR"/>
+              </w:rPr>
+              <w:t>)</w:t>
+            </w:r>
+            <w:r>
+              <w:rPr>
+                <w:rFonts w:ascii="Vazirmatn" w:hAnsi="Vazirmatn" w:cs="Vazirmatn"/>
+                <w:sz w:val="21"/>
+                <w:szCs w:val="21"/>
+                <w:color w:val="2D2D2D"/>
+                <w:lang w:val="en-US" w:bidi="fa-IR"/>
+              </w:rPr>
+              <w:t xml:space="preserve"> </w:t>
+            </w:r>
+            <w:r>
+              <w:rPr>
+                <w:rFonts w:ascii="Vazirmatn" w:hAnsi="Vazirmatn" w:cs="Vazirmatn"/>
+                <w:sz w:val="21"/>
+                <w:szCs w:val="21"/>
+                <w:color w:val="2D2D2D"/>
+                <w:lang w:val="en-US" w:bidi="fa-IR"/>
+              </w:rPr>
+              <w:t>تعیین</w:t>
+            </w:r>
+            <w:r>
+              <w:rPr>
+                <w:rFonts w:ascii="Vazirmatn" w:hAnsi="Vazirmatn" w:cs="Vazirmatn"/>
+                <w:sz w:val="21"/>
+                <w:szCs w:val="21"/>
+                <w:color w:val="2D2D2D"/>
+                <w:lang w:val="en-US" w:bidi="fa-IR"/>
+              </w:rPr>
+              <w:t xml:space="preserve"> </w:t>
+            </w:r>
+            <w:r>
+              <w:rPr>
+                <w:rFonts w:ascii="Vazirmatn" w:hAnsi="Vazirmatn" w:cs="Vazirmatn"/>
+                <w:sz w:val="21"/>
+                <w:szCs w:val="21"/>
+                <w:color w:val="2D2D2D"/>
+                <w:lang w:val="en-US" w:bidi="fa-IR"/>
+              </w:rPr>
+              <w:t>شود</w:t>
+            </w:r>
+            <w:r>
+              <w:rPr>
+                <w:rFonts w:ascii="Vazirmatn" w:hAnsi="Vazirmatn" w:cs="Vazirmatn"/>
+                <w:sz w:val="21"/>
+                <w:szCs w:val="21"/>
+                <w:color w:val="2D2D2D"/>
+                <w:lang w:val="en-US" w:bidi="fa-IR"/>
+              </w:rPr>
+              <w:t xml:space="preserve"> </w:t>
+            </w:r>
+            <w:r>
+              <w:rPr>
+                <w:rFonts w:ascii="Vazirmatn" w:hAnsi="Vazirmatn" w:cs="Vazirmatn"/>
+                <w:sz w:val="21"/>
+                <w:szCs w:val="21"/>
+                <w:color w:val="2D2D2D"/>
+                <w:lang w:val="en-US" w:bidi="fa-IR"/>
+              </w:rPr>
+              <w:t>تا</w:t>
+            </w:r>
+            <w:r>
+              <w:rPr>
+                <w:rFonts w:ascii="Vazirmatn" w:hAnsi="Vazirmatn" w:cs="Vazirmatn"/>
+                <w:sz w:val="21"/>
+                <w:szCs w:val="21"/>
+                <w:color w:val="2D2D2D"/>
+                <w:lang w:val="en-US" w:bidi="fa-IR"/>
+              </w:rPr>
+              <w:t xml:space="preserve"> </w:t>
+            </w:r>
+            <w:r>
+              <w:rPr>
+                <w:rFonts w:ascii="Vazirmatn" w:hAnsi="Vazirmatn" w:cs="Vazirmatn"/>
+                <w:sz w:val="21"/>
+                <w:szCs w:val="21"/>
+                <w:color w:val="2D2D2D"/>
+                <w:lang w:val="en-US" w:bidi="fa-IR"/>
+              </w:rPr>
+              <w:t>سیستم‌عامل</w:t>
+            </w:r>
+            <w:r>
+              <w:rPr>
+                <w:rFonts w:ascii="Vazirmatn" w:hAnsi="Vazirmatn" w:cs="Vazirmatn"/>
+                <w:sz w:val="21"/>
+                <w:szCs w:val="21"/>
+                <w:color w:val="2D2D2D"/>
+                <w:lang w:val="en-US" w:bidi="fa-IR"/>
+              </w:rPr>
+              <w:t xml:space="preserve"> </w:t>
+            </w:r>
+            <w:r>
+              <w:rPr>
+                <w:rFonts w:ascii="Vazirmatn" w:hAnsi="Vazirmatn" w:cs="Vazirmatn"/>
+                <w:sz w:val="21"/>
+                <w:szCs w:val="21"/>
+                <w:color w:val="2D2D2D"/>
+                <w:lang w:val="en-US" w:bidi="fa-IR"/>
+              </w:rPr>
+              <w:t>با</w:t>
+            </w:r>
+            <w:r>
+              <w:rPr>
+                <w:rFonts w:ascii="Vazirmatn" w:hAnsi="Vazirmatn" w:cs="Vazirmatn"/>
+                <w:sz w:val="21"/>
+                <w:szCs w:val="21"/>
+                <w:color w:val="2D2D2D"/>
+                <w:lang w:val="en-US" w:bidi="fa-IR"/>
+              </w:rPr>
+              <w:t xml:space="preserve"> </w:t>
+            </w:r>
+            <w:r>
+              <w:rPr>
+                <w:rFonts w:ascii="Vazirmatn" w:hAnsi="Vazirmatn" w:cs="Vazirmatn"/>
+                <w:sz w:val="21"/>
+                <w:szCs w:val="21"/>
+                <w:color w:val="2D2D2D"/>
+                <w:lang w:val="en-US" w:bidi="fa-IR"/>
+              </w:rPr>
+              <w:t>کمبود</w:t>
+            </w:r>
+            <w:r>
+              <w:rPr>
+                <w:rFonts w:ascii="Vazirmatn" w:hAnsi="Vazirmatn" w:cs="Vazirmatn"/>
+                <w:sz w:val="21"/>
+                <w:szCs w:val="21"/>
+                <w:color w:val="2D2D2D"/>
+                <w:lang w:val="en-US" w:bidi="fa-IR"/>
+              </w:rPr>
+              <w:t xml:space="preserve"> </w:t>
+            </w:r>
+            <w:r>
+              <w:rPr>
+                <w:rFonts w:ascii="Vazirmatn" w:hAnsi="Vazirmatn" w:cs="Vazirmatn"/>
+                <w:sz w:val="21"/>
+                <w:szCs w:val="21"/>
+                <w:color w:val="2D2D2D"/>
+                <w:lang w:val="en-US" w:bidi="fa-IR"/>
+              </w:rPr>
+              <w:t>رم</w:t>
+            </w:r>
+            <w:r>
+              <w:rPr>
+                <w:rFonts w:ascii="Vazirmatn" w:hAnsi="Vazirmatn" w:cs="Vazirmatn"/>
+                <w:sz w:val="21"/>
+                <w:szCs w:val="21"/>
+                <w:color w:val="2D2D2D"/>
+                <w:lang w:val="en-US" w:bidi="fa-IR"/>
+              </w:rPr>
+              <w:t xml:space="preserve"> </w:t>
+            </w:r>
+            <w:r>
+              <w:rPr>
+                <w:rFonts w:ascii="Vazirmatn" w:hAnsi="Vazirmatn" w:cs="Vazirmatn"/>
+                <w:sz w:val="21"/>
+                <w:szCs w:val="21"/>
+                <w:color w:val="2D2D2D"/>
+                <w:lang w:val="en-US" w:bidi="fa-IR"/>
+              </w:rPr>
+              <w:t>(</w:t>
+            </w:r>
+            <w:r>
+              <w:rPr>
+                <w:rFonts w:ascii="Vazirmatn" w:hAnsi="Vazirmatn" w:cs="Vazirmatn"/>
+                <w:sz w:val="21"/>
+                <w:szCs w:val="21"/>
+                <w:color w:val="2D2D2D"/>
+                <w:lang w:val="en-US" w:bidi="fa-IR"/>
+              </w:rPr>
+              <w:t>Memory</w:t>
+            </w:r>
+            <w:r>
+              <w:rPr>
+                <w:rFonts w:ascii="Vazirmatn" w:hAnsi="Vazirmatn" w:cs="Vazirmatn"/>
+                <w:sz w:val="21"/>
+                <w:szCs w:val="21"/>
+                <w:color w:val="2D2D2D"/>
+                <w:lang w:val="en-US" w:bidi="fa-IR"/>
+              </w:rPr>
+              <w:t xml:space="preserve"> </w:t>
+            </w:r>
+            <w:r>
+              <w:rPr>
+                <w:rFonts w:ascii="Vazirmatn" w:hAnsi="Vazirmatn" w:cs="Vazirmatn"/>
+                <w:sz w:val="21"/>
+                <w:szCs w:val="21"/>
+                <w:color w:val="2D2D2D"/>
+                <w:lang w:val="en-US" w:bidi="fa-IR"/>
+              </w:rPr>
+              <w:t>Starvation</w:t>
+            </w:r>
+            <w:r>
+              <w:rPr>
+                <w:rFonts w:ascii="Vazirmatn" w:hAnsi="Vazirmatn" w:cs="Vazirmatn"/>
+                <w:sz w:val="21"/>
+                <w:szCs w:val="21"/>
+                <w:color w:val="2D2D2D"/>
+                <w:lang w:val="en-US" w:bidi="fa-IR"/>
+              </w:rPr>
+              <w:t>)</w:t>
+            </w:r>
+            <w:r>
+              <w:rPr>
+                <w:rFonts w:ascii="Vazirmatn" w:hAnsi="Vazirmatn" w:cs="Vazirmatn"/>
+                <w:sz w:val="21"/>
+                <w:szCs w:val="21"/>
+                <w:color w:val="2D2D2D"/>
+                <w:lang w:val="en-US" w:bidi="fa-IR"/>
+              </w:rPr>
+              <w:t xml:space="preserve"> </w:t>
+            </w:r>
+            <w:r>
+              <w:rPr>
+                <w:rFonts w:ascii="Vazirmatn" w:hAnsi="Vazirmatn" w:cs="Vazirmatn"/>
+                <w:sz w:val="21"/>
+                <w:szCs w:val="21"/>
+                <w:color w:val="2D2D2D"/>
+                <w:lang w:val="en-US" w:bidi="fa-IR"/>
+              </w:rPr>
+              <w:t>مواجه</w:t>
+            </w:r>
+            <w:r>
+              <w:rPr>
+                <w:rFonts w:ascii="Vazirmatn" w:hAnsi="Vazirmatn" w:cs="Vazirmatn"/>
+                <w:sz w:val="21"/>
+                <w:szCs w:val="21"/>
+                <w:color w:val="2D2D2D"/>
+                <w:lang w:val="en-US" w:bidi="fa-IR"/>
+              </w:rPr>
+              <w:t xml:space="preserve"> </w:t>
+            </w:r>
+            <w:r>
+              <w:rPr>
+                <w:rFonts w:ascii="Vazirmatn" w:hAnsi="Vazirmatn" w:cs="Vazirmatn"/>
+                <w:sz w:val="21"/>
+                <w:szCs w:val="21"/>
+                <w:color w:val="2D2D2D"/>
+                <w:lang w:val="en-US" w:bidi="fa-IR"/>
+              </w:rPr>
+              <w:t>نشود.</w:t>
             </w:r>
           </w:p>
         </w:tc>
@@ -2591,14 +4981,14 @@
     </w:p>
     <w:tbl>
       <w:tblPr>
-        <w:tblW w:type="auto" w:w="0"/>
+        <w:tblW w:type="dxa" w:w="9638"/>
         <w:tblLayout w:type="fixed"/>
         <w:tblLook w:firstColumn="1" w:firstRow="1" w:lastColumn="0" w:lastRow="0" w:noHBand="0" w:noVBand="1" w:val="04A0"/>
         <w:bidiVisual/>
       </w:tblPr>
       <w:tblGrid>
-        <w:gridCol w:w="4819"/>
-        <w:gridCol w:w="4819"/>
+        <w:gridCol w:w="936"/>
+        <w:gridCol w:w="8702"/>
       </w:tblGrid>
       <w:tr>
         <w:tc>
@@ -2622,7 +5012,6 @@
             <w:pPr>
               <w:jc w:val="center"/>
             </w:pPr>
-            <w:r/>
             <w:r>
               <w:rPr>
                 <w:rFonts w:ascii="Vazirmatn" w:hAnsi="Vazirmatn" w:cs="Vazirmatn"/>
@@ -2659,7 +5048,6 @@
               <w:bidi/>
               <w:jc w:val="start"/>
             </w:pPr>
-            <w:r/>
             <w:r>
               <w:rPr>
                 <w:rFonts w:ascii="Vazirmatn" w:hAnsi="Vazirmatn" w:cs="Vazirmatn"/>
@@ -2670,7 +5058,7 @@
                 <w:color w:val="2D2D2D"/>
                 <w:lang w:val="en-US" w:bidi="fa-IR"/>
               </w:rPr>
-              <w:t>مقایسه شاخص‌های کلیدی کارایی (</w:t>
+              <w:t xml:space="preserve">مقایسه شاخص‌های کلیدی کارایی </w:t>
             </w:r>
             <w:r>
               <w:rPr>
@@ -2682,19 +5070,7 @@
                 <w:color w:val="2D2D2D"/>
                 <w:lang w:val="en-US" w:bidi="fa-IR"/>
               </w:rPr>
-              <w:t>Key Performance Indicators</w:t>
-            </w:r>
-            <w:r>
-              <w:rPr>
-                <w:rFonts w:ascii="Vazirmatn" w:hAnsi="Vazirmatn" w:cs="Vazirmatn"/>
-                <w:sz w:val="28"/>
-                <w:szCs w:val="28"/>
-                <w:b/>
-                <w:bCs/>
-                <w:color w:val="2D2D2D"/>
-                <w:lang w:val="en-US" w:bidi="fa-IR"/>
-              </w:rPr>
-              <w:t>)</w:t>
+              <w:t>(Key Performance Indicators)</w:t>
             </w:r>
           </w:p>
         </w:tc>
@@ -2709,7 +5085,7 @@
     <w:p>
       <w:pPr>
         <w:bidi/>
-        <w:spacing w:line="324" w:lineRule="auto" w:after="120"/>
+        <w:spacing w:line="336" w:lineRule="auto" w:after="120"/>
         <w:jc w:val="both"/>
       </w:pPr>
       <w:r>
@@ -2720,17 +5096,7 @@
           <w:color w:val="2D2D2D"/>
           <w:lang w:val="en-US" w:bidi="fa-IR"/>
         </w:rPr>
-        <w:t xml:space="preserve">تست‌های بنچمارک با استفاده از ابزار </w:t>
-      </w:r>
-      <w:r>
-        <w:rPr>
-          <w:rFonts w:ascii="Vazirmatn" w:hAnsi="Vazirmatn" w:cs="Vazirmatn"/>
-          <w:sz w:val="22"/>
-          <w:szCs w:val="22"/>
-          <w:color w:val="2D2D2D"/>
-          <w:lang w:val="en-US" w:bidi="fa-IR"/>
-        </w:rPr>
-        <w:t>Apache JMeter</w:t>
+        <w:t>تست‌های</w:t>
       </w:r>
       <w:r>
         <w:rPr>
@@ -2750,27 +5116,471 @@
           <w:color w:val="2D2D2D"/>
           <w:lang w:val="en-US" w:bidi="fa-IR"/>
         </w:rPr>
-        <w:t>و اجرای سناریوی همزمانی با ۵۰۰۰ کاربر مجازی انجام گرفت. نتایج زیر حاصل این آزمون‌ها است:</w:t>
+        <w:t>بنچمارک</w:t>
+      </w:r>
+      <w:r>
+        <w:rPr>
+          <w:rFonts w:ascii="Vazirmatn" w:hAnsi="Vazirmatn" w:cs="Vazirmatn"/>
+          <w:sz w:val="22"/>
+          <w:szCs w:val="22"/>
+          <w:color w:val="2D2D2D"/>
+          <w:lang w:val="en-US" w:bidi="fa-IR"/>
+        </w:rPr>
+        <w:t xml:space="preserve"> </w:t>
+      </w:r>
+      <w:r>
+        <w:rPr>
+          <w:rFonts w:ascii="Vazirmatn" w:hAnsi="Vazirmatn" w:cs="Vazirmatn"/>
+          <w:sz w:val="22"/>
+          <w:szCs w:val="22"/>
+          <w:color w:val="2D2D2D"/>
+          <w:lang w:val="en-US" w:bidi="fa-IR"/>
+        </w:rPr>
+        <w:t>با</w:t>
+      </w:r>
+      <w:r>
+        <w:rPr>
+          <w:rFonts w:ascii="Vazirmatn" w:hAnsi="Vazirmatn" w:cs="Vazirmatn"/>
+          <w:sz w:val="22"/>
+          <w:szCs w:val="22"/>
+          <w:color w:val="2D2D2D"/>
+          <w:lang w:val="en-US" w:bidi="fa-IR"/>
+        </w:rPr>
+        <w:t xml:space="preserve"> </w:t>
+      </w:r>
+      <w:r>
+        <w:rPr>
+          <w:rFonts w:ascii="Vazirmatn" w:hAnsi="Vazirmatn" w:cs="Vazirmatn"/>
+          <w:sz w:val="22"/>
+          <w:szCs w:val="22"/>
+          <w:color w:val="2D2D2D"/>
+          <w:lang w:val="en-US" w:bidi="fa-IR"/>
+        </w:rPr>
+        <w:t>استفاده</w:t>
+      </w:r>
+      <w:r>
+        <w:rPr>
+          <w:rFonts w:ascii="Vazirmatn" w:hAnsi="Vazirmatn" w:cs="Vazirmatn"/>
+          <w:sz w:val="22"/>
+          <w:szCs w:val="22"/>
+          <w:color w:val="2D2D2D"/>
+          <w:lang w:val="en-US" w:bidi="fa-IR"/>
+        </w:rPr>
+        <w:t xml:space="preserve"> </w:t>
+      </w:r>
+      <w:r>
+        <w:rPr>
+          <w:rFonts w:ascii="Vazirmatn" w:hAnsi="Vazirmatn" w:cs="Vazirmatn"/>
+          <w:sz w:val="22"/>
+          <w:szCs w:val="22"/>
+          <w:color w:val="2D2D2D"/>
+          <w:lang w:val="en-US" w:bidi="fa-IR"/>
+        </w:rPr>
+        <w:t>از</w:t>
+      </w:r>
+      <w:r>
+        <w:rPr>
+          <w:rFonts w:ascii="Vazirmatn" w:hAnsi="Vazirmatn" w:cs="Vazirmatn"/>
+          <w:sz w:val="22"/>
+          <w:szCs w:val="22"/>
+          <w:color w:val="2D2D2D"/>
+          <w:lang w:val="en-US" w:bidi="fa-IR"/>
+        </w:rPr>
+        <w:t xml:space="preserve"> </w:t>
+      </w:r>
+      <w:r>
+        <w:rPr>
+          <w:rFonts w:ascii="Vazirmatn" w:hAnsi="Vazirmatn" w:cs="Vazirmatn"/>
+          <w:sz w:val="22"/>
+          <w:szCs w:val="22"/>
+          <w:color w:val="2D2D2D"/>
+          <w:lang w:val="en-US" w:bidi="fa-IR"/>
+        </w:rPr>
+        <w:t>ابزار</w:t>
+      </w:r>
+      <w:r>
+        <w:rPr>
+          <w:rFonts w:ascii="Vazirmatn" w:hAnsi="Vazirmatn" w:cs="Vazirmatn"/>
+          <w:sz w:val="22"/>
+          <w:szCs w:val="22"/>
+          <w:color w:val="2D2D2D"/>
+          <w:lang w:val="en-US" w:bidi="fa-IR"/>
+        </w:rPr>
+        <w:t xml:space="preserve"> </w:t>
+      </w:r>
+      <w:r>
+        <w:rPr>
+          <w:rFonts w:ascii="Vazirmatn" w:hAnsi="Vazirmatn" w:cs="Vazirmatn"/>
+          <w:sz w:val="22"/>
+          <w:szCs w:val="22"/>
+          <w:color w:val="2D2D2D"/>
+          <w:lang w:val="en-US" w:bidi="fa-IR"/>
+        </w:rPr>
+        <w:t>Apache</w:t>
+      </w:r>
+      <w:r>
+        <w:rPr>
+          <w:rFonts w:ascii="Vazirmatn" w:hAnsi="Vazirmatn" w:cs="Vazirmatn"/>
+          <w:sz w:val="22"/>
+          <w:szCs w:val="22"/>
+          <w:color w:val="2D2D2D"/>
+          <w:lang w:val="en-US" w:bidi="fa-IR"/>
+        </w:rPr>
+        <w:t xml:space="preserve"> </w:t>
+      </w:r>
+      <w:r>
+        <w:rPr>
+          <w:rFonts w:ascii="Vazirmatn" w:hAnsi="Vazirmatn" w:cs="Vazirmatn"/>
+          <w:sz w:val="22"/>
+          <w:szCs w:val="22"/>
+          <w:color w:val="2D2D2D"/>
+          <w:lang w:val="en-US" w:bidi="fa-IR"/>
+        </w:rPr>
+        <w:t>JMeter</w:t>
+      </w:r>
+      <w:r>
+        <w:rPr>
+          <w:rFonts w:ascii="Vazirmatn" w:hAnsi="Vazirmatn" w:cs="Vazirmatn"/>
+          <w:sz w:val="22"/>
+          <w:szCs w:val="22"/>
+          <w:color w:val="2D2D2D"/>
+          <w:lang w:val="en-US" w:bidi="fa-IR"/>
+        </w:rPr>
+        <w:t xml:space="preserve"> </w:t>
+      </w:r>
+      <w:r>
+        <w:rPr>
+          <w:rFonts w:ascii="Vazirmatn" w:hAnsi="Vazirmatn" w:cs="Vazirmatn"/>
+          <w:sz w:val="22"/>
+          <w:szCs w:val="22"/>
+          <w:color w:val="2D2D2D"/>
+          <w:lang w:val="en-US" w:bidi="fa-IR"/>
+        </w:rPr>
+        <w:t>و</w:t>
+      </w:r>
+      <w:r>
+        <w:rPr>
+          <w:rFonts w:ascii="Vazirmatn" w:hAnsi="Vazirmatn" w:cs="Vazirmatn"/>
+          <w:sz w:val="22"/>
+          <w:szCs w:val="22"/>
+          <w:color w:val="2D2D2D"/>
+          <w:lang w:val="en-US" w:bidi="fa-IR"/>
+        </w:rPr>
+        <w:t xml:space="preserve"> </w:t>
+      </w:r>
+      <w:r>
+        <w:rPr>
+          <w:rFonts w:ascii="Vazirmatn" w:hAnsi="Vazirmatn" w:cs="Vazirmatn"/>
+          <w:sz w:val="22"/>
+          <w:szCs w:val="22"/>
+          <w:color w:val="2D2D2D"/>
+          <w:lang w:val="en-US" w:bidi="fa-IR"/>
+        </w:rPr>
+        <w:t>اجرای</w:t>
+      </w:r>
+      <w:r>
+        <w:rPr>
+          <w:rFonts w:ascii="Vazirmatn" w:hAnsi="Vazirmatn" w:cs="Vazirmatn"/>
+          <w:sz w:val="22"/>
+          <w:szCs w:val="22"/>
+          <w:color w:val="2D2D2D"/>
+          <w:lang w:val="en-US" w:bidi="fa-IR"/>
+        </w:rPr>
+        <w:t xml:space="preserve"> </w:t>
+      </w:r>
+      <w:r>
+        <w:rPr>
+          <w:rFonts w:ascii="Vazirmatn" w:hAnsi="Vazirmatn" w:cs="Vazirmatn"/>
+          <w:sz w:val="22"/>
+          <w:szCs w:val="22"/>
+          <w:color w:val="2D2D2D"/>
+          <w:lang w:val="en-US" w:bidi="fa-IR"/>
+        </w:rPr>
+        <w:t>سناریوی</w:t>
+      </w:r>
+      <w:r>
+        <w:rPr>
+          <w:rFonts w:ascii="Vazirmatn" w:hAnsi="Vazirmatn" w:cs="Vazirmatn"/>
+          <w:sz w:val="22"/>
+          <w:szCs w:val="22"/>
+          <w:color w:val="2D2D2D"/>
+          <w:lang w:val="en-US" w:bidi="fa-IR"/>
+        </w:rPr>
+        <w:t xml:space="preserve"> </w:t>
+      </w:r>
+      <w:r>
+        <w:rPr>
+          <w:rFonts w:ascii="Vazirmatn" w:hAnsi="Vazirmatn" w:cs="Vazirmatn"/>
+          <w:sz w:val="22"/>
+          <w:szCs w:val="22"/>
+          <w:color w:val="2D2D2D"/>
+          <w:lang w:val="en-US" w:bidi="fa-IR"/>
+        </w:rPr>
+        <w:t>همزمانی</w:t>
+      </w:r>
+      <w:r>
+        <w:rPr>
+          <w:rFonts w:ascii="Vazirmatn" w:hAnsi="Vazirmatn" w:cs="Vazirmatn"/>
+          <w:sz w:val="22"/>
+          <w:szCs w:val="22"/>
+          <w:color w:val="2D2D2D"/>
+          <w:lang w:val="en-US" w:bidi="fa-IR"/>
+        </w:rPr>
+        <w:t xml:space="preserve"> </w:t>
+      </w:r>
+      <w:r>
+        <w:rPr>
+          <w:rFonts w:ascii="Vazirmatn" w:hAnsi="Vazirmatn" w:cs="Vazirmatn"/>
+          <w:sz w:val="22"/>
+          <w:szCs w:val="22"/>
+          <w:color w:val="2D2D2D"/>
+          <w:lang w:val="en-US" w:bidi="fa-IR"/>
+        </w:rPr>
+        <w:t>با</w:t>
+      </w:r>
+      <w:r>
+        <w:rPr>
+          <w:rFonts w:ascii="Vazirmatn" w:hAnsi="Vazirmatn" w:cs="Vazirmatn"/>
+          <w:sz w:val="22"/>
+          <w:szCs w:val="22"/>
+          <w:color w:val="2D2D2D"/>
+          <w:lang w:val="en-US" w:bidi="fa-IR"/>
+        </w:rPr>
+        <w:t xml:space="preserve"> </w:t>
+      </w:r>
+      <w:r>
+        <w:rPr>
+          <w:rFonts w:ascii="Vazirmatn" w:hAnsi="Vazirmatn" w:cs="Vazirmatn"/>
+          <w:sz w:val="22"/>
+          <w:szCs w:val="22"/>
+          <w:color w:val="2D2D2D"/>
+          <w:lang w:val="en-US" w:bidi="fa-IR"/>
+        </w:rPr>
+        <w:t>۵۰۰۰</w:t>
+      </w:r>
+      <w:r>
+        <w:rPr>
+          <w:rFonts w:ascii="Vazirmatn" w:hAnsi="Vazirmatn" w:cs="Vazirmatn"/>
+          <w:sz w:val="22"/>
+          <w:szCs w:val="22"/>
+          <w:color w:val="2D2D2D"/>
+          <w:lang w:val="en-US" w:bidi="fa-IR"/>
+        </w:rPr>
+        <w:t xml:space="preserve"> </w:t>
+      </w:r>
+      <w:r>
+        <w:rPr>
+          <w:rFonts w:ascii="Vazirmatn" w:hAnsi="Vazirmatn" w:cs="Vazirmatn"/>
+          <w:sz w:val="22"/>
+          <w:szCs w:val="22"/>
+          <w:color w:val="2D2D2D"/>
+          <w:lang w:val="en-US" w:bidi="fa-IR"/>
+        </w:rPr>
+        <w:t>کاربر</w:t>
+      </w:r>
+      <w:r>
+        <w:rPr>
+          <w:rFonts w:ascii="Vazirmatn" w:hAnsi="Vazirmatn" w:cs="Vazirmatn"/>
+          <w:sz w:val="22"/>
+          <w:szCs w:val="22"/>
+          <w:color w:val="2D2D2D"/>
+          <w:lang w:val="en-US" w:bidi="fa-IR"/>
+        </w:rPr>
+        <w:t xml:space="preserve"> </w:t>
+      </w:r>
+      <w:r>
+        <w:rPr>
+          <w:rFonts w:ascii="Vazirmatn" w:hAnsi="Vazirmatn" w:cs="Vazirmatn"/>
+          <w:sz w:val="22"/>
+          <w:szCs w:val="22"/>
+          <w:color w:val="2D2D2D"/>
+          <w:lang w:val="en-US" w:bidi="fa-IR"/>
+        </w:rPr>
+        <w:t>مجازی</w:t>
+      </w:r>
+      <w:r>
+        <w:rPr>
+          <w:rFonts w:ascii="Vazirmatn" w:hAnsi="Vazirmatn" w:cs="Vazirmatn"/>
+          <w:sz w:val="22"/>
+          <w:szCs w:val="22"/>
+          <w:color w:val="2D2D2D"/>
+          <w:lang w:val="en-US" w:bidi="fa-IR"/>
+        </w:rPr>
+        <w:t xml:space="preserve"> </w:t>
+      </w:r>
+      <w:r>
+        <w:rPr>
+          <w:rFonts w:ascii="Vazirmatn" w:hAnsi="Vazirmatn" w:cs="Vazirmatn"/>
+          <w:sz w:val="22"/>
+          <w:szCs w:val="22"/>
+          <w:color w:val="2D2D2D"/>
+          <w:lang w:val="en-US" w:bidi="fa-IR"/>
+        </w:rPr>
+        <w:t>انجام</w:t>
+      </w:r>
+      <w:r>
+        <w:rPr>
+          <w:rFonts w:ascii="Vazirmatn" w:hAnsi="Vazirmatn" w:cs="Vazirmatn"/>
+          <w:sz w:val="22"/>
+          <w:szCs w:val="22"/>
+          <w:color w:val="2D2D2D"/>
+          <w:lang w:val="en-US" w:bidi="fa-IR"/>
+        </w:rPr>
+        <w:t xml:space="preserve"> </w:t>
+      </w:r>
+      <w:r>
+        <w:rPr>
+          <w:rFonts w:ascii="Vazirmatn" w:hAnsi="Vazirmatn" w:cs="Vazirmatn"/>
+          <w:sz w:val="22"/>
+          <w:szCs w:val="22"/>
+          <w:color w:val="2D2D2D"/>
+          <w:lang w:val="en-US" w:bidi="fa-IR"/>
+        </w:rPr>
+        <w:t>گرفت.</w:t>
+      </w:r>
+      <w:r>
+        <w:rPr>
+          <w:rFonts w:ascii="Vazirmatn" w:hAnsi="Vazirmatn" w:cs="Vazirmatn"/>
+          <w:sz w:val="22"/>
+          <w:szCs w:val="22"/>
+          <w:color w:val="2D2D2D"/>
+          <w:lang w:val="en-US" w:bidi="fa-IR"/>
+        </w:rPr>
+        <w:t xml:space="preserve"> </w:t>
+      </w:r>
+      <w:r>
+        <w:rPr>
+          <w:rFonts w:ascii="Vazirmatn" w:hAnsi="Vazirmatn" w:cs="Vazirmatn"/>
+          <w:sz w:val="22"/>
+          <w:szCs w:val="22"/>
+          <w:color w:val="2D2D2D"/>
+          <w:lang w:val="en-US" w:bidi="fa-IR"/>
+        </w:rPr>
+        <w:t>نتایج</w:t>
+      </w:r>
+      <w:r>
+        <w:rPr>
+          <w:rFonts w:ascii="Vazirmatn" w:hAnsi="Vazirmatn" w:cs="Vazirmatn"/>
+          <w:sz w:val="22"/>
+          <w:szCs w:val="22"/>
+          <w:color w:val="2D2D2D"/>
+          <w:lang w:val="en-US" w:bidi="fa-IR"/>
+        </w:rPr>
+        <w:t xml:space="preserve"> </w:t>
+      </w:r>
+      <w:r>
+        <w:rPr>
+          <w:rFonts w:ascii="Vazirmatn" w:hAnsi="Vazirmatn" w:cs="Vazirmatn"/>
+          <w:sz w:val="22"/>
+          <w:szCs w:val="22"/>
+          <w:color w:val="2D2D2D"/>
+          <w:lang w:val="en-US" w:bidi="fa-IR"/>
+        </w:rPr>
+        <w:t>زیر</w:t>
+      </w:r>
+      <w:r>
+        <w:rPr>
+          <w:rFonts w:ascii="Vazirmatn" w:hAnsi="Vazirmatn" w:cs="Vazirmatn"/>
+          <w:sz w:val="22"/>
+          <w:szCs w:val="22"/>
+          <w:color w:val="2D2D2D"/>
+          <w:lang w:val="en-US" w:bidi="fa-IR"/>
+        </w:rPr>
+        <w:t xml:space="preserve"> </w:t>
+      </w:r>
+      <w:r>
+        <w:rPr>
+          <w:rFonts w:ascii="Vazirmatn" w:hAnsi="Vazirmatn" w:cs="Vazirmatn"/>
+          <w:sz w:val="22"/>
+          <w:szCs w:val="22"/>
+          <w:color w:val="2D2D2D"/>
+          <w:lang w:val="en-US" w:bidi="fa-IR"/>
+        </w:rPr>
+        <w:t>حاصل</w:t>
+      </w:r>
+      <w:r>
+        <w:rPr>
+          <w:rFonts w:ascii="Vazirmatn" w:hAnsi="Vazirmatn" w:cs="Vazirmatn"/>
+          <w:sz w:val="22"/>
+          <w:szCs w:val="22"/>
+          <w:color w:val="2D2D2D"/>
+          <w:lang w:val="en-US" w:bidi="fa-IR"/>
+        </w:rPr>
+        <w:t xml:space="preserve"> </w:t>
+      </w:r>
+      <w:r>
+        <w:rPr>
+          <w:rFonts w:ascii="Vazirmatn" w:hAnsi="Vazirmatn" w:cs="Vazirmatn"/>
+          <w:sz w:val="22"/>
+          <w:szCs w:val="22"/>
+          <w:color w:val="2D2D2D"/>
+          <w:lang w:val="en-US" w:bidi="fa-IR"/>
+        </w:rPr>
+        <w:t>این</w:t>
+      </w:r>
+      <w:r>
+        <w:rPr>
+          <w:rFonts w:ascii="Vazirmatn" w:hAnsi="Vazirmatn" w:cs="Vazirmatn"/>
+          <w:sz w:val="22"/>
+          <w:szCs w:val="22"/>
+          <w:color w:val="2D2D2D"/>
+          <w:lang w:val="en-US" w:bidi="fa-IR"/>
+        </w:rPr>
+        <w:t xml:space="preserve"> </w:t>
+      </w:r>
+      <w:r>
+        <w:rPr>
+          <w:rFonts w:ascii="Vazirmatn" w:hAnsi="Vazirmatn" w:cs="Vazirmatn"/>
+          <w:sz w:val="22"/>
+          <w:szCs w:val="22"/>
+          <w:color w:val="2D2D2D"/>
+          <w:lang w:val="en-US" w:bidi="fa-IR"/>
+        </w:rPr>
+        <w:t>آزمون‌ها</w:t>
+      </w:r>
+      <w:r>
+        <w:rPr>
+          <w:rFonts w:ascii="Vazirmatn" w:hAnsi="Vazirmatn" w:cs="Vazirmatn"/>
+          <w:sz w:val="22"/>
+          <w:szCs w:val="22"/>
+          <w:color w:val="2D2D2D"/>
+          <w:lang w:val="en-US" w:bidi="fa-IR"/>
+        </w:rPr>
+        <w:t xml:space="preserve"> </w:t>
+      </w:r>
+      <w:r>
+        <w:rPr>
+          <w:rFonts w:ascii="Vazirmatn" w:hAnsi="Vazirmatn" w:cs="Vazirmatn"/>
+          <w:sz w:val="22"/>
+          <w:szCs w:val="22"/>
+          <w:color w:val="2D2D2D"/>
+          <w:lang w:val="en-US" w:bidi="fa-IR"/>
+        </w:rPr>
+        <w:t>است:</w:t>
       </w:r>
     </w:p>
     <w:tbl>
       <w:tblPr>
-        <w:tblW w:type="auto" w:w="0"/>
+        <w:tblW w:type="dxa" w:w="9638"/>
         <w:tblLayout w:type="fixed"/>
         <w:tblLook w:firstColumn="1" w:firstRow="1" w:lastColumn="0" w:lastRow="0" w:noHBand="0" w:noVBand="1" w:val="04A0"/>
         <w:bidiVisual/>
       </w:tblPr>
       <w:tblGrid>
-        <w:gridCol w:w="1928"/>
-        <w:gridCol w:w="1928"/>
-        <w:gridCol w:w="1928"/>
-        <w:gridCol w:w="1928"/>
-        <w:gridCol w:w="1928"/>
+        <w:gridCol w:w="1927"/>
+        <w:gridCol w:w="1927"/>
+        <w:gridCol w:w="1927"/>
+        <w:gridCol w:w="1927"/>
+        <w:gridCol w:w="1930"/>
       </w:tblGrid>
       <w:tr>
+        <w:trPr>
+          <w:tblHeader/>
+          <w:cantSplit/>
+        </w:trPr>
         <w:tc>
           <w:tcPr>
-            <w:tcW w:type="dxa" w:w="1928"/>
+            <w:tcW w:type="dxa" w:w="1927"/>
             <w:shd w:val="clear" w:color="auto" w:fill="6B2FA0"/>
             <w:tcMar>
               <w:top w:w="100" w:type="dxa"/>
@@ -2801,7 +5611,7 @@
                 <w:color w:val="FFFFFF"/>
                 <w:lang w:val="en-US" w:bidi="fa-IR"/>
               </w:rPr>
-              <w:t>مؤلفه سیستم (</w:t>
+              <w:t xml:space="preserve">مؤلفه سیستم </w:t>
             </w:r>
             <w:r>
               <w:rPr>
@@ -2813,25 +5623,13 @@
                 <w:color w:val="FFFFFF"/>
                 <w:lang w:val="en-US" w:bidi="fa-IR"/>
               </w:rPr>
-              <w:t>Component</w:t>
-            </w:r>
-            <w:r>
-              <w:rPr>
-                <w:rFonts w:ascii="Vazirmatn" w:hAnsi="Vazirmatn" w:cs="Vazirmatn"/>
-                <w:sz w:val="21"/>
-                <w:szCs w:val="21"/>
-                <w:b/>
-                <w:bCs/>
-                <w:color w:val="FFFFFF"/>
-                <w:lang w:val="en-US" w:bidi="fa-IR"/>
-              </w:rPr>
-              <w:t>)</w:t>
+              <w:t>(Component)</w:t>
             </w:r>
           </w:p>
         </w:tc>
         <w:tc>
           <w:tcPr>
-            <w:tcW w:type="dxa" w:w="1928"/>
+            <w:tcW w:type="dxa" w:w="1927"/>
             <w:shd w:val="clear" w:color="auto" w:fill="6B2FA0"/>
             <w:tcMar>
               <w:top w:w="100" w:type="dxa"/>
@@ -2868,7 +5666,7 @@
         </w:tc>
         <w:tc>
           <w:tcPr>
-            <w:tcW w:type="dxa" w:w="1928"/>
+            <w:tcW w:type="dxa" w:w="1927"/>
             <w:shd w:val="clear" w:color="auto" w:fill="6B2FA0"/>
             <w:tcMar>
               <w:top w:w="100" w:type="dxa"/>
@@ -2899,7 +5697,7 @@
                 <w:color w:val="FFFFFF"/>
                 <w:lang w:val="en-US" w:bidi="fa-IR"/>
               </w:rPr>
-              <w:t>شاخص کارایی (</w:t>
+              <w:t xml:space="preserve">شاخص کارایی </w:t>
             </w:r>
             <w:r>
               <w:rPr>
@@ -2911,25 +5709,13 @@
                 <w:color w:val="FFFFFF"/>
                 <w:lang w:val="en-US" w:bidi="fa-IR"/>
               </w:rPr>
-              <w:t>KPI</w:t>
-            </w:r>
-            <w:r>
-              <w:rPr>
-                <w:rFonts w:ascii="Vazirmatn" w:hAnsi="Vazirmatn" w:cs="Vazirmatn"/>
-                <w:sz w:val="21"/>
-                <w:szCs w:val="21"/>
-                <w:b/>
-                <w:bCs/>
-                <w:color w:val="FFFFFF"/>
-                <w:lang w:val="en-US" w:bidi="fa-IR"/>
-              </w:rPr>
-              <w:t>)</w:t>
+              <w:t>(KPI)</w:t>
             </w:r>
           </w:p>
         </w:tc>
         <w:tc>
           <w:tcPr>
-            <w:tcW w:type="dxa" w:w="1928"/>
+            <w:tcW w:type="dxa" w:w="1927"/>
             <w:shd w:val="clear" w:color="auto" w:fill="6B2FA0"/>
             <w:tcMar>
               <w:top w:w="100" w:type="dxa"/>
@@ -2960,7 +5746,7 @@
                 <w:color w:val="FFFFFF"/>
                 <w:lang w:val="en-US" w:bidi="fa-IR"/>
               </w:rPr>
-              <w:t>مقدار هدف (</w:t>
+              <w:t xml:space="preserve">مقدار هدف </w:t>
             </w:r>
             <w:r>
               <w:rPr>
@@ -2972,25 +5758,13 @@
                 <w:color w:val="FFFFFF"/>
                 <w:lang w:val="en-US" w:bidi="fa-IR"/>
               </w:rPr>
-              <w:t>Target</w:t>
-            </w:r>
-            <w:r>
-              <w:rPr>
-                <w:rFonts w:ascii="Vazirmatn" w:hAnsi="Vazirmatn" w:cs="Vazirmatn"/>
-                <w:sz w:val="21"/>
-                <w:szCs w:val="21"/>
-                <w:b/>
-                <w:bCs/>
-                <w:color w:val="FFFFFF"/>
-                <w:lang w:val="en-US" w:bidi="fa-IR"/>
-              </w:rPr>
-              <w:t>)</w:t>
+              <w:t>(Target)</w:t>
             </w:r>
           </w:p>
         </w:tc>
         <w:tc>
           <w:tcPr>
-            <w:tcW w:type="dxa" w:w="1928"/>
+            <w:tcW w:type="dxa" w:w="1930"/>
             <w:shd w:val="clear" w:color="auto" w:fill="6B2FA0"/>
             <w:tcMar>
               <w:top w:w="100" w:type="dxa"/>
@@ -3027,9 +5801,12 @@
         </w:tc>
       </w:tr>
       <w:tr>
+        <w:trPr>
+          <w:cantSplit/>
+        </w:trPr>
         <w:tc>
           <w:tcPr>
-            <w:tcW w:type="dxa" w:w="1928"/>
+            <w:tcW w:type="dxa" w:w="1927"/>
             <w:shd w:val="clear" w:color="auto" w:fill="FFFFFF"/>
             <w:tcMar>
               <w:top w:w="80" w:type="dxa"/>
@@ -3064,7 +5841,7 @@
         </w:tc>
         <w:tc>
           <w:tcPr>
-            <w:tcW w:type="dxa" w:w="1928"/>
+            <w:tcW w:type="dxa" w:w="1927"/>
             <w:shd w:val="clear" w:color="auto" w:fill="FFFFFF"/>
             <w:tcMar>
               <w:top w:w="80" w:type="dxa"/>
@@ -3109,7 +5886,7 @@
         </w:tc>
         <w:tc>
           <w:tcPr>
-            <w:tcW w:type="dxa" w:w="1928"/>
+            <w:tcW w:type="dxa" w:w="1927"/>
             <w:shd w:val="clear" w:color="auto" w:fill="FFFFFF"/>
             <w:tcMar>
               <w:top w:w="80" w:type="dxa"/>
@@ -3144,7 +5921,7 @@
         </w:tc>
         <w:tc>
           <w:tcPr>
-            <w:tcW w:type="dxa" w:w="1928"/>
+            <w:tcW w:type="dxa" w:w="1927"/>
             <w:shd w:val="clear" w:color="auto" w:fill="FFFFFF"/>
             <w:tcMar>
               <w:top w:w="80" w:type="dxa"/>
@@ -3183,33 +5960,13 @@
                 <w:color w:val="2D2D2D"/>
                 <w:lang w:val="en-US" w:bidi="fa-IR"/>
               </w:rPr>
-              <w:t>msg</w:t>
-            </w:r>
-            <w:r>
-              <w:rPr>
-                <w:rFonts w:ascii="Vazirmatn" w:hAnsi="Vazirmatn" w:cs="Vazirmatn"/>
-                <w:sz w:val="20"/>
-                <w:szCs w:val="20"/>
-                <w:color w:val="2D2D2D"/>
-                <w:lang w:val="en-US" w:bidi="fa-IR"/>
-              </w:rPr>
-              <w:t>/</w:t>
-            </w:r>
-            <w:r>
-              <w:rPr>
-                <w:rFonts w:ascii="Vazirmatn" w:hAnsi="Vazirmatn" w:cs="Vazirmatn"/>
-                <w:sz w:val="20"/>
-                <w:szCs w:val="20"/>
-                <w:color w:val="2D2D2D"/>
-                <w:lang w:val="en-US" w:bidi="fa-IR"/>
-              </w:rPr>
-              <w:t>sec</w:t>
+              <w:t>msg/sec</w:t>
             </w:r>
           </w:p>
         </w:tc>
         <w:tc>
           <w:tcPr>
-            <w:tcW w:type="dxa" w:w="1928"/>
+            <w:tcW w:type="dxa" w:w="1930"/>
             <w:shd w:val="clear" w:color="auto" w:fill="FFFFFF"/>
             <w:tcMar>
               <w:top w:w="80" w:type="dxa"/>
@@ -3248,35 +6005,18 @@
                 <w:color w:val="2D2D2D"/>
                 <w:lang w:val="en-US" w:bidi="fa-IR"/>
               </w:rPr>
-              <w:t>msg</w:t>
-            </w:r>
-            <w:r>
-              <w:rPr>
-                <w:rFonts w:ascii="Vazirmatn" w:hAnsi="Vazirmatn" w:cs="Vazirmatn"/>
-                <w:sz w:val="20"/>
-                <w:szCs w:val="20"/>
-                <w:color w:val="2D2D2D"/>
-                <w:lang w:val="en-US" w:bidi="fa-IR"/>
-              </w:rPr>
-              <w:t>/</w:t>
-            </w:r>
-            <w:r>
-              <w:rPr>
-                <w:rFonts w:ascii="Vazirmatn" w:hAnsi="Vazirmatn" w:cs="Vazirmatn"/>
-                <w:sz w:val="20"/>
-                <w:szCs w:val="20"/>
-                <w:color w:val="2D2D2D"/>
-                <w:lang w:val="en-US" w:bidi="fa-IR"/>
-              </w:rPr>
-              <w:t>sec</w:t>
+              <w:t>msg/sec</w:t>
             </w:r>
           </w:p>
         </w:tc>
       </w:tr>
       <w:tr>
+        <w:trPr>
+          <w:cantSplit/>
+        </w:trPr>
         <w:tc>
           <w:tcPr>
-            <w:tcW w:type="dxa" w:w="1928"/>
+            <w:tcW w:type="dxa" w:w="1927"/>
             <w:shd w:val="clear" w:color="auto" w:fill="FFFFFF"/>
             <w:tcMar>
               <w:top w:w="80" w:type="dxa"/>
@@ -3311,7 +6051,7 @@
         </w:tc>
         <w:tc>
           <w:tcPr>
-            <w:tcW w:type="dxa" w:w="1928"/>
+            <w:tcW w:type="dxa" w:w="1927"/>
             <w:shd w:val="clear" w:color="auto" w:fill="FFFFFF"/>
             <w:tcMar>
               <w:top w:w="80" w:type="dxa"/>
@@ -3340,23 +6080,13 @@
                 <w:color w:val="2D2D2D"/>
                 <w:lang w:val="en-US" w:bidi="fa-IR"/>
               </w:rPr>
-              <w:t>NVMe SSD RAID</w:t>
-            </w:r>
-            <w:r>
-              <w:rPr>
-                <w:rFonts w:ascii="Vazirmatn" w:hAnsi="Vazirmatn" w:cs="Vazirmatn"/>
-                <w:sz w:val="20"/>
-                <w:szCs w:val="20"/>
-                <w:color w:val="2D2D2D"/>
-                <w:lang w:val="en-US" w:bidi="fa-IR"/>
-              </w:rPr>
-              <w:t>-10</w:t>
+              <w:t>NVMe SSD RAID-10</w:t>
             </w:r>
           </w:p>
         </w:tc>
         <w:tc>
           <w:tcPr>
-            <w:tcW w:type="dxa" w:w="1928"/>
+            <w:tcW w:type="dxa" w:w="1927"/>
             <w:shd w:val="clear" w:color="auto" w:fill="FFFFFF"/>
             <w:tcMar>
               <w:top w:w="80" w:type="dxa"/>
@@ -3391,7 +6121,7 @@
         </w:tc>
         <w:tc>
           <w:tcPr>
-            <w:tcW w:type="dxa" w:w="1928"/>
+            <w:tcW w:type="dxa" w:w="1927"/>
             <w:shd w:val="clear" w:color="auto" w:fill="FFFFFF"/>
             <w:tcMar>
               <w:top w:w="80" w:type="dxa"/>
@@ -3436,7 +6166,7 @@
         </w:tc>
         <w:tc>
           <w:tcPr>
-            <w:tcW w:type="dxa" w:w="1928"/>
+            <w:tcW w:type="dxa" w:w="1930"/>
             <w:shd w:val="clear" w:color="auto" w:fill="FFFFFF"/>
             <w:tcMar>
               <w:top w:w="80" w:type="dxa"/>
@@ -3481,9 +6211,12 @@
         </w:tc>
       </w:tr>
       <w:tr>
+        <w:trPr>
+          <w:cantSplit/>
+        </w:trPr>
         <w:tc>
           <w:tcPr>
-            <w:tcW w:type="dxa" w:w="1928"/>
+            <w:tcW w:type="dxa" w:w="1927"/>
             <w:shd w:val="clear" w:color="auto" w:fill="FFFFFF"/>
             <w:tcMar>
               <w:top w:w="80" w:type="dxa"/>
@@ -3512,7 +6245,7 @@
                 <w:color w:val="2D2D2D"/>
                 <w:lang w:val="en-US" w:bidi="fa-IR"/>
               </w:rPr>
-              <w:t>لایه حافظه موقت (</w:t>
+              <w:t xml:space="preserve">لایه حافظه موقت </w:t>
             </w:r>
             <w:r>
               <w:rPr>
@@ -3522,23 +6255,13 @@
                 <w:color w:val="2D2D2D"/>
                 <w:lang w:val="en-US" w:bidi="fa-IR"/>
               </w:rPr>
-              <w:t>Cache</w:t>
-            </w:r>
-            <w:r>
-              <w:rPr>
-                <w:rFonts w:ascii="Vazirmatn" w:hAnsi="Vazirmatn" w:cs="Vazirmatn"/>
-                <w:sz w:val="20"/>
-                <w:szCs w:val="20"/>
-                <w:color w:val="2D2D2D"/>
-                <w:lang w:val="en-US" w:bidi="fa-IR"/>
-              </w:rPr>
-              <w:t>)</w:t>
+              <w:t>(Cache)</w:t>
             </w:r>
           </w:p>
         </w:tc>
         <w:tc>
           <w:tcPr>
-            <w:tcW w:type="dxa" w:w="1928"/>
+            <w:tcW w:type="dxa" w:w="1927"/>
             <w:shd w:val="clear" w:color="auto" w:fill="FFFFFF"/>
             <w:tcMar>
               <w:top w:w="80" w:type="dxa"/>
@@ -3593,7 +6316,7 @@
         </w:tc>
         <w:tc>
           <w:tcPr>
-            <w:tcW w:type="dxa" w:w="1928"/>
+            <w:tcW w:type="dxa" w:w="1927"/>
             <w:shd w:val="clear" w:color="auto" w:fill="FFFFFF"/>
             <w:tcMar>
               <w:top w:w="80" w:type="dxa"/>
@@ -3622,33 +6345,13 @@
                 <w:color w:val="2D2D2D"/>
                 <w:lang w:val="en-US" w:bidi="fa-IR"/>
               </w:rPr>
-              <w:t>p</w:t>
-            </w:r>
-            <w:r>
-              <w:rPr>
-                <w:rFonts w:ascii="Vazirmatn" w:hAnsi="Vazirmatn" w:cs="Vazirmatn"/>
-                <w:sz w:val="20"/>
-                <w:szCs w:val="20"/>
-                <w:color w:val="2D2D2D"/>
-                <w:lang w:val="en-US" w:bidi="fa-IR"/>
-              </w:rPr>
-              <w:t xml:space="preserve">99 </w:t>
-            </w:r>
-            <w:r>
-              <w:rPr>
-                <w:rFonts w:ascii="Vazirmatn" w:hAnsi="Vazirmatn" w:cs="Vazirmatn"/>
-                <w:sz w:val="20"/>
-                <w:szCs w:val="20"/>
-                <w:color w:val="2D2D2D"/>
-                <w:lang w:val="en-US" w:bidi="fa-IR"/>
-              </w:rPr>
-              <w:t>Read Latency</w:t>
+              <w:t>p99 Read Latency</w:t>
             </w:r>
           </w:p>
         </w:tc>
         <w:tc>
           <w:tcPr>
-            <w:tcW w:type="dxa" w:w="1928"/>
+            <w:tcW w:type="dxa" w:w="1927"/>
             <w:shd w:val="clear" w:color="auto" w:fill="FFFFFF"/>
             <w:tcMar>
               <w:top w:w="80" w:type="dxa"/>
@@ -3693,7 +6396,7 @@
         </w:tc>
         <w:tc>
           <w:tcPr>
-            <w:tcW w:type="dxa" w:w="1928"/>
+            <w:tcW w:type="dxa" w:w="1930"/>
             <w:shd w:val="clear" w:color="auto" w:fill="FFFFFF"/>
             <w:tcMar>
               <w:top w:w="80" w:type="dxa"/>
@@ -3738,9 +6441,12 @@
         </w:tc>
       </w:tr>
       <w:tr>
+        <w:trPr>
+          <w:cantSplit/>
+        </w:trPr>
         <w:tc>
           <w:tcPr>
-            <w:tcW w:type="dxa" w:w="1928"/>
+            <w:tcW w:type="dxa" w:w="1927"/>
             <w:shd w:val="clear" w:color="auto" w:fill="FFFFFF"/>
             <w:tcMar>
               <w:top w:w="80" w:type="dxa"/>
@@ -3775,7 +6481,7 @@
         </w:tc>
         <w:tc>
           <w:tcPr>
-            <w:tcW w:type="dxa" w:w="1928"/>
+            <w:tcW w:type="dxa" w:w="1927"/>
             <w:shd w:val="clear" w:color="auto" w:fill="FFFFFF"/>
             <w:tcMar>
               <w:top w:w="80" w:type="dxa"/>
@@ -3810,7 +6516,7 @@
         </w:tc>
         <w:tc>
           <w:tcPr>
-            <w:tcW w:type="dxa" w:w="1928"/>
+            <w:tcW w:type="dxa" w:w="1927"/>
             <w:shd w:val="clear" w:color="auto" w:fill="FFFFFF"/>
             <w:tcMar>
               <w:top w:w="80" w:type="dxa"/>
@@ -3845,7 +6551,7 @@
         </w:tc>
         <w:tc>
           <w:tcPr>
-            <w:tcW w:type="dxa" w:w="1928"/>
+            <w:tcW w:type="dxa" w:w="1927"/>
             <w:shd w:val="clear" w:color="auto" w:fill="FFFFFF"/>
             <w:tcMar>
               <w:top w:w="80" w:type="dxa"/>
@@ -3890,7 +6596,7 @@
         </w:tc>
         <w:tc>
           <w:tcPr>
-            <w:tcW w:type="dxa" w:w="1928"/>
+            <w:tcW w:type="dxa" w:w="1930"/>
             <w:shd w:val="clear" w:color="auto" w:fill="FFFFFF"/>
             <w:tcMar>
               <w:top w:w="80" w:type="dxa"/>
@@ -3944,7 +6650,7 @@
     <w:p>
       <w:pPr>
         <w:bidi/>
-        <w:spacing w:line="324" w:lineRule="auto" w:after="120"/>
+        <w:spacing w:line="336" w:lineRule="auto" w:after="120"/>
         <w:jc w:val="both"/>
       </w:pPr>
       <w:r>
@@ -3955,7 +6661,177 @@
           <w:color w:val="2D2D2D"/>
           <w:lang w:val="en-US" w:bidi="fa-IR"/>
         </w:rPr>
-        <w:t xml:space="preserve">خروجی پیام وضعیت بنچمارک کلاستر آپاچی کافکا در قالب </w:t>
+        <w:t>خروجی</w:t>
+      </w:r>
+      <w:r>
+        <w:rPr>
+          <w:rFonts w:ascii="Vazirmatn" w:hAnsi="Vazirmatn" w:cs="Vazirmatn"/>
+          <w:sz w:val="22"/>
+          <w:szCs w:val="22"/>
+          <w:color w:val="2D2D2D"/>
+          <w:lang w:val="en-US" w:bidi="fa-IR"/>
+        </w:rPr>
+        <w:t xml:space="preserve"> </w:t>
+      </w:r>
+      <w:r>
+        <w:rPr>
+          <w:rFonts w:ascii="Vazirmatn" w:hAnsi="Vazirmatn" w:cs="Vazirmatn"/>
+          <w:sz w:val="22"/>
+          <w:szCs w:val="22"/>
+          <w:color w:val="2D2D2D"/>
+          <w:lang w:val="en-US" w:bidi="fa-IR"/>
+        </w:rPr>
+        <w:t>پیام</w:t>
+      </w:r>
+      <w:r>
+        <w:rPr>
+          <w:rFonts w:ascii="Vazirmatn" w:hAnsi="Vazirmatn" w:cs="Vazirmatn"/>
+          <w:sz w:val="22"/>
+          <w:szCs w:val="22"/>
+          <w:color w:val="2D2D2D"/>
+          <w:lang w:val="en-US" w:bidi="fa-IR"/>
+        </w:rPr>
+        <w:t xml:space="preserve"> </w:t>
+      </w:r>
+      <w:r>
+        <w:rPr>
+          <w:rFonts w:ascii="Vazirmatn" w:hAnsi="Vazirmatn" w:cs="Vazirmatn"/>
+          <w:sz w:val="22"/>
+          <w:szCs w:val="22"/>
+          <w:color w:val="2D2D2D"/>
+          <w:lang w:val="en-US" w:bidi="fa-IR"/>
+        </w:rPr>
+        <w:t>وضعیت</w:t>
+      </w:r>
+      <w:r>
+        <w:rPr>
+          <w:rFonts w:ascii="Vazirmatn" w:hAnsi="Vazirmatn" w:cs="Vazirmatn"/>
+          <w:sz w:val="22"/>
+          <w:szCs w:val="22"/>
+          <w:color w:val="2D2D2D"/>
+          <w:lang w:val="en-US" w:bidi="fa-IR"/>
+        </w:rPr>
+        <w:t xml:space="preserve"> </w:t>
+      </w:r>
+      <w:r>
+        <w:rPr>
+          <w:rFonts w:ascii="Vazirmatn" w:hAnsi="Vazirmatn" w:cs="Vazirmatn"/>
+          <w:sz w:val="22"/>
+          <w:szCs w:val="22"/>
+          <w:color w:val="2D2D2D"/>
+          <w:lang w:val="en-US" w:bidi="fa-IR"/>
+        </w:rPr>
+        <w:t>بنچمارک</w:t>
+      </w:r>
+      <w:r>
+        <w:rPr>
+          <w:rFonts w:ascii="Vazirmatn" w:hAnsi="Vazirmatn" w:cs="Vazirmatn"/>
+          <w:sz w:val="22"/>
+          <w:szCs w:val="22"/>
+          <w:color w:val="2D2D2D"/>
+          <w:lang w:val="en-US" w:bidi="fa-IR"/>
+        </w:rPr>
+        <w:t xml:space="preserve"> </w:t>
+      </w:r>
+      <w:r>
+        <w:rPr>
+          <w:rFonts w:ascii="Vazirmatn" w:hAnsi="Vazirmatn" w:cs="Vazirmatn"/>
+          <w:sz w:val="22"/>
+          <w:szCs w:val="22"/>
+          <w:color w:val="2D2D2D"/>
+          <w:lang w:val="en-US" w:bidi="fa-IR"/>
+        </w:rPr>
+        <w:t>کلاستر</w:t>
+      </w:r>
+      <w:r>
+        <w:rPr>
+          <w:rFonts w:ascii="Vazirmatn" w:hAnsi="Vazirmatn" w:cs="Vazirmatn"/>
+          <w:sz w:val="22"/>
+          <w:szCs w:val="22"/>
+          <w:color w:val="2D2D2D"/>
+          <w:lang w:val="en-US" w:bidi="fa-IR"/>
+        </w:rPr>
+        <w:t xml:space="preserve"> </w:t>
+      </w:r>
+      <w:r>
+        <w:rPr>
+          <w:rFonts w:ascii="Vazirmatn" w:hAnsi="Vazirmatn" w:cs="Vazirmatn"/>
+          <w:sz w:val="22"/>
+          <w:szCs w:val="22"/>
+          <w:color w:val="2D2D2D"/>
+          <w:lang w:val="en-US" w:bidi="fa-IR"/>
+        </w:rPr>
+        <w:t>آپاچی</w:t>
+      </w:r>
+      <w:r>
+        <w:rPr>
+          <w:rFonts w:ascii="Vazirmatn" w:hAnsi="Vazirmatn" w:cs="Vazirmatn"/>
+          <w:sz w:val="22"/>
+          <w:szCs w:val="22"/>
+          <w:color w:val="2D2D2D"/>
+          <w:lang w:val="en-US" w:bidi="fa-IR"/>
+        </w:rPr>
+        <w:t xml:space="preserve"> </w:t>
+      </w:r>
+      <w:r>
+        <w:rPr>
+          <w:rFonts w:ascii="Vazirmatn" w:hAnsi="Vazirmatn" w:cs="Vazirmatn"/>
+          <w:sz w:val="22"/>
+          <w:szCs w:val="22"/>
+          <w:color w:val="2D2D2D"/>
+          <w:lang w:val="en-US" w:bidi="fa-IR"/>
+        </w:rPr>
+        <w:t>کافکا</w:t>
+      </w:r>
+      <w:r>
+        <w:rPr>
+          <w:rFonts w:ascii="Vazirmatn" w:hAnsi="Vazirmatn" w:cs="Vazirmatn"/>
+          <w:sz w:val="22"/>
+          <w:szCs w:val="22"/>
+          <w:color w:val="2D2D2D"/>
+          <w:lang w:val="en-US" w:bidi="fa-IR"/>
+        </w:rPr>
+        <w:t xml:space="preserve"> </w:t>
+      </w:r>
+      <w:r>
+        <w:rPr>
+          <w:rFonts w:ascii="Vazirmatn" w:hAnsi="Vazirmatn" w:cs="Vazirmatn"/>
+          <w:sz w:val="22"/>
+          <w:szCs w:val="22"/>
+          <w:color w:val="2D2D2D"/>
+          <w:lang w:val="en-US" w:bidi="fa-IR"/>
+        </w:rPr>
+        <w:t>در</w:t>
+      </w:r>
+      <w:r>
+        <w:rPr>
+          <w:rFonts w:ascii="Vazirmatn" w:hAnsi="Vazirmatn" w:cs="Vazirmatn"/>
+          <w:sz w:val="22"/>
+          <w:szCs w:val="22"/>
+          <w:color w:val="2D2D2D"/>
+          <w:lang w:val="en-US" w:bidi="fa-IR"/>
+        </w:rPr>
+        <w:t xml:space="preserve"> </w:t>
+      </w:r>
+      <w:r>
+        <w:rPr>
+          <w:rFonts w:ascii="Vazirmatn" w:hAnsi="Vazirmatn" w:cs="Vazirmatn"/>
+          <w:sz w:val="22"/>
+          <w:szCs w:val="22"/>
+          <w:color w:val="2D2D2D"/>
+          <w:lang w:val="en-US" w:bidi="fa-IR"/>
+        </w:rPr>
+        <w:t>قالب</w:t>
+      </w:r>
+      <w:r>
+        <w:rPr>
+          <w:rFonts w:ascii="Vazirmatn" w:hAnsi="Vazirmatn" w:cs="Vazirmatn"/>
+          <w:sz w:val="22"/>
+          <w:szCs w:val="22"/>
+          <w:color w:val="2D2D2D"/>
+          <w:lang w:val="en-US" w:bidi="fa-IR"/>
+        </w:rPr>
+        <w:t xml:space="preserve"> </w:t>
       </w:r>
       <w:r>
         <w:rPr>
@@ -4736,7 +7612,7 @@
     <w:p>
       <w:pPr>
         <w:bidi/>
-        <w:spacing w:line="324" w:lineRule="auto" w:after="120"/>
+        <w:spacing w:line="336" w:lineRule="auto" w:after="120"/>
         <w:jc w:val="both"/>
       </w:pPr>
       <w:r>
@@ -4747,7 +7623,7 @@
           <w:color w:val="2D2D2D"/>
           <w:lang w:val="en-US" w:bidi="fa-IR"/>
         </w:rPr>
-        <w:t>اسکریپت پایتون جهت محاسبه و تحلیل صدک‌های تاخیر (</w:t>
+        <w:t>اسکریپت</w:t>
       </w:r>
       <w:r>
         <w:rPr>
@@ -4757,7 +7633,7 @@
           <w:color w:val="2D2D2D"/>
           <w:lang w:val="en-US" w:bidi="fa-IR"/>
         </w:rPr>
-        <w:t>Latency Percentiles</w:t>
+        <w:t xml:space="preserve"> </w:t>
       </w:r>
       <w:r>
         <w:rPr>
@@ -4767,7 +7643,7 @@
           <w:color w:val="2D2D2D"/>
           <w:lang w:val="en-US" w:bidi="fa-IR"/>
         </w:rPr>
-        <w:t xml:space="preserve">) </w:t>
+        <w:t>پایتون</w:t>
       </w:r>
       <w:r>
         <w:rPr>
@@ -4777,7 +7653,237 @@
           <w:color w:val="2D2D2D"/>
           <w:lang w:val="en-US" w:bidi="fa-IR"/>
         </w:rPr>
-        <w:t>در بنچمارک سیستم:</w:t>
+        <w:t xml:space="preserve"> </w:t>
+      </w:r>
+      <w:r>
+        <w:rPr>
+          <w:rFonts w:ascii="Vazirmatn" w:hAnsi="Vazirmatn" w:cs="Vazirmatn"/>
+          <w:sz w:val="22"/>
+          <w:szCs w:val="22"/>
+          <w:color w:val="2D2D2D"/>
+          <w:lang w:val="en-US" w:bidi="fa-IR"/>
+        </w:rPr>
+        <w:t>جهت</w:t>
+      </w:r>
+      <w:r>
+        <w:rPr>
+          <w:rFonts w:ascii="Vazirmatn" w:hAnsi="Vazirmatn" w:cs="Vazirmatn"/>
+          <w:sz w:val="22"/>
+          <w:szCs w:val="22"/>
+          <w:color w:val="2D2D2D"/>
+          <w:lang w:val="en-US" w:bidi="fa-IR"/>
+        </w:rPr>
+        <w:t xml:space="preserve"> </w:t>
+      </w:r>
+      <w:r>
+        <w:rPr>
+          <w:rFonts w:ascii="Vazirmatn" w:hAnsi="Vazirmatn" w:cs="Vazirmatn"/>
+          <w:sz w:val="22"/>
+          <w:szCs w:val="22"/>
+          <w:color w:val="2D2D2D"/>
+          <w:lang w:val="en-US" w:bidi="fa-IR"/>
+        </w:rPr>
+        <w:t>محاسبه</w:t>
+      </w:r>
+      <w:r>
+        <w:rPr>
+          <w:rFonts w:ascii="Vazirmatn" w:hAnsi="Vazirmatn" w:cs="Vazirmatn"/>
+          <w:sz w:val="22"/>
+          <w:szCs w:val="22"/>
+          <w:color w:val="2D2D2D"/>
+          <w:lang w:val="en-US" w:bidi="fa-IR"/>
+        </w:rPr>
+        <w:t xml:space="preserve"> </w:t>
+      </w:r>
+      <w:r>
+        <w:rPr>
+          <w:rFonts w:ascii="Vazirmatn" w:hAnsi="Vazirmatn" w:cs="Vazirmatn"/>
+          <w:sz w:val="22"/>
+          <w:szCs w:val="22"/>
+          <w:color w:val="2D2D2D"/>
+          <w:lang w:val="en-US" w:bidi="fa-IR"/>
+        </w:rPr>
+        <w:t>و</w:t>
+      </w:r>
+      <w:r>
+        <w:rPr>
+          <w:rFonts w:ascii="Vazirmatn" w:hAnsi="Vazirmatn" w:cs="Vazirmatn"/>
+          <w:sz w:val="22"/>
+          <w:szCs w:val="22"/>
+          <w:color w:val="2D2D2D"/>
+          <w:lang w:val="en-US" w:bidi="fa-IR"/>
+        </w:rPr>
+        <w:t xml:space="preserve"> </w:t>
+      </w:r>
+      <w:r>
+        <w:rPr>
+          <w:rFonts w:ascii="Vazirmatn" w:hAnsi="Vazirmatn" w:cs="Vazirmatn"/>
+          <w:sz w:val="22"/>
+          <w:szCs w:val="22"/>
+          <w:color w:val="2D2D2D"/>
+          <w:lang w:val="en-US" w:bidi="fa-IR"/>
+        </w:rPr>
+        <w:t>تحلیل</w:t>
+      </w:r>
+      <w:r>
+        <w:rPr>
+          <w:rFonts w:ascii="Vazirmatn" w:hAnsi="Vazirmatn" w:cs="Vazirmatn"/>
+          <w:sz w:val="22"/>
+          <w:szCs w:val="22"/>
+          <w:color w:val="2D2D2D"/>
+          <w:lang w:val="en-US" w:bidi="fa-IR"/>
+        </w:rPr>
+        <w:t xml:space="preserve"> </w:t>
+      </w:r>
+      <w:r>
+        <w:rPr>
+          <w:rFonts w:ascii="Vazirmatn" w:hAnsi="Vazirmatn" w:cs="Vazirmatn"/>
+          <w:sz w:val="22"/>
+          <w:szCs w:val="22"/>
+          <w:color w:val="2D2D2D"/>
+          <w:lang w:val="en-US" w:bidi="fa-IR"/>
+        </w:rPr>
+        <w:t>صدک‌های</w:t>
+      </w:r>
+      <w:r>
+        <w:rPr>
+          <w:rFonts w:ascii="Vazirmatn" w:hAnsi="Vazirmatn" w:cs="Vazirmatn"/>
+          <w:sz w:val="22"/>
+          <w:szCs w:val="22"/>
+          <w:color w:val="2D2D2D"/>
+          <w:lang w:val="en-US" w:bidi="fa-IR"/>
+        </w:rPr>
+        <w:t xml:space="preserve"> </w:t>
+      </w:r>
+      <w:r>
+        <w:rPr>
+          <w:rFonts w:ascii="Vazirmatn" w:hAnsi="Vazirmatn" w:cs="Vazirmatn"/>
+          <w:sz w:val="22"/>
+          <w:szCs w:val="22"/>
+          <w:color w:val="2D2D2D"/>
+          <w:lang w:val="en-US" w:bidi="fa-IR"/>
+        </w:rPr>
+        <w:t>تاخیر</w:t>
+      </w:r>
+      <w:r>
+        <w:rPr>
+          <w:rFonts w:ascii="Vazirmatn" w:hAnsi="Vazirmatn" w:cs="Vazirmatn"/>
+          <w:sz w:val="22"/>
+          <w:szCs w:val="22"/>
+          <w:color w:val="2D2D2D"/>
+          <w:lang w:val="en-US" w:bidi="fa-IR"/>
+        </w:rPr>
+        <w:t xml:space="preserve"> </w:t>
+      </w:r>
+      <w:r>
+        <w:rPr>
+          <w:rFonts w:ascii="Vazirmatn" w:hAnsi="Vazirmatn" w:cs="Vazirmatn"/>
+          <w:sz w:val="22"/>
+          <w:szCs w:val="22"/>
+          <w:color w:val="2D2D2D"/>
+          <w:lang w:val="en-US" w:bidi="fa-IR"/>
+        </w:rPr>
+        <w:t>(</w:t>
+      </w:r>
+      <w:r>
+        <w:rPr>
+          <w:rFonts w:ascii="Vazirmatn" w:hAnsi="Vazirmatn" w:cs="Vazirmatn"/>
+          <w:sz w:val="22"/>
+          <w:szCs w:val="22"/>
+          <w:color w:val="2D2D2D"/>
+          <w:lang w:val="en-US" w:bidi="fa-IR"/>
+        </w:rPr>
+        <w:t>Latency</w:t>
+      </w:r>
+      <w:r>
+        <w:rPr>
+          <w:rFonts w:ascii="Vazirmatn" w:hAnsi="Vazirmatn" w:cs="Vazirmatn"/>
+          <w:sz w:val="22"/>
+          <w:szCs w:val="22"/>
+          <w:color w:val="2D2D2D"/>
+          <w:lang w:val="en-US" w:bidi="fa-IR"/>
+        </w:rPr>
+        <w:t xml:space="preserve"> </w:t>
+      </w:r>
+      <w:r>
+        <w:rPr>
+          <w:rFonts w:ascii="Vazirmatn" w:hAnsi="Vazirmatn" w:cs="Vazirmatn"/>
+          <w:sz w:val="22"/>
+          <w:szCs w:val="22"/>
+          <w:color w:val="2D2D2D"/>
+          <w:lang w:val="en-US" w:bidi="fa-IR"/>
+        </w:rPr>
+        <w:t>Percentiles</w:t>
+      </w:r>
+      <w:r>
+        <w:rPr>
+          <w:rFonts w:ascii="Vazirmatn" w:hAnsi="Vazirmatn" w:cs="Vazirmatn"/>
+          <w:sz w:val="22"/>
+          <w:szCs w:val="22"/>
+          <w:color w:val="2D2D2D"/>
+          <w:lang w:val="en-US" w:bidi="fa-IR"/>
+        </w:rPr>
+        <w:t>)</w:t>
+      </w:r>
+      <w:r>
+        <w:rPr>
+          <w:rFonts w:ascii="Vazirmatn" w:hAnsi="Vazirmatn" w:cs="Vazirmatn"/>
+          <w:sz w:val="22"/>
+          <w:szCs w:val="22"/>
+          <w:color w:val="2D2D2D"/>
+          <w:lang w:val="en-US" w:bidi="fa-IR"/>
+        </w:rPr>
+        <w:t xml:space="preserve"> </w:t>
+      </w:r>
+      <w:r>
+        <w:rPr>
+          <w:rFonts w:ascii="Vazirmatn" w:hAnsi="Vazirmatn" w:cs="Vazirmatn"/>
+          <w:sz w:val="22"/>
+          <w:szCs w:val="22"/>
+          <w:color w:val="2D2D2D"/>
+          <w:lang w:val="en-US" w:bidi="fa-IR"/>
+        </w:rPr>
+        <w:t>در</w:t>
+      </w:r>
+      <w:r>
+        <w:rPr>
+          <w:rFonts w:ascii="Vazirmatn" w:hAnsi="Vazirmatn" w:cs="Vazirmatn"/>
+          <w:sz w:val="22"/>
+          <w:szCs w:val="22"/>
+          <w:color w:val="2D2D2D"/>
+          <w:lang w:val="en-US" w:bidi="fa-IR"/>
+        </w:rPr>
+        <w:t xml:space="preserve"> </w:t>
+      </w:r>
+      <w:r>
+        <w:rPr>
+          <w:rFonts w:ascii="Vazirmatn" w:hAnsi="Vazirmatn" w:cs="Vazirmatn"/>
+          <w:sz w:val="22"/>
+          <w:szCs w:val="22"/>
+          <w:color w:val="2D2D2D"/>
+          <w:lang w:val="en-US" w:bidi="fa-IR"/>
+        </w:rPr>
+        <w:t>بنچمارک</w:t>
+      </w:r>
+      <w:r>
+        <w:rPr>
+          <w:rFonts w:ascii="Vazirmatn" w:hAnsi="Vazirmatn" w:cs="Vazirmatn"/>
+          <w:sz w:val="22"/>
+          <w:szCs w:val="22"/>
+          <w:color w:val="2D2D2D"/>
+          <w:lang w:val="en-US" w:bidi="fa-IR"/>
+        </w:rPr>
+        <w:t xml:space="preserve"> </w:t>
+      </w:r>
+      <w:r>
+        <w:rPr>
+          <w:rFonts w:ascii="Vazirmatn" w:hAnsi="Vazirmatn" w:cs="Vazirmatn"/>
+          <w:sz w:val="22"/>
+          <w:szCs w:val="22"/>
+          <w:color w:val="2D2D2D"/>
+          <w:lang w:val="en-US" w:bidi="fa-IR"/>
+        </w:rPr>
+        <w:t>سیستم:</w:t>
       </w:r>
     </w:p>
     <w:tbl>
@@ -6476,14 +9582,14 @@
     </w:p>
     <w:tbl>
       <w:tblPr>
-        <w:tblW w:type="auto" w:w="0"/>
+        <w:tblW w:type="dxa" w:w="9638"/>
         <w:tblLayout w:type="fixed"/>
         <w:tblLook w:firstColumn="1" w:firstRow="1" w:lastColumn="0" w:lastRow="0" w:noHBand="0" w:noVBand="1" w:val="04A0"/>
         <w:bidiVisual/>
       </w:tblPr>
       <w:tblGrid>
-        <w:gridCol w:w="4819"/>
-        <w:gridCol w:w="4819"/>
+        <w:gridCol w:w="936"/>
+        <w:gridCol w:w="8702"/>
       </w:tblGrid>
       <w:tr>
         <w:tc>
@@ -6507,7 +9613,6 @@
             <w:pPr>
               <w:jc w:val="center"/>
             </w:pPr>
-            <w:r/>
             <w:r>
               <w:rPr>
                 <w:rFonts w:ascii="Vazirmatn" w:hAnsi="Vazirmatn" w:cs="Vazirmatn"/>
@@ -6544,7 +9649,6 @@
               <w:bidi/>
               <w:jc w:val="start"/>
             </w:pPr>
-            <w:r/>
             <w:r>
               <w:rPr>
                 <w:rFonts w:ascii="Vazirmatn" w:hAnsi="Vazirmatn" w:cs="Vazirmatn"/>
@@ -6555,7 +9659,7 @@
                 <w:color w:val="2D2D2D"/>
                 <w:lang w:val="en-US" w:bidi="fa-IR"/>
               </w:rPr>
-              <w:t>دستورالعمل‌های عملیاتی و نگه‌داری (</w:t>
+              <w:t xml:space="preserve">دستورالعمل‌های عملیاتی و نگه‌داری </w:t>
             </w:r>
             <w:r>
               <w:rPr>
@@ -6567,19 +9671,7 @@
                 <w:color w:val="2D2D2D"/>
                 <w:lang w:val="en-US" w:bidi="fa-IR"/>
               </w:rPr>
-              <w:t>Maintenance Guidelines</w:t>
-            </w:r>
-            <w:r>
-              <w:rPr>
-                <w:rFonts w:ascii="Vazirmatn" w:hAnsi="Vazirmatn" w:cs="Vazirmatn"/>
-                <w:sz w:val="28"/>
-                <w:szCs w:val="28"/>
-                <w:b/>
-                <w:bCs/>
-                <w:color w:val="2D2D2D"/>
-                <w:lang w:val="en-US" w:bidi="fa-IR"/>
-              </w:rPr>
-              <w:t>)</w:t>
+              <w:t>(Maintenance Guidelines)</w:t>
             </w:r>
           </w:p>
         </w:tc>
@@ -6594,7 +9686,7 @@
     <w:p>
       <w:pPr>
         <w:bidi/>
-        <w:spacing w:line="324" w:lineRule="auto" w:after="120"/>
+        <w:spacing w:line="336" w:lineRule="auto" w:after="120"/>
         <w:jc w:val="both"/>
       </w:pPr>
       <w:r>
@@ -6605,7 +9697,255 @@
           <w:color w:val="2D2D2D"/>
           <w:lang w:val="en-US" w:bidi="fa-IR"/>
         </w:rPr>
-        <w:t>برای حفظ بالاترین نرخ کارایی، وظایف نگه‌داری هفتگی شامل موارد زیر است: - بازسازی شاخص‌ها (</w:t>
+        <w:t>برای</w:t>
+      </w:r>
+      <w:r>
+        <w:rPr>
+          <w:rFonts w:ascii="Vazirmatn" w:hAnsi="Vazirmatn" w:cs="Vazirmatn"/>
+          <w:sz w:val="22"/>
+          <w:szCs w:val="22"/>
+          <w:color w:val="2D2D2D"/>
+          <w:lang w:val="en-US" w:bidi="fa-IR"/>
+        </w:rPr>
+        <w:t xml:space="preserve"> </w:t>
+      </w:r>
+      <w:r>
+        <w:rPr>
+          <w:rFonts w:ascii="Vazirmatn" w:hAnsi="Vazirmatn" w:cs="Vazirmatn"/>
+          <w:sz w:val="22"/>
+          <w:szCs w:val="22"/>
+          <w:color w:val="2D2D2D"/>
+          <w:lang w:val="en-US" w:bidi="fa-IR"/>
+        </w:rPr>
+        <w:t>حفظ</w:t>
+      </w:r>
+      <w:r>
+        <w:rPr>
+          <w:rFonts w:ascii="Vazirmatn" w:hAnsi="Vazirmatn" w:cs="Vazirmatn"/>
+          <w:sz w:val="22"/>
+          <w:szCs w:val="22"/>
+          <w:color w:val="2D2D2D"/>
+          <w:lang w:val="en-US" w:bidi="fa-IR"/>
+        </w:rPr>
+        <w:t xml:space="preserve"> </w:t>
+      </w:r>
+      <w:r>
+        <w:rPr>
+          <w:rFonts w:ascii="Vazirmatn" w:hAnsi="Vazirmatn" w:cs="Vazirmatn"/>
+          <w:sz w:val="22"/>
+          <w:szCs w:val="22"/>
+          <w:color w:val="2D2D2D"/>
+          <w:lang w:val="en-US" w:bidi="fa-IR"/>
+        </w:rPr>
+        <w:t>بالاترین</w:t>
+      </w:r>
+      <w:r>
+        <w:rPr>
+          <w:rFonts w:ascii="Vazirmatn" w:hAnsi="Vazirmatn" w:cs="Vazirmatn"/>
+          <w:sz w:val="22"/>
+          <w:szCs w:val="22"/>
+          <w:color w:val="2D2D2D"/>
+          <w:lang w:val="en-US" w:bidi="fa-IR"/>
+        </w:rPr>
+        <w:t xml:space="preserve"> </w:t>
+      </w:r>
+      <w:r>
+        <w:rPr>
+          <w:rFonts w:ascii="Vazirmatn" w:hAnsi="Vazirmatn" w:cs="Vazirmatn"/>
+          <w:sz w:val="22"/>
+          <w:szCs w:val="22"/>
+          <w:color w:val="2D2D2D"/>
+          <w:lang w:val="en-US" w:bidi="fa-IR"/>
+        </w:rPr>
+        <w:t>نرخ</w:t>
+      </w:r>
+      <w:r>
+        <w:rPr>
+          <w:rFonts w:ascii="Vazirmatn" w:hAnsi="Vazirmatn" w:cs="Vazirmatn"/>
+          <w:sz w:val="22"/>
+          <w:szCs w:val="22"/>
+          <w:color w:val="2D2D2D"/>
+          <w:lang w:val="en-US" w:bidi="fa-IR"/>
+        </w:rPr>
+        <w:t xml:space="preserve"> </w:t>
+      </w:r>
+      <w:r>
+        <w:rPr>
+          <w:rFonts w:ascii="Vazirmatn" w:hAnsi="Vazirmatn" w:cs="Vazirmatn"/>
+          <w:sz w:val="22"/>
+          <w:szCs w:val="22"/>
+          <w:color w:val="2D2D2D"/>
+          <w:lang w:val="en-US" w:bidi="fa-IR"/>
+        </w:rPr>
+        <w:t>کارایی،</w:t>
+      </w:r>
+      <w:r>
+        <w:rPr>
+          <w:rFonts w:ascii="Vazirmatn" w:hAnsi="Vazirmatn" w:cs="Vazirmatn"/>
+          <w:sz w:val="22"/>
+          <w:szCs w:val="22"/>
+          <w:color w:val="2D2D2D"/>
+          <w:lang w:val="en-US" w:bidi="fa-IR"/>
+        </w:rPr>
+        <w:t xml:space="preserve"> </w:t>
+      </w:r>
+      <w:r>
+        <w:rPr>
+          <w:rFonts w:ascii="Vazirmatn" w:hAnsi="Vazirmatn" w:cs="Vazirmatn"/>
+          <w:sz w:val="22"/>
+          <w:szCs w:val="22"/>
+          <w:color w:val="2D2D2D"/>
+          <w:lang w:val="en-US" w:bidi="fa-IR"/>
+        </w:rPr>
+        <w:t>وظایف</w:t>
+      </w:r>
+      <w:r>
+        <w:rPr>
+          <w:rFonts w:ascii="Vazirmatn" w:hAnsi="Vazirmatn" w:cs="Vazirmatn"/>
+          <w:sz w:val="22"/>
+          <w:szCs w:val="22"/>
+          <w:color w:val="2D2D2D"/>
+          <w:lang w:val="en-US" w:bidi="fa-IR"/>
+        </w:rPr>
+        <w:t xml:space="preserve"> </w:t>
+      </w:r>
+      <w:r>
+        <w:rPr>
+          <w:rFonts w:ascii="Vazirmatn" w:hAnsi="Vazirmatn" w:cs="Vazirmatn"/>
+          <w:sz w:val="22"/>
+          <w:szCs w:val="22"/>
+          <w:color w:val="2D2D2D"/>
+          <w:lang w:val="en-US" w:bidi="fa-IR"/>
+        </w:rPr>
+        <w:t>نگه‌داری</w:t>
+      </w:r>
+      <w:r>
+        <w:rPr>
+          <w:rFonts w:ascii="Vazirmatn" w:hAnsi="Vazirmatn" w:cs="Vazirmatn"/>
+          <w:sz w:val="22"/>
+          <w:szCs w:val="22"/>
+          <w:color w:val="2D2D2D"/>
+          <w:lang w:val="en-US" w:bidi="fa-IR"/>
+        </w:rPr>
+        <w:t xml:space="preserve"> </w:t>
+      </w:r>
+      <w:r>
+        <w:rPr>
+          <w:rFonts w:ascii="Vazirmatn" w:hAnsi="Vazirmatn" w:cs="Vazirmatn"/>
+          <w:sz w:val="22"/>
+          <w:szCs w:val="22"/>
+          <w:color w:val="2D2D2D"/>
+          <w:lang w:val="en-US" w:bidi="fa-IR"/>
+        </w:rPr>
+        <w:t>هفتگی</w:t>
+      </w:r>
+      <w:r>
+        <w:rPr>
+          <w:rFonts w:ascii="Vazirmatn" w:hAnsi="Vazirmatn" w:cs="Vazirmatn"/>
+          <w:sz w:val="22"/>
+          <w:szCs w:val="22"/>
+          <w:color w:val="2D2D2D"/>
+          <w:lang w:val="en-US" w:bidi="fa-IR"/>
+        </w:rPr>
+        <w:t xml:space="preserve"> </w:t>
+      </w:r>
+      <w:r>
+        <w:rPr>
+          <w:rFonts w:ascii="Vazirmatn" w:hAnsi="Vazirmatn" w:cs="Vazirmatn"/>
+          <w:sz w:val="22"/>
+          <w:szCs w:val="22"/>
+          <w:color w:val="2D2D2D"/>
+          <w:lang w:val="en-US" w:bidi="fa-IR"/>
+        </w:rPr>
+        <w:t>شامل</w:t>
+      </w:r>
+      <w:r>
+        <w:rPr>
+          <w:rFonts w:ascii="Vazirmatn" w:hAnsi="Vazirmatn" w:cs="Vazirmatn"/>
+          <w:sz w:val="22"/>
+          <w:szCs w:val="22"/>
+          <w:color w:val="2D2D2D"/>
+          <w:lang w:val="en-US" w:bidi="fa-IR"/>
+        </w:rPr>
+        <w:t xml:space="preserve"> </w:t>
+      </w:r>
+      <w:r>
+        <w:rPr>
+          <w:rFonts w:ascii="Vazirmatn" w:hAnsi="Vazirmatn" w:cs="Vazirmatn"/>
+          <w:sz w:val="22"/>
+          <w:szCs w:val="22"/>
+          <w:color w:val="2D2D2D"/>
+          <w:lang w:val="en-US" w:bidi="fa-IR"/>
+        </w:rPr>
+        <w:t>موارد</w:t>
+      </w:r>
+      <w:r>
+        <w:rPr>
+          <w:rFonts w:ascii="Vazirmatn" w:hAnsi="Vazirmatn" w:cs="Vazirmatn"/>
+          <w:sz w:val="22"/>
+          <w:szCs w:val="22"/>
+          <w:color w:val="2D2D2D"/>
+          <w:lang w:val="en-US" w:bidi="fa-IR"/>
+        </w:rPr>
+        <w:t xml:space="preserve"> </w:t>
+      </w:r>
+      <w:r>
+        <w:rPr>
+          <w:rFonts w:ascii="Vazirmatn" w:hAnsi="Vazirmatn" w:cs="Vazirmatn"/>
+          <w:sz w:val="22"/>
+          <w:szCs w:val="22"/>
+          <w:color w:val="2D2D2D"/>
+          <w:lang w:val="en-US" w:bidi="fa-IR"/>
+        </w:rPr>
+        <w:t>زیر</w:t>
+      </w:r>
+      <w:r>
+        <w:rPr>
+          <w:rFonts w:ascii="Vazirmatn" w:hAnsi="Vazirmatn" w:cs="Vazirmatn"/>
+          <w:sz w:val="22"/>
+          <w:szCs w:val="22"/>
+          <w:color w:val="2D2D2D"/>
+          <w:lang w:val="en-US" w:bidi="fa-IR"/>
+        </w:rPr>
+        <w:t xml:space="preserve"> </w:t>
+      </w:r>
+      <w:r>
+        <w:rPr>
+          <w:rFonts w:ascii="Vazirmatn" w:hAnsi="Vazirmatn" w:cs="Vazirmatn"/>
+          <w:sz w:val="22"/>
+          <w:szCs w:val="22"/>
+          <w:color w:val="2D2D2D"/>
+          <w:lang w:val="en-US" w:bidi="fa-IR"/>
+        </w:rPr>
+        <w:t>است:</w:t>
+      </w:r>
+    </w:p>
+    <w:p>
+      <w:pPr>
+        <w:bidi/>
+        <w:spacing w:after="60" w:line="336" w:lineRule="auto"/>
+        <w:ind w:right="360"/>
+        <w:jc w:val="start"/>
+      </w:pPr>
+      <w:r>
+        <w:rPr>
+          <w:rFonts w:ascii="Vazirmatn" w:hAnsi="Vazirmatn" w:cs="Vazirmatn"/>
+          <w:sz w:val="22"/>
+          <w:szCs w:val="22"/>
+          <w:color w:val="2D2D2D"/>
+          <w:lang w:val="en-US" w:bidi="fa-IR"/>
+        </w:rPr>
+        <w:t xml:space="preserve">- </w:t>
+      </w:r>
+      <w:r>
+        <w:rPr>
+          <w:rFonts w:ascii="Vazirmatn" w:hAnsi="Vazirmatn" w:cs="Vazirmatn"/>
+          <w:sz w:val="22"/>
+          <w:szCs w:val="22"/>
+          <w:color w:val="2D2D2D"/>
+          <w:lang w:val="en-US" w:bidi="fa-IR"/>
+        </w:rPr>
+        <w:t>بازسازی شاخص‌ها (</w:t>
       </w:r>
       <w:r>
         <w:rPr>
@@ -6655,8 +9995,16 @@
           <w:color w:val="2D2D2D"/>
           <w:lang w:val="en-US" w:bidi="fa-IR"/>
         </w:rPr>
-        <w:t>بر روی جداول با پراکندگی بیش از ۲۰ درصد - به‌روزرسانی آمارها (</w:t>
-      </w:r>
+        <w:t>بر روی جداول با پراکندگی بیش از ۲۰ درصد</w:t>
+      </w:r>
+    </w:p>
+    <w:p>
+      <w:pPr>
+        <w:bidi/>
+        <w:spacing w:after="60" w:line="336" w:lineRule="auto"/>
+        <w:ind w:right="360"/>
+        <w:jc w:val="start"/>
+      </w:pPr>
       <w:r>
         <w:rPr>
           <w:rFonts w:ascii="Vazirmatn" w:hAnsi="Vazirmatn" w:cs="Vazirmatn"/>
@@ -6665,7 +10013,7 @@
           <w:color w:val="2D2D2D"/>
           <w:lang w:val="en-US" w:bidi="fa-IR"/>
         </w:rPr>
-        <w:t>Update Statistics with FullScan</w:t>
+        <w:t xml:space="preserve">- </w:t>
       </w:r>
       <w:r>
         <w:rPr>
@@ -6675,7 +10023,7 @@
           <w:color w:val="2D2D2D"/>
           <w:lang w:val="en-US" w:bidi="fa-IR"/>
         </w:rPr>
-        <w:t xml:space="preserve">) </w:t>
+        <w:t xml:space="preserve">به‌روزرسانی آمارها </w:t>
       </w:r>
       <w:r>
         <w:rPr>
@@ -6685,7 +10033,45 @@
           <w:color w:val="2D2D2D"/>
           <w:lang w:val="en-US" w:bidi="fa-IR"/>
         </w:rPr>
-        <w:t xml:space="preserve">به صورت خودکار در ساعات کم‌ترافیک - بررسی گزارش‌های </w:t>
+        <w:t>(Update Statistics with FullScan)</w:t>
+      </w:r>
+      <w:r>
+        <w:rPr>
+          <w:rFonts w:ascii="Vazirmatn" w:hAnsi="Vazirmatn" w:cs="Vazirmatn"/>
+          <w:sz w:val="22"/>
+          <w:szCs w:val="22"/>
+          <w:color w:val="2D2D2D"/>
+          <w:lang w:val="en-US" w:bidi="fa-IR"/>
+        </w:rPr>
+        <w:t xml:space="preserve"> به صورت خودکار در ساعات کم‌ترافیک</w:t>
+      </w:r>
+    </w:p>
+    <w:p>
+      <w:pPr>
+        <w:bidi/>
+        <w:spacing w:after="60" w:line="336" w:lineRule="auto"/>
+        <w:ind w:right="360"/>
+        <w:jc w:val="start"/>
+      </w:pPr>
+      <w:r>
+        <w:rPr>
+          <w:rFonts w:ascii="Vazirmatn" w:hAnsi="Vazirmatn" w:cs="Vazirmatn"/>
+          <w:sz w:val="22"/>
+          <w:szCs w:val="22"/>
+          <w:color w:val="2D2D2D"/>
+          <w:lang w:val="en-US" w:bidi="fa-IR"/>
+        </w:rPr>
+        <w:t xml:space="preserve">- </w:t>
+      </w:r>
+      <w:r>
+        <w:rPr>
+          <w:rFonts w:ascii="Vazirmatn" w:hAnsi="Vazirmatn" w:cs="Vazirmatn"/>
+          <w:sz w:val="22"/>
+          <w:szCs w:val="22"/>
+          <w:color w:val="2D2D2D"/>
+          <w:lang w:val="en-US" w:bidi="fa-IR"/>
+        </w:rPr>
+        <w:t xml:space="preserve">بررسی گزارش‌های </w:t>
       </w:r>
       <w:r>
         <w:rPr>
@@ -6705,8 +10091,15 @@
           <w:color w:val="2D2D2D"/>
           <w:lang w:val="en-US" w:bidi="fa-IR"/>
         </w:rPr>
-        <w:t xml:space="preserve"> </w:t>
-      </w:r>
+        <w:t xml:space="preserve"> و اصلاح الگوهای تراکنش در سطح کدهای نرم‌افزار</w:t>
+      </w:r>
+    </w:p>
+    <w:p>
+      <w:pPr>
+        <w:bidi/>
+        <w:spacing w:line="336" w:lineRule="auto" w:after="120"/>
+        <w:jc w:val="both"/>
+      </w:pPr>
       <w:r>
         <w:rPr>
           <w:rFonts w:ascii="Vazirmatn" w:hAnsi="Vazirmatn" w:cs="Vazirmatn"/>
@@ -6715,15 +10108,8 @@
           <w:color w:val="2D2D2D"/>
           <w:lang w:val="en-US" w:bidi="fa-IR"/>
         </w:rPr>
-        <w:t>و اصلاح الگوهای تراکنش در سطح کدهای نرم‌افزار</w:t>
-      </w:r>
-    </w:p>
-    <w:p>
-      <w:pPr>
-        <w:bidi/>
-        <w:spacing w:line="324" w:lineRule="auto" w:after="120"/>
-        <w:jc w:val="both"/>
-      </w:pPr>
+        <w:t>اسکریپت</w:t>
+      </w:r>
       <w:r>
         <w:rPr>
           <w:rFonts w:ascii="Vazirmatn" w:hAnsi="Vazirmatn" w:cs="Vazirmatn"/>
@@ -6732,7 +10118,187 @@
           <w:color w:val="2D2D2D"/>
           <w:lang w:val="en-US" w:bidi="fa-IR"/>
         </w:rPr>
-        <w:t xml:space="preserve">اسکریپت پایش مداوم کارایی و بازسازی ایندکس‌ها با استفاده از </w:t>
+        <w:t xml:space="preserve"> </w:t>
+      </w:r>
+      <w:r>
+        <w:rPr>
+          <w:rFonts w:ascii="Vazirmatn" w:hAnsi="Vazirmatn" w:cs="Vazirmatn"/>
+          <w:sz w:val="22"/>
+          <w:szCs w:val="22"/>
+          <w:color w:val="2D2D2D"/>
+          <w:lang w:val="en-US" w:bidi="fa-IR"/>
+        </w:rPr>
+        <w:t>پایش</w:t>
+      </w:r>
+      <w:r>
+        <w:rPr>
+          <w:rFonts w:ascii="Vazirmatn" w:hAnsi="Vazirmatn" w:cs="Vazirmatn"/>
+          <w:sz w:val="22"/>
+          <w:szCs w:val="22"/>
+          <w:color w:val="2D2D2D"/>
+          <w:lang w:val="en-US" w:bidi="fa-IR"/>
+        </w:rPr>
+        <w:t xml:space="preserve"> </w:t>
+      </w:r>
+      <w:r>
+        <w:rPr>
+          <w:rFonts w:ascii="Vazirmatn" w:hAnsi="Vazirmatn" w:cs="Vazirmatn"/>
+          <w:sz w:val="22"/>
+          <w:szCs w:val="22"/>
+          <w:color w:val="2D2D2D"/>
+          <w:lang w:val="en-US" w:bidi="fa-IR"/>
+        </w:rPr>
+        <w:t>مداوم</w:t>
+      </w:r>
+      <w:r>
+        <w:rPr>
+          <w:rFonts w:ascii="Vazirmatn" w:hAnsi="Vazirmatn" w:cs="Vazirmatn"/>
+          <w:sz w:val="22"/>
+          <w:szCs w:val="22"/>
+          <w:color w:val="2D2D2D"/>
+          <w:lang w:val="en-US" w:bidi="fa-IR"/>
+        </w:rPr>
+        <w:t xml:space="preserve"> </w:t>
+      </w:r>
+      <w:r>
+        <w:rPr>
+          <w:rFonts w:ascii="Vazirmatn" w:hAnsi="Vazirmatn" w:cs="Vazirmatn"/>
+          <w:sz w:val="22"/>
+          <w:szCs w:val="22"/>
+          <w:color w:val="2D2D2D"/>
+          <w:lang w:val="en-US" w:bidi="fa-IR"/>
+        </w:rPr>
+        <w:t>کارایی</w:t>
+      </w:r>
+      <w:r>
+        <w:rPr>
+          <w:rFonts w:ascii="Vazirmatn" w:hAnsi="Vazirmatn" w:cs="Vazirmatn"/>
+          <w:sz w:val="22"/>
+          <w:szCs w:val="22"/>
+          <w:color w:val="2D2D2D"/>
+          <w:lang w:val="en-US" w:bidi="fa-IR"/>
+        </w:rPr>
+        <w:t xml:space="preserve"> </w:t>
+      </w:r>
+      <w:r>
+        <w:rPr>
+          <w:rFonts w:ascii="Vazirmatn" w:hAnsi="Vazirmatn" w:cs="Vazirmatn"/>
+          <w:sz w:val="22"/>
+          <w:szCs w:val="22"/>
+          <w:color w:val="2D2D2D"/>
+          <w:lang w:val="en-US" w:bidi="fa-IR"/>
+        </w:rPr>
+        <w:t>و</w:t>
+      </w:r>
+      <w:r>
+        <w:rPr>
+          <w:rFonts w:ascii="Vazirmatn" w:hAnsi="Vazirmatn" w:cs="Vazirmatn"/>
+          <w:sz w:val="22"/>
+          <w:szCs w:val="22"/>
+          <w:color w:val="2D2D2D"/>
+          <w:lang w:val="en-US" w:bidi="fa-IR"/>
+        </w:rPr>
+        <w:t xml:space="preserve"> </w:t>
+      </w:r>
+      <w:r>
+        <w:rPr>
+          <w:rFonts w:ascii="Vazirmatn" w:hAnsi="Vazirmatn" w:cs="Vazirmatn"/>
+          <w:sz w:val="22"/>
+          <w:szCs w:val="22"/>
+          <w:color w:val="2D2D2D"/>
+          <w:lang w:val="en-US" w:bidi="fa-IR"/>
+        </w:rPr>
+        <w:t>بازسازی</w:t>
+      </w:r>
+      <w:r>
+        <w:rPr>
+          <w:rFonts w:ascii="Vazirmatn" w:hAnsi="Vazirmatn" w:cs="Vazirmatn"/>
+          <w:sz w:val="22"/>
+          <w:szCs w:val="22"/>
+          <w:color w:val="2D2D2D"/>
+          <w:lang w:val="en-US" w:bidi="fa-IR"/>
+        </w:rPr>
+        <w:t xml:space="preserve"> </w:t>
+      </w:r>
+      <w:r>
+        <w:rPr>
+          <w:rFonts w:ascii="Vazirmatn" w:hAnsi="Vazirmatn" w:cs="Vazirmatn"/>
+          <w:sz w:val="22"/>
+          <w:szCs w:val="22"/>
+          <w:color w:val="2D2D2D"/>
+          <w:lang w:val="en-US" w:bidi="fa-IR"/>
+        </w:rPr>
+        <w:t>ایندکس‌ها</w:t>
+      </w:r>
+      <w:r>
+        <w:rPr>
+          <w:rFonts w:ascii="Vazirmatn" w:hAnsi="Vazirmatn" w:cs="Vazirmatn"/>
+          <w:sz w:val="22"/>
+          <w:szCs w:val="22"/>
+          <w:color w:val="2D2D2D"/>
+          <w:lang w:val="en-US" w:bidi="fa-IR"/>
+        </w:rPr>
+        <w:t xml:space="preserve"> </w:t>
+      </w:r>
+      <w:r>
+        <w:rPr>
+          <w:rFonts w:ascii="Vazirmatn" w:hAnsi="Vazirmatn" w:cs="Vazirmatn"/>
+          <w:sz w:val="22"/>
+          <w:szCs w:val="22"/>
+          <w:color w:val="2D2D2D"/>
+          <w:lang w:val="en-US" w:bidi="fa-IR"/>
+        </w:rPr>
+        <w:t>با</w:t>
+      </w:r>
+      <w:r>
+        <w:rPr>
+          <w:rFonts w:ascii="Vazirmatn" w:hAnsi="Vazirmatn" w:cs="Vazirmatn"/>
+          <w:sz w:val="22"/>
+          <w:szCs w:val="22"/>
+          <w:color w:val="2D2D2D"/>
+          <w:lang w:val="en-US" w:bidi="fa-IR"/>
+        </w:rPr>
+        <w:t xml:space="preserve"> </w:t>
+      </w:r>
+      <w:r>
+        <w:rPr>
+          <w:rFonts w:ascii="Vazirmatn" w:hAnsi="Vazirmatn" w:cs="Vazirmatn"/>
+          <w:sz w:val="22"/>
+          <w:szCs w:val="22"/>
+          <w:color w:val="2D2D2D"/>
+          <w:lang w:val="en-US" w:bidi="fa-IR"/>
+        </w:rPr>
+        <w:t>استفاده</w:t>
+      </w:r>
+      <w:r>
+        <w:rPr>
+          <w:rFonts w:ascii="Vazirmatn" w:hAnsi="Vazirmatn" w:cs="Vazirmatn"/>
+          <w:sz w:val="22"/>
+          <w:szCs w:val="22"/>
+          <w:color w:val="2D2D2D"/>
+          <w:lang w:val="en-US" w:bidi="fa-IR"/>
+        </w:rPr>
+        <w:t xml:space="preserve"> </w:t>
+      </w:r>
+      <w:r>
+        <w:rPr>
+          <w:rFonts w:ascii="Vazirmatn" w:hAnsi="Vazirmatn" w:cs="Vazirmatn"/>
+          <w:sz w:val="22"/>
+          <w:szCs w:val="22"/>
+          <w:color w:val="2D2D2D"/>
+          <w:lang w:val="en-US" w:bidi="fa-IR"/>
+        </w:rPr>
+        <w:t>از</w:t>
+      </w:r>
+      <w:r>
+        <w:rPr>
+          <w:rFonts w:ascii="Vazirmatn" w:hAnsi="Vazirmatn" w:cs="Vazirmatn"/>
+          <w:sz w:val="22"/>
+          <w:szCs w:val="22"/>
+          <w:color w:val="2D2D2D"/>
+          <w:lang w:val="en-US" w:bidi="fa-IR"/>
+        </w:rPr>
+        <w:t xml:space="preserve"> </w:t>
       </w:r>
       <w:r>
         <w:rPr>
@@ -8403,8 +11969,15 @@
     <w:name w:val="Normal"/>
     <w:qFormat/>
     <w:rsid w:val="00FC693F"/>
+    <w:pPr>
+      <w:bidi/>
+      <w:jc w:val="both"/>
+    </w:pPr>
     <w:rPr>
       <w:rFonts w:ascii="Vazirmatn" w:hAnsi="Vazirmatn" w:cs="Vazirmatn"/>
+      <w:sz w:val="22"/>
+      <w:szCs w:val="22"/>
+      <w:lang w:val="en-US" w:bidi="fa-IR"/>
     </w:rPr>
   </w:style>
   <w:style w:type="paragraph" w:styleId="Header">

--- a/examples/mixed_doc.docx
+++ b/examples/mixed_doc.docx
@@ -203,7 +203,7 @@
       </w:r>
       <w:r>
         <w:rPr>
-          <w:rFonts w:ascii="Vazirmatn" w:hAnsi="Vazirmatn" w:cs="Vazirmatn"/>
+          <w:rFonts w:ascii="Segoe UI" w:hAnsi="Segoe UI" w:cs="Vazirmatn"/>
           <w:sz w:val="22"/>
           <w:szCs w:val="22"/>
           <w:color w:val="2D2D2D"/>
@@ -223,7 +223,7 @@
       </w:r>
       <w:r>
         <w:rPr>
-          <w:rFonts w:ascii="Vazirmatn" w:hAnsi="Vazirmatn" w:cs="Vazirmatn"/>
+          <w:rFonts w:ascii="Segoe UI" w:hAnsi="Segoe UI" w:cs="Vazirmatn"/>
           <w:sz w:val="22"/>
           <w:szCs w:val="22"/>
           <w:color w:val="2D2D2D"/>
@@ -243,7 +243,7 @@
       </w:r>
       <w:r>
         <w:rPr>
-          <w:rFonts w:ascii="Vazirmatn" w:hAnsi="Vazirmatn" w:cs="Vazirmatn"/>
+          <w:rFonts w:ascii="Segoe UI" w:hAnsi="Segoe UI" w:cs="Vazirmatn"/>
           <w:sz w:val="22"/>
           <w:szCs w:val="22"/>
           <w:color w:val="2D2D2D"/>
@@ -383,7 +383,7 @@
       </w:r>
       <w:r>
         <w:rPr>
-          <w:rFonts w:ascii="Vazirmatn" w:hAnsi="Vazirmatn" w:cs="Vazirmatn"/>
+          <w:rFonts w:ascii="Segoe UI" w:hAnsi="Segoe UI" w:cs="Vazirmatn"/>
           <w:sz w:val="22"/>
           <w:szCs w:val="22"/>
           <w:color w:val="2D2D2D"/>
@@ -413,7 +413,7 @@
       </w:r>
       <w:r>
         <w:rPr>
-          <w:rFonts w:ascii="Vazirmatn" w:hAnsi="Vazirmatn" w:cs="Vazirmatn"/>
+          <w:rFonts w:ascii="Segoe UI" w:hAnsi="Segoe UI" w:cs="Vazirmatn"/>
           <w:sz w:val="22"/>
           <w:szCs w:val="22"/>
           <w:color w:val="2D2D2D"/>
@@ -453,7 +453,7 @@
       </w:r>
       <w:r>
         <w:rPr>
-          <w:rFonts w:ascii="Vazirmatn" w:hAnsi="Vazirmatn" w:cs="Vazirmatn"/>
+          <w:rFonts w:ascii="Segoe UI" w:hAnsi="Segoe UI" w:cs="Vazirmatn"/>
           <w:sz w:val="22"/>
           <w:szCs w:val="22"/>
           <w:color w:val="2D2D2D"/>
@@ -1173,7 +1173,7 @@
       </w:r>
       <w:r>
         <w:rPr>
-          <w:rFonts w:ascii="Vazirmatn" w:hAnsi="Vazirmatn" w:cs="Vazirmatn"/>
+          <w:rFonts w:ascii="Segoe UI" w:hAnsi="Segoe UI" w:cs="Vazirmatn"/>
           <w:sz w:val="22"/>
           <w:szCs w:val="22"/>
           <w:color w:val="2D2D2D"/>
@@ -1193,7 +1193,7 @@
       </w:r>
       <w:r>
         <w:rPr>
-          <w:rFonts w:ascii="Vazirmatn" w:hAnsi="Vazirmatn" w:cs="Vazirmatn"/>
+          <w:rFonts w:ascii="Segoe UI" w:hAnsi="Segoe UI" w:cs="Vazirmatn"/>
           <w:sz w:val="22"/>
           <w:szCs w:val="22"/>
           <w:color w:val="2D2D2D"/>
@@ -1213,7 +1213,7 @@
       </w:r>
       <w:r>
         <w:rPr>
-          <w:rFonts w:ascii="Vazirmatn" w:hAnsi="Vazirmatn" w:cs="Vazirmatn"/>
+          <w:rFonts w:ascii="Segoe UI" w:hAnsi="Segoe UI" w:cs="Vazirmatn"/>
           <w:sz w:val="22"/>
           <w:szCs w:val="22"/>
           <w:color w:val="2D2D2D"/>
@@ -1233,7 +1233,7 @@
       </w:r>
       <w:r>
         <w:rPr>
-          <w:rFonts w:ascii="Vazirmatn" w:hAnsi="Vazirmatn" w:cs="Vazirmatn"/>
+          <w:rFonts w:ascii="Segoe UI" w:hAnsi="Segoe UI" w:cs="Vazirmatn"/>
           <w:sz w:val="22"/>
           <w:szCs w:val="22"/>
           <w:color w:val="2D2D2D"/>
@@ -1293,7 +1293,7 @@
       </w:r>
       <w:r>
         <w:rPr>
-          <w:rFonts w:ascii="Vazirmatn" w:hAnsi="Vazirmatn" w:cs="Vazirmatn"/>
+          <w:rFonts w:ascii="Segoe UI" w:hAnsi="Segoe UI" w:cs="Vazirmatn"/>
           <w:sz w:val="22"/>
           <w:szCs w:val="22"/>
           <w:color w:val="2D2D2D"/>
@@ -1313,7 +1313,7 @@
       </w:r>
       <w:r>
         <w:rPr>
-          <w:rFonts w:ascii="Vazirmatn" w:hAnsi="Vazirmatn" w:cs="Vazirmatn"/>
+          <w:rFonts w:ascii="Segoe UI" w:hAnsi="Segoe UI" w:cs="Vazirmatn"/>
           <w:sz w:val="22"/>
           <w:szCs w:val="22"/>
           <w:color w:val="2D2D2D"/>
@@ -1333,7 +1333,7 @@
       </w:r>
       <w:r>
         <w:rPr>
-          <w:rFonts w:ascii="Vazirmatn" w:hAnsi="Vazirmatn" w:cs="Vazirmatn"/>
+          <w:rFonts w:ascii="Segoe UI" w:hAnsi="Segoe UI" w:cs="Vazirmatn"/>
           <w:sz w:val="22"/>
           <w:szCs w:val="22"/>
           <w:color w:val="2D2D2D"/>
@@ -1463,7 +1463,7 @@
       </w:r>
       <w:r>
         <w:rPr>
-          <w:rFonts w:ascii="Vazirmatn" w:hAnsi="Vazirmatn" w:cs="Vazirmatn"/>
+          <w:rFonts w:ascii="Segoe UI" w:hAnsi="Segoe UI" w:cs="Vazirmatn"/>
           <w:sz w:val="22"/>
           <w:szCs w:val="22"/>
           <w:color w:val="2D2D2D"/>
@@ -1483,7 +1483,7 @@
       </w:r>
       <w:r>
         <w:rPr>
-          <w:rFonts w:ascii="Vazirmatn" w:hAnsi="Vazirmatn" w:cs="Vazirmatn"/>
+          <w:rFonts w:ascii="Segoe UI" w:hAnsi="Segoe UI" w:cs="Vazirmatn"/>
           <w:sz w:val="22"/>
           <w:szCs w:val="22"/>
           <w:color w:val="2D2D2D"/>
@@ -1593,7 +1593,7 @@
       </w:r>
       <w:r>
         <w:rPr>
-          <w:rFonts w:ascii="Vazirmatn" w:hAnsi="Vazirmatn" w:cs="Vazirmatn"/>
+          <w:rFonts w:ascii="Segoe UI" w:hAnsi="Segoe UI" w:cs="Vazirmatn"/>
           <w:sz w:val="22"/>
           <w:szCs w:val="22"/>
           <w:color w:val="2D2D2D"/>
@@ -1613,7 +1613,7 @@
       </w:r>
       <w:r>
         <w:rPr>
-          <w:rFonts w:ascii="Vazirmatn" w:hAnsi="Vazirmatn" w:cs="Vazirmatn"/>
+          <w:rFonts w:ascii="Segoe UI" w:hAnsi="Segoe UI" w:cs="Vazirmatn"/>
           <w:sz w:val="22"/>
           <w:szCs w:val="22"/>
           <w:color w:val="2D2D2D"/>
@@ -1783,7 +1783,7 @@
       </w:r>
       <w:r>
         <w:rPr>
-          <w:rFonts w:ascii="Vazirmatn" w:hAnsi="Vazirmatn" w:cs="Vazirmatn"/>
+          <w:rFonts w:ascii="Segoe UI" w:hAnsi="Segoe UI" w:cs="Vazirmatn"/>
           <w:sz w:val="22"/>
           <w:szCs w:val="22"/>
           <w:color w:val="2D2D2D"/>
@@ -1803,7 +1803,7 @@
       </w:r>
       <w:r>
         <w:rPr>
-          <w:rFonts w:ascii="Vazirmatn" w:hAnsi="Vazirmatn" w:cs="Vazirmatn"/>
+          <w:rFonts w:ascii="Segoe UI" w:hAnsi="Segoe UI" w:cs="Vazirmatn"/>
           <w:sz w:val="22"/>
           <w:szCs w:val="22"/>
           <w:color w:val="2D2D2D"/>
@@ -2087,7 +2087,7 @@
       </w:r>
       <w:r>
         <w:rPr>
-          <w:rFonts w:ascii="Vazirmatn" w:hAnsi="Vazirmatn" w:cs="Vazirmatn"/>
+          <w:rFonts w:ascii="Segoe UI" w:hAnsi="Segoe UI" w:cs="Vazirmatn"/>
           <w:sz w:val="22"/>
           <w:szCs w:val="22"/>
           <w:color w:val="2D2D2D"/>
@@ -2107,7 +2107,7 @@
       </w:r>
       <w:r>
         <w:rPr>
-          <w:rFonts w:ascii="Vazirmatn" w:hAnsi="Vazirmatn" w:cs="Vazirmatn"/>
+          <w:rFonts w:ascii="Segoe UI" w:hAnsi="Segoe UI" w:cs="Vazirmatn"/>
           <w:sz w:val="22"/>
           <w:szCs w:val="22"/>
           <w:color w:val="2D2D2D"/>
@@ -2167,7 +2167,7 @@
       </w:r>
       <w:r>
         <w:rPr>
-          <w:rFonts w:ascii="Vazirmatn" w:hAnsi="Vazirmatn" w:cs="Vazirmatn"/>
+          <w:rFonts w:ascii="Segoe UI" w:hAnsi="Segoe UI" w:cs="Vazirmatn"/>
           <w:sz w:val="22"/>
           <w:szCs w:val="22"/>
           <w:color w:val="2D2D2D"/>
@@ -3837,13 +3837,23 @@
             </w:r>
             <w:r>
               <w:rPr>
+                <w:rFonts w:ascii="Segoe UI" w:hAnsi="Segoe UI" w:cs="Vazirmatn"/>
+                <w:sz w:val="21"/>
+                <w:szCs w:val="21"/>
+                <w:color w:val="2D2D2D"/>
+                <w:lang w:val="en-US" w:bidi="fa-IR"/>
+              </w:rPr>
+              <w:t>OLTP</w:t>
+            </w:r>
+            <w:r>
+              <w:rPr>
                 <w:rFonts w:ascii="Vazirmatn" w:hAnsi="Vazirmatn" w:cs="Vazirmatn"/>
                 <w:sz w:val="21"/>
                 <w:szCs w:val="21"/>
                 <w:color w:val="2D2D2D"/>
                 <w:lang w:val="en-US" w:bidi="fa-IR"/>
               </w:rPr>
-              <w:t>OLTP</w:t>
+              <w:t xml:space="preserve"> </w:t>
             </w:r>
             <w:r>
               <w:rPr>
@@ -3853,7 +3863,7 @@
                 <w:color w:val="2D2D2D"/>
                 <w:lang w:val="en-US" w:bidi="fa-IR"/>
               </w:rPr>
-              <w:t xml:space="preserve"> </w:t>
+              <w:t>با</w:t>
             </w:r>
             <w:r>
               <w:rPr>
@@ -3863,7 +3873,7 @@
                 <w:color w:val="2D2D2D"/>
                 <w:lang w:val="en-US" w:bidi="fa-IR"/>
               </w:rPr>
-              <w:t>با</w:t>
+              <w:t xml:space="preserve"> </w:t>
             </w:r>
             <w:r>
               <w:rPr>
@@ -3873,7 +3883,7 @@
                 <w:color w:val="2D2D2D"/>
                 <w:lang w:val="en-US" w:bidi="fa-IR"/>
               </w:rPr>
-              <w:t xml:space="preserve"> </w:t>
+              <w:t>ماهیت</w:t>
             </w:r>
             <w:r>
               <w:rPr>
@@ -3883,7 +3893,7 @@
                 <w:color w:val="2D2D2D"/>
                 <w:lang w:val="en-US" w:bidi="fa-IR"/>
               </w:rPr>
-              <w:t>ماهیت</w:t>
+              <w:t xml:space="preserve"> </w:t>
             </w:r>
             <w:r>
               <w:rPr>
@@ -3893,7 +3903,7 @@
                 <w:color w:val="2D2D2D"/>
                 <w:lang w:val="en-US" w:bidi="fa-IR"/>
               </w:rPr>
-              <w:t xml:space="preserve"> </w:t>
+              <w:t>تراکنشی</w:t>
             </w:r>
             <w:r>
               <w:rPr>
@@ -3903,7 +3913,7 @@
                 <w:color w:val="2D2D2D"/>
                 <w:lang w:val="en-US" w:bidi="fa-IR"/>
               </w:rPr>
-              <w:t>تراکنشی</w:t>
+              <w:t xml:space="preserve"> </w:t>
             </w:r>
             <w:r>
               <w:rPr>
@@ -3913,7 +3923,7 @@
                 <w:color w:val="2D2D2D"/>
                 <w:lang w:val="en-US" w:bidi="fa-IR"/>
               </w:rPr>
-              <w:t xml:space="preserve"> </w:t>
+              <w:t>سریع،</w:t>
             </w:r>
             <w:r>
               <w:rPr>
@@ -3923,7 +3933,7 @@
                 <w:color w:val="2D2D2D"/>
                 <w:lang w:val="en-US" w:bidi="fa-IR"/>
               </w:rPr>
-              <w:t>سریع،</w:t>
+              <w:t xml:space="preserve"> </w:t>
             </w:r>
             <w:r>
               <w:rPr>
@@ -3933,7 +3943,7 @@
                 <w:color w:val="2D2D2D"/>
                 <w:lang w:val="en-US" w:bidi="fa-IR"/>
               </w:rPr>
-              <w:t xml:space="preserve"> </w:t>
+              <w:t>مقدار</w:t>
             </w:r>
             <w:r>
               <w:rPr>
@@ -3943,7 +3953,17 @@
                 <w:color w:val="2D2D2D"/>
                 <w:lang w:val="en-US" w:bidi="fa-IR"/>
               </w:rPr>
-              <w:t>مقدار</w:t>
+              <w:t xml:space="preserve"> </w:t>
+            </w:r>
+            <w:r>
+              <w:rPr>
+                <w:rFonts w:ascii="Courier New" w:hAnsi="Courier New" w:cs="Courier New"/>
+                <w:sz w:val="21"/>
+                <w:szCs w:val="21"/>
+                <w:color w:val="2D2D2D"/>
+                <w:lang w:val="en-US" w:bidi="fa-IR"/>
+              </w:rPr>
+              <w:t>max degree of parallelism</w:t>
             </w:r>
             <w:r>
               <w:rPr>
@@ -3957,23 +3977,13 @@
             </w:r>
             <w:r>
               <w:rPr>
-                <w:rFonts w:ascii="Courier New" w:hAnsi="Courier New" w:cs="Courier New"/>
-                <w:sz w:val="21"/>
-                <w:szCs w:val="21"/>
-                <w:color w:val="2D2D2D"/>
-                <w:lang w:val="en-US" w:bidi="fa-IR"/>
-              </w:rPr>
-              <w:t>max degree of parallelism</w:t>
-            </w:r>
-            <w:r>
-              <w:rPr>
                 <w:rFonts w:ascii="Vazirmatn" w:hAnsi="Vazirmatn" w:cs="Vazirmatn"/>
                 <w:sz w:val="21"/>
                 <w:szCs w:val="21"/>
                 <w:color w:val="2D2D2D"/>
                 <w:lang w:val="en-US" w:bidi="fa-IR"/>
               </w:rPr>
-              <w:t xml:space="preserve"> </w:t>
+              <w:t>را</w:t>
             </w:r>
             <w:r>
               <w:rPr>
@@ -3983,7 +3993,7 @@
                 <w:color w:val="2D2D2D"/>
                 <w:lang w:val="en-US" w:bidi="fa-IR"/>
               </w:rPr>
-              <w:t>را</w:t>
+              <w:t xml:space="preserve"> </w:t>
             </w:r>
             <w:r>
               <w:rPr>
@@ -3993,7 +4003,7 @@
                 <w:color w:val="2D2D2D"/>
                 <w:lang w:val="en-US" w:bidi="fa-IR"/>
               </w:rPr>
-              <w:t xml:space="preserve"> </w:t>
+              <w:t>متناسب</w:t>
             </w:r>
             <w:r>
               <w:rPr>
@@ -4003,7 +4013,7 @@
                 <w:color w:val="2D2D2D"/>
                 <w:lang w:val="en-US" w:bidi="fa-IR"/>
               </w:rPr>
-              <w:t>متناسب</w:t>
+              <w:t xml:space="preserve"> </w:t>
             </w:r>
             <w:r>
               <w:rPr>
@@ -4013,7 +4023,7 @@
                 <w:color w:val="2D2D2D"/>
                 <w:lang w:val="en-US" w:bidi="fa-IR"/>
               </w:rPr>
-              <w:t xml:space="preserve"> </w:t>
+              <w:t>با</w:t>
             </w:r>
             <w:r>
               <w:rPr>
@@ -4023,7 +4033,7 @@
                 <w:color w:val="2D2D2D"/>
                 <w:lang w:val="en-US" w:bidi="fa-IR"/>
               </w:rPr>
-              <w:t>با</w:t>
+              <w:t xml:space="preserve"> </w:t>
             </w:r>
             <w:r>
               <w:rPr>
@@ -4033,7 +4043,7 @@
                 <w:color w:val="2D2D2D"/>
                 <w:lang w:val="en-US" w:bidi="fa-IR"/>
               </w:rPr>
-              <w:t xml:space="preserve"> </w:t>
+              <w:t>تعداد</w:t>
             </w:r>
             <w:r>
               <w:rPr>
@@ -4043,7 +4053,7 @@
                 <w:color w:val="2D2D2D"/>
                 <w:lang w:val="en-US" w:bidi="fa-IR"/>
               </w:rPr>
-              <w:t>تعداد</w:t>
+              <w:t xml:space="preserve"> </w:t>
             </w:r>
             <w:r>
               <w:rPr>
@@ -4053,7 +4063,7 @@
                 <w:color w:val="2D2D2D"/>
                 <w:lang w:val="en-US" w:bidi="fa-IR"/>
               </w:rPr>
-              <w:t xml:space="preserve"> </w:t>
+              <w:t>هسته‌های</w:t>
             </w:r>
             <w:r>
               <w:rPr>
@@ -4063,7 +4073,7 @@
                 <w:color w:val="2D2D2D"/>
                 <w:lang w:val="en-US" w:bidi="fa-IR"/>
               </w:rPr>
-              <w:t>هسته‌های</w:t>
+              <w:t xml:space="preserve"> </w:t>
             </w:r>
             <w:r>
               <w:rPr>
@@ -4073,7 +4083,7 @@
                 <w:color w:val="2D2D2D"/>
                 <w:lang w:val="en-US" w:bidi="fa-IR"/>
               </w:rPr>
-              <w:t xml:space="preserve"> </w:t>
+              <w:t>فیزیکی</w:t>
             </w:r>
             <w:r>
               <w:rPr>
@@ -4083,7 +4093,7 @@
                 <w:color w:val="2D2D2D"/>
                 <w:lang w:val="en-US" w:bidi="fa-IR"/>
               </w:rPr>
-              <w:t>فیزیکی</w:t>
+              <w:t xml:space="preserve"> </w:t>
             </w:r>
             <w:r>
               <w:rPr>
@@ -4093,7 +4103,7 @@
                 <w:color w:val="2D2D2D"/>
                 <w:lang w:val="en-US" w:bidi="fa-IR"/>
               </w:rPr>
-              <w:t xml:space="preserve"> </w:t>
+              <w:t>هر</w:t>
             </w:r>
             <w:r>
               <w:rPr>
@@ -4103,7 +4113,7 @@
                 <w:color w:val="2D2D2D"/>
                 <w:lang w:val="en-US" w:bidi="fa-IR"/>
               </w:rPr>
-              <w:t>هر</w:t>
+              <w:t xml:space="preserve"> </w:t>
             </w:r>
             <w:r>
               <w:rPr>
@@ -4113,7 +4123,7 @@
                 <w:color w:val="2D2D2D"/>
                 <w:lang w:val="en-US" w:bidi="fa-IR"/>
               </w:rPr>
-              <w:t xml:space="preserve"> </w:t>
+              <w:t>پردازنده</w:t>
             </w:r>
             <w:r>
               <w:rPr>
@@ -4123,7 +4133,7 @@
                 <w:color w:val="2D2D2D"/>
                 <w:lang w:val="en-US" w:bidi="fa-IR"/>
               </w:rPr>
-              <w:t>پردازنده</w:t>
+              <w:t xml:space="preserve"> </w:t>
             </w:r>
             <w:r>
               <w:rPr>
@@ -4133,7 +4143,17 @@
                 <w:color w:val="2D2D2D"/>
                 <w:lang w:val="en-US" w:bidi="fa-IR"/>
               </w:rPr>
-              <w:t xml:space="preserve"> </w:t>
+              <w:t>(</w:t>
+            </w:r>
+            <w:r>
+              <w:rPr>
+                <w:rFonts w:ascii="Segoe UI" w:hAnsi="Segoe UI" w:cs="Vazirmatn"/>
+                <w:sz w:val="21"/>
+                <w:szCs w:val="21"/>
+                <w:color w:val="2D2D2D"/>
+                <w:lang w:val="en-US" w:bidi="fa-IR"/>
+              </w:rPr>
+              <w:t>NUMA</w:t>
             </w:r>
             <w:r>
               <w:rPr>
@@ -4143,31 +4163,11 @@
                 <w:color w:val="2D2D2D"/>
                 <w:lang w:val="en-US" w:bidi="fa-IR"/>
               </w:rPr>
-              <w:t>(</w:t>
-            </w:r>
-            <w:r>
-              <w:rPr>
-                <w:rFonts w:ascii="Vazirmatn" w:hAnsi="Vazirmatn" w:cs="Vazirmatn"/>
-                <w:sz w:val="21"/>
-                <w:szCs w:val="21"/>
-                <w:color w:val="2D2D2D"/>
-                <w:lang w:val="en-US" w:bidi="fa-IR"/>
-              </w:rPr>
-              <w:t>NUMA</w:t>
-            </w:r>
-            <w:r>
-              <w:rPr>
-                <w:rFonts w:ascii="Vazirmatn" w:hAnsi="Vazirmatn" w:cs="Vazirmatn"/>
-                <w:sz w:val="21"/>
-                <w:szCs w:val="21"/>
-                <w:color w:val="2D2D2D"/>
-                <w:lang w:val="en-US" w:bidi="fa-IR"/>
-              </w:rPr>
               <w:t xml:space="preserve"> </w:t>
             </w:r>
             <w:r>
               <w:rPr>
-                <w:rFonts w:ascii="Vazirmatn" w:hAnsi="Vazirmatn" w:cs="Vazirmatn"/>
+                <w:rFonts w:ascii="Segoe UI" w:hAnsi="Segoe UI" w:cs="Vazirmatn"/>
                 <w:sz w:val="21"/>
                 <w:szCs w:val="21"/>
                 <w:color w:val="2D2D2D"/>
@@ -4381,13 +4381,33 @@
             </w:r>
             <w:r>
               <w:rPr>
+                <w:rFonts w:ascii="Segoe UI" w:hAnsi="Segoe UI" w:cs="Vazirmatn"/>
+                <w:sz w:val="21"/>
+                <w:szCs w:val="21"/>
+                <w:color w:val="2D2D2D"/>
+                <w:lang w:val="en-US" w:bidi="fa-IR"/>
+              </w:rPr>
+              <w:t>SQL</w:t>
+            </w:r>
+            <w:r>
+              <w:rPr>
                 <w:rFonts w:ascii="Vazirmatn" w:hAnsi="Vazirmatn" w:cs="Vazirmatn"/>
                 <w:sz w:val="21"/>
                 <w:szCs w:val="21"/>
                 <w:color w:val="2D2D2D"/>
                 <w:lang w:val="en-US" w:bidi="fa-IR"/>
               </w:rPr>
-              <w:t>SQL</w:t>
+              <w:t xml:space="preserve"> </w:t>
+            </w:r>
+            <w:r>
+              <w:rPr>
+                <w:rFonts w:ascii="Segoe UI" w:hAnsi="Segoe UI" w:cs="Vazirmatn"/>
+                <w:sz w:val="21"/>
+                <w:szCs w:val="21"/>
+                <w:color w:val="2D2D2D"/>
+                <w:lang w:val="en-US" w:bidi="fa-IR"/>
+              </w:rPr>
+              <w:t>Server</w:t>
             </w:r>
             <w:r>
               <w:rPr>
@@ -4407,7 +4427,7 @@
                 <w:color w:val="2D2D2D"/>
                 <w:lang w:val="en-US" w:bidi="fa-IR"/>
               </w:rPr>
-              <w:t>Server</w:t>
+              <w:t>حتماً</w:t>
             </w:r>
             <w:r>
               <w:rPr>
@@ -4427,7 +4447,7 @@
                 <w:color w:val="2D2D2D"/>
                 <w:lang w:val="en-US" w:bidi="fa-IR"/>
               </w:rPr>
-              <w:t>حتماً</w:t>
+              <w:t>باید</w:t>
             </w:r>
             <w:r>
               <w:rPr>
@@ -4447,7 +4467,7 @@
                 <w:color w:val="2D2D2D"/>
                 <w:lang w:val="en-US" w:bidi="fa-IR"/>
               </w:rPr>
-              <w:t>باید</w:t>
+              <w:t>حداقل</w:t>
             </w:r>
             <w:r>
               <w:rPr>
@@ -4467,7 +4487,7 @@
                 <w:color w:val="2D2D2D"/>
                 <w:lang w:val="en-US" w:bidi="fa-IR"/>
               </w:rPr>
-              <w:t>حداقل</w:t>
+              <w:t>۲</w:t>
             </w:r>
             <w:r>
               <w:rPr>
@@ -4487,7 +4507,7 @@
                 <w:color w:val="2D2D2D"/>
                 <w:lang w:val="en-US" w:bidi="fa-IR"/>
               </w:rPr>
-              <w:t>۲</w:t>
+              <w:t>تا</w:t>
             </w:r>
             <w:r>
               <w:rPr>
@@ -4507,7 +4527,7 @@
                 <w:color w:val="2D2D2D"/>
                 <w:lang w:val="en-US" w:bidi="fa-IR"/>
               </w:rPr>
-              <w:t>تا</w:t>
+              <w:t>۴</w:t>
             </w:r>
             <w:r>
               <w:rPr>
@@ -4527,7 +4547,7 @@
                 <w:color w:val="2D2D2D"/>
                 <w:lang w:val="en-US" w:bidi="fa-IR"/>
               </w:rPr>
-              <w:t>۴</w:t>
+              <w:t>گیگابایت</w:t>
             </w:r>
             <w:r>
               <w:rPr>
@@ -4547,7 +4567,7 @@
                 <w:color w:val="2D2D2D"/>
                 <w:lang w:val="en-US" w:bidi="fa-IR"/>
               </w:rPr>
-              <w:t>گیگابایت</w:t>
+              <w:t>کمتر</w:t>
             </w:r>
             <w:r>
               <w:rPr>
@@ -4567,7 +4587,7 @@
                 <w:color w:val="2D2D2D"/>
                 <w:lang w:val="en-US" w:bidi="fa-IR"/>
               </w:rPr>
-              <w:t>کمتر</w:t>
+              <w:t>از</w:t>
             </w:r>
             <w:r>
               <w:rPr>
@@ -4587,7 +4607,7 @@
                 <w:color w:val="2D2D2D"/>
                 <w:lang w:val="en-US" w:bidi="fa-IR"/>
               </w:rPr>
-              <w:t>از</w:t>
+              <w:t>کل</w:t>
             </w:r>
             <w:r>
               <w:rPr>
@@ -4607,7 +4627,7 @@
                 <w:color w:val="2D2D2D"/>
                 <w:lang w:val="en-US" w:bidi="fa-IR"/>
               </w:rPr>
-              <w:t>کل</w:t>
+              <w:t>حافظه</w:t>
             </w:r>
             <w:r>
               <w:rPr>
@@ -4627,7 +4647,7 @@
                 <w:color w:val="2D2D2D"/>
                 <w:lang w:val="en-US" w:bidi="fa-IR"/>
               </w:rPr>
-              <w:t>حافظه</w:t>
+              <w:t>فیزیکی</w:t>
             </w:r>
             <w:r>
               <w:rPr>
@@ -4647,7 +4667,7 @@
                 <w:color w:val="2D2D2D"/>
                 <w:lang w:val="en-US" w:bidi="fa-IR"/>
               </w:rPr>
-              <w:t>فیزیکی</w:t>
+              <w:t>سرور</w:t>
             </w:r>
             <w:r>
               <w:rPr>
@@ -4667,7 +4687,17 @@
                 <w:color w:val="2D2D2D"/>
                 <w:lang w:val="en-US" w:bidi="fa-IR"/>
               </w:rPr>
-              <w:t>سرور</w:t>
+              <w:t>(</w:t>
+            </w:r>
+            <w:r>
+              <w:rPr>
+                <w:rFonts w:ascii="Segoe UI" w:hAnsi="Segoe UI" w:cs="Vazirmatn"/>
+                <w:sz w:val="21"/>
+                <w:szCs w:val="21"/>
+                <w:color w:val="2D2D2D"/>
+                <w:lang w:val="en-US" w:bidi="fa-IR"/>
+              </w:rPr>
+              <w:t>Host</w:t>
             </w:r>
             <w:r>
               <w:rPr>
@@ -4681,13 +4711,23 @@
             </w:r>
             <w:r>
               <w:rPr>
+                <w:rFonts w:ascii="Segoe UI" w:hAnsi="Segoe UI" w:cs="Vazirmatn"/>
+                <w:sz w:val="21"/>
+                <w:szCs w:val="21"/>
+                <w:color w:val="2D2D2D"/>
+                <w:lang w:val="en-US" w:bidi="fa-IR"/>
+              </w:rPr>
+              <w:t>RAM</w:t>
+            </w:r>
+            <w:r>
+              <w:rPr>
                 <w:rFonts w:ascii="Vazirmatn" w:hAnsi="Vazirmatn" w:cs="Vazirmatn"/>
                 <w:sz w:val="21"/>
                 <w:szCs w:val="21"/>
                 <w:color w:val="2D2D2D"/>
                 <w:lang w:val="en-US" w:bidi="fa-IR"/>
               </w:rPr>
-              <w:t>(</w:t>
+              <w:t>)</w:t>
             </w:r>
             <w:r>
               <w:rPr>
@@ -4697,7 +4737,7 @@
                 <w:color w:val="2D2D2D"/>
                 <w:lang w:val="en-US" w:bidi="fa-IR"/>
               </w:rPr>
-              <w:t>Host</w:t>
+              <w:t xml:space="preserve"> </w:t>
             </w:r>
             <w:r>
               <w:rPr>
@@ -4707,7 +4747,7 @@
                 <w:color w:val="2D2D2D"/>
                 <w:lang w:val="en-US" w:bidi="fa-IR"/>
               </w:rPr>
-              <w:t xml:space="preserve"> </w:t>
+              <w:t>تعیین</w:t>
             </w:r>
             <w:r>
               <w:rPr>
@@ -4717,7 +4757,7 @@
                 <w:color w:val="2D2D2D"/>
                 <w:lang w:val="en-US" w:bidi="fa-IR"/>
               </w:rPr>
-              <w:t>RAM</w:t>
+              <w:t xml:space="preserve"> </w:t>
             </w:r>
             <w:r>
               <w:rPr>
@@ -4727,7 +4767,7 @@
                 <w:color w:val="2D2D2D"/>
                 <w:lang w:val="en-US" w:bidi="fa-IR"/>
               </w:rPr>
-              <w:t>)</w:t>
+              <w:t>شود</w:t>
             </w:r>
             <w:r>
               <w:rPr>
@@ -4747,7 +4787,7 @@
                 <w:color w:val="2D2D2D"/>
                 <w:lang w:val="en-US" w:bidi="fa-IR"/>
               </w:rPr>
-              <w:t>تعیین</w:t>
+              <w:t>تا</w:t>
             </w:r>
             <w:r>
               <w:rPr>
@@ -4767,7 +4807,7 @@
                 <w:color w:val="2D2D2D"/>
                 <w:lang w:val="en-US" w:bidi="fa-IR"/>
               </w:rPr>
-              <w:t>شود</w:t>
+              <w:t>سیستم‌عامل</w:t>
             </w:r>
             <w:r>
               <w:rPr>
@@ -4787,7 +4827,7 @@
                 <w:color w:val="2D2D2D"/>
                 <w:lang w:val="en-US" w:bidi="fa-IR"/>
               </w:rPr>
-              <w:t>تا</w:t>
+              <w:t>با</w:t>
             </w:r>
             <w:r>
               <w:rPr>
@@ -4807,7 +4847,7 @@
                 <w:color w:val="2D2D2D"/>
                 <w:lang w:val="en-US" w:bidi="fa-IR"/>
               </w:rPr>
-              <w:t>سیستم‌عامل</w:t>
+              <w:t>کمبود</w:t>
             </w:r>
             <w:r>
               <w:rPr>
@@ -4827,7 +4867,7 @@
                 <w:color w:val="2D2D2D"/>
                 <w:lang w:val="en-US" w:bidi="fa-IR"/>
               </w:rPr>
-              <w:t>با</w:t>
+              <w:t>رم</w:t>
             </w:r>
             <w:r>
               <w:rPr>
@@ -4847,7 +4887,17 @@
                 <w:color w:val="2D2D2D"/>
                 <w:lang w:val="en-US" w:bidi="fa-IR"/>
               </w:rPr>
-              <w:t>کمبود</w:t>
+              <w:t>(</w:t>
+            </w:r>
+            <w:r>
+              <w:rPr>
+                <w:rFonts w:ascii="Segoe UI" w:hAnsi="Segoe UI" w:cs="Vazirmatn"/>
+                <w:sz w:val="21"/>
+                <w:szCs w:val="21"/>
+                <w:color w:val="2D2D2D"/>
+                <w:lang w:val="en-US" w:bidi="fa-IR"/>
+              </w:rPr>
+              <w:t>Memory</w:t>
             </w:r>
             <w:r>
               <w:rPr>
@@ -4861,57 +4911,7 @@
             </w:r>
             <w:r>
               <w:rPr>
-                <w:rFonts w:ascii="Vazirmatn" w:hAnsi="Vazirmatn" w:cs="Vazirmatn"/>
-                <w:sz w:val="21"/>
-                <w:szCs w:val="21"/>
-                <w:color w:val="2D2D2D"/>
-                <w:lang w:val="en-US" w:bidi="fa-IR"/>
-              </w:rPr>
-              <w:t>رم</w:t>
-            </w:r>
-            <w:r>
-              <w:rPr>
-                <w:rFonts w:ascii="Vazirmatn" w:hAnsi="Vazirmatn" w:cs="Vazirmatn"/>
-                <w:sz w:val="21"/>
-                <w:szCs w:val="21"/>
-                <w:color w:val="2D2D2D"/>
-                <w:lang w:val="en-US" w:bidi="fa-IR"/>
-              </w:rPr>
-              <w:t xml:space="preserve"> </w:t>
-            </w:r>
-            <w:r>
-              <w:rPr>
-                <w:rFonts w:ascii="Vazirmatn" w:hAnsi="Vazirmatn" w:cs="Vazirmatn"/>
-                <w:sz w:val="21"/>
-                <w:szCs w:val="21"/>
-                <w:color w:val="2D2D2D"/>
-                <w:lang w:val="en-US" w:bidi="fa-IR"/>
-              </w:rPr>
-              <w:t>(</w:t>
-            </w:r>
-            <w:r>
-              <w:rPr>
-                <w:rFonts w:ascii="Vazirmatn" w:hAnsi="Vazirmatn" w:cs="Vazirmatn"/>
-                <w:sz w:val="21"/>
-                <w:szCs w:val="21"/>
-                <w:color w:val="2D2D2D"/>
-                <w:lang w:val="en-US" w:bidi="fa-IR"/>
-              </w:rPr>
-              <w:t>Memory</w:t>
-            </w:r>
-            <w:r>
-              <w:rPr>
-                <w:rFonts w:ascii="Vazirmatn" w:hAnsi="Vazirmatn" w:cs="Vazirmatn"/>
-                <w:sz w:val="21"/>
-                <w:szCs w:val="21"/>
-                <w:color w:val="2D2D2D"/>
-                <w:lang w:val="en-US" w:bidi="fa-IR"/>
-              </w:rPr>
-              <w:t xml:space="preserve"> </w:t>
-            </w:r>
-            <w:r>
-              <w:rPr>
-                <w:rFonts w:ascii="Vazirmatn" w:hAnsi="Vazirmatn" w:cs="Vazirmatn"/>
+                <w:rFonts w:ascii="Segoe UI" w:hAnsi="Segoe UI" w:cs="Vazirmatn"/>
                 <w:sz w:val="21"/>
                 <w:szCs w:val="21"/>
                 <w:color w:val="2D2D2D"/>
@@ -5210,7 +5210,7 @@
       </w:r>
       <w:r>
         <w:rPr>
-          <w:rFonts w:ascii="Vazirmatn" w:hAnsi="Vazirmatn" w:cs="Vazirmatn"/>
+          <w:rFonts w:ascii="Segoe UI" w:hAnsi="Segoe UI" w:cs="Vazirmatn"/>
           <w:sz w:val="22"/>
           <w:szCs w:val="22"/>
           <w:color w:val="2D2D2D"/>
@@ -5230,7 +5230,7 @@
       </w:r>
       <w:r>
         <w:rPr>
-          <w:rFonts w:ascii="Vazirmatn" w:hAnsi="Vazirmatn" w:cs="Vazirmatn"/>
+          <w:rFonts w:ascii="Segoe UI" w:hAnsi="Segoe UI" w:cs="Vazirmatn"/>
           <w:sz w:val="22"/>
           <w:szCs w:val="22"/>
           <w:color w:val="2D2D2D"/>
@@ -5575,8 +5575,8 @@
       </w:tblGrid>
       <w:tr>
         <w:trPr>
+          <w:cantSplit/>
           <w:tblHeader/>
-          <w:cantSplit/>
         </w:trPr>
         <w:tc>
           <w:tcPr>
@@ -5598,9 +5598,9 @@
           <w:p>
             <w:pPr>
               <w:bidi/>
-              <w:jc w:val="start"/>
+              <w:spacing w:line="276" w:lineRule="auto" w:after="80"/>
+              <w:jc w:val="left"/>
             </w:pPr>
-            <w:r/>
             <w:r>
               <w:rPr>
                 <w:rFonts w:ascii="Vazirmatn" w:hAnsi="Vazirmatn" w:cs="Vazirmatn"/>
@@ -5611,11 +5611,47 @@
                 <w:color w:val="FFFFFF"/>
                 <w:lang w:val="en-US" w:bidi="fa-IR"/>
               </w:rPr>
-              <w:t xml:space="preserve">مؤلفه سیستم </w:t>
+              <w:t>مؤلفه</w:t>
             </w:r>
             <w:r>
               <w:rPr>
                 <w:rFonts w:ascii="Vazirmatn" w:hAnsi="Vazirmatn" w:cs="Vazirmatn"/>
+                <w:sz w:val="21"/>
+                <w:szCs w:val="21"/>
+                <w:b/>
+                <w:bCs/>
+                <w:color w:val="FFFFFF"/>
+                <w:lang w:val="en-US" w:bidi="fa-IR"/>
+              </w:rPr>
+              <w:t xml:space="preserve"> </w:t>
+            </w:r>
+            <w:r>
+              <w:rPr>
+                <w:rFonts w:ascii="Vazirmatn" w:hAnsi="Vazirmatn" w:cs="Vazirmatn"/>
+                <w:sz w:val="21"/>
+                <w:szCs w:val="21"/>
+                <w:b/>
+                <w:bCs/>
+                <w:color w:val="FFFFFF"/>
+                <w:lang w:val="en-US" w:bidi="fa-IR"/>
+              </w:rPr>
+              <w:t>سیستم</w:t>
+            </w:r>
+            <w:r>
+              <w:rPr>
+                <w:rFonts w:ascii="Vazirmatn" w:hAnsi="Vazirmatn" w:cs="Vazirmatn"/>
+                <w:sz w:val="21"/>
+                <w:szCs w:val="21"/>
+                <w:b/>
+                <w:bCs/>
+                <w:color w:val="FFFFFF"/>
+                <w:lang w:val="en-US" w:bidi="fa-IR"/>
+              </w:rPr>
+              <w:t xml:space="preserve"> </w:t>
+            </w:r>
+            <w:r>
+              <w:rPr>
+                <w:rFonts w:ascii="Segoe UI" w:hAnsi="Segoe UI" w:cs="Vazirmatn"/>
                 <w:sz w:val="21"/>
                 <w:szCs w:val="21"/>
                 <w:b/>
@@ -5647,9 +5683,9 @@
           <w:p>
             <w:pPr>
               <w:bidi/>
-              <w:jc w:val="start"/>
+              <w:spacing w:line="276" w:lineRule="auto" w:after="80"/>
+              <w:jc w:val="left"/>
             </w:pPr>
-            <w:r/>
             <w:r>
               <w:rPr>
                 <w:rFonts w:ascii="Vazirmatn" w:hAnsi="Vazirmatn" w:cs="Vazirmatn"/>
@@ -5660,7 +5696,55 @@
                 <w:color w:val="FFFFFF"/>
                 <w:lang w:val="en-US" w:bidi="fa-IR"/>
               </w:rPr>
-              <w:t>تکنولوژی مورد استفاده</w:t>
+              <w:t>تکنولوژی</w:t>
+            </w:r>
+            <w:r>
+              <w:rPr>
+                <w:rFonts w:ascii="Vazirmatn" w:hAnsi="Vazirmatn" w:cs="Vazirmatn"/>
+                <w:sz w:val="21"/>
+                <w:szCs w:val="21"/>
+                <w:b/>
+                <w:bCs/>
+                <w:color w:val="FFFFFF"/>
+                <w:lang w:val="en-US" w:bidi="fa-IR"/>
+              </w:rPr>
+              <w:t xml:space="preserve"> </w:t>
+            </w:r>
+            <w:r>
+              <w:rPr>
+                <w:rFonts w:ascii="Vazirmatn" w:hAnsi="Vazirmatn" w:cs="Vazirmatn"/>
+                <w:sz w:val="21"/>
+                <w:szCs w:val="21"/>
+                <w:b/>
+                <w:bCs/>
+                <w:color w:val="FFFFFF"/>
+                <w:lang w:val="en-US" w:bidi="fa-IR"/>
+              </w:rPr>
+              <w:t>مورد</w:t>
+            </w:r>
+            <w:r>
+              <w:rPr>
+                <w:rFonts w:ascii="Vazirmatn" w:hAnsi="Vazirmatn" w:cs="Vazirmatn"/>
+                <w:sz w:val="21"/>
+                <w:szCs w:val="21"/>
+                <w:b/>
+                <w:bCs/>
+                <w:color w:val="FFFFFF"/>
+                <w:lang w:val="en-US" w:bidi="fa-IR"/>
+              </w:rPr>
+              <w:t xml:space="preserve"> </w:t>
+            </w:r>
+            <w:r>
+              <w:rPr>
+                <w:rFonts w:ascii="Vazirmatn" w:hAnsi="Vazirmatn" w:cs="Vazirmatn"/>
+                <w:sz w:val="21"/>
+                <w:szCs w:val="21"/>
+                <w:b/>
+                <w:bCs/>
+                <w:color w:val="FFFFFF"/>
+                <w:lang w:val="en-US" w:bidi="fa-IR"/>
+              </w:rPr>
+              <w:t>استفاده</w:t>
             </w:r>
           </w:p>
         </w:tc>
@@ -5684,9 +5768,9 @@
           <w:p>
             <w:pPr>
               <w:bidi/>
-              <w:jc w:val="start"/>
+              <w:spacing w:line="276" w:lineRule="auto" w:after="80"/>
+              <w:jc w:val="left"/>
             </w:pPr>
-            <w:r/>
             <w:r>
               <w:rPr>
                 <w:rFonts w:ascii="Vazirmatn" w:hAnsi="Vazirmatn" w:cs="Vazirmatn"/>
@@ -5697,11 +5781,47 @@
                 <w:color w:val="FFFFFF"/>
                 <w:lang w:val="en-US" w:bidi="fa-IR"/>
               </w:rPr>
-              <w:t xml:space="preserve">شاخص کارایی </w:t>
+              <w:t>شاخص</w:t>
             </w:r>
             <w:r>
               <w:rPr>
                 <w:rFonts w:ascii="Vazirmatn" w:hAnsi="Vazirmatn" w:cs="Vazirmatn"/>
+                <w:sz w:val="21"/>
+                <w:szCs w:val="21"/>
+                <w:b/>
+                <w:bCs/>
+                <w:color w:val="FFFFFF"/>
+                <w:lang w:val="en-US" w:bidi="fa-IR"/>
+              </w:rPr>
+              <w:t xml:space="preserve"> </w:t>
+            </w:r>
+            <w:r>
+              <w:rPr>
+                <w:rFonts w:ascii="Vazirmatn" w:hAnsi="Vazirmatn" w:cs="Vazirmatn"/>
+                <w:sz w:val="21"/>
+                <w:szCs w:val="21"/>
+                <w:b/>
+                <w:bCs/>
+                <w:color w:val="FFFFFF"/>
+                <w:lang w:val="en-US" w:bidi="fa-IR"/>
+              </w:rPr>
+              <w:t>کارایی</w:t>
+            </w:r>
+            <w:r>
+              <w:rPr>
+                <w:rFonts w:ascii="Vazirmatn" w:hAnsi="Vazirmatn" w:cs="Vazirmatn"/>
+                <w:sz w:val="21"/>
+                <w:szCs w:val="21"/>
+                <w:b/>
+                <w:bCs/>
+                <w:color w:val="FFFFFF"/>
+                <w:lang w:val="en-US" w:bidi="fa-IR"/>
+              </w:rPr>
+              <w:t xml:space="preserve"> </w:t>
+            </w:r>
+            <w:r>
+              <w:rPr>
+                <w:rFonts w:ascii="Segoe UI" w:hAnsi="Segoe UI" w:cs="Vazirmatn"/>
                 <w:sz w:val="21"/>
                 <w:szCs w:val="21"/>
                 <w:b/>
@@ -5733,9 +5853,9 @@
           <w:p>
             <w:pPr>
               <w:bidi/>
-              <w:jc w:val="start"/>
+              <w:spacing w:line="276" w:lineRule="auto" w:after="80"/>
+              <w:jc w:val="left"/>
             </w:pPr>
-            <w:r/>
             <w:r>
               <w:rPr>
                 <w:rFonts w:ascii="Vazirmatn" w:hAnsi="Vazirmatn" w:cs="Vazirmatn"/>
@@ -5746,11 +5866,47 @@
                 <w:color w:val="FFFFFF"/>
                 <w:lang w:val="en-US" w:bidi="fa-IR"/>
               </w:rPr>
-              <w:t xml:space="preserve">مقدار هدف </w:t>
+              <w:t>مقدار</w:t>
             </w:r>
             <w:r>
               <w:rPr>
                 <w:rFonts w:ascii="Vazirmatn" w:hAnsi="Vazirmatn" w:cs="Vazirmatn"/>
+                <w:sz w:val="21"/>
+                <w:szCs w:val="21"/>
+                <w:b/>
+                <w:bCs/>
+                <w:color w:val="FFFFFF"/>
+                <w:lang w:val="en-US" w:bidi="fa-IR"/>
+              </w:rPr>
+              <w:t xml:space="preserve"> </w:t>
+            </w:r>
+            <w:r>
+              <w:rPr>
+                <w:rFonts w:ascii="Vazirmatn" w:hAnsi="Vazirmatn" w:cs="Vazirmatn"/>
+                <w:sz w:val="21"/>
+                <w:szCs w:val="21"/>
+                <w:b/>
+                <w:bCs/>
+                <w:color w:val="FFFFFF"/>
+                <w:lang w:val="en-US" w:bidi="fa-IR"/>
+              </w:rPr>
+              <w:t>هدف</w:t>
+            </w:r>
+            <w:r>
+              <w:rPr>
+                <w:rFonts w:ascii="Vazirmatn" w:hAnsi="Vazirmatn" w:cs="Vazirmatn"/>
+                <w:sz w:val="21"/>
+                <w:szCs w:val="21"/>
+                <w:b/>
+                <w:bCs/>
+                <w:color w:val="FFFFFF"/>
+                <w:lang w:val="en-US" w:bidi="fa-IR"/>
+              </w:rPr>
+              <w:t xml:space="preserve"> </w:t>
+            </w:r>
+            <w:r>
+              <w:rPr>
+                <w:rFonts w:ascii="Segoe UI" w:hAnsi="Segoe UI" w:cs="Vazirmatn"/>
                 <w:sz w:val="21"/>
                 <w:szCs w:val="21"/>
                 <w:b/>
@@ -5782,9 +5938,9 @@
           <w:p>
             <w:pPr>
               <w:bidi/>
-              <w:jc w:val="start"/>
+              <w:spacing w:line="276" w:lineRule="auto" w:after="80"/>
+              <w:jc w:val="left"/>
             </w:pPr>
-            <w:r/>
             <w:r>
               <w:rPr>
                 <w:rFonts w:ascii="Vazirmatn" w:hAnsi="Vazirmatn" w:cs="Vazirmatn"/>
@@ -5795,7 +5951,31 @@
                 <w:color w:val="FFFFFF"/>
                 <w:lang w:val="en-US" w:bidi="fa-IR"/>
               </w:rPr>
-              <w:t>مقدار اندازه‌گیری‌شده</w:t>
+              <w:t>مقدار</w:t>
+            </w:r>
+            <w:r>
+              <w:rPr>
+                <w:rFonts w:ascii="Vazirmatn" w:hAnsi="Vazirmatn" w:cs="Vazirmatn"/>
+                <w:sz w:val="21"/>
+                <w:szCs w:val="21"/>
+                <w:b/>
+                <w:bCs/>
+                <w:color w:val="FFFFFF"/>
+                <w:lang w:val="en-US" w:bidi="fa-IR"/>
+              </w:rPr>
+              <w:t xml:space="preserve"> </w:t>
+            </w:r>
+            <w:r>
+              <w:rPr>
+                <w:rFonts w:ascii="Vazirmatn" w:hAnsi="Vazirmatn" w:cs="Vazirmatn"/>
+                <w:sz w:val="21"/>
+                <w:szCs w:val="21"/>
+                <w:b/>
+                <w:bCs/>
+                <w:color w:val="FFFFFF"/>
+                <w:lang w:val="en-US" w:bidi="fa-IR"/>
+              </w:rPr>
+              <w:t>اندازه‌گیری‌شده</w:t>
             </w:r>
           </w:p>
         </w:tc>
@@ -5824,18 +6004,38 @@
           <w:p>
             <w:pPr>
               <w:bidi/>
-              <w:jc w:val="start"/>
+              <w:spacing w:line="276" w:lineRule="auto" w:after="80"/>
+              <w:jc w:val="left"/>
             </w:pPr>
-            <w:r/>
             <w:r>
               <w:rPr>
                 <w:rFonts w:ascii="Vazirmatn" w:hAnsi="Vazirmatn" w:cs="Vazirmatn"/>
-                <w:sz w:val="20"/>
-                <w:szCs w:val="20"/>
+                <w:sz w:val="21"/>
+                <w:szCs w:val="21"/>
                 <w:color w:val="2D2D2D"/>
                 <w:lang w:val="en-US" w:bidi="fa-IR"/>
               </w:rPr>
-              <w:t>پیام‌رسانی رویدادها</w:t>
+              <w:t>پیام‌رسانی</w:t>
+            </w:r>
+            <w:r>
+              <w:rPr>
+                <w:rFonts w:ascii="Vazirmatn" w:hAnsi="Vazirmatn" w:cs="Vazirmatn"/>
+                <w:sz w:val="21"/>
+                <w:szCs w:val="21"/>
+                <w:color w:val="2D2D2D"/>
+                <w:lang w:val="en-US" w:bidi="fa-IR"/>
+              </w:rPr>
+              <w:t xml:space="preserve"> </w:t>
+            </w:r>
+            <w:r>
+              <w:rPr>
+                <w:rFonts w:ascii="Vazirmatn" w:hAnsi="Vazirmatn" w:cs="Vazirmatn"/>
+                <w:sz w:val="21"/>
+                <w:szCs w:val="21"/>
+                <w:color w:val="2D2D2D"/>
+                <w:lang w:val="en-US" w:bidi="fa-IR"/>
+              </w:rPr>
+              <w:t>رویدادها</w:t>
             </w:r>
           </w:p>
         </w:tc>
@@ -5858,29 +6058,58 @@
           </w:tcPr>
           <w:p>
             <w:pPr>
-              <w:bidi/>
-              <w:jc w:val="start"/>
+              <w:spacing w:line="276" w:lineRule="auto" w:after="80"/>
+              <w:jc w:val="left"/>
             </w:pPr>
-            <w:r/>
+            <w:r>
+              <w:rPr>
+                <w:rFonts w:ascii="Segoe UI" w:hAnsi="Segoe UI" w:cs="Vazirmatn"/>
+                <w:sz w:val="21"/>
+                <w:szCs w:val="21"/>
+                <w:color w:val="2D2D2D"/>
+                <w:lang w:val="en-US" w:bidi="fa-IR"/>
+              </w:rPr>
+              <w:t>Apache</w:t>
+            </w:r>
             <w:r>
               <w:rPr>
                 <w:rFonts w:ascii="Vazirmatn" w:hAnsi="Vazirmatn" w:cs="Vazirmatn"/>
-                <w:sz w:val="20"/>
-                <w:szCs w:val="20"/>
+                <w:sz w:val="21"/>
+                <w:szCs w:val="21"/>
                 <w:color w:val="2D2D2D"/>
                 <w:lang w:val="en-US" w:bidi="fa-IR"/>
               </w:rPr>
-              <w:t>Apache Kafka</w:t>
+              <w:t xml:space="preserve"> </w:t>
+            </w:r>
+            <w:r>
+              <w:rPr>
+                <w:rFonts w:ascii="Segoe UI" w:hAnsi="Segoe UI" w:cs="Vazirmatn"/>
+                <w:sz w:val="21"/>
+                <w:szCs w:val="21"/>
+                <w:color w:val="2D2D2D"/>
+                <w:lang w:val="en-US" w:bidi="fa-IR"/>
+              </w:rPr>
+              <w:t>Kafka</w:t>
             </w:r>
             <w:r>
               <w:rPr>
                 <w:rFonts w:ascii="Vazirmatn" w:hAnsi="Vazirmatn" w:cs="Vazirmatn"/>
-                <w:sz w:val="20"/>
-                <w:szCs w:val="20"/>
+                <w:sz w:val="21"/>
+                <w:szCs w:val="21"/>
                 <w:color w:val="2D2D2D"/>
                 <w:lang w:val="en-US" w:bidi="fa-IR"/>
               </w:rPr>
-              <w:t xml:space="preserve"> 3.4</w:t>
+              <w:t xml:space="preserve"> </w:t>
+            </w:r>
+            <w:r>
+              <w:rPr>
+                <w:rFonts w:ascii="Vazirmatn" w:hAnsi="Vazirmatn" w:cs="Vazirmatn"/>
+                <w:sz w:val="21"/>
+                <w:szCs w:val="21"/>
+                <w:color w:val="2D2D2D"/>
+                <w:lang w:val="en-US" w:bidi="fa-IR"/>
+              </w:rPr>
+              <w:t>3.4</w:t>
             </w:r>
           </w:p>
         </w:tc>
@@ -5903,15 +6132,14 @@
           </w:tcPr>
           <w:p>
             <w:pPr>
-              <w:bidi/>
-              <w:jc w:val="start"/>
+              <w:spacing w:line="276" w:lineRule="auto" w:after="80"/>
+              <w:jc w:val="left"/>
             </w:pPr>
-            <w:r/>
-            <w:r>
-              <w:rPr>
-                <w:rFonts w:ascii="Vazirmatn" w:hAnsi="Vazirmatn" w:cs="Vazirmatn"/>
-                <w:sz w:val="20"/>
-                <w:szCs w:val="20"/>
+            <w:r>
+              <w:rPr>
+                <w:rFonts w:ascii="Segoe UI" w:hAnsi="Segoe UI" w:cs="Vazirmatn"/>
+                <w:sz w:val="21"/>
+                <w:szCs w:val="21"/>
                 <w:color w:val="2D2D2D"/>
                 <w:lang w:val="en-US" w:bidi="fa-IR"/>
               </w:rPr>
@@ -5938,25 +6166,54 @@
           </w:tcPr>
           <w:p>
             <w:pPr>
-              <w:bidi/>
-              <w:jc w:val="start"/>
+              <w:spacing w:line="276" w:lineRule="auto" w:after="80"/>
+              <w:jc w:val="left"/>
             </w:pPr>
-            <w:r/>
             <w:r>
               <w:rPr>
                 <w:rFonts w:ascii="Vazirmatn" w:hAnsi="Vazirmatn" w:cs="Vazirmatn"/>
-                <w:sz w:val="20"/>
-                <w:szCs w:val="20"/>
+                <w:sz w:val="21"/>
+                <w:szCs w:val="21"/>
                 <w:color w:val="2D2D2D"/>
                 <w:lang w:val="en-US" w:bidi="fa-IR"/>
               </w:rPr>
-              <w:t xml:space="preserve">&gt; 50,000 </w:t>
+              <w:t>&gt;</w:t>
             </w:r>
             <w:r>
               <w:rPr>
                 <w:rFonts w:ascii="Vazirmatn" w:hAnsi="Vazirmatn" w:cs="Vazirmatn"/>
-                <w:sz w:val="20"/>
-                <w:szCs w:val="20"/>
+                <w:sz w:val="21"/>
+                <w:szCs w:val="21"/>
+                <w:color w:val="2D2D2D"/>
+                <w:lang w:val="en-US" w:bidi="fa-IR"/>
+              </w:rPr>
+              <w:t xml:space="preserve"> </w:t>
+            </w:r>
+            <w:r>
+              <w:rPr>
+                <w:rFonts w:ascii="Vazirmatn" w:hAnsi="Vazirmatn" w:cs="Vazirmatn"/>
+                <w:sz w:val="21"/>
+                <w:szCs w:val="21"/>
+                <w:color w:val="2D2D2D"/>
+                <w:lang w:val="en-US" w:bidi="fa-IR"/>
+              </w:rPr>
+              <w:t>50,000</w:t>
+            </w:r>
+            <w:r>
+              <w:rPr>
+                <w:rFonts w:ascii="Vazirmatn" w:hAnsi="Vazirmatn" w:cs="Vazirmatn"/>
+                <w:sz w:val="21"/>
+                <w:szCs w:val="21"/>
+                <w:color w:val="2D2D2D"/>
+                <w:lang w:val="en-US" w:bidi="fa-IR"/>
+              </w:rPr>
+              <w:t xml:space="preserve"> </w:t>
+            </w:r>
+            <w:r>
+              <w:rPr>
+                <w:rFonts w:ascii="Segoe UI" w:hAnsi="Segoe UI" w:cs="Vazirmatn"/>
+                <w:sz w:val="21"/>
+                <w:szCs w:val="21"/>
                 <w:color w:val="2D2D2D"/>
                 <w:lang w:val="en-US" w:bidi="fa-IR"/>
               </w:rPr>
@@ -5983,25 +6240,34 @@
           </w:tcPr>
           <w:p>
             <w:pPr>
-              <w:bidi/>
-              <w:jc w:val="start"/>
+              <w:spacing w:line="276" w:lineRule="auto" w:after="80"/>
+              <w:jc w:val="left"/>
             </w:pPr>
-            <w:r/>
             <w:r>
               <w:rPr>
                 <w:rFonts w:ascii="Vazirmatn" w:hAnsi="Vazirmatn" w:cs="Vazirmatn"/>
-                <w:sz w:val="20"/>
-                <w:szCs w:val="20"/>
+                <w:sz w:val="21"/>
+                <w:szCs w:val="21"/>
                 <w:color w:val="2D2D2D"/>
                 <w:lang w:val="en-US" w:bidi="fa-IR"/>
               </w:rPr>
-              <w:t xml:space="preserve">68,500 </w:t>
+              <w:t>68,500</w:t>
             </w:r>
             <w:r>
               <w:rPr>
                 <w:rFonts w:ascii="Vazirmatn" w:hAnsi="Vazirmatn" w:cs="Vazirmatn"/>
-                <w:sz w:val="20"/>
-                <w:szCs w:val="20"/>
+                <w:sz w:val="21"/>
+                <w:szCs w:val="21"/>
+                <w:color w:val="2D2D2D"/>
+                <w:lang w:val="en-US" w:bidi="fa-IR"/>
+              </w:rPr>
+              <w:t xml:space="preserve"> </w:t>
+            </w:r>
+            <w:r>
+              <w:rPr>
+                <w:rFonts w:ascii="Segoe UI" w:hAnsi="Segoe UI" w:cs="Vazirmatn"/>
+                <w:sz w:val="21"/>
+                <w:szCs w:val="21"/>
                 <w:color w:val="2D2D2D"/>
                 <w:lang w:val="en-US" w:bidi="fa-IR"/>
               </w:rPr>
@@ -6034,18 +6300,58 @@
           <w:p>
             <w:pPr>
               <w:bidi/>
-              <w:jc w:val="start"/>
+              <w:spacing w:line="276" w:lineRule="auto" w:after="80"/>
+              <w:jc w:val="left"/>
             </w:pPr>
-            <w:r/>
             <w:r>
               <w:rPr>
                 <w:rFonts w:ascii="Vazirmatn" w:hAnsi="Vazirmatn" w:cs="Vazirmatn"/>
-                <w:sz w:val="20"/>
-                <w:szCs w:val="20"/>
+                <w:sz w:val="21"/>
+                <w:szCs w:val="21"/>
                 <w:color w:val="2D2D2D"/>
                 <w:lang w:val="en-US" w:bidi="fa-IR"/>
               </w:rPr>
-              <w:t>ذخیره‌سازی فیزیکی داده</w:t>
+              <w:t>ذخیره‌سازی</w:t>
+            </w:r>
+            <w:r>
+              <w:rPr>
+                <w:rFonts w:ascii="Vazirmatn" w:hAnsi="Vazirmatn" w:cs="Vazirmatn"/>
+                <w:sz w:val="21"/>
+                <w:szCs w:val="21"/>
+                <w:color w:val="2D2D2D"/>
+                <w:lang w:val="en-US" w:bidi="fa-IR"/>
+              </w:rPr>
+              <w:t xml:space="preserve"> </w:t>
+            </w:r>
+            <w:r>
+              <w:rPr>
+                <w:rFonts w:ascii="Vazirmatn" w:hAnsi="Vazirmatn" w:cs="Vazirmatn"/>
+                <w:sz w:val="21"/>
+                <w:szCs w:val="21"/>
+                <w:color w:val="2D2D2D"/>
+                <w:lang w:val="en-US" w:bidi="fa-IR"/>
+              </w:rPr>
+              <w:t>فیزیکی</w:t>
+            </w:r>
+            <w:r>
+              <w:rPr>
+                <w:rFonts w:ascii="Vazirmatn" w:hAnsi="Vazirmatn" w:cs="Vazirmatn"/>
+                <w:sz w:val="21"/>
+                <w:szCs w:val="21"/>
+                <w:color w:val="2D2D2D"/>
+                <w:lang w:val="en-US" w:bidi="fa-IR"/>
+              </w:rPr>
+              <w:t xml:space="preserve"> </w:t>
+            </w:r>
+            <w:r>
+              <w:rPr>
+                <w:rFonts w:ascii="Vazirmatn" w:hAnsi="Vazirmatn" w:cs="Vazirmatn"/>
+                <w:sz w:val="21"/>
+                <w:szCs w:val="21"/>
+                <w:color w:val="2D2D2D"/>
+                <w:lang w:val="en-US" w:bidi="fa-IR"/>
+              </w:rPr>
+              <w:t>داده</w:t>
             </w:r>
           </w:p>
         </w:tc>
@@ -6068,19 +6374,58 @@
           </w:tcPr>
           <w:p>
             <w:pPr>
-              <w:bidi/>
-              <w:jc w:val="start"/>
+              <w:spacing w:line="276" w:lineRule="auto" w:after="80"/>
+              <w:jc w:val="left"/>
             </w:pPr>
-            <w:r/>
+            <w:r>
+              <w:rPr>
+                <w:rFonts w:ascii="Segoe UI" w:hAnsi="Segoe UI" w:cs="Vazirmatn"/>
+                <w:sz w:val="21"/>
+                <w:szCs w:val="21"/>
+                <w:color w:val="2D2D2D"/>
+                <w:lang w:val="en-US" w:bidi="fa-IR"/>
+              </w:rPr>
+              <w:t>NVMe</w:t>
+            </w:r>
             <w:r>
               <w:rPr>
                 <w:rFonts w:ascii="Vazirmatn" w:hAnsi="Vazirmatn" w:cs="Vazirmatn"/>
-                <w:sz w:val="20"/>
-                <w:szCs w:val="20"/>
+                <w:sz w:val="21"/>
+                <w:szCs w:val="21"/>
                 <w:color w:val="2D2D2D"/>
                 <w:lang w:val="en-US" w:bidi="fa-IR"/>
               </w:rPr>
-              <w:t>NVMe SSD RAID-10</w:t>
+              <w:t xml:space="preserve"> </w:t>
+            </w:r>
+            <w:r>
+              <w:rPr>
+                <w:rFonts w:ascii="Segoe UI" w:hAnsi="Segoe UI" w:cs="Vazirmatn"/>
+                <w:sz w:val="21"/>
+                <w:szCs w:val="21"/>
+                <w:color w:val="2D2D2D"/>
+                <w:lang w:val="en-US" w:bidi="fa-IR"/>
+              </w:rPr>
+              <w:t>SSD</w:t>
+            </w:r>
+            <w:r>
+              <w:rPr>
+                <w:rFonts w:ascii="Vazirmatn" w:hAnsi="Vazirmatn" w:cs="Vazirmatn"/>
+                <w:sz w:val="21"/>
+                <w:szCs w:val="21"/>
+                <w:color w:val="2D2D2D"/>
+                <w:lang w:val="en-US" w:bidi="fa-IR"/>
+              </w:rPr>
+              <w:t xml:space="preserve"> </w:t>
+            </w:r>
+            <w:r>
+              <w:rPr>
+                <w:rFonts w:ascii="Segoe UI" w:hAnsi="Segoe UI" w:cs="Vazirmatn"/>
+                <w:sz w:val="21"/>
+                <w:szCs w:val="21"/>
+                <w:color w:val="2D2D2D"/>
+                <w:lang w:val="en-US" w:bidi="fa-IR"/>
+              </w:rPr>
+              <w:t>RAID-10</w:t>
             </w:r>
           </w:p>
         </w:tc>
@@ -6103,19 +6448,58 @@
           </w:tcPr>
           <w:p>
             <w:pPr>
-              <w:bidi/>
-              <w:jc w:val="start"/>
+              <w:spacing w:line="276" w:lineRule="auto" w:after="80"/>
+              <w:jc w:val="left"/>
             </w:pPr>
-            <w:r/>
+            <w:r>
+              <w:rPr>
+                <w:rFonts w:ascii="Segoe UI" w:hAnsi="Segoe UI" w:cs="Vazirmatn"/>
+                <w:sz w:val="21"/>
+                <w:szCs w:val="21"/>
+                <w:color w:val="2D2D2D"/>
+                <w:lang w:val="en-US" w:bidi="fa-IR"/>
+              </w:rPr>
+              <w:t>Random</w:t>
+            </w:r>
             <w:r>
               <w:rPr>
                 <w:rFonts w:ascii="Vazirmatn" w:hAnsi="Vazirmatn" w:cs="Vazirmatn"/>
-                <w:sz w:val="20"/>
-                <w:szCs w:val="20"/>
+                <w:sz w:val="21"/>
+                <w:szCs w:val="21"/>
                 <w:color w:val="2D2D2D"/>
                 <w:lang w:val="en-US" w:bidi="fa-IR"/>
               </w:rPr>
-              <w:t>Random Read IOPS</w:t>
+              <w:t xml:space="preserve"> </w:t>
+            </w:r>
+            <w:r>
+              <w:rPr>
+                <w:rFonts w:ascii="Segoe UI" w:hAnsi="Segoe UI" w:cs="Vazirmatn"/>
+                <w:sz w:val="21"/>
+                <w:szCs w:val="21"/>
+                <w:color w:val="2D2D2D"/>
+                <w:lang w:val="en-US" w:bidi="fa-IR"/>
+              </w:rPr>
+              <w:t>Read</w:t>
+            </w:r>
+            <w:r>
+              <w:rPr>
+                <w:rFonts w:ascii="Vazirmatn" w:hAnsi="Vazirmatn" w:cs="Vazirmatn"/>
+                <w:sz w:val="21"/>
+                <w:szCs w:val="21"/>
+                <w:color w:val="2D2D2D"/>
+                <w:lang w:val="en-US" w:bidi="fa-IR"/>
+              </w:rPr>
+              <w:t xml:space="preserve"> </w:t>
+            </w:r>
+            <w:r>
+              <w:rPr>
+                <w:rFonts w:ascii="Segoe UI" w:hAnsi="Segoe UI" w:cs="Vazirmatn"/>
+                <w:sz w:val="21"/>
+                <w:szCs w:val="21"/>
+                <w:color w:val="2D2D2D"/>
+                <w:lang w:val="en-US" w:bidi="fa-IR"/>
+              </w:rPr>
+              <w:t>IOPS</w:t>
             </w:r>
           </w:p>
         </w:tc>
@@ -6138,25 +6522,54 @@
           </w:tcPr>
           <w:p>
             <w:pPr>
-              <w:bidi/>
-              <w:jc w:val="start"/>
+              <w:spacing w:line="276" w:lineRule="auto" w:after="80"/>
+              <w:jc w:val="left"/>
             </w:pPr>
-            <w:r/>
             <w:r>
               <w:rPr>
                 <w:rFonts w:ascii="Vazirmatn" w:hAnsi="Vazirmatn" w:cs="Vazirmatn"/>
-                <w:sz w:val="20"/>
-                <w:szCs w:val="20"/>
+                <w:sz w:val="21"/>
+                <w:szCs w:val="21"/>
                 <w:color w:val="2D2D2D"/>
                 <w:lang w:val="en-US" w:bidi="fa-IR"/>
               </w:rPr>
-              <w:t xml:space="preserve">&gt; 80,000 </w:t>
+              <w:t>&gt;</w:t>
             </w:r>
             <w:r>
               <w:rPr>
                 <w:rFonts w:ascii="Vazirmatn" w:hAnsi="Vazirmatn" w:cs="Vazirmatn"/>
-                <w:sz w:val="20"/>
-                <w:szCs w:val="20"/>
+                <w:sz w:val="21"/>
+                <w:szCs w:val="21"/>
+                <w:color w:val="2D2D2D"/>
+                <w:lang w:val="en-US" w:bidi="fa-IR"/>
+              </w:rPr>
+              <w:t xml:space="preserve"> </w:t>
+            </w:r>
+            <w:r>
+              <w:rPr>
+                <w:rFonts w:ascii="Vazirmatn" w:hAnsi="Vazirmatn" w:cs="Vazirmatn"/>
+                <w:sz w:val="21"/>
+                <w:szCs w:val="21"/>
+                <w:color w:val="2D2D2D"/>
+                <w:lang w:val="en-US" w:bidi="fa-IR"/>
+              </w:rPr>
+              <w:t>80,000</w:t>
+            </w:r>
+            <w:r>
+              <w:rPr>
+                <w:rFonts w:ascii="Vazirmatn" w:hAnsi="Vazirmatn" w:cs="Vazirmatn"/>
+                <w:sz w:val="21"/>
+                <w:szCs w:val="21"/>
+                <w:color w:val="2D2D2D"/>
+                <w:lang w:val="en-US" w:bidi="fa-IR"/>
+              </w:rPr>
+              <w:t xml:space="preserve"> </w:t>
+            </w:r>
+            <w:r>
+              <w:rPr>
+                <w:rFonts w:ascii="Segoe UI" w:hAnsi="Segoe UI" w:cs="Vazirmatn"/>
+                <w:sz w:val="21"/>
+                <w:szCs w:val="21"/>
                 <w:color w:val="2D2D2D"/>
                 <w:lang w:val="en-US" w:bidi="fa-IR"/>
               </w:rPr>
@@ -6183,25 +6596,34 @@
           </w:tcPr>
           <w:p>
             <w:pPr>
-              <w:bidi/>
-              <w:jc w:val="start"/>
+              <w:spacing w:line="276" w:lineRule="auto" w:after="80"/>
+              <w:jc w:val="left"/>
             </w:pPr>
-            <w:r/>
             <w:r>
               <w:rPr>
                 <w:rFonts w:ascii="Vazirmatn" w:hAnsi="Vazirmatn" w:cs="Vazirmatn"/>
-                <w:sz w:val="20"/>
-                <w:szCs w:val="20"/>
+                <w:sz w:val="21"/>
+                <w:szCs w:val="21"/>
                 <w:color w:val="2D2D2D"/>
                 <w:lang w:val="en-US" w:bidi="fa-IR"/>
               </w:rPr>
-              <w:t xml:space="preserve">94,200 </w:t>
+              <w:t>94,200</w:t>
             </w:r>
             <w:r>
               <w:rPr>
                 <w:rFonts w:ascii="Vazirmatn" w:hAnsi="Vazirmatn" w:cs="Vazirmatn"/>
-                <w:sz w:val="20"/>
-                <w:szCs w:val="20"/>
+                <w:sz w:val="21"/>
+                <w:szCs w:val="21"/>
+                <w:color w:val="2D2D2D"/>
+                <w:lang w:val="en-US" w:bidi="fa-IR"/>
+              </w:rPr>
+              <w:t xml:space="preserve"> </w:t>
+            </w:r>
+            <w:r>
+              <w:rPr>
+                <w:rFonts w:ascii="Segoe UI" w:hAnsi="Segoe UI" w:cs="Vazirmatn"/>
+                <w:sz w:val="21"/>
+                <w:szCs w:val="21"/>
                 <w:color w:val="2D2D2D"/>
                 <w:lang w:val="en-US" w:bidi="fa-IR"/>
               </w:rPr>
@@ -6234,24 +6656,74 @@
           <w:p>
             <w:pPr>
               <w:bidi/>
-              <w:jc w:val="start"/>
+              <w:spacing w:line="276" w:lineRule="auto" w:after="80"/>
+              <w:jc w:val="left"/>
             </w:pPr>
-            <w:r/>
             <w:r>
               <w:rPr>
                 <w:rFonts w:ascii="Vazirmatn" w:hAnsi="Vazirmatn" w:cs="Vazirmatn"/>
-                <w:sz w:val="20"/>
-                <w:szCs w:val="20"/>
+                <w:sz w:val="21"/>
+                <w:szCs w:val="21"/>
                 <w:color w:val="2D2D2D"/>
                 <w:lang w:val="en-US" w:bidi="fa-IR"/>
               </w:rPr>
-              <w:t xml:space="preserve">لایه حافظه موقت </w:t>
+              <w:t>لایه</w:t>
             </w:r>
             <w:r>
               <w:rPr>
                 <w:rFonts w:ascii="Vazirmatn" w:hAnsi="Vazirmatn" w:cs="Vazirmatn"/>
-                <w:sz w:val="20"/>
-                <w:szCs w:val="20"/>
+                <w:sz w:val="21"/>
+                <w:szCs w:val="21"/>
+                <w:color w:val="2D2D2D"/>
+                <w:lang w:val="en-US" w:bidi="fa-IR"/>
+              </w:rPr>
+              <w:t xml:space="preserve"> </w:t>
+            </w:r>
+            <w:r>
+              <w:rPr>
+                <w:rFonts w:ascii="Vazirmatn" w:hAnsi="Vazirmatn" w:cs="Vazirmatn"/>
+                <w:sz w:val="21"/>
+                <w:szCs w:val="21"/>
+                <w:color w:val="2D2D2D"/>
+                <w:lang w:val="en-US" w:bidi="fa-IR"/>
+              </w:rPr>
+              <w:t>حافظه</w:t>
+            </w:r>
+            <w:r>
+              <w:rPr>
+                <w:rFonts w:ascii="Vazirmatn" w:hAnsi="Vazirmatn" w:cs="Vazirmatn"/>
+                <w:sz w:val="21"/>
+                <w:szCs w:val="21"/>
+                <w:color w:val="2D2D2D"/>
+                <w:lang w:val="en-US" w:bidi="fa-IR"/>
+              </w:rPr>
+              <w:t xml:space="preserve"> </w:t>
+            </w:r>
+            <w:r>
+              <w:rPr>
+                <w:rFonts w:ascii="Vazirmatn" w:hAnsi="Vazirmatn" w:cs="Vazirmatn"/>
+                <w:sz w:val="21"/>
+                <w:szCs w:val="21"/>
+                <w:color w:val="2D2D2D"/>
+                <w:lang w:val="en-US" w:bidi="fa-IR"/>
+              </w:rPr>
+              <w:t>موقت</w:t>
+            </w:r>
+            <w:r>
+              <w:rPr>
+                <w:rFonts w:ascii="Vazirmatn" w:hAnsi="Vazirmatn" w:cs="Vazirmatn"/>
+                <w:sz w:val="21"/>
+                <w:szCs w:val="21"/>
+                <w:color w:val="2D2D2D"/>
+                <w:lang w:val="en-US" w:bidi="fa-IR"/>
+              </w:rPr>
+              <w:t xml:space="preserve"> </w:t>
+            </w:r>
+            <w:r>
+              <w:rPr>
+                <w:rFonts w:ascii="Segoe UI" w:hAnsi="Segoe UI" w:cs="Vazirmatn"/>
+                <w:sz w:val="21"/>
+                <w:szCs w:val="21"/>
                 <w:color w:val="2D2D2D"/>
                 <w:lang w:val="en-US" w:bidi="fa-IR"/>
               </w:rPr>
@@ -6278,35 +6750,54 @@
           </w:tcPr>
           <w:p>
             <w:pPr>
-              <w:bidi/>
-              <w:jc w:val="start"/>
+              <w:spacing w:line="276" w:lineRule="auto" w:after="80"/>
+              <w:jc w:val="left"/>
             </w:pPr>
-            <w:r/>
+            <w:r>
+              <w:rPr>
+                <w:rFonts w:ascii="Segoe UI" w:hAnsi="Segoe UI" w:cs="Vazirmatn"/>
+                <w:sz w:val="21"/>
+                <w:szCs w:val="21"/>
+                <w:color w:val="2D2D2D"/>
+                <w:lang w:val="en-US" w:bidi="fa-IR"/>
+              </w:rPr>
+              <w:t>Redis</w:t>
+            </w:r>
             <w:r>
               <w:rPr>
                 <w:rFonts w:ascii="Vazirmatn" w:hAnsi="Vazirmatn" w:cs="Vazirmatn"/>
-                <w:sz w:val="20"/>
-                <w:szCs w:val="20"/>
+                <w:sz w:val="21"/>
+                <w:szCs w:val="21"/>
                 <w:color w:val="2D2D2D"/>
                 <w:lang w:val="en-US" w:bidi="fa-IR"/>
               </w:rPr>
-              <w:t>Redis</w:t>
+              <w:t xml:space="preserve"> </w:t>
             </w:r>
             <w:r>
               <w:rPr>
                 <w:rFonts w:ascii="Vazirmatn" w:hAnsi="Vazirmatn" w:cs="Vazirmatn"/>
-                <w:sz w:val="20"/>
-                <w:szCs w:val="20"/>
+                <w:sz w:val="21"/>
+                <w:szCs w:val="21"/>
                 <w:color w:val="2D2D2D"/>
                 <w:lang w:val="en-US" w:bidi="fa-IR"/>
               </w:rPr>
-              <w:t xml:space="preserve"> 7.2 </w:t>
+              <w:t>7.2</w:t>
             </w:r>
             <w:r>
               <w:rPr>
                 <w:rFonts w:ascii="Vazirmatn" w:hAnsi="Vazirmatn" w:cs="Vazirmatn"/>
-                <w:sz w:val="20"/>
-                <w:szCs w:val="20"/>
+                <w:sz w:val="21"/>
+                <w:szCs w:val="21"/>
+                <w:color w:val="2D2D2D"/>
+                <w:lang w:val="en-US" w:bidi="fa-IR"/>
+              </w:rPr>
+              <w:t xml:space="preserve"> </w:t>
+            </w:r>
+            <w:r>
+              <w:rPr>
+                <w:rFonts w:ascii="Segoe UI" w:hAnsi="Segoe UI" w:cs="Vazirmatn"/>
+                <w:sz w:val="21"/>
+                <w:szCs w:val="21"/>
                 <w:color w:val="2D2D2D"/>
                 <w:lang w:val="en-US" w:bidi="fa-IR"/>
               </w:rPr>
@@ -6333,19 +6824,58 @@
           </w:tcPr>
           <w:p>
             <w:pPr>
-              <w:bidi/>
-              <w:jc w:val="start"/>
+              <w:spacing w:line="276" w:lineRule="auto" w:after="80"/>
+              <w:jc w:val="left"/>
             </w:pPr>
-            <w:r/>
+            <w:r>
+              <w:rPr>
+                <w:rFonts w:ascii="Segoe UI" w:hAnsi="Segoe UI" w:cs="Vazirmatn"/>
+                <w:sz w:val="21"/>
+                <w:szCs w:val="21"/>
+                <w:color w:val="2D2D2D"/>
+                <w:lang w:val="en-US" w:bidi="fa-IR"/>
+              </w:rPr>
+              <w:t>p99</w:t>
+            </w:r>
             <w:r>
               <w:rPr>
                 <w:rFonts w:ascii="Vazirmatn" w:hAnsi="Vazirmatn" w:cs="Vazirmatn"/>
-                <w:sz w:val="20"/>
-                <w:szCs w:val="20"/>
+                <w:sz w:val="21"/>
+                <w:szCs w:val="21"/>
                 <w:color w:val="2D2D2D"/>
                 <w:lang w:val="en-US" w:bidi="fa-IR"/>
               </w:rPr>
-              <w:t>p99 Read Latency</w:t>
+              <w:t xml:space="preserve"> </w:t>
+            </w:r>
+            <w:r>
+              <w:rPr>
+                <w:rFonts w:ascii="Segoe UI" w:hAnsi="Segoe UI" w:cs="Vazirmatn"/>
+                <w:sz w:val="21"/>
+                <w:szCs w:val="21"/>
+                <w:color w:val="2D2D2D"/>
+                <w:lang w:val="en-US" w:bidi="fa-IR"/>
+              </w:rPr>
+              <w:t>Read</w:t>
+            </w:r>
+            <w:r>
+              <w:rPr>
+                <w:rFonts w:ascii="Vazirmatn" w:hAnsi="Vazirmatn" w:cs="Vazirmatn"/>
+                <w:sz w:val="21"/>
+                <w:szCs w:val="21"/>
+                <w:color w:val="2D2D2D"/>
+                <w:lang w:val="en-US" w:bidi="fa-IR"/>
+              </w:rPr>
+              <w:t xml:space="preserve"> </w:t>
+            </w:r>
+            <w:r>
+              <w:rPr>
+                <w:rFonts w:ascii="Segoe UI" w:hAnsi="Segoe UI" w:cs="Vazirmatn"/>
+                <w:sz w:val="21"/>
+                <w:szCs w:val="21"/>
+                <w:color w:val="2D2D2D"/>
+                <w:lang w:val="en-US" w:bidi="fa-IR"/>
+              </w:rPr>
+              <w:t>Latency</w:t>
             </w:r>
           </w:p>
         </w:tc>
@@ -6368,25 +6898,54 @@
           </w:tcPr>
           <w:p>
             <w:pPr>
-              <w:bidi/>
-              <w:jc w:val="start"/>
+              <w:spacing w:line="276" w:lineRule="auto" w:after="80"/>
+              <w:jc w:val="left"/>
             </w:pPr>
-            <w:r/>
             <w:r>
               <w:rPr>
                 <w:rFonts w:ascii="Vazirmatn" w:hAnsi="Vazirmatn" w:cs="Vazirmatn"/>
-                <w:sz w:val="20"/>
-                <w:szCs w:val="20"/>
+                <w:sz w:val="21"/>
+                <w:szCs w:val="21"/>
                 <w:color w:val="2D2D2D"/>
                 <w:lang w:val="en-US" w:bidi="fa-IR"/>
               </w:rPr>
-              <w:t xml:space="preserve">&lt; 2.0 </w:t>
+              <w:t>&lt;</w:t>
             </w:r>
             <w:r>
               <w:rPr>
                 <w:rFonts w:ascii="Vazirmatn" w:hAnsi="Vazirmatn" w:cs="Vazirmatn"/>
-                <w:sz w:val="20"/>
-                <w:szCs w:val="20"/>
+                <w:sz w:val="21"/>
+                <w:szCs w:val="21"/>
+                <w:color w:val="2D2D2D"/>
+                <w:lang w:val="en-US" w:bidi="fa-IR"/>
+              </w:rPr>
+              <w:t xml:space="preserve"> </w:t>
+            </w:r>
+            <w:r>
+              <w:rPr>
+                <w:rFonts w:ascii="Vazirmatn" w:hAnsi="Vazirmatn" w:cs="Vazirmatn"/>
+                <w:sz w:val="21"/>
+                <w:szCs w:val="21"/>
+                <w:color w:val="2D2D2D"/>
+                <w:lang w:val="en-US" w:bidi="fa-IR"/>
+              </w:rPr>
+              <w:t>2.0</w:t>
+            </w:r>
+            <w:r>
+              <w:rPr>
+                <w:rFonts w:ascii="Vazirmatn" w:hAnsi="Vazirmatn" w:cs="Vazirmatn"/>
+                <w:sz w:val="21"/>
+                <w:szCs w:val="21"/>
+                <w:color w:val="2D2D2D"/>
+                <w:lang w:val="en-US" w:bidi="fa-IR"/>
+              </w:rPr>
+              <w:t xml:space="preserve"> </w:t>
+            </w:r>
+            <w:r>
+              <w:rPr>
+                <w:rFonts w:ascii="Segoe UI" w:hAnsi="Segoe UI" w:cs="Vazirmatn"/>
+                <w:sz w:val="21"/>
+                <w:szCs w:val="21"/>
                 <w:color w:val="2D2D2D"/>
                 <w:lang w:val="en-US" w:bidi="fa-IR"/>
               </w:rPr>
@@ -6413,25 +6972,34 @@
           </w:tcPr>
           <w:p>
             <w:pPr>
-              <w:bidi/>
-              <w:jc w:val="start"/>
+              <w:spacing w:line="276" w:lineRule="auto" w:after="80"/>
+              <w:jc w:val="left"/>
             </w:pPr>
-            <w:r/>
             <w:r>
               <w:rPr>
                 <w:rFonts w:ascii="Vazirmatn" w:hAnsi="Vazirmatn" w:cs="Vazirmatn"/>
-                <w:sz w:val="20"/>
-                <w:szCs w:val="20"/>
+                <w:sz w:val="21"/>
+                <w:szCs w:val="21"/>
                 <w:color w:val="2D2D2D"/>
                 <w:lang w:val="en-US" w:bidi="fa-IR"/>
               </w:rPr>
-              <w:t xml:space="preserve">1.15 </w:t>
+              <w:t>1.15</w:t>
             </w:r>
             <w:r>
               <w:rPr>
                 <w:rFonts w:ascii="Vazirmatn" w:hAnsi="Vazirmatn" w:cs="Vazirmatn"/>
-                <w:sz w:val="20"/>
-                <w:szCs w:val="20"/>
+                <w:sz w:val="21"/>
+                <w:szCs w:val="21"/>
+                <w:color w:val="2D2D2D"/>
+                <w:lang w:val="en-US" w:bidi="fa-IR"/>
+              </w:rPr>
+              <w:t xml:space="preserve"> </w:t>
+            </w:r>
+            <w:r>
+              <w:rPr>
+                <w:rFonts w:ascii="Segoe UI" w:hAnsi="Segoe UI" w:cs="Vazirmatn"/>
+                <w:sz w:val="21"/>
+                <w:szCs w:val="21"/>
                 <w:color w:val="2D2D2D"/>
                 <w:lang w:val="en-US" w:bidi="fa-IR"/>
               </w:rPr>
@@ -6464,18 +7032,58 @@
           <w:p>
             <w:pPr>
               <w:bidi/>
-              <w:jc w:val="start"/>
+              <w:spacing w:line="276" w:lineRule="auto" w:after="80"/>
+              <w:jc w:val="left"/>
             </w:pPr>
-            <w:r/>
             <w:r>
               <w:rPr>
                 <w:rFonts w:ascii="Vazirmatn" w:hAnsi="Vazirmatn" w:cs="Vazirmatn"/>
-                <w:sz w:val="20"/>
-                <w:szCs w:val="20"/>
+                <w:sz w:val="21"/>
+                <w:szCs w:val="21"/>
                 <w:color w:val="2D2D2D"/>
                 <w:lang w:val="en-US" w:bidi="fa-IR"/>
               </w:rPr>
-              <w:t>اجرای پرس‌وجوهای پیچیده</w:t>
+              <w:t>اجرای</w:t>
+            </w:r>
+            <w:r>
+              <w:rPr>
+                <w:rFonts w:ascii="Vazirmatn" w:hAnsi="Vazirmatn" w:cs="Vazirmatn"/>
+                <w:sz w:val="21"/>
+                <w:szCs w:val="21"/>
+                <w:color w:val="2D2D2D"/>
+                <w:lang w:val="en-US" w:bidi="fa-IR"/>
+              </w:rPr>
+              <w:t xml:space="preserve"> </w:t>
+            </w:r>
+            <w:r>
+              <w:rPr>
+                <w:rFonts w:ascii="Vazirmatn" w:hAnsi="Vazirmatn" w:cs="Vazirmatn"/>
+                <w:sz w:val="21"/>
+                <w:szCs w:val="21"/>
+                <w:color w:val="2D2D2D"/>
+                <w:lang w:val="en-US" w:bidi="fa-IR"/>
+              </w:rPr>
+              <w:t>پرس‌وجوهای</w:t>
+            </w:r>
+            <w:r>
+              <w:rPr>
+                <w:rFonts w:ascii="Vazirmatn" w:hAnsi="Vazirmatn" w:cs="Vazirmatn"/>
+                <w:sz w:val="21"/>
+                <w:szCs w:val="21"/>
+                <w:color w:val="2D2D2D"/>
+                <w:lang w:val="en-US" w:bidi="fa-IR"/>
+              </w:rPr>
+              <w:t xml:space="preserve"> </w:t>
+            </w:r>
+            <w:r>
+              <w:rPr>
+                <w:rFonts w:ascii="Vazirmatn" w:hAnsi="Vazirmatn" w:cs="Vazirmatn"/>
+                <w:sz w:val="21"/>
+                <w:szCs w:val="21"/>
+                <w:color w:val="2D2D2D"/>
+                <w:lang w:val="en-US" w:bidi="fa-IR"/>
+              </w:rPr>
+              <w:t>پیچیده</w:t>
             </w:r>
           </w:p>
         </w:tc>
@@ -6498,19 +7106,38 @@
           </w:tcPr>
           <w:p>
             <w:pPr>
-              <w:bidi/>
-              <w:jc w:val="start"/>
+              <w:spacing w:line="276" w:lineRule="auto" w:after="80"/>
+              <w:jc w:val="left"/>
             </w:pPr>
-            <w:r/>
+            <w:r>
+              <w:rPr>
+                <w:rFonts w:ascii="Segoe UI" w:hAnsi="Segoe UI" w:cs="Vazirmatn"/>
+                <w:sz w:val="21"/>
+                <w:szCs w:val="21"/>
+                <w:color w:val="2D2D2D"/>
+                <w:lang w:val="en-US" w:bidi="fa-IR"/>
+              </w:rPr>
+              <w:t>Columnstore</w:t>
+            </w:r>
             <w:r>
               <w:rPr>
                 <w:rFonts w:ascii="Vazirmatn" w:hAnsi="Vazirmatn" w:cs="Vazirmatn"/>
-                <w:sz w:val="20"/>
-                <w:szCs w:val="20"/>
+                <w:sz w:val="21"/>
+                <w:szCs w:val="21"/>
                 <w:color w:val="2D2D2D"/>
                 <w:lang w:val="en-US" w:bidi="fa-IR"/>
               </w:rPr>
-              <w:t>Columnstore Index</w:t>
+              <w:t xml:space="preserve"> </w:t>
+            </w:r>
+            <w:r>
+              <w:rPr>
+                <w:rFonts w:ascii="Segoe UI" w:hAnsi="Segoe UI" w:cs="Vazirmatn"/>
+                <w:sz w:val="21"/>
+                <w:szCs w:val="21"/>
+                <w:color w:val="2D2D2D"/>
+                <w:lang w:val="en-US" w:bidi="fa-IR"/>
+              </w:rPr>
+              <w:t>Index</w:t>
             </w:r>
           </w:p>
         </w:tc>
@@ -6533,19 +7160,38 @@
           </w:tcPr>
           <w:p>
             <w:pPr>
-              <w:bidi/>
-              <w:jc w:val="start"/>
+              <w:spacing w:line="276" w:lineRule="auto" w:after="80"/>
+              <w:jc w:val="left"/>
             </w:pPr>
-            <w:r/>
+            <w:r>
+              <w:rPr>
+                <w:rFonts w:ascii="Segoe UI" w:hAnsi="Segoe UI" w:cs="Vazirmatn"/>
+                <w:sz w:val="21"/>
+                <w:szCs w:val="21"/>
+                <w:color w:val="2D2D2D"/>
+                <w:lang w:val="en-US" w:bidi="fa-IR"/>
+              </w:rPr>
+              <w:t>Execution</w:t>
+            </w:r>
             <w:r>
               <w:rPr>
                 <w:rFonts w:ascii="Vazirmatn" w:hAnsi="Vazirmatn" w:cs="Vazirmatn"/>
-                <w:sz w:val="20"/>
-                <w:szCs w:val="20"/>
+                <w:sz w:val="21"/>
+                <w:szCs w:val="21"/>
                 <w:color w:val="2D2D2D"/>
                 <w:lang w:val="en-US" w:bidi="fa-IR"/>
               </w:rPr>
-              <w:t>Execution Duration</w:t>
+              <w:t xml:space="preserve"> </w:t>
+            </w:r>
+            <w:r>
+              <w:rPr>
+                <w:rFonts w:ascii="Segoe UI" w:hAnsi="Segoe UI" w:cs="Vazirmatn"/>
+                <w:sz w:val="21"/>
+                <w:szCs w:val="21"/>
+                <w:color w:val="2D2D2D"/>
+                <w:lang w:val="en-US" w:bidi="fa-IR"/>
+              </w:rPr>
+              <w:t>Duration</w:t>
             </w:r>
           </w:p>
         </w:tc>
@@ -6568,25 +7214,54 @@
           </w:tcPr>
           <w:p>
             <w:pPr>
-              <w:bidi/>
-              <w:jc w:val="start"/>
+              <w:spacing w:line="276" w:lineRule="auto" w:after="80"/>
+              <w:jc w:val="left"/>
             </w:pPr>
-            <w:r/>
             <w:r>
               <w:rPr>
                 <w:rFonts w:ascii="Vazirmatn" w:hAnsi="Vazirmatn" w:cs="Vazirmatn"/>
-                <w:sz w:val="20"/>
-                <w:szCs w:val="20"/>
+                <w:sz w:val="21"/>
+                <w:szCs w:val="21"/>
                 <w:color w:val="2D2D2D"/>
                 <w:lang w:val="en-US" w:bidi="fa-IR"/>
               </w:rPr>
-              <w:t xml:space="preserve">&lt; 250 </w:t>
+              <w:t>&lt;</w:t>
             </w:r>
             <w:r>
               <w:rPr>
                 <w:rFonts w:ascii="Vazirmatn" w:hAnsi="Vazirmatn" w:cs="Vazirmatn"/>
-                <w:sz w:val="20"/>
-                <w:szCs w:val="20"/>
+                <w:sz w:val="21"/>
+                <w:szCs w:val="21"/>
+                <w:color w:val="2D2D2D"/>
+                <w:lang w:val="en-US" w:bidi="fa-IR"/>
+              </w:rPr>
+              <w:t xml:space="preserve"> </w:t>
+            </w:r>
+            <w:r>
+              <w:rPr>
+                <w:rFonts w:ascii="Vazirmatn" w:hAnsi="Vazirmatn" w:cs="Vazirmatn"/>
+                <w:sz w:val="21"/>
+                <w:szCs w:val="21"/>
+                <w:color w:val="2D2D2D"/>
+                <w:lang w:val="en-US" w:bidi="fa-IR"/>
+              </w:rPr>
+              <w:t>250</w:t>
+            </w:r>
+            <w:r>
+              <w:rPr>
+                <w:rFonts w:ascii="Vazirmatn" w:hAnsi="Vazirmatn" w:cs="Vazirmatn"/>
+                <w:sz w:val="21"/>
+                <w:szCs w:val="21"/>
+                <w:color w:val="2D2D2D"/>
+                <w:lang w:val="en-US" w:bidi="fa-IR"/>
+              </w:rPr>
+              <w:t xml:space="preserve"> </w:t>
+            </w:r>
+            <w:r>
+              <w:rPr>
+                <w:rFonts w:ascii="Segoe UI" w:hAnsi="Segoe UI" w:cs="Vazirmatn"/>
+                <w:sz w:val="21"/>
+                <w:szCs w:val="21"/>
                 <w:color w:val="2D2D2D"/>
                 <w:lang w:val="en-US" w:bidi="fa-IR"/>
               </w:rPr>
@@ -6613,25 +7288,34 @@
           </w:tcPr>
           <w:p>
             <w:pPr>
-              <w:bidi/>
-              <w:jc w:val="start"/>
+              <w:spacing w:line="276" w:lineRule="auto" w:after="80"/>
+              <w:jc w:val="left"/>
             </w:pPr>
-            <w:r/>
             <w:r>
               <w:rPr>
                 <w:rFonts w:ascii="Vazirmatn" w:hAnsi="Vazirmatn" w:cs="Vazirmatn"/>
-                <w:sz w:val="20"/>
-                <w:szCs w:val="20"/>
+                <w:sz w:val="21"/>
+                <w:szCs w:val="21"/>
                 <w:color w:val="2D2D2D"/>
                 <w:lang w:val="en-US" w:bidi="fa-IR"/>
               </w:rPr>
-              <w:t xml:space="preserve">142 </w:t>
+              <w:t>142</w:t>
             </w:r>
             <w:r>
               <w:rPr>
                 <w:rFonts w:ascii="Vazirmatn" w:hAnsi="Vazirmatn" w:cs="Vazirmatn"/>
-                <w:sz w:val="20"/>
-                <w:szCs w:val="20"/>
+                <w:sz w:val="21"/>
+                <w:szCs w:val="21"/>
+                <w:color w:val="2D2D2D"/>
+                <w:lang w:val="en-US" w:bidi="fa-IR"/>
+              </w:rPr>
+              <w:t xml:space="preserve"> </w:t>
+            </w:r>
+            <w:r>
+              <w:rPr>
+                <w:rFonts w:ascii="Segoe UI" w:hAnsi="Segoe UI" w:cs="Vazirmatn"/>
+                <w:sz w:val="21"/>
+                <w:szCs w:val="21"/>
                 <w:color w:val="2D2D2D"/>
                 <w:lang w:val="en-US" w:bidi="fa-IR"/>
               </w:rPr>
@@ -6835,7 +7519,7 @@
       </w:r>
       <w:r>
         <w:rPr>
-          <w:rFonts w:ascii="Vazirmatn" w:hAnsi="Vazirmatn" w:cs="Vazirmatn"/>
+          <w:rFonts w:ascii="Segoe UI" w:hAnsi="Segoe UI" w:cs="Vazirmatn"/>
           <w:sz w:val="22"/>
           <w:szCs w:val="22"/>
           <w:color w:val="2D2D2D"/>
@@ -7787,7 +8471,7 @@
       </w:r>
       <w:r>
         <w:rPr>
-          <w:rFonts w:ascii="Vazirmatn" w:hAnsi="Vazirmatn" w:cs="Vazirmatn"/>
+          <w:rFonts w:ascii="Segoe UI" w:hAnsi="Segoe UI" w:cs="Vazirmatn"/>
           <w:sz w:val="22"/>
           <w:szCs w:val="22"/>
           <w:color w:val="2D2D2D"/>
@@ -7807,7 +8491,7 @@
       </w:r>
       <w:r>
         <w:rPr>
-          <w:rFonts w:ascii="Vazirmatn" w:hAnsi="Vazirmatn" w:cs="Vazirmatn"/>
+          <w:rFonts w:ascii="Segoe UI" w:hAnsi="Segoe UI" w:cs="Vazirmatn"/>
           <w:sz w:val="22"/>
           <w:szCs w:val="22"/>
           <w:color w:val="2D2D2D"/>
@@ -9532,7 +10216,7 @@
         <w:drawing>
           <wp:inline xmlns:a="http://schemas.openxmlformats.org/drawingml/2006/main" xmlns:pic="http://schemas.openxmlformats.org/drawingml/2006/picture">
             <wp:extent cx="5760720" cy="2606547"/>
-            <wp:docPr id="2" name="Picture 2"/>
+            <wp:docPr id="2" name="Picture 2" descr="گراف مقایسه مصرف پردازنده و توان عملیاتی در طول تست فشار" title="گراف مقایسه مصرف پردازنده و توان عملیاتی در طول تست فشار"/>
             <wp:cNvGraphicFramePr>
               <a:graphicFrameLocks noChangeAspect="1"/>
             </wp:cNvGraphicFramePr>
@@ -9561,23 +10245,6 @@
             </a:graphic>
           </wp:inline>
         </w:drawing>
-      </w:r>
-    </w:p>
-    <w:p>
-      <w:pPr>
-        <w:bidi/>
-        <w:spacing w:before="40" w:after="200"/>
-        <w:jc w:val="center"/>
-      </w:pPr>
-      <w:r>
-        <w:rPr>
-          <w:rFonts w:ascii="Vazirmatn" w:hAnsi="Vazirmatn" w:cs="Vazirmatn"/>
-          <w:sz w:val="19"/>
-          <w:szCs w:val="19"/>
-          <w:color w:val="5A5A5A"/>
-          <w:lang w:val="en-US" w:bidi="fa-IR"/>
-        </w:rPr>
-        <w:t>گراف مقایسه مصرف پردازنده و توان عملیاتی در طول تست فشار</w:t>
       </w:r>
     </w:p>
     <w:tbl>
@@ -9923,16 +10590,15 @@
     <w:p>
       <w:pPr>
         <w:bidi/>
-        <w:spacing w:after="60" w:line="336" w:lineRule="auto"/>
+        <w:spacing w:after="40"/>
         <w:ind w:right="360"/>
         <w:jc w:val="start"/>
       </w:pPr>
       <w:r>
         <w:rPr>
           <w:rFonts w:ascii="Vazirmatn" w:hAnsi="Vazirmatn" w:cs="Vazirmatn"/>
-          <w:sz w:val="22"/>
-          <w:szCs w:val="22"/>
-          <w:color w:val="2D2D2D"/>
+          <w:sz w:val="21"/>
+          <w:szCs w:val="21"/>
           <w:lang w:val="en-US" w:bidi="fa-IR"/>
         </w:rPr>
         <w:t xml:space="preserve">- </w:t>
@@ -9940,38 +10606,118 @@
       <w:r>
         <w:rPr>
           <w:rFonts w:ascii="Vazirmatn" w:hAnsi="Vazirmatn" w:cs="Vazirmatn"/>
-          <w:sz w:val="22"/>
-          <w:szCs w:val="22"/>
-          <w:color w:val="2D2D2D"/>
-          <w:lang w:val="en-US" w:bidi="fa-IR"/>
-        </w:rPr>
-        <w:t>بازسازی شاخص‌ها (</w:t>
-      </w:r>
-      <w:r>
-        <w:rPr>
-          <w:rFonts w:ascii="Vazirmatn" w:hAnsi="Vazirmatn" w:cs="Vazirmatn"/>
-          <w:sz w:val="22"/>
-          <w:szCs w:val="22"/>
-          <w:color w:val="2D2D2D"/>
-          <w:lang w:val="en-US" w:bidi="fa-IR"/>
-        </w:rPr>
-        <w:t>Index Rebuild</w:t>
-      </w:r>
-      <w:r>
-        <w:rPr>
-          <w:rFonts w:ascii="Vazirmatn" w:hAnsi="Vazirmatn" w:cs="Vazirmatn"/>
-          <w:sz w:val="22"/>
-          <w:szCs w:val="22"/>
-          <w:color w:val="2D2D2D"/>
-          <w:lang w:val="en-US" w:bidi="fa-IR"/>
-        </w:rPr>
-        <w:t xml:space="preserve"> &amp; </w:t>
-      </w:r>
-      <w:r>
-        <w:rPr>
-          <w:rFonts w:ascii="Vazirmatn" w:hAnsi="Vazirmatn" w:cs="Vazirmatn"/>
-          <w:sz w:val="22"/>
-          <w:szCs w:val="22"/>
+          <w:sz w:val="21"/>
+          <w:szCs w:val="21"/>
+          <w:color w:val="2D2D2D"/>
+          <w:lang w:val="en-US" w:bidi="fa-IR"/>
+        </w:rPr>
+        <w:t>بازسازی</w:t>
+      </w:r>
+      <w:r>
+        <w:rPr>
+          <w:rFonts w:ascii="Vazirmatn" w:hAnsi="Vazirmatn" w:cs="Vazirmatn"/>
+          <w:sz w:val="21"/>
+          <w:szCs w:val="21"/>
+          <w:color w:val="2D2D2D"/>
+          <w:lang w:val="en-US" w:bidi="fa-IR"/>
+        </w:rPr>
+        <w:t xml:space="preserve"> </w:t>
+      </w:r>
+      <w:r>
+        <w:rPr>
+          <w:rFonts w:ascii="Vazirmatn" w:hAnsi="Vazirmatn" w:cs="Vazirmatn"/>
+          <w:sz w:val="21"/>
+          <w:szCs w:val="21"/>
+          <w:color w:val="2D2D2D"/>
+          <w:lang w:val="en-US" w:bidi="fa-IR"/>
+        </w:rPr>
+        <w:t>شاخص‌ها</w:t>
+      </w:r>
+      <w:r>
+        <w:rPr>
+          <w:rFonts w:ascii="Vazirmatn" w:hAnsi="Vazirmatn" w:cs="Vazirmatn"/>
+          <w:sz w:val="21"/>
+          <w:szCs w:val="21"/>
+          <w:color w:val="2D2D2D"/>
+          <w:lang w:val="en-US" w:bidi="fa-IR"/>
+        </w:rPr>
+        <w:t xml:space="preserve"> </w:t>
+      </w:r>
+      <w:r>
+        <w:rPr>
+          <w:rFonts w:ascii="Vazirmatn" w:hAnsi="Vazirmatn" w:cs="Vazirmatn"/>
+          <w:sz w:val="21"/>
+          <w:szCs w:val="21"/>
+          <w:color w:val="2D2D2D"/>
+          <w:lang w:val="en-US" w:bidi="fa-IR"/>
+        </w:rPr>
+        <w:t>(</w:t>
+      </w:r>
+      <w:r>
+        <w:rPr>
+          <w:rFonts w:ascii="Segoe UI" w:hAnsi="Segoe UI" w:cs="Vazirmatn"/>
+          <w:sz w:val="21"/>
+          <w:szCs w:val="21"/>
+          <w:color w:val="2D2D2D"/>
+          <w:lang w:val="en-US" w:bidi="fa-IR"/>
+        </w:rPr>
+        <w:t>Index</w:t>
+      </w:r>
+      <w:r>
+        <w:rPr>
+          <w:rFonts w:ascii="Vazirmatn" w:hAnsi="Vazirmatn" w:cs="Vazirmatn"/>
+          <w:sz w:val="21"/>
+          <w:szCs w:val="21"/>
+          <w:color w:val="2D2D2D"/>
+          <w:lang w:val="en-US" w:bidi="fa-IR"/>
+        </w:rPr>
+        <w:t xml:space="preserve"> </w:t>
+      </w:r>
+      <w:r>
+        <w:rPr>
+          <w:rFonts w:ascii="Segoe UI" w:hAnsi="Segoe UI" w:cs="Vazirmatn"/>
+          <w:sz w:val="21"/>
+          <w:szCs w:val="21"/>
+          <w:color w:val="2D2D2D"/>
+          <w:lang w:val="en-US" w:bidi="fa-IR"/>
+        </w:rPr>
+        <w:t>Rebuild</w:t>
+      </w:r>
+      <w:r>
+        <w:rPr>
+          <w:rFonts w:ascii="Vazirmatn" w:hAnsi="Vazirmatn" w:cs="Vazirmatn"/>
+          <w:sz w:val="21"/>
+          <w:szCs w:val="21"/>
+          <w:color w:val="2D2D2D"/>
+          <w:lang w:val="en-US" w:bidi="fa-IR"/>
+        </w:rPr>
+        <w:t xml:space="preserve"> </w:t>
+      </w:r>
+      <w:r>
+        <w:rPr>
+          <w:rFonts w:ascii="Vazirmatn" w:hAnsi="Vazirmatn" w:cs="Vazirmatn"/>
+          <w:sz w:val="21"/>
+          <w:szCs w:val="21"/>
+          <w:color w:val="2D2D2D"/>
+          <w:lang w:val="en-US" w:bidi="fa-IR"/>
+        </w:rPr>
+        <w:t>&amp;</w:t>
+      </w:r>
+      <w:r>
+        <w:rPr>
+          <w:rFonts w:ascii="Vazirmatn" w:hAnsi="Vazirmatn" w:cs="Vazirmatn"/>
+          <w:sz w:val="21"/>
+          <w:szCs w:val="21"/>
+          <w:color w:val="2D2D2D"/>
+          <w:lang w:val="en-US" w:bidi="fa-IR"/>
+        </w:rPr>
+        <w:t xml:space="preserve"> </w:t>
+      </w:r>
+      <w:r>
+        <w:rPr>
+          <w:rFonts w:ascii="Segoe UI" w:hAnsi="Segoe UI" w:cs="Vazirmatn"/>
+          <w:sz w:val="21"/>
+          <w:szCs w:val="21"/>
           <w:color w:val="2D2D2D"/>
           <w:lang w:val="en-US" w:bidi="fa-IR"/>
         </w:rPr>
@@ -9980,37 +10726,206 @@
       <w:r>
         <w:rPr>
           <w:rFonts w:ascii="Vazirmatn" w:hAnsi="Vazirmatn" w:cs="Vazirmatn"/>
-          <w:sz w:val="22"/>
-          <w:szCs w:val="22"/>
-          <w:color w:val="2D2D2D"/>
-          <w:lang w:val="en-US" w:bidi="fa-IR"/>
-        </w:rPr>
-        <w:t xml:space="preserve">) </w:t>
-      </w:r>
-      <w:r>
-        <w:rPr>
-          <w:rFonts w:ascii="Vazirmatn" w:hAnsi="Vazirmatn" w:cs="Vazirmatn"/>
-          <w:sz w:val="22"/>
-          <w:szCs w:val="22"/>
-          <w:color w:val="2D2D2D"/>
-          <w:lang w:val="en-US" w:bidi="fa-IR"/>
-        </w:rPr>
-        <w:t>بر روی جداول با پراکندگی بیش از ۲۰ درصد</w:t>
+          <w:sz w:val="21"/>
+          <w:szCs w:val="21"/>
+          <w:color w:val="2D2D2D"/>
+          <w:lang w:val="en-US" w:bidi="fa-IR"/>
+        </w:rPr>
+        <w:t>)</w:t>
+      </w:r>
+      <w:r>
+        <w:rPr>
+          <w:rFonts w:ascii="Vazirmatn" w:hAnsi="Vazirmatn" w:cs="Vazirmatn"/>
+          <w:sz w:val="21"/>
+          <w:szCs w:val="21"/>
+          <w:color w:val="2D2D2D"/>
+          <w:lang w:val="en-US" w:bidi="fa-IR"/>
+        </w:rPr>
+        <w:t xml:space="preserve"> </w:t>
+      </w:r>
+      <w:r>
+        <w:rPr>
+          <w:rFonts w:ascii="Vazirmatn" w:hAnsi="Vazirmatn" w:cs="Vazirmatn"/>
+          <w:sz w:val="21"/>
+          <w:szCs w:val="21"/>
+          <w:color w:val="2D2D2D"/>
+          <w:lang w:val="en-US" w:bidi="fa-IR"/>
+        </w:rPr>
+        <w:t>بر</w:t>
+      </w:r>
+      <w:r>
+        <w:rPr>
+          <w:rFonts w:ascii="Vazirmatn" w:hAnsi="Vazirmatn" w:cs="Vazirmatn"/>
+          <w:sz w:val="21"/>
+          <w:szCs w:val="21"/>
+          <w:color w:val="2D2D2D"/>
+          <w:lang w:val="en-US" w:bidi="fa-IR"/>
+        </w:rPr>
+        <w:t xml:space="preserve"> </w:t>
+      </w:r>
+      <w:r>
+        <w:rPr>
+          <w:rFonts w:ascii="Vazirmatn" w:hAnsi="Vazirmatn" w:cs="Vazirmatn"/>
+          <w:sz w:val="21"/>
+          <w:szCs w:val="21"/>
+          <w:color w:val="2D2D2D"/>
+          <w:lang w:val="en-US" w:bidi="fa-IR"/>
+        </w:rPr>
+        <w:t>روی</w:t>
+      </w:r>
+      <w:r>
+        <w:rPr>
+          <w:rFonts w:ascii="Vazirmatn" w:hAnsi="Vazirmatn" w:cs="Vazirmatn"/>
+          <w:sz w:val="21"/>
+          <w:szCs w:val="21"/>
+          <w:color w:val="2D2D2D"/>
+          <w:lang w:val="en-US" w:bidi="fa-IR"/>
+        </w:rPr>
+        <w:t xml:space="preserve"> </w:t>
+      </w:r>
+      <w:r>
+        <w:rPr>
+          <w:rFonts w:ascii="Vazirmatn" w:hAnsi="Vazirmatn" w:cs="Vazirmatn"/>
+          <w:sz w:val="21"/>
+          <w:szCs w:val="21"/>
+          <w:color w:val="2D2D2D"/>
+          <w:lang w:val="en-US" w:bidi="fa-IR"/>
+        </w:rPr>
+        <w:t>جداول</w:t>
+      </w:r>
+      <w:r>
+        <w:rPr>
+          <w:rFonts w:ascii="Vazirmatn" w:hAnsi="Vazirmatn" w:cs="Vazirmatn"/>
+          <w:sz w:val="21"/>
+          <w:szCs w:val="21"/>
+          <w:color w:val="2D2D2D"/>
+          <w:lang w:val="en-US" w:bidi="fa-IR"/>
+        </w:rPr>
+        <w:t xml:space="preserve"> </w:t>
+      </w:r>
+      <w:r>
+        <w:rPr>
+          <w:rFonts w:ascii="Vazirmatn" w:hAnsi="Vazirmatn" w:cs="Vazirmatn"/>
+          <w:sz w:val="21"/>
+          <w:szCs w:val="21"/>
+          <w:color w:val="2D2D2D"/>
+          <w:lang w:val="en-US" w:bidi="fa-IR"/>
+        </w:rPr>
+        <w:t>با</w:t>
+      </w:r>
+      <w:r>
+        <w:rPr>
+          <w:rFonts w:ascii="Vazirmatn" w:hAnsi="Vazirmatn" w:cs="Vazirmatn"/>
+          <w:sz w:val="21"/>
+          <w:szCs w:val="21"/>
+          <w:color w:val="2D2D2D"/>
+          <w:lang w:val="en-US" w:bidi="fa-IR"/>
+        </w:rPr>
+        <w:t xml:space="preserve"> </w:t>
+      </w:r>
+      <w:r>
+        <w:rPr>
+          <w:rFonts w:ascii="Vazirmatn" w:hAnsi="Vazirmatn" w:cs="Vazirmatn"/>
+          <w:sz w:val="21"/>
+          <w:szCs w:val="21"/>
+          <w:color w:val="2D2D2D"/>
+          <w:lang w:val="en-US" w:bidi="fa-IR"/>
+        </w:rPr>
+        <w:t>پراکندگی</w:t>
+      </w:r>
+      <w:r>
+        <w:rPr>
+          <w:rFonts w:ascii="Vazirmatn" w:hAnsi="Vazirmatn" w:cs="Vazirmatn"/>
+          <w:sz w:val="21"/>
+          <w:szCs w:val="21"/>
+          <w:color w:val="2D2D2D"/>
+          <w:lang w:val="en-US" w:bidi="fa-IR"/>
+        </w:rPr>
+        <w:t xml:space="preserve"> </w:t>
+      </w:r>
+      <w:r>
+        <w:rPr>
+          <w:rFonts w:ascii="Vazirmatn" w:hAnsi="Vazirmatn" w:cs="Vazirmatn"/>
+          <w:sz w:val="21"/>
+          <w:szCs w:val="21"/>
+          <w:color w:val="2D2D2D"/>
+          <w:lang w:val="en-US" w:bidi="fa-IR"/>
+        </w:rPr>
+        <w:t>بیش</w:t>
+      </w:r>
+      <w:r>
+        <w:rPr>
+          <w:rFonts w:ascii="Vazirmatn" w:hAnsi="Vazirmatn" w:cs="Vazirmatn"/>
+          <w:sz w:val="21"/>
+          <w:szCs w:val="21"/>
+          <w:color w:val="2D2D2D"/>
+          <w:lang w:val="en-US" w:bidi="fa-IR"/>
+        </w:rPr>
+        <w:t xml:space="preserve"> </w:t>
+      </w:r>
+      <w:r>
+        <w:rPr>
+          <w:rFonts w:ascii="Vazirmatn" w:hAnsi="Vazirmatn" w:cs="Vazirmatn"/>
+          <w:sz w:val="21"/>
+          <w:szCs w:val="21"/>
+          <w:color w:val="2D2D2D"/>
+          <w:lang w:val="en-US" w:bidi="fa-IR"/>
+        </w:rPr>
+        <w:t>از</w:t>
+      </w:r>
+      <w:r>
+        <w:rPr>
+          <w:rFonts w:ascii="Vazirmatn" w:hAnsi="Vazirmatn" w:cs="Vazirmatn"/>
+          <w:sz w:val="21"/>
+          <w:szCs w:val="21"/>
+          <w:color w:val="2D2D2D"/>
+          <w:lang w:val="en-US" w:bidi="fa-IR"/>
+        </w:rPr>
+        <w:t xml:space="preserve"> </w:t>
+      </w:r>
+      <w:r>
+        <w:rPr>
+          <w:rFonts w:ascii="Vazirmatn" w:hAnsi="Vazirmatn" w:cs="Vazirmatn"/>
+          <w:sz w:val="21"/>
+          <w:szCs w:val="21"/>
+          <w:color w:val="2D2D2D"/>
+          <w:lang w:val="en-US" w:bidi="fa-IR"/>
+        </w:rPr>
+        <w:t>۲۰</w:t>
+      </w:r>
+      <w:r>
+        <w:rPr>
+          <w:rFonts w:ascii="Vazirmatn" w:hAnsi="Vazirmatn" w:cs="Vazirmatn"/>
+          <w:sz w:val="21"/>
+          <w:szCs w:val="21"/>
+          <w:color w:val="2D2D2D"/>
+          <w:lang w:val="en-US" w:bidi="fa-IR"/>
+        </w:rPr>
+        <w:t xml:space="preserve"> </w:t>
+      </w:r>
+      <w:r>
+        <w:rPr>
+          <w:rFonts w:ascii="Vazirmatn" w:hAnsi="Vazirmatn" w:cs="Vazirmatn"/>
+          <w:sz w:val="21"/>
+          <w:szCs w:val="21"/>
+          <w:color w:val="2D2D2D"/>
+          <w:lang w:val="en-US" w:bidi="fa-IR"/>
+        </w:rPr>
+        <w:t>درصد</w:t>
       </w:r>
     </w:p>
     <w:p>
       <w:pPr>
         <w:bidi/>
-        <w:spacing w:after="60" w:line="336" w:lineRule="auto"/>
+        <w:spacing w:after="40"/>
         <w:ind w:right="360"/>
         <w:jc w:val="start"/>
       </w:pPr>
       <w:r>
         <w:rPr>
           <w:rFonts w:ascii="Vazirmatn" w:hAnsi="Vazirmatn" w:cs="Vazirmatn"/>
-          <w:sz w:val="22"/>
-          <w:szCs w:val="22"/>
-          <w:color w:val="2D2D2D"/>
+          <w:sz w:val="21"/>
+          <w:szCs w:val="21"/>
           <w:lang w:val="en-US" w:bidi="fa-IR"/>
         </w:rPr>
         <w:t xml:space="preserve">- </w:t>
@@ -10018,47 +10933,266 @@
       <w:r>
         <w:rPr>
           <w:rFonts w:ascii="Vazirmatn" w:hAnsi="Vazirmatn" w:cs="Vazirmatn"/>
-          <w:sz w:val="22"/>
-          <w:szCs w:val="22"/>
-          <w:color w:val="2D2D2D"/>
-          <w:lang w:val="en-US" w:bidi="fa-IR"/>
-        </w:rPr>
-        <w:t xml:space="preserve">به‌روزرسانی آمارها </w:t>
-      </w:r>
-      <w:r>
-        <w:rPr>
-          <w:rFonts w:ascii="Vazirmatn" w:hAnsi="Vazirmatn" w:cs="Vazirmatn"/>
-          <w:sz w:val="22"/>
-          <w:szCs w:val="22"/>
-          <w:color w:val="2D2D2D"/>
-          <w:lang w:val="en-US" w:bidi="fa-IR"/>
-        </w:rPr>
-        <w:t>(Update Statistics with FullScan)</w:t>
-      </w:r>
-      <w:r>
-        <w:rPr>
-          <w:rFonts w:ascii="Vazirmatn" w:hAnsi="Vazirmatn" w:cs="Vazirmatn"/>
-          <w:sz w:val="22"/>
-          <w:szCs w:val="22"/>
-          <w:color w:val="2D2D2D"/>
-          <w:lang w:val="en-US" w:bidi="fa-IR"/>
-        </w:rPr>
-        <w:t xml:space="preserve"> به صورت خودکار در ساعات کم‌ترافیک</w:t>
+          <w:sz w:val="21"/>
+          <w:szCs w:val="21"/>
+          <w:color w:val="2D2D2D"/>
+          <w:lang w:val="en-US" w:bidi="fa-IR"/>
+        </w:rPr>
+        <w:t>به‌روزرسانی</w:t>
+      </w:r>
+      <w:r>
+        <w:rPr>
+          <w:rFonts w:ascii="Vazirmatn" w:hAnsi="Vazirmatn" w:cs="Vazirmatn"/>
+          <w:sz w:val="21"/>
+          <w:szCs w:val="21"/>
+          <w:color w:val="2D2D2D"/>
+          <w:lang w:val="en-US" w:bidi="fa-IR"/>
+        </w:rPr>
+        <w:t xml:space="preserve"> </w:t>
+      </w:r>
+      <w:r>
+        <w:rPr>
+          <w:rFonts w:ascii="Vazirmatn" w:hAnsi="Vazirmatn" w:cs="Vazirmatn"/>
+          <w:sz w:val="21"/>
+          <w:szCs w:val="21"/>
+          <w:color w:val="2D2D2D"/>
+          <w:lang w:val="en-US" w:bidi="fa-IR"/>
+        </w:rPr>
+        <w:t>آمارها</w:t>
+      </w:r>
+      <w:r>
+        <w:rPr>
+          <w:rFonts w:ascii="Vazirmatn" w:hAnsi="Vazirmatn" w:cs="Vazirmatn"/>
+          <w:sz w:val="21"/>
+          <w:szCs w:val="21"/>
+          <w:color w:val="2D2D2D"/>
+          <w:lang w:val="en-US" w:bidi="fa-IR"/>
+        </w:rPr>
+        <w:t xml:space="preserve"> </w:t>
+      </w:r>
+      <w:r>
+        <w:rPr>
+          <w:rFonts w:ascii="Vazirmatn" w:hAnsi="Vazirmatn" w:cs="Vazirmatn"/>
+          <w:sz w:val="21"/>
+          <w:szCs w:val="21"/>
+          <w:color w:val="2D2D2D"/>
+          <w:lang w:val="en-US" w:bidi="fa-IR"/>
+        </w:rPr>
+        <w:t>(</w:t>
+      </w:r>
+      <w:r>
+        <w:rPr>
+          <w:rFonts w:ascii="Segoe UI" w:hAnsi="Segoe UI" w:cs="Vazirmatn"/>
+          <w:sz w:val="21"/>
+          <w:szCs w:val="21"/>
+          <w:color w:val="2D2D2D"/>
+          <w:lang w:val="en-US" w:bidi="fa-IR"/>
+        </w:rPr>
+        <w:t>Update</w:t>
+      </w:r>
+      <w:r>
+        <w:rPr>
+          <w:rFonts w:ascii="Vazirmatn" w:hAnsi="Vazirmatn" w:cs="Vazirmatn"/>
+          <w:sz w:val="21"/>
+          <w:szCs w:val="21"/>
+          <w:color w:val="2D2D2D"/>
+          <w:lang w:val="en-US" w:bidi="fa-IR"/>
+        </w:rPr>
+        <w:t xml:space="preserve"> </w:t>
+      </w:r>
+      <w:r>
+        <w:rPr>
+          <w:rFonts w:ascii="Segoe UI" w:hAnsi="Segoe UI" w:cs="Vazirmatn"/>
+          <w:sz w:val="21"/>
+          <w:szCs w:val="21"/>
+          <w:color w:val="2D2D2D"/>
+          <w:lang w:val="en-US" w:bidi="fa-IR"/>
+        </w:rPr>
+        <w:t>Statistics</w:t>
+      </w:r>
+      <w:r>
+        <w:rPr>
+          <w:rFonts w:ascii="Vazirmatn" w:hAnsi="Vazirmatn" w:cs="Vazirmatn"/>
+          <w:sz w:val="21"/>
+          <w:szCs w:val="21"/>
+          <w:color w:val="2D2D2D"/>
+          <w:lang w:val="en-US" w:bidi="fa-IR"/>
+        </w:rPr>
+        <w:t xml:space="preserve"> </w:t>
+      </w:r>
+      <w:r>
+        <w:rPr>
+          <w:rFonts w:ascii="Segoe UI" w:hAnsi="Segoe UI" w:cs="Vazirmatn"/>
+          <w:sz w:val="21"/>
+          <w:szCs w:val="21"/>
+          <w:color w:val="2D2D2D"/>
+          <w:lang w:val="en-US" w:bidi="fa-IR"/>
+        </w:rPr>
+        <w:t>with</w:t>
+      </w:r>
+      <w:r>
+        <w:rPr>
+          <w:rFonts w:ascii="Vazirmatn" w:hAnsi="Vazirmatn" w:cs="Vazirmatn"/>
+          <w:sz w:val="21"/>
+          <w:szCs w:val="21"/>
+          <w:color w:val="2D2D2D"/>
+          <w:lang w:val="en-US" w:bidi="fa-IR"/>
+        </w:rPr>
+        <w:t xml:space="preserve"> </w:t>
+      </w:r>
+      <w:r>
+        <w:rPr>
+          <w:rFonts w:ascii="Segoe UI" w:hAnsi="Segoe UI" w:cs="Vazirmatn"/>
+          <w:sz w:val="21"/>
+          <w:szCs w:val="21"/>
+          <w:color w:val="2D2D2D"/>
+          <w:lang w:val="en-US" w:bidi="fa-IR"/>
+        </w:rPr>
+        <w:t>FullScan</w:t>
+      </w:r>
+      <w:r>
+        <w:rPr>
+          <w:rFonts w:ascii="Vazirmatn" w:hAnsi="Vazirmatn" w:cs="Vazirmatn"/>
+          <w:sz w:val="21"/>
+          <w:szCs w:val="21"/>
+          <w:color w:val="2D2D2D"/>
+          <w:lang w:val="en-US" w:bidi="fa-IR"/>
+        </w:rPr>
+        <w:t>)</w:t>
+      </w:r>
+      <w:r>
+        <w:rPr>
+          <w:rFonts w:ascii="Vazirmatn" w:hAnsi="Vazirmatn" w:cs="Vazirmatn"/>
+          <w:sz w:val="21"/>
+          <w:szCs w:val="21"/>
+          <w:color w:val="2D2D2D"/>
+          <w:lang w:val="en-US" w:bidi="fa-IR"/>
+        </w:rPr>
+        <w:t xml:space="preserve"> </w:t>
+      </w:r>
+      <w:r>
+        <w:rPr>
+          <w:rFonts w:ascii="Vazirmatn" w:hAnsi="Vazirmatn" w:cs="Vazirmatn"/>
+          <w:sz w:val="21"/>
+          <w:szCs w:val="21"/>
+          <w:color w:val="2D2D2D"/>
+          <w:lang w:val="en-US" w:bidi="fa-IR"/>
+        </w:rPr>
+        <w:t>به</w:t>
+      </w:r>
+      <w:r>
+        <w:rPr>
+          <w:rFonts w:ascii="Vazirmatn" w:hAnsi="Vazirmatn" w:cs="Vazirmatn"/>
+          <w:sz w:val="21"/>
+          <w:szCs w:val="21"/>
+          <w:color w:val="2D2D2D"/>
+          <w:lang w:val="en-US" w:bidi="fa-IR"/>
+        </w:rPr>
+        <w:t xml:space="preserve"> </w:t>
+      </w:r>
+      <w:r>
+        <w:rPr>
+          <w:rFonts w:ascii="Vazirmatn" w:hAnsi="Vazirmatn" w:cs="Vazirmatn"/>
+          <w:sz w:val="21"/>
+          <w:szCs w:val="21"/>
+          <w:color w:val="2D2D2D"/>
+          <w:lang w:val="en-US" w:bidi="fa-IR"/>
+        </w:rPr>
+        <w:t>صورت</w:t>
+      </w:r>
+      <w:r>
+        <w:rPr>
+          <w:rFonts w:ascii="Vazirmatn" w:hAnsi="Vazirmatn" w:cs="Vazirmatn"/>
+          <w:sz w:val="21"/>
+          <w:szCs w:val="21"/>
+          <w:color w:val="2D2D2D"/>
+          <w:lang w:val="en-US" w:bidi="fa-IR"/>
+        </w:rPr>
+        <w:t xml:space="preserve"> </w:t>
+      </w:r>
+      <w:r>
+        <w:rPr>
+          <w:rFonts w:ascii="Vazirmatn" w:hAnsi="Vazirmatn" w:cs="Vazirmatn"/>
+          <w:sz w:val="21"/>
+          <w:szCs w:val="21"/>
+          <w:color w:val="2D2D2D"/>
+          <w:lang w:val="en-US" w:bidi="fa-IR"/>
+        </w:rPr>
+        <w:t>خودکار</w:t>
+      </w:r>
+      <w:r>
+        <w:rPr>
+          <w:rFonts w:ascii="Vazirmatn" w:hAnsi="Vazirmatn" w:cs="Vazirmatn"/>
+          <w:sz w:val="21"/>
+          <w:szCs w:val="21"/>
+          <w:color w:val="2D2D2D"/>
+          <w:lang w:val="en-US" w:bidi="fa-IR"/>
+        </w:rPr>
+        <w:t xml:space="preserve"> </w:t>
+      </w:r>
+      <w:r>
+        <w:rPr>
+          <w:rFonts w:ascii="Vazirmatn" w:hAnsi="Vazirmatn" w:cs="Vazirmatn"/>
+          <w:sz w:val="21"/>
+          <w:szCs w:val="21"/>
+          <w:color w:val="2D2D2D"/>
+          <w:lang w:val="en-US" w:bidi="fa-IR"/>
+        </w:rPr>
+        <w:t>در</w:t>
+      </w:r>
+      <w:r>
+        <w:rPr>
+          <w:rFonts w:ascii="Vazirmatn" w:hAnsi="Vazirmatn" w:cs="Vazirmatn"/>
+          <w:sz w:val="21"/>
+          <w:szCs w:val="21"/>
+          <w:color w:val="2D2D2D"/>
+          <w:lang w:val="en-US" w:bidi="fa-IR"/>
+        </w:rPr>
+        <w:t xml:space="preserve"> </w:t>
+      </w:r>
+      <w:r>
+        <w:rPr>
+          <w:rFonts w:ascii="Vazirmatn" w:hAnsi="Vazirmatn" w:cs="Vazirmatn"/>
+          <w:sz w:val="21"/>
+          <w:szCs w:val="21"/>
+          <w:color w:val="2D2D2D"/>
+          <w:lang w:val="en-US" w:bidi="fa-IR"/>
+        </w:rPr>
+        <w:t>ساعات</w:t>
+      </w:r>
+      <w:r>
+        <w:rPr>
+          <w:rFonts w:ascii="Vazirmatn" w:hAnsi="Vazirmatn" w:cs="Vazirmatn"/>
+          <w:sz w:val="21"/>
+          <w:szCs w:val="21"/>
+          <w:color w:val="2D2D2D"/>
+          <w:lang w:val="en-US" w:bidi="fa-IR"/>
+        </w:rPr>
+        <w:t xml:space="preserve"> </w:t>
+      </w:r>
+      <w:r>
+        <w:rPr>
+          <w:rFonts w:ascii="Vazirmatn" w:hAnsi="Vazirmatn" w:cs="Vazirmatn"/>
+          <w:sz w:val="21"/>
+          <w:szCs w:val="21"/>
+          <w:color w:val="2D2D2D"/>
+          <w:lang w:val="en-US" w:bidi="fa-IR"/>
+        </w:rPr>
+        <w:t>کم‌ترافیک</w:t>
       </w:r>
     </w:p>
     <w:p>
       <w:pPr>
         <w:bidi/>
-        <w:spacing w:after="60" w:line="336" w:lineRule="auto"/>
+        <w:spacing w:after="40"/>
         <w:ind w:right="360"/>
         <w:jc w:val="start"/>
       </w:pPr>
       <w:r>
         <w:rPr>
           <w:rFonts w:ascii="Vazirmatn" w:hAnsi="Vazirmatn" w:cs="Vazirmatn"/>
-          <w:sz w:val="22"/>
-          <w:szCs w:val="22"/>
-          <w:color w:val="2D2D2D"/>
+          <w:sz w:val="21"/>
+          <w:szCs w:val="21"/>
           <w:lang w:val="en-US" w:bidi="fa-IR"/>
         </w:rPr>
         <w:t xml:space="preserve">- </w:t>
@@ -10066,32 +11200,232 @@
       <w:r>
         <w:rPr>
           <w:rFonts w:ascii="Vazirmatn" w:hAnsi="Vazirmatn" w:cs="Vazirmatn"/>
-          <w:sz w:val="22"/>
-          <w:szCs w:val="22"/>
-          <w:color w:val="2D2D2D"/>
-          <w:lang w:val="en-US" w:bidi="fa-IR"/>
-        </w:rPr>
-        <w:t xml:space="preserve">بررسی گزارش‌های </w:t>
-      </w:r>
-      <w:r>
-        <w:rPr>
-          <w:rFonts w:ascii="Vazirmatn" w:hAnsi="Vazirmatn" w:cs="Vazirmatn"/>
-          <w:sz w:val="22"/>
-          <w:szCs w:val="22"/>
-          <w:color w:val="2D2D2D"/>
-          <w:lang w:val="en-US" w:bidi="fa-IR"/>
-        </w:rPr>
-        <w:t>Deadlock Analysis</w:t>
-      </w:r>
-      <w:r>
-        <w:rPr>
-          <w:rFonts w:ascii="Vazirmatn" w:hAnsi="Vazirmatn" w:cs="Vazirmatn"/>
-          <w:sz w:val="22"/>
-          <w:szCs w:val="22"/>
-          <w:color w:val="2D2D2D"/>
-          <w:lang w:val="en-US" w:bidi="fa-IR"/>
-        </w:rPr>
-        <w:t xml:space="preserve"> و اصلاح الگوهای تراکنش در سطح کدهای نرم‌افزار</w:t>
+          <w:sz w:val="21"/>
+          <w:szCs w:val="21"/>
+          <w:color w:val="2D2D2D"/>
+          <w:lang w:val="en-US" w:bidi="fa-IR"/>
+        </w:rPr>
+        <w:t>بررسی</w:t>
+      </w:r>
+      <w:r>
+        <w:rPr>
+          <w:rFonts w:ascii="Vazirmatn" w:hAnsi="Vazirmatn" w:cs="Vazirmatn"/>
+          <w:sz w:val="21"/>
+          <w:szCs w:val="21"/>
+          <w:color w:val="2D2D2D"/>
+          <w:lang w:val="en-US" w:bidi="fa-IR"/>
+        </w:rPr>
+        <w:t xml:space="preserve"> </w:t>
+      </w:r>
+      <w:r>
+        <w:rPr>
+          <w:rFonts w:ascii="Vazirmatn" w:hAnsi="Vazirmatn" w:cs="Vazirmatn"/>
+          <w:sz w:val="21"/>
+          <w:szCs w:val="21"/>
+          <w:color w:val="2D2D2D"/>
+          <w:lang w:val="en-US" w:bidi="fa-IR"/>
+        </w:rPr>
+        <w:t>گزارش‌های</w:t>
+      </w:r>
+      <w:r>
+        <w:rPr>
+          <w:rFonts w:ascii="Vazirmatn" w:hAnsi="Vazirmatn" w:cs="Vazirmatn"/>
+          <w:sz w:val="21"/>
+          <w:szCs w:val="21"/>
+          <w:color w:val="2D2D2D"/>
+          <w:lang w:val="en-US" w:bidi="fa-IR"/>
+        </w:rPr>
+        <w:t xml:space="preserve"> </w:t>
+      </w:r>
+      <w:r>
+        <w:rPr>
+          <w:rFonts w:ascii="Segoe UI" w:hAnsi="Segoe UI" w:cs="Vazirmatn"/>
+          <w:sz w:val="21"/>
+          <w:szCs w:val="21"/>
+          <w:color w:val="2D2D2D"/>
+          <w:lang w:val="en-US" w:bidi="fa-IR"/>
+        </w:rPr>
+        <w:t>Deadlock</w:t>
+      </w:r>
+      <w:r>
+        <w:rPr>
+          <w:rFonts w:ascii="Vazirmatn" w:hAnsi="Vazirmatn" w:cs="Vazirmatn"/>
+          <w:sz w:val="21"/>
+          <w:szCs w:val="21"/>
+          <w:color w:val="2D2D2D"/>
+          <w:lang w:val="en-US" w:bidi="fa-IR"/>
+        </w:rPr>
+        <w:t xml:space="preserve"> </w:t>
+      </w:r>
+      <w:r>
+        <w:rPr>
+          <w:rFonts w:ascii="Segoe UI" w:hAnsi="Segoe UI" w:cs="Vazirmatn"/>
+          <w:sz w:val="21"/>
+          <w:szCs w:val="21"/>
+          <w:color w:val="2D2D2D"/>
+          <w:lang w:val="en-US" w:bidi="fa-IR"/>
+        </w:rPr>
+        <w:t>Analysis</w:t>
+      </w:r>
+      <w:r>
+        <w:rPr>
+          <w:rFonts w:ascii="Vazirmatn" w:hAnsi="Vazirmatn" w:cs="Vazirmatn"/>
+          <w:sz w:val="21"/>
+          <w:szCs w:val="21"/>
+          <w:color w:val="2D2D2D"/>
+          <w:lang w:val="en-US" w:bidi="fa-IR"/>
+        </w:rPr>
+        <w:t xml:space="preserve"> </w:t>
+      </w:r>
+      <w:r>
+        <w:rPr>
+          <w:rFonts w:ascii="Vazirmatn" w:hAnsi="Vazirmatn" w:cs="Vazirmatn"/>
+          <w:sz w:val="21"/>
+          <w:szCs w:val="21"/>
+          <w:color w:val="2D2D2D"/>
+          <w:lang w:val="en-US" w:bidi="fa-IR"/>
+        </w:rPr>
+        <w:t>و</w:t>
+      </w:r>
+      <w:r>
+        <w:rPr>
+          <w:rFonts w:ascii="Vazirmatn" w:hAnsi="Vazirmatn" w:cs="Vazirmatn"/>
+          <w:sz w:val="21"/>
+          <w:szCs w:val="21"/>
+          <w:color w:val="2D2D2D"/>
+          <w:lang w:val="en-US" w:bidi="fa-IR"/>
+        </w:rPr>
+        <w:t xml:space="preserve"> </w:t>
+      </w:r>
+      <w:r>
+        <w:rPr>
+          <w:rFonts w:ascii="Vazirmatn" w:hAnsi="Vazirmatn" w:cs="Vazirmatn"/>
+          <w:sz w:val="21"/>
+          <w:szCs w:val="21"/>
+          <w:color w:val="2D2D2D"/>
+          <w:lang w:val="en-US" w:bidi="fa-IR"/>
+        </w:rPr>
+        <w:t>اصلاح</w:t>
+      </w:r>
+      <w:r>
+        <w:rPr>
+          <w:rFonts w:ascii="Vazirmatn" w:hAnsi="Vazirmatn" w:cs="Vazirmatn"/>
+          <w:sz w:val="21"/>
+          <w:szCs w:val="21"/>
+          <w:color w:val="2D2D2D"/>
+          <w:lang w:val="en-US" w:bidi="fa-IR"/>
+        </w:rPr>
+        <w:t xml:space="preserve"> </w:t>
+      </w:r>
+      <w:r>
+        <w:rPr>
+          <w:rFonts w:ascii="Vazirmatn" w:hAnsi="Vazirmatn" w:cs="Vazirmatn"/>
+          <w:sz w:val="21"/>
+          <w:szCs w:val="21"/>
+          <w:color w:val="2D2D2D"/>
+          <w:lang w:val="en-US" w:bidi="fa-IR"/>
+        </w:rPr>
+        <w:t>الگوهای</w:t>
+      </w:r>
+      <w:r>
+        <w:rPr>
+          <w:rFonts w:ascii="Vazirmatn" w:hAnsi="Vazirmatn" w:cs="Vazirmatn"/>
+          <w:sz w:val="21"/>
+          <w:szCs w:val="21"/>
+          <w:color w:val="2D2D2D"/>
+          <w:lang w:val="en-US" w:bidi="fa-IR"/>
+        </w:rPr>
+        <w:t xml:space="preserve"> </w:t>
+      </w:r>
+      <w:r>
+        <w:rPr>
+          <w:rFonts w:ascii="Vazirmatn" w:hAnsi="Vazirmatn" w:cs="Vazirmatn"/>
+          <w:sz w:val="21"/>
+          <w:szCs w:val="21"/>
+          <w:color w:val="2D2D2D"/>
+          <w:lang w:val="en-US" w:bidi="fa-IR"/>
+        </w:rPr>
+        <w:t>تراکنش</w:t>
+      </w:r>
+      <w:r>
+        <w:rPr>
+          <w:rFonts w:ascii="Vazirmatn" w:hAnsi="Vazirmatn" w:cs="Vazirmatn"/>
+          <w:sz w:val="21"/>
+          <w:szCs w:val="21"/>
+          <w:color w:val="2D2D2D"/>
+          <w:lang w:val="en-US" w:bidi="fa-IR"/>
+        </w:rPr>
+        <w:t xml:space="preserve"> </w:t>
+      </w:r>
+      <w:r>
+        <w:rPr>
+          <w:rFonts w:ascii="Vazirmatn" w:hAnsi="Vazirmatn" w:cs="Vazirmatn"/>
+          <w:sz w:val="21"/>
+          <w:szCs w:val="21"/>
+          <w:color w:val="2D2D2D"/>
+          <w:lang w:val="en-US" w:bidi="fa-IR"/>
+        </w:rPr>
+        <w:t>در</w:t>
+      </w:r>
+      <w:r>
+        <w:rPr>
+          <w:rFonts w:ascii="Vazirmatn" w:hAnsi="Vazirmatn" w:cs="Vazirmatn"/>
+          <w:sz w:val="21"/>
+          <w:szCs w:val="21"/>
+          <w:color w:val="2D2D2D"/>
+          <w:lang w:val="en-US" w:bidi="fa-IR"/>
+        </w:rPr>
+        <w:t xml:space="preserve"> </w:t>
+      </w:r>
+      <w:r>
+        <w:rPr>
+          <w:rFonts w:ascii="Vazirmatn" w:hAnsi="Vazirmatn" w:cs="Vazirmatn"/>
+          <w:sz w:val="21"/>
+          <w:szCs w:val="21"/>
+          <w:color w:val="2D2D2D"/>
+          <w:lang w:val="en-US" w:bidi="fa-IR"/>
+        </w:rPr>
+        <w:t>سطح</w:t>
+      </w:r>
+      <w:r>
+        <w:rPr>
+          <w:rFonts w:ascii="Vazirmatn" w:hAnsi="Vazirmatn" w:cs="Vazirmatn"/>
+          <w:sz w:val="21"/>
+          <w:szCs w:val="21"/>
+          <w:color w:val="2D2D2D"/>
+          <w:lang w:val="en-US" w:bidi="fa-IR"/>
+        </w:rPr>
+        <w:t xml:space="preserve"> </w:t>
+      </w:r>
+      <w:r>
+        <w:rPr>
+          <w:rFonts w:ascii="Vazirmatn" w:hAnsi="Vazirmatn" w:cs="Vazirmatn"/>
+          <w:sz w:val="21"/>
+          <w:szCs w:val="21"/>
+          <w:color w:val="2D2D2D"/>
+          <w:lang w:val="en-US" w:bidi="fa-IR"/>
+        </w:rPr>
+        <w:t>کدهای</w:t>
+      </w:r>
+      <w:r>
+        <w:rPr>
+          <w:rFonts w:ascii="Vazirmatn" w:hAnsi="Vazirmatn" w:cs="Vazirmatn"/>
+          <w:sz w:val="21"/>
+          <w:szCs w:val="21"/>
+          <w:color w:val="2D2D2D"/>
+          <w:lang w:val="en-US" w:bidi="fa-IR"/>
+        </w:rPr>
+        <w:t xml:space="preserve"> </w:t>
+      </w:r>
+      <w:r>
+        <w:rPr>
+          <w:rFonts w:ascii="Vazirmatn" w:hAnsi="Vazirmatn" w:cs="Vazirmatn"/>
+          <w:sz w:val="21"/>
+          <w:szCs w:val="21"/>
+          <w:color w:val="2D2D2D"/>
+          <w:lang w:val="en-US" w:bidi="fa-IR"/>
+        </w:rPr>
+        <w:t>نرم‌افزار</w:t>
       </w:r>
     </w:p>
     <w:p>
@@ -10302,7 +11636,7 @@
       </w:r>
       <w:r>
         <w:rPr>
-          <w:rFonts w:ascii="Vazirmatn" w:hAnsi="Vazirmatn" w:cs="Vazirmatn"/>
+          <w:rFonts w:ascii="Segoe UI" w:hAnsi="Segoe UI" w:cs="Vazirmatn"/>
           <w:sz w:val="22"/>
           <w:szCs w:val="22"/>
           <w:color w:val="2D2D2D"/>
@@ -11547,7 +12881,7 @@
         <w:drawing>
           <wp:inline xmlns:a="http://schemas.openxmlformats.org/drawingml/2006/main" xmlns:pic="http://schemas.openxmlformats.org/drawingml/2006/picture">
             <wp:extent cx="5760720" cy="8664689"/>
-            <wp:docPr id="3" name="Picture 3"/>
+            <wp:docPr id="3" name="Picture 3" descr="نمای دیاگرام فیزیکی سخت‌افزار و چیدمان سرورها در رک دیتاسنتر" title="نمای دیاگرام فیزیکی سخت‌افزار و چیدمان سرورها در رک دیتاسنتر"/>
             <wp:cNvGraphicFramePr>
               <a:graphicFrameLocks noChangeAspect="1"/>
             </wp:cNvGraphicFramePr>
@@ -11576,23 +12910,6 @@
             </a:graphic>
           </wp:inline>
         </w:drawing>
-      </w:r>
-    </w:p>
-    <w:p>
-      <w:pPr>
-        <w:bidi/>
-        <w:spacing w:before="40" w:after="200"/>
-        <w:jc w:val="center"/>
-      </w:pPr>
-      <w:r>
-        <w:rPr>
-          <w:rFonts w:ascii="Vazirmatn" w:hAnsi="Vazirmatn" w:cs="Vazirmatn"/>
-          <w:sz w:val="19"/>
-          <w:szCs w:val="19"/>
-          <w:color w:val="5A5A5A"/>
-          <w:lang w:val="en-US" w:bidi="fa-IR"/>
-        </w:rPr>
-        <w:t>نمای دیاگرام فیزیکی سخت‌افزار و چیدمان سرورها در رک دیتاسنتر</w:t>
       </w:r>
     </w:p>
     <w:sectPr>

--- a/examples/mixed_doc.docx
+++ b/examples/mixed_doc.docx
@@ -85,7 +85,7 @@
             </w:r>
             <w:r>
               <w:rPr>
-                <w:rFonts w:ascii="Vazirmatn" w:hAnsi="Vazirmatn" w:cs="Vazirmatn"/>
+                <w:rFonts w:ascii="Segoe UI" w:hAnsi="Segoe UI" w:cs="Vazirmatn"/>
                 <w:sz w:val="32"/>
                 <w:szCs w:val="32"/>
                 <w:b/>
@@ -1065,7 +1065,7 @@
             </w:r>
             <w:r>
               <w:rPr>
-                <w:rFonts w:ascii="Vazirmatn" w:hAnsi="Vazirmatn" w:cs="Vazirmatn"/>
+                <w:rFonts w:ascii="Segoe UI" w:hAnsi="Segoe UI" w:cs="Vazirmatn"/>
                 <w:sz w:val="28"/>
                 <w:szCs w:val="28"/>
                 <w:b/>
@@ -1910,7 +1910,7 @@
       </w:r>
       <w:r>
         <w:rPr>
-          <w:rFonts w:ascii="Vazirmatn" w:hAnsi="Vazirmatn" w:cs="Vazirmatn"/>
+          <w:rFonts w:ascii="Segoe UI" w:hAnsi="Segoe UI" w:cs="Vazirmatn"/>
           <w:sz w:val="19"/>
           <w:szCs w:val="19"/>
           <w:color w:val="5A5A5A"/>
@@ -3738,7 +3738,7 @@
             </w:r>
             <w:r>
               <w:rPr>
-                <w:rFonts w:ascii="Vazirmatn" w:hAnsi="Vazirmatn" w:cs="Vazirmatn"/>
+                <w:rFonts w:ascii="Segoe UI" w:hAnsi="Segoe UI" w:cs="Vazirmatn"/>
                 <w:sz w:val="22"/>
                 <w:szCs w:val="22"/>
                 <w:b/>
@@ -4282,7 +4282,7 @@
             </w:r>
             <w:r>
               <w:rPr>
-                <w:rFonts w:ascii="Vazirmatn" w:hAnsi="Vazirmatn" w:cs="Vazirmatn"/>
+                <w:rFonts w:ascii="Segoe UI" w:hAnsi="Segoe UI" w:cs="Vazirmatn"/>
                 <w:sz w:val="22"/>
                 <w:szCs w:val="22"/>
                 <w:b/>
@@ -5062,7 +5062,7 @@
             </w:r>
             <w:r>
               <w:rPr>
-                <w:rFonts w:ascii="Vazirmatn" w:hAnsi="Vazirmatn" w:cs="Vazirmatn"/>
+                <w:rFonts w:ascii="Segoe UI" w:hAnsi="Segoe UI" w:cs="Vazirmatn"/>
                 <w:sz w:val="28"/>
                 <w:szCs w:val="28"/>
                 <w:b/>
@@ -10330,7 +10330,7 @@
             </w:r>
             <w:r>
               <w:rPr>
-                <w:rFonts w:ascii="Vazirmatn" w:hAnsi="Vazirmatn" w:cs="Vazirmatn"/>
+                <w:rFonts w:ascii="Segoe UI" w:hAnsi="Segoe UI" w:cs="Vazirmatn"/>
                 <w:sz w:val="28"/>
                 <w:szCs w:val="28"/>
                 <w:b/>
@@ -13291,7 +13291,7 @@
       <w:jc w:val="both"/>
     </w:pPr>
     <w:rPr>
-      <w:rFonts w:ascii="Vazirmatn" w:hAnsi="Vazirmatn" w:cs="Vazirmatn"/>
+      <w:rFonts w:ascii="Segoe UI" w:hAnsi="Segoe UI" w:cs="Vazirmatn"/>
       <w:sz w:val="22"/>
       <w:szCs w:val="22"/>
       <w:lang w:val="en-US" w:bidi="fa-IR"/>

--- a/examples/mixed_doc.docx
+++ b/examples/mixed_doc.docx
@@ -10,13 +10,13 @@
         <w:bidiVisual/>
       </w:tblPr>
       <w:tblGrid>
-        <w:gridCol w:w="936"/>
-        <w:gridCol w:w="8702"/>
+        <w:gridCol w:w="1200"/>
+        <w:gridCol w:w="8438"/>
       </w:tblGrid>
       <w:tr>
         <w:tc>
           <w:tcPr>
-            <w:tcW w:type="dxa" w:w="936"/>
+            <w:tcW w:type="dxa" w:w="1200"/>
             <w:shd w:val="clear" w:color="auto" w:fill="6B2FA0"/>
             <w:tcMar>
               <w:top w:w="80" w:type="dxa"/>
@@ -34,6 +34,8 @@
           <w:p>
             <w:pPr>
               <w:jc w:val="center"/>
+              <w:keepNext/>
+              <w:keepLines/>
             </w:pPr>
             <w:r>
               <w:rPr>
@@ -44,7 +46,7 @@
                 <w:bCs/>
                 <w:color w:val="FFFFFF"/>
                 <w:lang w:val="en-US" w:bidi="fa-IR"/>
-                <w:rtl/>
+                <w:rtl w:val="1"/>
               </w:rPr>
               <w:t>۱.۰</w:t>
             </w:r>
@@ -52,7 +54,7 @@
         </w:tc>
         <w:tc>
           <w:tcPr>
-            <w:tcW w:type="dxa" w:w="8702"/>
+            <w:tcW w:type="dxa" w:w="8438"/>
             <w:tcMar>
               <w:top w:w="80" w:type="dxa"/>
               <w:bottom w:w="80" w:type="dxa"/>
@@ -68,8 +70,10 @@
           </w:tcPr>
           <w:p>
             <w:pPr>
-              <w:bidi/>
+              <w:bidi w:val="1"/>
               <w:jc w:val="start"/>
+              <w:keepNext/>
+              <w:keepLines/>
             </w:pPr>
             <w:r>
               <w:rPr>
@@ -92,6 +96,7 @@
                 <w:bCs/>
                 <w:color w:val="2D2D2D"/>
                 <w:lang w:val="en-US" w:bidi="fa-IR"/>
+                <w:rtl w:val="0"/>
               </w:rPr>
               <w:t>(Database Performance Benchmark)</w:t>
             </w:r>
@@ -102,12 +107,13 @@
     <w:p>
       <w:pPr>
         <w:spacing w:before="0" w:after="120"/>
+        <w:keepNext/>
       </w:pPr>
       <w:r/>
     </w:p>
     <w:p>
       <w:pPr>
-        <w:bidi/>
+        <w:bidi w:val="1"/>
         <w:spacing w:line="336" w:lineRule="auto" w:after="120"/>
         <w:jc w:val="both"/>
       </w:pPr>
@@ -208,6 +214,7 @@
           <w:szCs w:val="22"/>
           <w:color w:val="2D2D2D"/>
           <w:lang w:val="en-US" w:bidi="fa-IR"/>
+          <w:rtl w:val="0"/>
         </w:rPr>
         <w:t>High-Throughput</w:t>
       </w:r>
@@ -228,6 +235,7 @@
           <w:szCs w:val="22"/>
           <w:color w:val="2D2D2D"/>
           <w:lang w:val="en-US" w:bidi="fa-IR"/>
+          <w:rtl w:val="0"/>
         </w:rPr>
         <w:t>OLTP</w:t>
       </w:r>
@@ -248,6 +256,7 @@
           <w:szCs w:val="22"/>
           <w:color w:val="2D2D2D"/>
           <w:lang w:val="en-US" w:bidi="fa-IR"/>
+          <w:rtl w:val="0"/>
         </w:rPr>
         <w:t>Systems</w:t>
       </w:r>
@@ -388,6 +397,7 @@
           <w:szCs w:val="22"/>
           <w:color w:val="2D2D2D"/>
           <w:lang w:val="en-US" w:bidi="fa-IR"/>
+          <w:rtl w:val="0"/>
         </w:rPr>
         <w:t>IOPS</w:t>
       </w:r>
@@ -418,6 +428,7 @@
           <w:szCs w:val="22"/>
           <w:color w:val="2D2D2D"/>
           <w:lang w:val="en-US" w:bidi="fa-IR"/>
+          <w:rtl w:val="0"/>
         </w:rPr>
         <w:t>Latency</w:t>
       </w:r>
@@ -458,6 +469,7 @@
           <w:szCs w:val="22"/>
           <w:color w:val="2D2D2D"/>
           <w:lang w:val="en-US" w:bidi="fa-IR"/>
+          <w:rtl w:val="0"/>
         </w:rPr>
         <w:t>Throughput</w:t>
       </w:r>
@@ -990,13 +1002,13 @@
         <w:bidiVisual/>
       </w:tblPr>
       <w:tblGrid>
-        <w:gridCol w:w="936"/>
-        <w:gridCol w:w="8702"/>
+        <w:gridCol w:w="1200"/>
+        <w:gridCol w:w="8438"/>
       </w:tblGrid>
       <w:tr>
         <w:tc>
           <w:tcPr>
-            <w:tcW w:type="dxa" w:w="936"/>
+            <w:tcW w:type="dxa" w:w="1200"/>
             <w:shd w:val="clear" w:color="auto" w:fill="6B2FA0"/>
             <w:tcMar>
               <w:top w:w="80" w:type="dxa"/>
@@ -1014,6 +1026,8 @@
           <w:p>
             <w:pPr>
               <w:jc w:val="center"/>
+              <w:keepNext/>
+              <w:keepLines/>
             </w:pPr>
             <w:r>
               <w:rPr>
@@ -1024,7 +1038,7 @@
                 <w:bCs/>
                 <w:color w:val="FFFFFF"/>
                 <w:lang w:val="en-US" w:bidi="fa-IR"/>
-                <w:rtl/>
+                <w:rtl w:val="1"/>
               </w:rPr>
               <w:t>۱.۱</w:t>
             </w:r>
@@ -1032,7 +1046,7 @@
         </w:tc>
         <w:tc>
           <w:tcPr>
-            <w:tcW w:type="dxa" w:w="8702"/>
+            <w:tcW w:type="dxa" w:w="8438"/>
             <w:tcMar>
               <w:top w:w="80" w:type="dxa"/>
               <w:bottom w:w="80" w:type="dxa"/>
@@ -1048,8 +1062,10 @@
           </w:tcPr>
           <w:p>
             <w:pPr>
-              <w:bidi/>
+              <w:bidi w:val="1"/>
               <w:jc w:val="start"/>
+              <w:keepNext/>
+              <w:keepLines/>
             </w:pPr>
             <w:r>
               <w:rPr>
@@ -1072,6 +1088,7 @@
                 <w:bCs/>
                 <w:color w:val="2D2D2D"/>
                 <w:lang w:val="en-US" w:bidi="fa-IR"/>
+                <w:rtl w:val="0"/>
               </w:rPr>
               <w:t>(High Availability Cluster Architecture)</w:t>
             </w:r>
@@ -1082,12 +1099,13 @@
     <w:p>
       <w:pPr>
         <w:spacing w:before="0" w:after="120"/>
+        <w:keepNext/>
       </w:pPr>
       <w:r/>
     </w:p>
     <w:p>
       <w:pPr>
-        <w:bidi/>
+        <w:bidi w:val="1"/>
         <w:spacing w:line="336" w:lineRule="auto" w:after="120"/>
         <w:jc w:val="both"/>
       </w:pPr>
@@ -1178,6 +1196,7 @@
           <w:szCs w:val="22"/>
           <w:color w:val="2D2D2D"/>
           <w:lang w:val="en-US" w:bidi="fa-IR"/>
+          <w:rtl w:val="0"/>
         </w:rPr>
         <w:t>Always</w:t>
       </w:r>
@@ -1198,6 +1217,7 @@
           <w:szCs w:val="22"/>
           <w:color w:val="2D2D2D"/>
           <w:lang w:val="en-US" w:bidi="fa-IR"/>
+          <w:rtl w:val="0"/>
         </w:rPr>
         <w:t>On</w:t>
       </w:r>
@@ -1218,6 +1238,7 @@
           <w:szCs w:val="22"/>
           <w:color w:val="2D2D2D"/>
           <w:lang w:val="en-US" w:bidi="fa-IR"/>
+          <w:rtl w:val="0"/>
         </w:rPr>
         <w:t>Availability</w:t>
       </w:r>
@@ -1238,6 +1259,7 @@
           <w:szCs w:val="22"/>
           <w:color w:val="2D2D2D"/>
           <w:lang w:val="en-US" w:bidi="fa-IR"/>
+          <w:rtl w:val="0"/>
         </w:rPr>
         <w:t>Groups</w:t>
       </w:r>
@@ -1298,6 +1320,7 @@
           <w:szCs w:val="22"/>
           <w:color w:val="2D2D2D"/>
           <w:lang w:val="en-US" w:bidi="fa-IR"/>
+          <w:rtl w:val="0"/>
         </w:rPr>
         <w:t>SQL</w:t>
       </w:r>
@@ -1318,6 +1341,7 @@
           <w:szCs w:val="22"/>
           <w:color w:val="2D2D2D"/>
           <w:lang w:val="en-US" w:bidi="fa-IR"/>
+          <w:rtl w:val="0"/>
         </w:rPr>
         <w:t>Server</w:t>
       </w:r>
@@ -1338,6 +1362,7 @@
           <w:szCs w:val="22"/>
           <w:color w:val="2D2D2D"/>
           <w:lang w:val="en-US" w:bidi="fa-IR"/>
+          <w:rtl w:val="0"/>
         </w:rPr>
         <w:t>Enterprise</w:t>
       </w:r>
@@ -1468,6 +1493,7 @@
           <w:szCs w:val="22"/>
           <w:color w:val="2D2D2D"/>
           <w:lang w:val="en-US" w:bidi="fa-IR"/>
+          <w:rtl w:val="0"/>
         </w:rPr>
         <w:t>Read</w:t>
       </w:r>
@@ -1488,6 +1514,7 @@
           <w:szCs w:val="22"/>
           <w:color w:val="2D2D2D"/>
           <w:lang w:val="en-US" w:bidi="fa-IR"/>
+          <w:rtl w:val="0"/>
         </w:rPr>
         <w:t>Workloads</w:t>
       </w:r>
@@ -1598,6 +1625,7 @@
           <w:szCs w:val="22"/>
           <w:color w:val="2D2D2D"/>
           <w:lang w:val="en-US" w:bidi="fa-IR"/>
+          <w:rtl w:val="0"/>
         </w:rPr>
         <w:t>Read-Only</w:t>
       </w:r>
@@ -1618,6 +1646,7 @@
           <w:szCs w:val="22"/>
           <w:color w:val="2D2D2D"/>
           <w:lang w:val="en-US" w:bidi="fa-IR"/>
+          <w:rtl w:val="0"/>
         </w:rPr>
         <w:t>Replica</w:t>
       </w:r>
@@ -1788,6 +1817,7 @@
           <w:szCs w:val="22"/>
           <w:color w:val="2D2D2D"/>
           <w:lang w:val="en-US" w:bidi="fa-IR"/>
+          <w:rtl w:val="0"/>
         </w:rPr>
         <w:t>Primary</w:t>
       </w:r>
@@ -1808,6 +1838,7 @@
           <w:szCs w:val="22"/>
           <w:color w:val="2D2D2D"/>
           <w:lang w:val="en-US" w:bidi="fa-IR"/>
+          <w:rtl w:val="0"/>
         </w:rPr>
         <w:t>Node</w:t>
       </w:r>
@@ -1856,6 +1887,8 @@
       <w:pPr>
         <w:spacing w:before="120" w:after="80"/>
         <w:jc w:val="center"/>
+        <w:keepNext/>
+        <w:keepLines/>
       </w:pPr>
       <w:r>
         <w:drawing>
@@ -1894,7 +1927,7 @@
     </w:p>
     <w:p>
       <w:pPr>
-        <w:bidi/>
+        <w:bidi w:val="1"/>
         <w:spacing w:before="40" w:after="200"/>
         <w:jc w:val="center"/>
       </w:pPr>
@@ -1915,13 +1948,14 @@
           <w:szCs w:val="19"/>
           <w:color w:val="5A5A5A"/>
           <w:lang w:val="en-US" w:bidi="fa-IR"/>
+          <w:rtl w:val="0"/>
         </w:rPr>
         <w:t>Always On</w:t>
       </w:r>
     </w:p>
     <w:p>
       <w:pPr>
-        <w:bidi/>
+        <w:bidi w:val="1"/>
         <w:spacing w:line="336" w:lineRule="auto" w:after="120"/>
         <w:jc w:val="both"/>
       </w:pPr>
@@ -2092,6 +2126,7 @@
           <w:szCs w:val="22"/>
           <w:color w:val="2D2D2D"/>
           <w:lang w:val="en-US" w:bidi="fa-IR"/>
+          <w:rtl w:val="0"/>
         </w:rPr>
         <w:t>Always</w:t>
       </w:r>
@@ -2112,6 +2147,7 @@
           <w:szCs w:val="22"/>
           <w:color w:val="2D2D2D"/>
           <w:lang w:val="en-US" w:bidi="fa-IR"/>
+          <w:rtl w:val="0"/>
         </w:rPr>
         <w:t>On</w:t>
       </w:r>
@@ -2172,6 +2208,7 @@
           <w:szCs w:val="22"/>
           <w:color w:val="2D2D2D"/>
           <w:lang w:val="en-US" w:bidi="fa-IR"/>
+          <w:rtl w:val="0"/>
         </w:rPr>
         <w:t>T-SQL</w:t>
       </w:r>
@@ -2326,6 +2363,7 @@
           </w:tcPr>
           <w:p>
             <w:pPr>
+              <w:bidi w:val="0"/>
               <w:spacing w:before="0" w:after="0" w:line="276" w:lineRule="auto"/>
               <w:jc w:val="left"/>
             </w:pPr>
@@ -2338,12 +2376,14 @@
                 <w:iCs/>
                 <w:color w:val="60a0b0"/>
                 <w:lang w:val="en-US" w:bidi="fa-IR"/>
+                <w:rtl w:val="0"/>
               </w:rPr>
               <w:t>-- بررسی وضعیت همگام‌سازی Always On Availability Groups (Health State &amp; Redo Queue)</w:t>
             </w:r>
           </w:p>
           <w:p>
             <w:pPr>
+              <w:bidi w:val="0"/>
               <w:spacing w:before="0" w:after="0" w:line="276" w:lineRule="auto"/>
               <w:jc w:val="left"/>
             </w:pPr>
@@ -2356,12 +2396,14 @@
                 <w:bCs/>
                 <w:color w:val="007020"/>
                 <w:lang w:val="en-US" w:bidi="fa-IR"/>
+                <w:rtl w:val="0"/>
               </w:rPr>
               <w:t>SELECT</w:t>
             </w:r>
           </w:p>
           <w:p>
             <w:pPr>
+              <w:bidi w:val="0"/>
               <w:spacing w:before="0" w:after="0" w:line="276" w:lineRule="auto"/>
               <w:jc w:val="left"/>
             </w:pPr>
@@ -2372,6 +2414,7 @@
                 <w:szCs w:val="19"/>
                 <w:color w:val="bbbbbb"/>
                 <w:lang w:val="en-US" w:bidi="fa-IR"/>
+                <w:rtl w:val="0"/>
               </w:rPr>
               <w:t xml:space="preserve">    </w:t>
             </w:r>
@@ -2382,6 +2425,7 @@
                 <w:szCs w:val="19"/>
                 <w:color w:val="24292E"/>
                 <w:lang w:val="en-US" w:bidi="fa-IR"/>
+                <w:rtl w:val="0"/>
               </w:rPr>
               <w:t>ar</w:t>
             </w:r>
@@ -2392,6 +2436,7 @@
                 <w:szCs w:val="19"/>
                 <w:color w:val="24292E"/>
                 <w:lang w:val="en-US" w:bidi="fa-IR"/>
+                <w:rtl w:val="0"/>
               </w:rPr>
               <w:t>.</w:t>
             </w:r>
@@ -2402,6 +2447,7 @@
                 <w:szCs w:val="19"/>
                 <w:color w:val="24292E"/>
                 <w:lang w:val="en-US" w:bidi="fa-IR"/>
+                <w:rtl w:val="0"/>
               </w:rPr>
               <w:t>replica_server_name</w:t>
             </w:r>
@@ -2412,6 +2458,7 @@
                 <w:szCs w:val="19"/>
                 <w:color w:val="bbbbbb"/>
                 <w:lang w:val="en-US" w:bidi="fa-IR"/>
+                <w:rtl w:val="0"/>
               </w:rPr>
               <w:t xml:space="preserve"> </w:t>
             </w:r>
@@ -2424,6 +2471,7 @@
                 <w:bCs/>
                 <w:color w:val="007020"/>
                 <w:lang w:val="en-US" w:bidi="fa-IR"/>
+                <w:rtl w:val="0"/>
               </w:rPr>
               <w:t>AS</w:t>
             </w:r>
@@ -2434,6 +2482,7 @@
                 <w:szCs w:val="19"/>
                 <w:color w:val="bbbbbb"/>
                 <w:lang w:val="en-US" w:bidi="fa-IR"/>
+                <w:rtl w:val="0"/>
               </w:rPr>
               <w:t xml:space="preserve"> </w:t>
             </w:r>
@@ -2444,6 +2493,7 @@
                 <w:szCs w:val="19"/>
                 <w:color w:val="24292E"/>
                 <w:lang w:val="en-US" w:bidi="fa-IR"/>
+                <w:rtl w:val="0"/>
               </w:rPr>
               <w:t>[</w:t>
             </w:r>
@@ -2454,6 +2504,7 @@
                 <w:szCs w:val="19"/>
                 <w:color w:val="24292E"/>
                 <w:lang w:val="en-US" w:bidi="fa-IR"/>
+                <w:rtl w:val="0"/>
               </w:rPr>
               <w:t>ReplicaNode</w:t>
             </w:r>
@@ -2464,6 +2515,7 @@
                 <w:szCs w:val="19"/>
                 <w:color w:val="24292E"/>
                 <w:lang w:val="en-US" w:bidi="fa-IR"/>
+                <w:rtl w:val="0"/>
               </w:rPr>
               <w:t>]</w:t>
             </w:r>
@@ -2474,12 +2526,14 @@
                 <w:szCs w:val="19"/>
                 <w:color w:val="24292E"/>
                 <w:lang w:val="en-US" w:bidi="fa-IR"/>
+                <w:rtl w:val="0"/>
               </w:rPr>
               <w:t>,</w:t>
             </w:r>
           </w:p>
           <w:p>
             <w:pPr>
+              <w:bidi w:val="0"/>
               <w:spacing w:before="0" w:after="0" w:line="276" w:lineRule="auto"/>
               <w:jc w:val="left"/>
             </w:pPr>
@@ -2490,6 +2544,7 @@
                 <w:szCs w:val="19"/>
                 <w:color w:val="bbbbbb"/>
                 <w:lang w:val="en-US" w:bidi="fa-IR"/>
+                <w:rtl w:val="0"/>
               </w:rPr>
               <w:t xml:space="preserve">    </w:t>
             </w:r>
@@ -2500,6 +2555,7 @@
                 <w:szCs w:val="19"/>
                 <w:color w:val="24292E"/>
                 <w:lang w:val="en-US" w:bidi="fa-IR"/>
+                <w:rtl w:val="0"/>
               </w:rPr>
               <w:t>adc</w:t>
             </w:r>
@@ -2510,6 +2566,7 @@
                 <w:szCs w:val="19"/>
                 <w:color w:val="24292E"/>
                 <w:lang w:val="en-US" w:bidi="fa-IR"/>
+                <w:rtl w:val="0"/>
               </w:rPr>
               <w:t>.</w:t>
             </w:r>
@@ -2520,6 +2577,7 @@
                 <w:szCs w:val="19"/>
                 <w:color w:val="24292E"/>
                 <w:lang w:val="en-US" w:bidi="fa-IR"/>
+                <w:rtl w:val="0"/>
               </w:rPr>
               <w:t>database_name</w:t>
             </w:r>
@@ -2530,6 +2588,7 @@
                 <w:szCs w:val="19"/>
                 <w:color w:val="bbbbbb"/>
                 <w:lang w:val="en-US" w:bidi="fa-IR"/>
+                <w:rtl w:val="0"/>
               </w:rPr>
               <w:t xml:space="preserve"> </w:t>
             </w:r>
@@ -2542,6 +2601,7 @@
                 <w:bCs/>
                 <w:color w:val="007020"/>
                 <w:lang w:val="en-US" w:bidi="fa-IR"/>
+                <w:rtl w:val="0"/>
               </w:rPr>
               <w:t>AS</w:t>
             </w:r>
@@ -2552,6 +2612,7 @@
                 <w:szCs w:val="19"/>
                 <w:color w:val="bbbbbb"/>
                 <w:lang w:val="en-US" w:bidi="fa-IR"/>
+                <w:rtl w:val="0"/>
               </w:rPr>
               <w:t xml:space="preserve"> </w:t>
             </w:r>
@@ -2562,6 +2623,7 @@
                 <w:szCs w:val="19"/>
                 <w:color w:val="24292E"/>
                 <w:lang w:val="en-US" w:bidi="fa-IR"/>
+                <w:rtl w:val="0"/>
               </w:rPr>
               <w:t>[</w:t>
             </w:r>
@@ -2572,6 +2634,7 @@
                 <w:szCs w:val="19"/>
                 <w:color w:val="24292E"/>
                 <w:lang w:val="en-US" w:bidi="fa-IR"/>
+                <w:rtl w:val="0"/>
               </w:rPr>
               <w:t>DatabaseName</w:t>
             </w:r>
@@ -2582,6 +2645,7 @@
                 <w:szCs w:val="19"/>
                 <w:color w:val="24292E"/>
                 <w:lang w:val="en-US" w:bidi="fa-IR"/>
+                <w:rtl w:val="0"/>
               </w:rPr>
               <w:t>]</w:t>
             </w:r>
@@ -2592,12 +2656,14 @@
                 <w:szCs w:val="19"/>
                 <w:color w:val="24292E"/>
                 <w:lang w:val="en-US" w:bidi="fa-IR"/>
+                <w:rtl w:val="0"/>
               </w:rPr>
               <w:t>,</w:t>
             </w:r>
           </w:p>
           <w:p>
             <w:pPr>
+              <w:bidi w:val="0"/>
               <w:spacing w:before="0" w:after="0" w:line="276" w:lineRule="auto"/>
               <w:jc w:val="left"/>
             </w:pPr>
@@ -2608,6 +2674,7 @@
                 <w:szCs w:val="19"/>
                 <w:color w:val="bbbbbb"/>
                 <w:lang w:val="en-US" w:bidi="fa-IR"/>
+                <w:rtl w:val="0"/>
               </w:rPr>
               <w:t xml:space="preserve">    </w:t>
             </w:r>
@@ -2618,6 +2685,7 @@
                 <w:szCs w:val="19"/>
                 <w:color w:val="24292E"/>
                 <w:lang w:val="en-US" w:bidi="fa-IR"/>
+                <w:rtl w:val="0"/>
               </w:rPr>
               <w:t>drs</w:t>
             </w:r>
@@ -2628,6 +2696,7 @@
                 <w:szCs w:val="19"/>
                 <w:color w:val="24292E"/>
                 <w:lang w:val="en-US" w:bidi="fa-IR"/>
+                <w:rtl w:val="0"/>
               </w:rPr>
               <w:t>.</w:t>
             </w:r>
@@ -2638,6 +2707,7 @@
                 <w:szCs w:val="19"/>
                 <w:color w:val="24292E"/>
                 <w:lang w:val="en-US" w:bidi="fa-IR"/>
+                <w:rtl w:val="0"/>
               </w:rPr>
               <w:t>synchronization_state_desc</w:t>
             </w:r>
@@ -2648,6 +2718,7 @@
                 <w:szCs w:val="19"/>
                 <w:color w:val="bbbbbb"/>
                 <w:lang w:val="en-US" w:bidi="fa-IR"/>
+                <w:rtl w:val="0"/>
               </w:rPr>
               <w:t xml:space="preserve"> </w:t>
             </w:r>
@@ -2660,6 +2731,7 @@
                 <w:bCs/>
                 <w:color w:val="007020"/>
                 <w:lang w:val="en-US" w:bidi="fa-IR"/>
+                <w:rtl w:val="0"/>
               </w:rPr>
               <w:t>AS</w:t>
             </w:r>
@@ -2670,6 +2742,7 @@
                 <w:szCs w:val="19"/>
                 <w:color w:val="bbbbbb"/>
                 <w:lang w:val="en-US" w:bidi="fa-IR"/>
+                <w:rtl w:val="0"/>
               </w:rPr>
               <w:t xml:space="preserve"> </w:t>
             </w:r>
@@ -2680,6 +2753,7 @@
                 <w:szCs w:val="19"/>
                 <w:color w:val="24292E"/>
                 <w:lang w:val="en-US" w:bidi="fa-IR"/>
+                <w:rtl w:val="0"/>
               </w:rPr>
               <w:t>[</w:t>
             </w:r>
@@ -2690,6 +2764,7 @@
                 <w:szCs w:val="19"/>
                 <w:color w:val="24292E"/>
                 <w:lang w:val="en-US" w:bidi="fa-IR"/>
+                <w:rtl w:val="0"/>
               </w:rPr>
               <w:t>SyncState</w:t>
             </w:r>
@@ -2700,6 +2775,7 @@
                 <w:szCs w:val="19"/>
                 <w:color w:val="24292E"/>
                 <w:lang w:val="en-US" w:bidi="fa-IR"/>
+                <w:rtl w:val="0"/>
               </w:rPr>
               <w:t>]</w:t>
             </w:r>
@@ -2710,12 +2786,14 @@
                 <w:szCs w:val="19"/>
                 <w:color w:val="24292E"/>
                 <w:lang w:val="en-US" w:bidi="fa-IR"/>
+                <w:rtl w:val="0"/>
               </w:rPr>
               <w:t>,</w:t>
             </w:r>
           </w:p>
           <w:p>
             <w:pPr>
+              <w:bidi w:val="0"/>
               <w:spacing w:before="0" w:after="0" w:line="276" w:lineRule="auto"/>
               <w:jc w:val="left"/>
             </w:pPr>
@@ -2726,6 +2804,7 @@
                 <w:szCs w:val="19"/>
                 <w:color w:val="bbbbbb"/>
                 <w:lang w:val="en-US" w:bidi="fa-IR"/>
+                <w:rtl w:val="0"/>
               </w:rPr>
               <w:t xml:space="preserve">    </w:t>
             </w:r>
@@ -2736,6 +2815,7 @@
                 <w:szCs w:val="19"/>
                 <w:color w:val="24292E"/>
                 <w:lang w:val="en-US" w:bidi="fa-IR"/>
+                <w:rtl w:val="0"/>
               </w:rPr>
               <w:t>drs</w:t>
             </w:r>
@@ -2746,6 +2826,7 @@
                 <w:szCs w:val="19"/>
                 <w:color w:val="24292E"/>
                 <w:lang w:val="en-US" w:bidi="fa-IR"/>
+                <w:rtl w:val="0"/>
               </w:rPr>
               <w:t>.</w:t>
             </w:r>
@@ -2756,6 +2837,7 @@
                 <w:szCs w:val="19"/>
                 <w:color w:val="24292E"/>
                 <w:lang w:val="en-US" w:bidi="fa-IR"/>
+                <w:rtl w:val="0"/>
               </w:rPr>
               <w:t>synchronization_health_desc</w:t>
             </w:r>
@@ -2766,6 +2848,7 @@
                 <w:szCs w:val="19"/>
                 <w:color w:val="bbbbbb"/>
                 <w:lang w:val="en-US" w:bidi="fa-IR"/>
+                <w:rtl w:val="0"/>
               </w:rPr>
               <w:t xml:space="preserve"> </w:t>
             </w:r>
@@ -2778,6 +2861,7 @@
                 <w:bCs/>
                 <w:color w:val="007020"/>
                 <w:lang w:val="en-US" w:bidi="fa-IR"/>
+                <w:rtl w:val="0"/>
               </w:rPr>
               <w:t>AS</w:t>
             </w:r>
@@ -2788,6 +2872,7 @@
                 <w:szCs w:val="19"/>
                 <w:color w:val="bbbbbb"/>
                 <w:lang w:val="en-US" w:bidi="fa-IR"/>
+                <w:rtl w:val="0"/>
               </w:rPr>
               <w:t xml:space="preserve"> </w:t>
             </w:r>
@@ -2798,6 +2883,7 @@
                 <w:szCs w:val="19"/>
                 <w:color w:val="24292E"/>
                 <w:lang w:val="en-US" w:bidi="fa-IR"/>
+                <w:rtl w:val="0"/>
               </w:rPr>
               <w:t>[</w:t>
             </w:r>
@@ -2808,6 +2894,7 @@
                 <w:szCs w:val="19"/>
                 <w:color w:val="24292E"/>
                 <w:lang w:val="en-US" w:bidi="fa-IR"/>
+                <w:rtl w:val="0"/>
               </w:rPr>
               <w:t>HealthStatus</w:t>
             </w:r>
@@ -2818,6 +2905,7 @@
                 <w:szCs w:val="19"/>
                 <w:color w:val="24292E"/>
                 <w:lang w:val="en-US" w:bidi="fa-IR"/>
+                <w:rtl w:val="0"/>
               </w:rPr>
               <w:t>]</w:t>
             </w:r>
@@ -2828,12 +2916,14 @@
                 <w:szCs w:val="19"/>
                 <w:color w:val="24292E"/>
                 <w:lang w:val="en-US" w:bidi="fa-IR"/>
+                <w:rtl w:val="0"/>
               </w:rPr>
               <w:t>,</w:t>
             </w:r>
           </w:p>
           <w:p>
             <w:pPr>
+              <w:bidi w:val="0"/>
               <w:spacing w:before="0" w:after="0" w:line="276" w:lineRule="auto"/>
               <w:jc w:val="left"/>
             </w:pPr>
@@ -2844,6 +2934,7 @@
                 <w:szCs w:val="19"/>
                 <w:color w:val="bbbbbb"/>
                 <w:lang w:val="en-US" w:bidi="fa-IR"/>
+                <w:rtl w:val="0"/>
               </w:rPr>
               <w:t xml:space="preserve">    </w:t>
             </w:r>
@@ -2854,6 +2945,7 @@
                 <w:szCs w:val="19"/>
                 <w:color w:val="24292E"/>
                 <w:lang w:val="en-US" w:bidi="fa-IR"/>
+                <w:rtl w:val="0"/>
               </w:rPr>
               <w:t>drs</w:t>
             </w:r>
@@ -2864,6 +2956,7 @@
                 <w:szCs w:val="19"/>
                 <w:color w:val="24292E"/>
                 <w:lang w:val="en-US" w:bidi="fa-IR"/>
+                <w:rtl w:val="0"/>
               </w:rPr>
               <w:t>.</w:t>
             </w:r>
@@ -2874,6 +2967,7 @@
                 <w:szCs w:val="19"/>
                 <w:color w:val="24292E"/>
                 <w:lang w:val="en-US" w:bidi="fa-IR"/>
+                <w:rtl w:val="0"/>
               </w:rPr>
               <w:t>redo_queue_size</w:t>
             </w:r>
@@ -2884,6 +2978,7 @@
                 <w:szCs w:val="19"/>
                 <w:color w:val="bbbbbb"/>
                 <w:lang w:val="en-US" w:bidi="fa-IR"/>
+                <w:rtl w:val="0"/>
               </w:rPr>
               <w:t xml:space="preserve"> </w:t>
             </w:r>
@@ -2896,6 +2991,7 @@
                 <w:bCs/>
                 <w:color w:val="007020"/>
                 <w:lang w:val="en-US" w:bidi="fa-IR"/>
+                <w:rtl w:val="0"/>
               </w:rPr>
               <w:t>AS</w:t>
             </w:r>
@@ -2906,6 +3002,7 @@
                 <w:szCs w:val="19"/>
                 <w:color w:val="bbbbbb"/>
                 <w:lang w:val="en-US" w:bidi="fa-IR"/>
+                <w:rtl w:val="0"/>
               </w:rPr>
               <w:t xml:space="preserve"> </w:t>
             </w:r>
@@ -2916,6 +3013,7 @@
                 <w:szCs w:val="19"/>
                 <w:color w:val="24292E"/>
                 <w:lang w:val="en-US" w:bidi="fa-IR"/>
+                <w:rtl w:val="0"/>
               </w:rPr>
               <w:t>[</w:t>
             </w:r>
@@ -2926,6 +3024,7 @@
                 <w:szCs w:val="19"/>
                 <w:color w:val="24292E"/>
                 <w:lang w:val="en-US" w:bidi="fa-IR"/>
+                <w:rtl w:val="0"/>
               </w:rPr>
               <w:t>RedoQueueKB</w:t>
             </w:r>
@@ -2936,6 +3035,7 @@
                 <w:szCs w:val="19"/>
                 <w:color w:val="24292E"/>
                 <w:lang w:val="en-US" w:bidi="fa-IR"/>
+                <w:rtl w:val="0"/>
               </w:rPr>
               <w:t>]</w:t>
             </w:r>
@@ -2946,12 +3046,14 @@
                 <w:szCs w:val="19"/>
                 <w:color w:val="24292E"/>
                 <w:lang w:val="en-US" w:bidi="fa-IR"/>
+                <w:rtl w:val="0"/>
               </w:rPr>
               <w:t>,</w:t>
             </w:r>
           </w:p>
           <w:p>
             <w:pPr>
+              <w:bidi w:val="0"/>
               <w:spacing w:before="0" w:after="0" w:line="276" w:lineRule="auto"/>
               <w:jc w:val="left"/>
             </w:pPr>
@@ -2962,6 +3064,7 @@
                 <w:szCs w:val="19"/>
                 <w:color w:val="bbbbbb"/>
                 <w:lang w:val="en-US" w:bidi="fa-IR"/>
+                <w:rtl w:val="0"/>
               </w:rPr>
               <w:t xml:space="preserve">    </w:t>
             </w:r>
@@ -2972,6 +3075,7 @@
                 <w:szCs w:val="19"/>
                 <w:color w:val="24292E"/>
                 <w:lang w:val="en-US" w:bidi="fa-IR"/>
+                <w:rtl w:val="0"/>
               </w:rPr>
               <w:t>drs</w:t>
             </w:r>
@@ -2982,6 +3086,7 @@
                 <w:szCs w:val="19"/>
                 <w:color w:val="24292E"/>
                 <w:lang w:val="en-US" w:bidi="fa-IR"/>
+                <w:rtl w:val="0"/>
               </w:rPr>
               <w:t>.</w:t>
             </w:r>
@@ -2992,6 +3097,7 @@
                 <w:szCs w:val="19"/>
                 <w:color w:val="24292E"/>
                 <w:lang w:val="en-US" w:bidi="fa-IR"/>
+                <w:rtl w:val="0"/>
               </w:rPr>
               <w:t>log_send_queue_size</w:t>
             </w:r>
@@ -3002,6 +3108,7 @@
                 <w:szCs w:val="19"/>
                 <w:color w:val="bbbbbb"/>
                 <w:lang w:val="en-US" w:bidi="fa-IR"/>
+                <w:rtl w:val="0"/>
               </w:rPr>
               <w:t xml:space="preserve"> </w:t>
             </w:r>
@@ -3014,6 +3121,7 @@
                 <w:bCs/>
                 <w:color w:val="007020"/>
                 <w:lang w:val="en-US" w:bidi="fa-IR"/>
+                <w:rtl w:val="0"/>
               </w:rPr>
               <w:t>AS</w:t>
             </w:r>
@@ -3024,6 +3132,7 @@
                 <w:szCs w:val="19"/>
                 <w:color w:val="bbbbbb"/>
                 <w:lang w:val="en-US" w:bidi="fa-IR"/>
+                <w:rtl w:val="0"/>
               </w:rPr>
               <w:t xml:space="preserve"> </w:t>
             </w:r>
@@ -3034,6 +3143,7 @@
                 <w:szCs w:val="19"/>
                 <w:color w:val="24292E"/>
                 <w:lang w:val="en-US" w:bidi="fa-IR"/>
+                <w:rtl w:val="0"/>
               </w:rPr>
               <w:t>[</w:t>
             </w:r>
@@ -3044,6 +3154,7 @@
                 <w:szCs w:val="19"/>
                 <w:color w:val="24292E"/>
                 <w:lang w:val="en-US" w:bidi="fa-IR"/>
+                <w:rtl w:val="0"/>
               </w:rPr>
               <w:t>LogSendQueueKB</w:t>
             </w:r>
@@ -3054,12 +3165,14 @@
                 <w:szCs w:val="19"/>
                 <w:color w:val="24292E"/>
                 <w:lang w:val="en-US" w:bidi="fa-IR"/>
+                <w:rtl w:val="0"/>
               </w:rPr>
               <w:t>]</w:t>
             </w:r>
           </w:p>
           <w:p>
             <w:pPr>
+              <w:bidi w:val="0"/>
               <w:spacing w:before="0" w:after="0" w:line="276" w:lineRule="auto"/>
               <w:jc w:val="left"/>
             </w:pPr>
@@ -3072,6 +3185,7 @@
                 <w:bCs/>
                 <w:color w:val="007020"/>
                 <w:lang w:val="en-US" w:bidi="fa-IR"/>
+                <w:rtl w:val="0"/>
               </w:rPr>
               <w:t>FROM</w:t>
             </w:r>
@@ -3082,6 +3196,7 @@
                 <w:szCs w:val="19"/>
                 <w:color w:val="bbbbbb"/>
                 <w:lang w:val="en-US" w:bidi="fa-IR"/>
+                <w:rtl w:val="0"/>
               </w:rPr>
               <w:t xml:space="preserve"> </w:t>
             </w:r>
@@ -3092,6 +3207,7 @@
                 <w:szCs w:val="19"/>
                 <w:color w:val="24292E"/>
                 <w:lang w:val="en-US" w:bidi="fa-IR"/>
+                <w:rtl w:val="0"/>
               </w:rPr>
               <w:t>sys</w:t>
             </w:r>
@@ -3102,6 +3218,7 @@
                 <w:szCs w:val="19"/>
                 <w:color w:val="24292E"/>
                 <w:lang w:val="en-US" w:bidi="fa-IR"/>
+                <w:rtl w:val="0"/>
               </w:rPr>
               <w:t>.</w:t>
             </w:r>
@@ -3112,6 +3229,7 @@
                 <w:szCs w:val="19"/>
                 <w:color w:val="24292E"/>
                 <w:lang w:val="en-US" w:bidi="fa-IR"/>
+                <w:rtl w:val="0"/>
               </w:rPr>
               <w:t>dm_hadr_database_replica_states</w:t>
             </w:r>
@@ -3122,6 +3240,7 @@
                 <w:szCs w:val="19"/>
                 <w:color w:val="bbbbbb"/>
                 <w:lang w:val="en-US" w:bidi="fa-IR"/>
+                <w:rtl w:val="0"/>
               </w:rPr>
               <w:t xml:space="preserve"> </w:t>
             </w:r>
@@ -3132,12 +3251,14 @@
                 <w:szCs w:val="19"/>
                 <w:color w:val="24292E"/>
                 <w:lang w:val="en-US" w:bidi="fa-IR"/>
+                <w:rtl w:val="0"/>
               </w:rPr>
               <w:t>drs</w:t>
             </w:r>
           </w:p>
           <w:p>
             <w:pPr>
+              <w:bidi w:val="0"/>
               <w:spacing w:before="0" w:after="0" w:line="276" w:lineRule="auto"/>
               <w:jc w:val="left"/>
             </w:pPr>
@@ -3150,6 +3271,7 @@
                 <w:bCs/>
                 <w:color w:val="007020"/>
                 <w:lang w:val="en-US" w:bidi="fa-IR"/>
+                <w:rtl w:val="0"/>
               </w:rPr>
               <w:t>INNER</w:t>
             </w:r>
@@ -3160,6 +3282,7 @@
                 <w:szCs w:val="19"/>
                 <w:color w:val="bbbbbb"/>
                 <w:lang w:val="en-US" w:bidi="fa-IR"/>
+                <w:rtl w:val="0"/>
               </w:rPr>
               <w:t xml:space="preserve"> </w:t>
             </w:r>
@@ -3172,6 +3295,7 @@
                 <w:bCs/>
                 <w:color w:val="007020"/>
                 <w:lang w:val="en-US" w:bidi="fa-IR"/>
+                <w:rtl w:val="0"/>
               </w:rPr>
               <w:t>JOIN</w:t>
             </w:r>
@@ -3182,6 +3306,7 @@
                 <w:szCs w:val="19"/>
                 <w:color w:val="bbbbbb"/>
                 <w:lang w:val="en-US" w:bidi="fa-IR"/>
+                <w:rtl w:val="0"/>
               </w:rPr>
               <w:t xml:space="preserve"> </w:t>
             </w:r>
@@ -3192,6 +3317,7 @@
                 <w:szCs w:val="19"/>
                 <w:color w:val="24292E"/>
                 <w:lang w:val="en-US" w:bidi="fa-IR"/>
+                <w:rtl w:val="0"/>
               </w:rPr>
               <w:t>sys</w:t>
             </w:r>
@@ -3202,6 +3328,7 @@
                 <w:szCs w:val="19"/>
                 <w:color w:val="24292E"/>
                 <w:lang w:val="en-US" w:bidi="fa-IR"/>
+                <w:rtl w:val="0"/>
               </w:rPr>
               <w:t>.</w:t>
             </w:r>
@@ -3212,6 +3339,7 @@
                 <w:szCs w:val="19"/>
                 <w:color w:val="24292E"/>
                 <w:lang w:val="en-US" w:bidi="fa-IR"/>
+                <w:rtl w:val="0"/>
               </w:rPr>
               <w:t>availability_replicas</w:t>
             </w:r>
@@ -3222,6 +3350,7 @@
                 <w:szCs w:val="19"/>
                 <w:color w:val="bbbbbb"/>
                 <w:lang w:val="en-US" w:bidi="fa-IR"/>
+                <w:rtl w:val="0"/>
               </w:rPr>
               <w:t xml:space="preserve"> </w:t>
             </w:r>
@@ -3232,6 +3361,7 @@
                 <w:szCs w:val="19"/>
                 <w:color w:val="24292E"/>
                 <w:lang w:val="en-US" w:bidi="fa-IR"/>
+                <w:rtl w:val="0"/>
               </w:rPr>
               <w:t>ar</w:t>
             </w:r>
@@ -3242,6 +3372,7 @@
                 <w:szCs w:val="19"/>
                 <w:color w:val="bbbbbb"/>
                 <w:lang w:val="en-US" w:bidi="fa-IR"/>
+                <w:rtl w:val="0"/>
               </w:rPr>
               <w:t xml:space="preserve"> </w:t>
             </w:r>
@@ -3254,6 +3385,7 @@
                 <w:bCs/>
                 <w:color w:val="007020"/>
                 <w:lang w:val="en-US" w:bidi="fa-IR"/>
+                <w:rtl w:val="0"/>
               </w:rPr>
               <w:t>ON</w:t>
             </w:r>
@@ -3264,6 +3396,7 @@
                 <w:szCs w:val="19"/>
                 <w:color w:val="bbbbbb"/>
                 <w:lang w:val="en-US" w:bidi="fa-IR"/>
+                <w:rtl w:val="0"/>
               </w:rPr>
               <w:t xml:space="preserve"> </w:t>
             </w:r>
@@ -3274,6 +3407,7 @@
                 <w:szCs w:val="19"/>
                 <w:color w:val="24292E"/>
                 <w:lang w:val="en-US" w:bidi="fa-IR"/>
+                <w:rtl w:val="0"/>
               </w:rPr>
               <w:t>drs</w:t>
             </w:r>
@@ -3284,6 +3418,7 @@
                 <w:szCs w:val="19"/>
                 <w:color w:val="24292E"/>
                 <w:lang w:val="en-US" w:bidi="fa-IR"/>
+                <w:rtl w:val="0"/>
               </w:rPr>
               <w:t>.</w:t>
             </w:r>
@@ -3294,6 +3429,7 @@
                 <w:szCs w:val="19"/>
                 <w:color w:val="24292E"/>
                 <w:lang w:val="en-US" w:bidi="fa-IR"/>
+                <w:rtl w:val="0"/>
               </w:rPr>
               <w:t>replica_id</w:t>
             </w:r>
@@ -3304,6 +3440,7 @@
                 <w:szCs w:val="19"/>
                 <w:color w:val="bbbbbb"/>
                 <w:lang w:val="en-US" w:bidi="fa-IR"/>
+                <w:rtl w:val="0"/>
               </w:rPr>
               <w:t xml:space="preserve"> </w:t>
             </w:r>
@@ -3314,6 +3451,7 @@
                 <w:szCs w:val="19"/>
                 <w:color w:val="666666"/>
                 <w:lang w:val="en-US" w:bidi="fa-IR"/>
+                <w:rtl w:val="0"/>
               </w:rPr>
               <w:t>=</w:t>
             </w:r>
@@ -3324,6 +3462,7 @@
                 <w:szCs w:val="19"/>
                 <w:color w:val="bbbbbb"/>
                 <w:lang w:val="en-US" w:bidi="fa-IR"/>
+                <w:rtl w:val="0"/>
               </w:rPr>
               <w:t xml:space="preserve"> </w:t>
             </w:r>
@@ -3334,6 +3473,7 @@
                 <w:szCs w:val="19"/>
                 <w:color w:val="24292E"/>
                 <w:lang w:val="en-US" w:bidi="fa-IR"/>
+                <w:rtl w:val="0"/>
               </w:rPr>
               <w:t>ar</w:t>
             </w:r>
@@ -3344,6 +3484,7 @@
                 <w:szCs w:val="19"/>
                 <w:color w:val="24292E"/>
                 <w:lang w:val="en-US" w:bidi="fa-IR"/>
+                <w:rtl w:val="0"/>
               </w:rPr>
               <w:t>.</w:t>
             </w:r>
@@ -3354,12 +3495,14 @@
                 <w:szCs w:val="19"/>
                 <w:color w:val="24292E"/>
                 <w:lang w:val="en-US" w:bidi="fa-IR"/>
+                <w:rtl w:val="0"/>
               </w:rPr>
               <w:t>replica_id</w:t>
             </w:r>
           </w:p>
           <w:p>
             <w:pPr>
+              <w:bidi w:val="0"/>
               <w:spacing w:before="0" w:after="0" w:line="276" w:lineRule="auto"/>
               <w:jc w:val="left"/>
             </w:pPr>
@@ -3372,6 +3515,7 @@
                 <w:bCs/>
                 <w:color w:val="007020"/>
                 <w:lang w:val="en-US" w:bidi="fa-IR"/>
+                <w:rtl w:val="0"/>
               </w:rPr>
               <w:t>INNER</w:t>
             </w:r>
@@ -3382,6 +3526,7 @@
                 <w:szCs w:val="19"/>
                 <w:color w:val="bbbbbb"/>
                 <w:lang w:val="en-US" w:bidi="fa-IR"/>
+                <w:rtl w:val="0"/>
               </w:rPr>
               <w:t xml:space="preserve"> </w:t>
             </w:r>
@@ -3394,6 +3539,7 @@
                 <w:bCs/>
                 <w:color w:val="007020"/>
                 <w:lang w:val="en-US" w:bidi="fa-IR"/>
+                <w:rtl w:val="0"/>
               </w:rPr>
               <w:t>JOIN</w:t>
             </w:r>
@@ -3404,6 +3550,7 @@
                 <w:szCs w:val="19"/>
                 <w:color w:val="bbbbbb"/>
                 <w:lang w:val="en-US" w:bidi="fa-IR"/>
+                <w:rtl w:val="0"/>
               </w:rPr>
               <w:t xml:space="preserve"> </w:t>
             </w:r>
@@ -3414,6 +3561,7 @@
                 <w:szCs w:val="19"/>
                 <w:color w:val="24292E"/>
                 <w:lang w:val="en-US" w:bidi="fa-IR"/>
+                <w:rtl w:val="0"/>
               </w:rPr>
               <w:t>sys</w:t>
             </w:r>
@@ -3424,6 +3572,7 @@
                 <w:szCs w:val="19"/>
                 <w:color w:val="24292E"/>
                 <w:lang w:val="en-US" w:bidi="fa-IR"/>
+                <w:rtl w:val="0"/>
               </w:rPr>
               <w:t>.</w:t>
             </w:r>
@@ -3434,6 +3583,7 @@
                 <w:szCs w:val="19"/>
                 <w:color w:val="24292E"/>
                 <w:lang w:val="en-US" w:bidi="fa-IR"/>
+                <w:rtl w:val="0"/>
               </w:rPr>
               <w:t>availability_databases_cluster</w:t>
             </w:r>
@@ -3444,6 +3594,7 @@
                 <w:szCs w:val="19"/>
                 <w:color w:val="bbbbbb"/>
                 <w:lang w:val="en-US" w:bidi="fa-IR"/>
+                <w:rtl w:val="0"/>
               </w:rPr>
               <w:t xml:space="preserve"> </w:t>
             </w:r>
@@ -3454,6 +3605,7 @@
                 <w:szCs w:val="19"/>
                 <w:color w:val="24292E"/>
                 <w:lang w:val="en-US" w:bidi="fa-IR"/>
+                <w:rtl w:val="0"/>
               </w:rPr>
               <w:t>adc</w:t>
             </w:r>
@@ -3464,6 +3616,7 @@
                 <w:szCs w:val="19"/>
                 <w:color w:val="bbbbbb"/>
                 <w:lang w:val="en-US" w:bidi="fa-IR"/>
+                <w:rtl w:val="0"/>
               </w:rPr>
               <w:t xml:space="preserve"> </w:t>
             </w:r>
@@ -3476,6 +3629,7 @@
                 <w:bCs/>
                 <w:color w:val="007020"/>
                 <w:lang w:val="en-US" w:bidi="fa-IR"/>
+                <w:rtl w:val="0"/>
               </w:rPr>
               <w:t>ON</w:t>
             </w:r>
@@ -3486,6 +3640,7 @@
                 <w:szCs w:val="19"/>
                 <w:color w:val="bbbbbb"/>
                 <w:lang w:val="en-US" w:bidi="fa-IR"/>
+                <w:rtl w:val="0"/>
               </w:rPr>
               <w:t xml:space="preserve"> </w:t>
             </w:r>
@@ -3496,6 +3651,7 @@
                 <w:szCs w:val="19"/>
                 <w:color w:val="24292E"/>
                 <w:lang w:val="en-US" w:bidi="fa-IR"/>
+                <w:rtl w:val="0"/>
               </w:rPr>
               <w:t>drs</w:t>
             </w:r>
@@ -3506,6 +3662,7 @@
                 <w:szCs w:val="19"/>
                 <w:color w:val="24292E"/>
                 <w:lang w:val="en-US" w:bidi="fa-IR"/>
+                <w:rtl w:val="0"/>
               </w:rPr>
               <w:t>.</w:t>
             </w:r>
@@ -3516,6 +3673,7 @@
                 <w:szCs w:val="19"/>
                 <w:color w:val="24292E"/>
                 <w:lang w:val="en-US" w:bidi="fa-IR"/>
+                <w:rtl w:val="0"/>
               </w:rPr>
               <w:t>group_database_id</w:t>
             </w:r>
@@ -3526,6 +3684,7 @@
                 <w:szCs w:val="19"/>
                 <w:color w:val="bbbbbb"/>
                 <w:lang w:val="en-US" w:bidi="fa-IR"/>
+                <w:rtl w:val="0"/>
               </w:rPr>
               <w:t xml:space="preserve"> </w:t>
             </w:r>
@@ -3536,6 +3695,7 @@
                 <w:szCs w:val="19"/>
                 <w:color w:val="666666"/>
                 <w:lang w:val="en-US" w:bidi="fa-IR"/>
+                <w:rtl w:val="0"/>
               </w:rPr>
               <w:t>=</w:t>
             </w:r>
@@ -3546,6 +3706,7 @@
                 <w:szCs w:val="19"/>
                 <w:color w:val="bbbbbb"/>
                 <w:lang w:val="en-US" w:bidi="fa-IR"/>
+                <w:rtl w:val="0"/>
               </w:rPr>
               <w:t xml:space="preserve"> </w:t>
             </w:r>
@@ -3556,6 +3717,7 @@
                 <w:szCs w:val="19"/>
                 <w:color w:val="24292E"/>
                 <w:lang w:val="en-US" w:bidi="fa-IR"/>
+                <w:rtl w:val="0"/>
               </w:rPr>
               <w:t>adc</w:t>
             </w:r>
@@ -3566,6 +3728,7 @@
                 <w:szCs w:val="19"/>
                 <w:color w:val="24292E"/>
                 <w:lang w:val="en-US" w:bidi="fa-IR"/>
+                <w:rtl w:val="0"/>
               </w:rPr>
               <w:t>.</w:t>
             </w:r>
@@ -3576,12 +3739,14 @@
                 <w:szCs w:val="19"/>
                 <w:color w:val="24292E"/>
                 <w:lang w:val="en-US" w:bidi="fa-IR"/>
+                <w:rtl w:val="0"/>
               </w:rPr>
               <w:t>group_database_id</w:t>
             </w:r>
           </w:p>
           <w:p>
             <w:pPr>
+              <w:bidi w:val="0"/>
               <w:spacing w:before="0" w:after="0" w:line="276" w:lineRule="auto"/>
               <w:jc w:val="left"/>
             </w:pPr>
@@ -3594,6 +3759,7 @@
                 <w:bCs/>
                 <w:color w:val="007020"/>
                 <w:lang w:val="en-US" w:bidi="fa-IR"/>
+                <w:rtl w:val="0"/>
               </w:rPr>
               <w:t>ORDER</w:t>
             </w:r>
@@ -3604,6 +3770,7 @@
                 <w:szCs w:val="19"/>
                 <w:color w:val="bbbbbb"/>
                 <w:lang w:val="en-US" w:bidi="fa-IR"/>
+                <w:rtl w:val="0"/>
               </w:rPr>
               <w:t xml:space="preserve"> </w:t>
             </w:r>
@@ -3616,6 +3783,7 @@
                 <w:bCs/>
                 <w:color w:val="007020"/>
                 <w:lang w:val="en-US" w:bidi="fa-IR"/>
+                <w:rtl w:val="0"/>
               </w:rPr>
               <w:t>BY</w:t>
             </w:r>
@@ -3626,6 +3794,7 @@
                 <w:szCs w:val="19"/>
                 <w:color w:val="bbbbbb"/>
                 <w:lang w:val="en-US" w:bidi="fa-IR"/>
+                <w:rtl w:val="0"/>
               </w:rPr>
               <w:t xml:space="preserve"> </w:t>
             </w:r>
@@ -3636,6 +3805,7 @@
                 <w:szCs w:val="19"/>
                 <w:color w:val="24292E"/>
                 <w:lang w:val="en-US" w:bidi="fa-IR"/>
+                <w:rtl w:val="0"/>
               </w:rPr>
               <w:t>ar</w:t>
             </w:r>
@@ -3646,6 +3816,7 @@
                 <w:szCs w:val="19"/>
                 <w:color w:val="24292E"/>
                 <w:lang w:val="en-US" w:bidi="fa-IR"/>
+                <w:rtl w:val="0"/>
               </w:rPr>
               <w:t>.</w:t>
             </w:r>
@@ -3656,6 +3827,7 @@
                 <w:szCs w:val="19"/>
                 <w:color w:val="24292E"/>
                 <w:lang w:val="en-US" w:bidi="fa-IR"/>
+                <w:rtl w:val="0"/>
               </w:rPr>
               <w:t>replica_server_name</w:t>
             </w:r>
@@ -3666,6 +3838,7 @@
                 <w:szCs w:val="19"/>
                 <w:color w:val="24292E"/>
                 <w:lang w:val="en-US" w:bidi="fa-IR"/>
+                <w:rtl w:val="0"/>
               </w:rPr>
               <w:t>;</w:t>
             </w:r>
@@ -3709,7 +3882,7 @@
           </w:tcPr>
           <w:p>
             <w:pPr>
-              <w:bidi/>
+              <w:bidi w:val="1"/>
               <w:jc w:val="start"/>
             </w:pPr>
             <w:r>
@@ -3745,6 +3918,7 @@
                 <w:bCs/>
                 <w:color w:val="FFFFFF"/>
                 <w:lang w:val="en-US" w:bidi="fa-IR"/>
+                <w:rtl w:val="0"/>
               </w:rPr>
               <w:t>MAXDOP (Max Degree of Parallelism)</w:t>
             </w:r>
@@ -3771,7 +3945,7 @@
           </w:tcPr>
           <w:p>
             <w:pPr>
-              <w:bidi/>
+              <w:bidi w:val="1"/>
               <w:spacing w:line="276" w:lineRule="auto" w:after="80"/>
               <w:jc w:val="both"/>
             </w:pPr>
@@ -3842,6 +4016,7 @@
                 <w:szCs w:val="21"/>
                 <w:color w:val="2D2D2D"/>
                 <w:lang w:val="en-US" w:bidi="fa-IR"/>
+                <w:rtl w:val="0"/>
               </w:rPr>
               <w:t>OLTP</w:t>
             </w:r>
@@ -3962,6 +4137,7 @@
                 <w:szCs w:val="21"/>
                 <w:color w:val="2D2D2D"/>
                 <w:lang w:val="en-US" w:bidi="fa-IR"/>
+                <w:rtl w:val="0"/>
               </w:rPr>
               <w:t>max degree of parallelism</w:t>
             </w:r>
@@ -4152,6 +4328,7 @@
                 <w:szCs w:val="21"/>
                 <w:color w:val="2D2D2D"/>
                 <w:lang w:val="en-US" w:bidi="fa-IR"/>
+                <w:rtl w:val="0"/>
               </w:rPr>
               <w:t>NUMA</w:t>
             </w:r>
@@ -4172,6 +4349,7 @@
                 <w:szCs w:val="21"/>
                 <w:color w:val="2D2D2D"/>
                 <w:lang w:val="en-US" w:bidi="fa-IR"/>
+                <w:rtl w:val="0"/>
               </w:rPr>
               <w:t>Node</w:t>
             </w:r>
@@ -4265,7 +4443,7 @@
           </w:tcPr>
           <w:p>
             <w:pPr>
-              <w:bidi/>
+              <w:bidi w:val="1"/>
               <w:jc w:val="start"/>
             </w:pPr>
             <w:r>
@@ -4289,6 +4467,7 @@
                 <w:bCs/>
                 <w:color w:val="8B6914"/>
                 <w:lang w:val="en-US" w:bidi="fa-IR"/>
+                <w:rtl w:val="0"/>
               </w:rPr>
               <w:t>(Max Server Memory Warning)</w:t>
             </w:r>
@@ -4315,7 +4494,7 @@
           </w:tcPr>
           <w:p>
             <w:pPr>
-              <w:bidi/>
+              <w:bidi w:val="1"/>
               <w:spacing w:line="276" w:lineRule="auto" w:after="80"/>
               <w:jc w:val="both"/>
             </w:pPr>
@@ -4346,6 +4525,7 @@
                 <w:szCs w:val="21"/>
                 <w:color w:val="2D2D2D"/>
                 <w:lang w:val="en-US" w:bidi="fa-IR"/>
+                <w:rtl w:val="0"/>
               </w:rPr>
               <w:t>Max Server Memory</w:t>
             </w:r>
@@ -4386,6 +4566,7 @@
                 <w:szCs w:val="21"/>
                 <w:color w:val="2D2D2D"/>
                 <w:lang w:val="en-US" w:bidi="fa-IR"/>
+                <w:rtl w:val="0"/>
               </w:rPr>
               <w:t>SQL</w:t>
             </w:r>
@@ -4406,6 +4587,7 @@
                 <w:szCs w:val="21"/>
                 <w:color w:val="2D2D2D"/>
                 <w:lang w:val="en-US" w:bidi="fa-IR"/>
+                <w:rtl w:val="0"/>
               </w:rPr>
               <w:t>Server</w:t>
             </w:r>
@@ -4696,6 +4878,7 @@
                 <w:szCs w:val="21"/>
                 <w:color w:val="2D2D2D"/>
                 <w:lang w:val="en-US" w:bidi="fa-IR"/>
+                <w:rtl w:val="0"/>
               </w:rPr>
               <w:t>Host</w:t>
             </w:r>
@@ -4716,6 +4899,7 @@
                 <w:szCs w:val="21"/>
                 <w:color w:val="2D2D2D"/>
                 <w:lang w:val="en-US" w:bidi="fa-IR"/>
+                <w:rtl w:val="0"/>
               </w:rPr>
               <w:t>RAM</w:t>
             </w:r>
@@ -4896,6 +5080,7 @@
                 <w:szCs w:val="21"/>
                 <w:color w:val="2D2D2D"/>
                 <w:lang w:val="en-US" w:bidi="fa-IR"/>
+                <w:rtl w:val="0"/>
               </w:rPr>
               <w:t>Memory</w:t>
             </w:r>
@@ -4916,6 +5101,7 @@
                 <w:szCs w:val="21"/>
                 <w:color w:val="2D2D2D"/>
                 <w:lang w:val="en-US" w:bidi="fa-IR"/>
+                <w:rtl w:val="0"/>
               </w:rPr>
               <w:t>Starvation</w:t>
             </w:r>
@@ -4987,13 +5173,13 @@
         <w:bidiVisual/>
       </w:tblPr>
       <w:tblGrid>
-        <w:gridCol w:w="936"/>
-        <w:gridCol w:w="8702"/>
+        <w:gridCol w:w="1200"/>
+        <w:gridCol w:w="8438"/>
       </w:tblGrid>
       <w:tr>
         <w:tc>
           <w:tcPr>
-            <w:tcW w:type="dxa" w:w="936"/>
+            <w:tcW w:type="dxa" w:w="1200"/>
             <w:shd w:val="clear" w:color="auto" w:fill="6B2FA0"/>
             <w:tcMar>
               <w:top w:w="80" w:type="dxa"/>
@@ -5011,6 +5197,8 @@
           <w:p>
             <w:pPr>
               <w:jc w:val="center"/>
+              <w:keepNext/>
+              <w:keepLines/>
             </w:pPr>
             <w:r>
               <w:rPr>
@@ -5021,7 +5209,7 @@
                 <w:bCs/>
                 <w:color w:val="FFFFFF"/>
                 <w:lang w:val="en-US" w:bidi="fa-IR"/>
-                <w:rtl/>
+                <w:rtl w:val="1"/>
               </w:rPr>
               <w:t>۱.۲</w:t>
             </w:r>
@@ -5029,7 +5217,7 @@
         </w:tc>
         <w:tc>
           <w:tcPr>
-            <w:tcW w:type="dxa" w:w="8702"/>
+            <w:tcW w:type="dxa" w:w="8438"/>
             <w:tcMar>
               <w:top w:w="80" w:type="dxa"/>
               <w:bottom w:w="80" w:type="dxa"/>
@@ -5045,8 +5233,10 @@
           </w:tcPr>
           <w:p>
             <w:pPr>
-              <w:bidi/>
+              <w:bidi w:val="1"/>
               <w:jc w:val="start"/>
+              <w:keepNext/>
+              <w:keepLines/>
             </w:pPr>
             <w:r>
               <w:rPr>
@@ -5069,6 +5259,7 @@
                 <w:bCs/>
                 <w:color w:val="2D2D2D"/>
                 <w:lang w:val="en-US" w:bidi="fa-IR"/>
+                <w:rtl w:val="0"/>
               </w:rPr>
               <w:t>(Key Performance Indicators)</w:t>
             </w:r>
@@ -5079,12 +5270,13 @@
     <w:p>
       <w:pPr>
         <w:spacing w:before="0" w:after="120"/>
+        <w:keepNext/>
       </w:pPr>
       <w:r/>
     </w:p>
     <w:p>
       <w:pPr>
-        <w:bidi/>
+        <w:bidi w:val="1"/>
         <w:spacing w:line="336" w:lineRule="auto" w:after="120"/>
         <w:jc w:val="both"/>
       </w:pPr>
@@ -5215,6 +5407,7 @@
           <w:szCs w:val="22"/>
           <w:color w:val="2D2D2D"/>
           <w:lang w:val="en-US" w:bidi="fa-IR"/>
+          <w:rtl w:val="0"/>
         </w:rPr>
         <w:t>Apache</w:t>
       </w:r>
@@ -5235,6 +5428,7 @@
           <w:szCs w:val="22"/>
           <w:color w:val="2D2D2D"/>
           <w:lang w:val="en-US" w:bidi="fa-IR"/>
+          <w:rtl w:val="0"/>
         </w:rPr>
         <w:t>JMeter</w:t>
       </w:r>
@@ -5597,7 +5791,7 @@
           </w:tcPr>
           <w:p>
             <w:pPr>
-              <w:bidi/>
+              <w:bidi w:val="1"/>
               <w:spacing w:line="276" w:lineRule="auto" w:after="80"/>
               <w:jc w:val="left"/>
             </w:pPr>
@@ -5658,6 +5852,7 @@
                 <w:bCs/>
                 <w:color w:val="FFFFFF"/>
                 <w:lang w:val="en-US" w:bidi="fa-IR"/>
+                <w:rtl w:val="0"/>
               </w:rPr>
               <w:t>(Component)</w:t>
             </w:r>
@@ -5682,7 +5877,7 @@
           </w:tcPr>
           <w:p>
             <w:pPr>
-              <w:bidi/>
+              <w:bidi w:val="1"/>
               <w:spacing w:line="276" w:lineRule="auto" w:after="80"/>
               <w:jc w:val="left"/>
             </w:pPr>
@@ -5767,7 +5962,7 @@
           </w:tcPr>
           <w:p>
             <w:pPr>
-              <w:bidi/>
+              <w:bidi w:val="1"/>
               <w:spacing w:line="276" w:lineRule="auto" w:after="80"/>
               <w:jc w:val="left"/>
             </w:pPr>
@@ -5828,6 +6023,7 @@
                 <w:bCs/>
                 <w:color w:val="FFFFFF"/>
                 <w:lang w:val="en-US" w:bidi="fa-IR"/>
+                <w:rtl w:val="0"/>
               </w:rPr>
               <w:t>(KPI)</w:t>
             </w:r>
@@ -5852,7 +6048,7 @@
           </w:tcPr>
           <w:p>
             <w:pPr>
-              <w:bidi/>
+              <w:bidi w:val="1"/>
               <w:spacing w:line="276" w:lineRule="auto" w:after="80"/>
               <w:jc w:val="left"/>
             </w:pPr>
@@ -5913,6 +6109,7 @@
                 <w:bCs/>
                 <w:color w:val="FFFFFF"/>
                 <w:lang w:val="en-US" w:bidi="fa-IR"/>
+                <w:rtl w:val="0"/>
               </w:rPr>
               <w:t>(Target)</w:t>
             </w:r>
@@ -5937,7 +6134,7 @@
           </w:tcPr>
           <w:p>
             <w:pPr>
-              <w:bidi/>
+              <w:bidi w:val="1"/>
               <w:spacing w:line="276" w:lineRule="auto" w:after="80"/>
               <w:jc w:val="left"/>
             </w:pPr>
@@ -6003,7 +6200,7 @@
           </w:tcPr>
           <w:p>
             <w:pPr>
-              <w:bidi/>
+              <w:bidi w:val="1"/>
               <w:spacing w:line="276" w:lineRule="auto" w:after="80"/>
               <w:jc w:val="left"/>
             </w:pPr>
@@ -6058,6 +6255,7 @@
           </w:tcPr>
           <w:p>
             <w:pPr>
+              <w:bidi w:val="0"/>
               <w:spacing w:line="276" w:lineRule="auto" w:after="80"/>
               <w:jc w:val="left"/>
             </w:pPr>
@@ -6068,6 +6266,7 @@
                 <w:szCs w:val="21"/>
                 <w:color w:val="2D2D2D"/>
                 <w:lang w:val="en-US" w:bidi="fa-IR"/>
+                <w:rtl w:val="0"/>
               </w:rPr>
               <w:t>Apache</w:t>
             </w:r>
@@ -6088,6 +6287,7 @@
                 <w:szCs w:val="21"/>
                 <w:color w:val="2D2D2D"/>
                 <w:lang w:val="en-US" w:bidi="fa-IR"/>
+                <w:rtl w:val="0"/>
               </w:rPr>
               <w:t>Kafka</w:t>
             </w:r>
@@ -6132,6 +6332,7 @@
           </w:tcPr>
           <w:p>
             <w:pPr>
+              <w:bidi w:val="0"/>
               <w:spacing w:line="276" w:lineRule="auto" w:after="80"/>
               <w:jc w:val="left"/>
             </w:pPr>
@@ -6142,6 +6343,7 @@
                 <w:szCs w:val="21"/>
                 <w:color w:val="2D2D2D"/>
                 <w:lang w:val="en-US" w:bidi="fa-IR"/>
+                <w:rtl w:val="0"/>
               </w:rPr>
               <w:t>Throughput</w:t>
             </w:r>
@@ -6166,6 +6368,7 @@
           </w:tcPr>
           <w:p>
             <w:pPr>
+              <w:bidi w:val="0"/>
               <w:spacing w:line="276" w:lineRule="auto" w:after="80"/>
               <w:jc w:val="left"/>
             </w:pPr>
@@ -6216,6 +6419,7 @@
                 <w:szCs w:val="21"/>
                 <w:color w:val="2D2D2D"/>
                 <w:lang w:val="en-US" w:bidi="fa-IR"/>
+                <w:rtl w:val="0"/>
               </w:rPr>
               <w:t>msg/sec</w:t>
             </w:r>
@@ -6240,6 +6444,7 @@
           </w:tcPr>
           <w:p>
             <w:pPr>
+              <w:bidi w:val="0"/>
               <w:spacing w:line="276" w:lineRule="auto" w:after="80"/>
               <w:jc w:val="left"/>
             </w:pPr>
@@ -6270,6 +6475,7 @@
                 <w:szCs w:val="21"/>
                 <w:color w:val="2D2D2D"/>
                 <w:lang w:val="en-US" w:bidi="fa-IR"/>
+                <w:rtl w:val="0"/>
               </w:rPr>
               <w:t>msg/sec</w:t>
             </w:r>
@@ -6299,7 +6505,7 @@
           </w:tcPr>
           <w:p>
             <w:pPr>
-              <w:bidi/>
+              <w:bidi w:val="1"/>
               <w:spacing w:line="276" w:lineRule="auto" w:after="80"/>
               <w:jc w:val="left"/>
             </w:pPr>
@@ -6374,6 +6580,7 @@
           </w:tcPr>
           <w:p>
             <w:pPr>
+              <w:bidi w:val="0"/>
               <w:spacing w:line="276" w:lineRule="auto" w:after="80"/>
               <w:jc w:val="left"/>
             </w:pPr>
@@ -6384,6 +6591,7 @@
                 <w:szCs w:val="21"/>
                 <w:color w:val="2D2D2D"/>
                 <w:lang w:val="en-US" w:bidi="fa-IR"/>
+                <w:rtl w:val="0"/>
               </w:rPr>
               <w:t>NVMe</w:t>
             </w:r>
@@ -6404,6 +6612,7 @@
                 <w:szCs w:val="21"/>
                 <w:color w:val="2D2D2D"/>
                 <w:lang w:val="en-US" w:bidi="fa-IR"/>
+                <w:rtl w:val="0"/>
               </w:rPr>
               <w:t>SSD</w:t>
             </w:r>
@@ -6424,6 +6633,7 @@
                 <w:szCs w:val="21"/>
                 <w:color w:val="2D2D2D"/>
                 <w:lang w:val="en-US" w:bidi="fa-IR"/>
+                <w:rtl w:val="0"/>
               </w:rPr>
               <w:t>RAID-10</w:t>
             </w:r>
@@ -6448,6 +6658,7 @@
           </w:tcPr>
           <w:p>
             <w:pPr>
+              <w:bidi w:val="0"/>
               <w:spacing w:line="276" w:lineRule="auto" w:after="80"/>
               <w:jc w:val="left"/>
             </w:pPr>
@@ -6458,6 +6669,7 @@
                 <w:szCs w:val="21"/>
                 <w:color w:val="2D2D2D"/>
                 <w:lang w:val="en-US" w:bidi="fa-IR"/>
+                <w:rtl w:val="0"/>
               </w:rPr>
               <w:t>Random</w:t>
             </w:r>
@@ -6478,6 +6690,7 @@
                 <w:szCs w:val="21"/>
                 <w:color w:val="2D2D2D"/>
                 <w:lang w:val="en-US" w:bidi="fa-IR"/>
+                <w:rtl w:val="0"/>
               </w:rPr>
               <w:t>Read</w:t>
             </w:r>
@@ -6498,6 +6711,7 @@
                 <w:szCs w:val="21"/>
                 <w:color w:val="2D2D2D"/>
                 <w:lang w:val="en-US" w:bidi="fa-IR"/>
+                <w:rtl w:val="0"/>
               </w:rPr>
               <w:t>IOPS</w:t>
             </w:r>
@@ -6522,6 +6736,7 @@
           </w:tcPr>
           <w:p>
             <w:pPr>
+              <w:bidi w:val="0"/>
               <w:spacing w:line="276" w:lineRule="auto" w:after="80"/>
               <w:jc w:val="left"/>
             </w:pPr>
@@ -6572,6 +6787,7 @@
                 <w:szCs w:val="21"/>
                 <w:color w:val="2D2D2D"/>
                 <w:lang w:val="en-US" w:bidi="fa-IR"/>
+                <w:rtl w:val="0"/>
               </w:rPr>
               <w:t>IOPS</w:t>
             </w:r>
@@ -6596,6 +6812,7 @@
           </w:tcPr>
           <w:p>
             <w:pPr>
+              <w:bidi w:val="0"/>
               <w:spacing w:line="276" w:lineRule="auto" w:after="80"/>
               <w:jc w:val="left"/>
             </w:pPr>
@@ -6626,6 +6843,7 @@
                 <w:szCs w:val="21"/>
                 <w:color w:val="2D2D2D"/>
                 <w:lang w:val="en-US" w:bidi="fa-IR"/>
+                <w:rtl w:val="0"/>
               </w:rPr>
               <w:t>IOPS</w:t>
             </w:r>
@@ -6655,7 +6873,7 @@
           </w:tcPr>
           <w:p>
             <w:pPr>
-              <w:bidi/>
+              <w:bidi w:val="1"/>
               <w:spacing w:line="276" w:lineRule="auto" w:after="80"/>
               <w:jc w:val="left"/>
             </w:pPr>
@@ -6726,6 +6944,7 @@
                 <w:szCs w:val="21"/>
                 <w:color w:val="2D2D2D"/>
                 <w:lang w:val="en-US" w:bidi="fa-IR"/>
+                <w:rtl w:val="0"/>
               </w:rPr>
               <w:t>(Cache)</w:t>
             </w:r>
@@ -6750,6 +6969,7 @@
           </w:tcPr>
           <w:p>
             <w:pPr>
+              <w:bidi w:val="0"/>
               <w:spacing w:line="276" w:lineRule="auto" w:after="80"/>
               <w:jc w:val="left"/>
             </w:pPr>
@@ -6760,6 +6980,7 @@
                 <w:szCs w:val="21"/>
                 <w:color w:val="2D2D2D"/>
                 <w:lang w:val="en-US" w:bidi="fa-IR"/>
+                <w:rtl w:val="0"/>
               </w:rPr>
               <w:t>Redis</w:t>
             </w:r>
@@ -6800,6 +7021,7 @@
                 <w:szCs w:val="21"/>
                 <w:color w:val="2D2D2D"/>
                 <w:lang w:val="en-US" w:bidi="fa-IR"/>
+                <w:rtl w:val="0"/>
               </w:rPr>
               <w:t>Cluster</w:t>
             </w:r>
@@ -6824,6 +7046,7 @@
           </w:tcPr>
           <w:p>
             <w:pPr>
+              <w:bidi w:val="0"/>
               <w:spacing w:line="276" w:lineRule="auto" w:after="80"/>
               <w:jc w:val="left"/>
             </w:pPr>
@@ -6834,6 +7057,7 @@
                 <w:szCs w:val="21"/>
                 <w:color w:val="2D2D2D"/>
                 <w:lang w:val="en-US" w:bidi="fa-IR"/>
+                <w:rtl w:val="0"/>
               </w:rPr>
               <w:t>p99</w:t>
             </w:r>
@@ -6854,6 +7078,7 @@
                 <w:szCs w:val="21"/>
                 <w:color w:val="2D2D2D"/>
                 <w:lang w:val="en-US" w:bidi="fa-IR"/>
+                <w:rtl w:val="0"/>
               </w:rPr>
               <w:t>Read</w:t>
             </w:r>
@@ -6874,6 +7099,7 @@
                 <w:szCs w:val="21"/>
                 <w:color w:val="2D2D2D"/>
                 <w:lang w:val="en-US" w:bidi="fa-IR"/>
+                <w:rtl w:val="0"/>
               </w:rPr>
               <w:t>Latency</w:t>
             </w:r>
@@ -6898,6 +7124,7 @@
           </w:tcPr>
           <w:p>
             <w:pPr>
+              <w:bidi w:val="0"/>
               <w:spacing w:line="276" w:lineRule="auto" w:after="80"/>
               <w:jc w:val="left"/>
             </w:pPr>
@@ -6948,6 +7175,7 @@
                 <w:szCs w:val="21"/>
                 <w:color w:val="2D2D2D"/>
                 <w:lang w:val="en-US" w:bidi="fa-IR"/>
+                <w:rtl w:val="0"/>
               </w:rPr>
               <w:t>ms</w:t>
             </w:r>
@@ -6972,6 +7200,7 @@
           </w:tcPr>
           <w:p>
             <w:pPr>
+              <w:bidi w:val="0"/>
               <w:spacing w:line="276" w:lineRule="auto" w:after="80"/>
               <w:jc w:val="left"/>
             </w:pPr>
@@ -7002,6 +7231,7 @@
                 <w:szCs w:val="21"/>
                 <w:color w:val="2D2D2D"/>
                 <w:lang w:val="en-US" w:bidi="fa-IR"/>
+                <w:rtl w:val="0"/>
               </w:rPr>
               <w:t>ms</w:t>
             </w:r>
@@ -7031,7 +7261,7 @@
           </w:tcPr>
           <w:p>
             <w:pPr>
-              <w:bidi/>
+              <w:bidi w:val="1"/>
               <w:spacing w:line="276" w:lineRule="auto" w:after="80"/>
               <w:jc w:val="left"/>
             </w:pPr>
@@ -7106,6 +7336,7 @@
           </w:tcPr>
           <w:p>
             <w:pPr>
+              <w:bidi w:val="0"/>
               <w:spacing w:line="276" w:lineRule="auto" w:after="80"/>
               <w:jc w:val="left"/>
             </w:pPr>
@@ -7116,6 +7347,7 @@
                 <w:szCs w:val="21"/>
                 <w:color w:val="2D2D2D"/>
                 <w:lang w:val="en-US" w:bidi="fa-IR"/>
+                <w:rtl w:val="0"/>
               </w:rPr>
               <w:t>Columnstore</w:t>
             </w:r>
@@ -7136,6 +7368,7 @@
                 <w:szCs w:val="21"/>
                 <w:color w:val="2D2D2D"/>
                 <w:lang w:val="en-US" w:bidi="fa-IR"/>
+                <w:rtl w:val="0"/>
               </w:rPr>
               <w:t>Index</w:t>
             </w:r>
@@ -7160,6 +7393,7 @@
           </w:tcPr>
           <w:p>
             <w:pPr>
+              <w:bidi w:val="0"/>
               <w:spacing w:line="276" w:lineRule="auto" w:after="80"/>
               <w:jc w:val="left"/>
             </w:pPr>
@@ -7170,6 +7404,7 @@
                 <w:szCs w:val="21"/>
                 <w:color w:val="2D2D2D"/>
                 <w:lang w:val="en-US" w:bidi="fa-IR"/>
+                <w:rtl w:val="0"/>
               </w:rPr>
               <w:t>Execution</w:t>
             </w:r>
@@ -7190,6 +7425,7 @@
                 <w:szCs w:val="21"/>
                 <w:color w:val="2D2D2D"/>
                 <w:lang w:val="en-US" w:bidi="fa-IR"/>
+                <w:rtl w:val="0"/>
               </w:rPr>
               <w:t>Duration</w:t>
             </w:r>
@@ -7214,6 +7450,7 @@
           </w:tcPr>
           <w:p>
             <w:pPr>
+              <w:bidi w:val="0"/>
               <w:spacing w:line="276" w:lineRule="auto" w:after="80"/>
               <w:jc w:val="left"/>
             </w:pPr>
@@ -7264,6 +7501,7 @@
                 <w:szCs w:val="21"/>
                 <w:color w:val="2D2D2D"/>
                 <w:lang w:val="en-US" w:bidi="fa-IR"/>
+                <w:rtl w:val="0"/>
               </w:rPr>
               <w:t>ms</w:t>
             </w:r>
@@ -7288,6 +7526,7 @@
           </w:tcPr>
           <w:p>
             <w:pPr>
+              <w:bidi w:val="0"/>
               <w:spacing w:line="276" w:lineRule="auto" w:after="80"/>
               <w:jc w:val="left"/>
             </w:pPr>
@@ -7318,6 +7557,7 @@
                 <w:szCs w:val="21"/>
                 <w:color w:val="2D2D2D"/>
                 <w:lang w:val="en-US" w:bidi="fa-IR"/>
+                <w:rtl w:val="0"/>
               </w:rPr>
               <w:t>ms</w:t>
             </w:r>
@@ -7333,7 +7573,7 @@
     </w:p>
     <w:p>
       <w:pPr>
-        <w:bidi/>
+        <w:bidi w:val="1"/>
         <w:spacing w:line="336" w:lineRule="auto" w:after="120"/>
         <w:jc w:val="both"/>
       </w:pPr>
@@ -7524,6 +7764,7 @@
           <w:szCs w:val="22"/>
           <w:color w:val="2D2D2D"/>
           <w:lang w:val="en-US" w:bidi="fa-IR"/>
+          <w:rtl w:val="0"/>
         </w:rPr>
         <w:t>JSON</w:t>
       </w:r>
@@ -7578,6 +7819,7 @@
           </w:tcPr>
           <w:p>
             <w:pPr>
+              <w:bidi w:val="0"/>
               <w:spacing w:before="0" w:after="0" w:line="276" w:lineRule="auto"/>
               <w:jc w:val="left"/>
             </w:pPr>
@@ -7588,12 +7830,14 @@
                 <w:szCs w:val="19"/>
                 <w:color w:val="24292E"/>
                 <w:lang w:val="en-US" w:bidi="fa-IR"/>
+                <w:rtl w:val="0"/>
               </w:rPr>
               <w:t>{</w:t>
             </w:r>
           </w:p>
           <w:p>
             <w:pPr>
+              <w:bidi w:val="0"/>
               <w:spacing w:before="0" w:after="0" w:line="276" w:lineRule="auto"/>
               <w:jc w:val="left"/>
             </w:pPr>
@@ -7604,6 +7848,7 @@
                 <w:szCs w:val="19"/>
                 <w:color w:val="bbbbbb"/>
                 <w:lang w:val="en-US" w:bidi="fa-IR"/>
+                <w:rtl w:val="0"/>
               </w:rPr>
               <w:t xml:space="preserve">  </w:t>
             </w:r>
@@ -7616,6 +7861,7 @@
                 <w:bCs/>
                 <w:color w:val="062873"/>
                 <w:lang w:val="en-US" w:bidi="fa-IR"/>
+                <w:rtl w:val="0"/>
               </w:rPr>
               <w:t>"benchmark_suite"</w:t>
             </w:r>
@@ -7626,6 +7872,7 @@
                 <w:szCs w:val="19"/>
                 <w:color w:val="24292E"/>
                 <w:lang w:val="en-US" w:bidi="fa-IR"/>
+                <w:rtl w:val="0"/>
               </w:rPr>
               <w:t>:</w:t>
             </w:r>
@@ -7636,6 +7883,7 @@
                 <w:szCs w:val="19"/>
                 <w:color w:val="bbbbbb"/>
                 <w:lang w:val="en-US" w:bidi="fa-IR"/>
+                <w:rtl w:val="0"/>
               </w:rPr>
               <w:t xml:space="preserve"> </w:t>
             </w:r>
@@ -7646,6 +7894,7 @@
                 <w:szCs w:val="19"/>
                 <w:color w:val="4070a0"/>
                 <w:lang w:val="en-US" w:bidi="fa-IR"/>
+                <w:rtl w:val="0"/>
               </w:rPr>
               <w:t>"OLTP-Throughput-Test"</w:t>
             </w:r>
@@ -7656,12 +7905,14 @@
                 <w:szCs w:val="19"/>
                 <w:color w:val="24292E"/>
                 <w:lang w:val="en-US" w:bidi="fa-IR"/>
+                <w:rtl w:val="0"/>
               </w:rPr>
               <w:t>,</w:t>
             </w:r>
           </w:p>
           <w:p>
             <w:pPr>
+              <w:bidi w:val="0"/>
               <w:spacing w:before="0" w:after="0" w:line="276" w:lineRule="auto"/>
               <w:jc w:val="left"/>
             </w:pPr>
@@ -7672,6 +7923,7 @@
                 <w:szCs w:val="19"/>
                 <w:color w:val="bbbbbb"/>
                 <w:lang w:val="en-US" w:bidi="fa-IR"/>
+                <w:rtl w:val="0"/>
               </w:rPr>
               <w:t xml:space="preserve">  </w:t>
             </w:r>
@@ -7684,6 +7936,7 @@
                 <w:bCs/>
                 <w:color w:val="062873"/>
                 <w:lang w:val="en-US" w:bidi="fa-IR"/>
+                <w:rtl w:val="0"/>
               </w:rPr>
               <w:t>"concurrency_level"</w:t>
             </w:r>
@@ -7694,6 +7947,7 @@
                 <w:szCs w:val="19"/>
                 <w:color w:val="24292E"/>
                 <w:lang w:val="en-US" w:bidi="fa-IR"/>
+                <w:rtl w:val="0"/>
               </w:rPr>
               <w:t>:</w:t>
             </w:r>
@@ -7704,6 +7958,7 @@
                 <w:szCs w:val="19"/>
                 <w:color w:val="bbbbbb"/>
                 <w:lang w:val="en-US" w:bidi="fa-IR"/>
+                <w:rtl w:val="0"/>
               </w:rPr>
               <w:t xml:space="preserve"> </w:t>
             </w:r>
@@ -7714,6 +7969,7 @@
                 <w:szCs w:val="19"/>
                 <w:color w:val="40a070"/>
                 <w:lang w:val="en-US" w:bidi="fa-IR"/>
+                <w:rtl w:val="0"/>
               </w:rPr>
               <w:t>5000</w:t>
             </w:r>
@@ -7724,12 +7980,14 @@
                 <w:szCs w:val="19"/>
                 <w:color w:val="24292E"/>
                 <w:lang w:val="en-US" w:bidi="fa-IR"/>
+                <w:rtl w:val="0"/>
               </w:rPr>
               <w:t>,</w:t>
             </w:r>
           </w:p>
           <w:p>
             <w:pPr>
+              <w:bidi w:val="0"/>
               <w:spacing w:before="0" w:after="0" w:line="276" w:lineRule="auto"/>
               <w:jc w:val="left"/>
             </w:pPr>
@@ -7740,6 +7998,7 @@
                 <w:szCs w:val="19"/>
                 <w:color w:val="bbbbbb"/>
                 <w:lang w:val="en-US" w:bidi="fa-IR"/>
+                <w:rtl w:val="0"/>
               </w:rPr>
               <w:t xml:space="preserve">  </w:t>
             </w:r>
@@ -7752,6 +8011,7 @@
                 <w:bCs/>
                 <w:color w:val="062873"/>
                 <w:lang w:val="en-US" w:bidi="fa-IR"/>
+                <w:rtl w:val="0"/>
               </w:rPr>
               <w:t>"component"</w:t>
             </w:r>
@@ -7762,6 +8022,7 @@
                 <w:szCs w:val="19"/>
                 <w:color w:val="24292E"/>
                 <w:lang w:val="en-US" w:bidi="fa-IR"/>
+                <w:rtl w:val="0"/>
               </w:rPr>
               <w:t>:</w:t>
             </w:r>
@@ -7772,6 +8033,7 @@
                 <w:szCs w:val="19"/>
                 <w:color w:val="bbbbbb"/>
                 <w:lang w:val="en-US" w:bidi="fa-IR"/>
+                <w:rtl w:val="0"/>
               </w:rPr>
               <w:t xml:space="preserve"> </w:t>
             </w:r>
@@ -7782,6 +8044,7 @@
                 <w:szCs w:val="19"/>
                 <w:color w:val="4070a0"/>
                 <w:lang w:val="en-US" w:bidi="fa-IR"/>
+                <w:rtl w:val="0"/>
               </w:rPr>
               <w:t>"Apache Kafka 3.4"</w:t>
             </w:r>
@@ -7792,12 +8055,14 @@
                 <w:szCs w:val="19"/>
                 <w:color w:val="24292E"/>
                 <w:lang w:val="en-US" w:bidi="fa-IR"/>
+                <w:rtl w:val="0"/>
               </w:rPr>
               <w:t>,</w:t>
             </w:r>
           </w:p>
           <w:p>
             <w:pPr>
+              <w:bidi w:val="0"/>
               <w:spacing w:before="0" w:after="0" w:line="276" w:lineRule="auto"/>
               <w:jc w:val="left"/>
             </w:pPr>
@@ -7808,6 +8073,7 @@
                 <w:szCs w:val="19"/>
                 <w:color w:val="bbbbbb"/>
                 <w:lang w:val="en-US" w:bidi="fa-IR"/>
+                <w:rtl w:val="0"/>
               </w:rPr>
               <w:t xml:space="preserve">  </w:t>
             </w:r>
@@ -7820,6 +8086,7 @@
                 <w:bCs/>
                 <w:color w:val="062873"/>
                 <w:lang w:val="en-US" w:bidi="fa-IR"/>
+                <w:rtl w:val="0"/>
               </w:rPr>
               <w:t>"duration_seconds"</w:t>
             </w:r>
@@ -7830,6 +8097,7 @@
                 <w:szCs w:val="19"/>
                 <w:color w:val="24292E"/>
                 <w:lang w:val="en-US" w:bidi="fa-IR"/>
+                <w:rtl w:val="0"/>
               </w:rPr>
               <w:t>:</w:t>
             </w:r>
@@ -7840,6 +8108,7 @@
                 <w:szCs w:val="19"/>
                 <w:color w:val="bbbbbb"/>
                 <w:lang w:val="en-US" w:bidi="fa-IR"/>
+                <w:rtl w:val="0"/>
               </w:rPr>
               <w:t xml:space="preserve"> </w:t>
             </w:r>
@@ -7850,6 +8119,7 @@
                 <w:szCs w:val="19"/>
                 <w:color w:val="40a070"/>
                 <w:lang w:val="en-US" w:bidi="fa-IR"/>
+                <w:rtl w:val="0"/>
               </w:rPr>
               <w:t>300</w:t>
             </w:r>
@@ -7860,12 +8130,14 @@
                 <w:szCs w:val="19"/>
                 <w:color w:val="24292E"/>
                 <w:lang w:val="en-US" w:bidi="fa-IR"/>
+                <w:rtl w:val="0"/>
               </w:rPr>
               <w:t>,</w:t>
             </w:r>
           </w:p>
           <w:p>
             <w:pPr>
+              <w:bidi w:val="0"/>
               <w:spacing w:before="0" w:after="0" w:line="276" w:lineRule="auto"/>
               <w:jc w:val="left"/>
             </w:pPr>
@@ -7876,6 +8148,7 @@
                 <w:szCs w:val="19"/>
                 <w:color w:val="bbbbbb"/>
                 <w:lang w:val="en-US" w:bidi="fa-IR"/>
+                <w:rtl w:val="0"/>
               </w:rPr>
               <w:t xml:space="preserve">  </w:t>
             </w:r>
@@ -7888,6 +8161,7 @@
                 <w:bCs/>
                 <w:color w:val="062873"/>
                 <w:lang w:val="en-US" w:bidi="fa-IR"/>
+                <w:rtl w:val="0"/>
               </w:rPr>
               <w:t>"metrics"</w:t>
             </w:r>
@@ -7898,6 +8172,7 @@
                 <w:szCs w:val="19"/>
                 <w:color w:val="24292E"/>
                 <w:lang w:val="en-US" w:bidi="fa-IR"/>
+                <w:rtl w:val="0"/>
               </w:rPr>
               <w:t>:</w:t>
             </w:r>
@@ -7908,6 +8183,7 @@
                 <w:szCs w:val="19"/>
                 <w:color w:val="bbbbbb"/>
                 <w:lang w:val="en-US" w:bidi="fa-IR"/>
+                <w:rtl w:val="0"/>
               </w:rPr>
               <w:t xml:space="preserve"> </w:t>
             </w:r>
@@ -7918,12 +8194,14 @@
                 <w:szCs w:val="19"/>
                 <w:color w:val="24292E"/>
                 <w:lang w:val="en-US" w:bidi="fa-IR"/>
+                <w:rtl w:val="0"/>
               </w:rPr>
               <w:t>{</w:t>
             </w:r>
           </w:p>
           <w:p>
             <w:pPr>
+              <w:bidi w:val="0"/>
               <w:spacing w:before="0" w:after="0" w:line="276" w:lineRule="auto"/>
               <w:jc w:val="left"/>
             </w:pPr>
@@ -7934,6 +8212,7 @@
                 <w:szCs w:val="19"/>
                 <w:color w:val="bbbbbb"/>
                 <w:lang w:val="en-US" w:bidi="fa-IR"/>
+                <w:rtl w:val="0"/>
               </w:rPr>
               <w:t xml:space="preserve">    </w:t>
             </w:r>
@@ -7946,6 +8225,7 @@
                 <w:bCs/>
                 <w:color w:val="062873"/>
                 <w:lang w:val="en-US" w:bidi="fa-IR"/>
+                <w:rtl w:val="0"/>
               </w:rPr>
               <w:t>"total_messages_processed"</w:t>
             </w:r>
@@ -7956,6 +8236,7 @@
                 <w:szCs w:val="19"/>
                 <w:color w:val="24292E"/>
                 <w:lang w:val="en-US" w:bidi="fa-IR"/>
+                <w:rtl w:val="0"/>
               </w:rPr>
               <w:t>:</w:t>
             </w:r>
@@ -7966,6 +8247,7 @@
                 <w:szCs w:val="19"/>
                 <w:color w:val="bbbbbb"/>
                 <w:lang w:val="en-US" w:bidi="fa-IR"/>
+                <w:rtl w:val="0"/>
               </w:rPr>
               <w:t xml:space="preserve"> </w:t>
             </w:r>
@@ -7976,6 +8258,7 @@
                 <w:szCs w:val="19"/>
                 <w:color w:val="40a070"/>
                 <w:lang w:val="en-US" w:bidi="fa-IR"/>
+                <w:rtl w:val="0"/>
               </w:rPr>
               <w:t>20550000</w:t>
             </w:r>
@@ -7986,12 +8269,14 @@
                 <w:szCs w:val="19"/>
                 <w:color w:val="24292E"/>
                 <w:lang w:val="en-US" w:bidi="fa-IR"/>
+                <w:rtl w:val="0"/>
               </w:rPr>
               <w:t>,</w:t>
             </w:r>
           </w:p>
           <w:p>
             <w:pPr>
+              <w:bidi w:val="0"/>
               <w:spacing w:before="0" w:after="0" w:line="276" w:lineRule="auto"/>
               <w:jc w:val="left"/>
             </w:pPr>
@@ -8002,6 +8287,7 @@
                 <w:szCs w:val="19"/>
                 <w:color w:val="bbbbbb"/>
                 <w:lang w:val="en-US" w:bidi="fa-IR"/>
+                <w:rtl w:val="0"/>
               </w:rPr>
               <w:t xml:space="preserve">    </w:t>
             </w:r>
@@ -8014,6 +8300,7 @@
                 <w:bCs/>
                 <w:color w:val="062873"/>
                 <w:lang w:val="en-US" w:bidi="fa-IR"/>
+                <w:rtl w:val="0"/>
               </w:rPr>
               <w:t>"throughput_msg_per_sec"</w:t>
             </w:r>
@@ -8024,6 +8311,7 @@
                 <w:szCs w:val="19"/>
                 <w:color w:val="24292E"/>
                 <w:lang w:val="en-US" w:bidi="fa-IR"/>
+                <w:rtl w:val="0"/>
               </w:rPr>
               <w:t>:</w:t>
             </w:r>
@@ -8034,6 +8322,7 @@
                 <w:szCs w:val="19"/>
                 <w:color w:val="bbbbbb"/>
                 <w:lang w:val="en-US" w:bidi="fa-IR"/>
+                <w:rtl w:val="0"/>
               </w:rPr>
               <w:t xml:space="preserve"> </w:t>
             </w:r>
@@ -8044,6 +8333,7 @@
                 <w:szCs w:val="19"/>
                 <w:color w:val="40a070"/>
                 <w:lang w:val="en-US" w:bidi="fa-IR"/>
+                <w:rtl w:val="0"/>
               </w:rPr>
               <w:t>68500</w:t>
             </w:r>
@@ -8054,12 +8344,14 @@
                 <w:szCs w:val="19"/>
                 <w:color w:val="24292E"/>
                 <w:lang w:val="en-US" w:bidi="fa-IR"/>
+                <w:rtl w:val="0"/>
               </w:rPr>
               <w:t>,</w:t>
             </w:r>
           </w:p>
           <w:p>
             <w:pPr>
+              <w:bidi w:val="0"/>
               <w:spacing w:before="0" w:after="0" w:line="276" w:lineRule="auto"/>
               <w:jc w:val="left"/>
             </w:pPr>
@@ -8070,6 +8362,7 @@
                 <w:szCs w:val="19"/>
                 <w:color w:val="bbbbbb"/>
                 <w:lang w:val="en-US" w:bidi="fa-IR"/>
+                <w:rtl w:val="0"/>
               </w:rPr>
               <w:t xml:space="preserve">    </w:t>
             </w:r>
@@ -8082,6 +8375,7 @@
                 <w:bCs/>
                 <w:color w:val="062873"/>
                 <w:lang w:val="en-US" w:bidi="fa-IR"/>
+                <w:rtl w:val="0"/>
               </w:rPr>
               <w:t>"latency_p95_ms"</w:t>
             </w:r>
@@ -8092,6 +8386,7 @@
                 <w:szCs w:val="19"/>
                 <w:color w:val="24292E"/>
                 <w:lang w:val="en-US" w:bidi="fa-IR"/>
+                <w:rtl w:val="0"/>
               </w:rPr>
               <w:t>:</w:t>
             </w:r>
@@ -8102,6 +8397,7 @@
                 <w:szCs w:val="19"/>
                 <w:color w:val="bbbbbb"/>
                 <w:lang w:val="en-US" w:bidi="fa-IR"/>
+                <w:rtl w:val="0"/>
               </w:rPr>
               <w:t xml:space="preserve"> </w:t>
             </w:r>
@@ -8112,6 +8408,7 @@
                 <w:szCs w:val="19"/>
                 <w:color w:val="40a070"/>
                 <w:lang w:val="en-US" w:bidi="fa-IR"/>
+                <w:rtl w:val="0"/>
               </w:rPr>
               <w:t>0.85</w:t>
             </w:r>
@@ -8122,12 +8419,14 @@
                 <w:szCs w:val="19"/>
                 <w:color w:val="24292E"/>
                 <w:lang w:val="en-US" w:bidi="fa-IR"/>
+                <w:rtl w:val="0"/>
               </w:rPr>
               <w:t>,</w:t>
             </w:r>
           </w:p>
           <w:p>
             <w:pPr>
+              <w:bidi w:val="0"/>
               <w:spacing w:before="0" w:after="0" w:line="276" w:lineRule="auto"/>
               <w:jc w:val="left"/>
             </w:pPr>
@@ -8138,6 +8437,7 @@
                 <w:szCs w:val="19"/>
                 <w:color w:val="bbbbbb"/>
                 <w:lang w:val="en-US" w:bidi="fa-IR"/>
+                <w:rtl w:val="0"/>
               </w:rPr>
               <w:t xml:space="preserve">    </w:t>
             </w:r>
@@ -8150,6 +8450,7 @@
                 <w:bCs/>
                 <w:color w:val="062873"/>
                 <w:lang w:val="en-US" w:bidi="fa-IR"/>
+                <w:rtl w:val="0"/>
               </w:rPr>
               <w:t>"latency_p99_ms"</w:t>
             </w:r>
@@ -8160,6 +8461,7 @@
                 <w:szCs w:val="19"/>
                 <w:color w:val="24292E"/>
                 <w:lang w:val="en-US" w:bidi="fa-IR"/>
+                <w:rtl w:val="0"/>
               </w:rPr>
               <w:t>:</w:t>
             </w:r>
@@ -8170,6 +8472,7 @@
                 <w:szCs w:val="19"/>
                 <w:color w:val="bbbbbb"/>
                 <w:lang w:val="en-US" w:bidi="fa-IR"/>
+                <w:rtl w:val="0"/>
               </w:rPr>
               <w:t xml:space="preserve"> </w:t>
             </w:r>
@@ -8180,12 +8483,14 @@
                 <w:szCs w:val="19"/>
                 <w:color w:val="40a070"/>
                 <w:lang w:val="en-US" w:bidi="fa-IR"/>
+                <w:rtl w:val="0"/>
               </w:rPr>
               <w:t>1.15</w:t>
             </w:r>
           </w:p>
           <w:p>
             <w:pPr>
+              <w:bidi w:val="0"/>
               <w:spacing w:before="0" w:after="0" w:line="276" w:lineRule="auto"/>
               <w:jc w:val="left"/>
             </w:pPr>
@@ -8196,6 +8501,7 @@
                 <w:szCs w:val="19"/>
                 <w:color w:val="bbbbbb"/>
                 <w:lang w:val="en-US" w:bidi="fa-IR"/>
+                <w:rtl w:val="0"/>
               </w:rPr>
               <w:t xml:space="preserve">  </w:t>
             </w:r>
@@ -8206,12 +8512,14 @@
                 <w:szCs w:val="19"/>
                 <w:color w:val="24292E"/>
                 <w:lang w:val="en-US" w:bidi="fa-IR"/>
+                <w:rtl w:val="0"/>
               </w:rPr>
               <w:t>},</w:t>
             </w:r>
           </w:p>
           <w:p>
             <w:pPr>
+              <w:bidi w:val="0"/>
               <w:spacing w:before="0" w:after="0" w:line="276" w:lineRule="auto"/>
               <w:jc w:val="left"/>
             </w:pPr>
@@ -8222,6 +8530,7 @@
                 <w:szCs w:val="19"/>
                 <w:color w:val="bbbbbb"/>
                 <w:lang w:val="en-US" w:bidi="fa-IR"/>
+                <w:rtl w:val="0"/>
               </w:rPr>
               <w:t xml:space="preserve">  </w:t>
             </w:r>
@@ -8234,6 +8543,7 @@
                 <w:bCs/>
                 <w:color w:val="062873"/>
                 <w:lang w:val="en-US" w:bidi="fa-IR"/>
+                <w:rtl w:val="0"/>
               </w:rPr>
               <w:t>"status"</w:t>
             </w:r>
@@ -8244,6 +8554,7 @@
                 <w:szCs w:val="19"/>
                 <w:color w:val="24292E"/>
                 <w:lang w:val="en-US" w:bidi="fa-IR"/>
+                <w:rtl w:val="0"/>
               </w:rPr>
               <w:t>:</w:t>
             </w:r>
@@ -8254,6 +8565,7 @@
                 <w:szCs w:val="19"/>
                 <w:color w:val="bbbbbb"/>
                 <w:lang w:val="en-US" w:bidi="fa-IR"/>
+                <w:rtl w:val="0"/>
               </w:rPr>
               <w:t xml:space="preserve"> </w:t>
             </w:r>
@@ -8264,12 +8576,14 @@
                 <w:szCs w:val="19"/>
                 <w:color w:val="4070a0"/>
                 <w:lang w:val="en-US" w:bidi="fa-IR"/>
+                <w:rtl w:val="0"/>
               </w:rPr>
               <w:t>"PASSED"</w:t>
             </w:r>
           </w:p>
           <w:p>
             <w:pPr>
+              <w:bidi w:val="0"/>
               <w:spacing w:before="0" w:after="0" w:line="276" w:lineRule="auto"/>
               <w:jc w:val="left"/>
             </w:pPr>
@@ -8280,6 +8594,7 @@
                 <w:szCs w:val="19"/>
                 <w:color w:val="24292E"/>
                 <w:lang w:val="en-US" w:bidi="fa-IR"/>
+                <w:rtl w:val="0"/>
               </w:rPr>
               <w:t>}</w:t>
             </w:r>
@@ -8295,7 +8610,7 @@
     </w:p>
     <w:p>
       <w:pPr>
-        <w:bidi/>
+        <w:bidi w:val="1"/>
         <w:spacing w:line="336" w:lineRule="auto" w:after="120"/>
         <w:jc w:val="both"/>
       </w:pPr>
@@ -8476,6 +8791,7 @@
           <w:szCs w:val="22"/>
           <w:color w:val="2D2D2D"/>
           <w:lang w:val="en-US" w:bidi="fa-IR"/>
+          <w:rtl w:val="0"/>
         </w:rPr>
         <w:t>Latency</w:t>
       </w:r>
@@ -8496,6 +8812,7 @@
           <w:szCs w:val="22"/>
           <w:color w:val="2D2D2D"/>
           <w:lang w:val="en-US" w:bidi="fa-IR"/>
+          <w:rtl w:val="0"/>
         </w:rPr>
         <w:t>Percentiles</w:t>
       </w:r>
@@ -8600,6 +8917,7 @@
           </w:tcPr>
           <w:p>
             <w:pPr>
+              <w:bidi w:val="0"/>
               <w:spacing w:before="0" w:after="0" w:line="276" w:lineRule="auto"/>
               <w:jc w:val="left"/>
             </w:pPr>
@@ -8612,6 +8930,7 @@
                 <w:bCs/>
                 <w:color w:val="007020"/>
                 <w:lang w:val="en-US" w:bidi="fa-IR"/>
+                <w:rtl w:val="0"/>
               </w:rPr>
               <w:t>from</w:t>
             </w:r>
@@ -8622,6 +8941,7 @@
                 <w:szCs w:val="19"/>
                 <w:color w:val="bbbbbb"/>
                 <w:lang w:val="en-US" w:bidi="fa-IR"/>
+                <w:rtl w:val="0"/>
               </w:rPr>
               <w:t xml:space="preserve"> </w:t>
             </w:r>
@@ -8634,6 +8954,7 @@
                 <w:bCs/>
                 <w:color w:val="0e84b5"/>
                 <w:lang w:val="en-US" w:bidi="fa-IR"/>
+                <w:rtl w:val="0"/>
               </w:rPr>
               <w:t>typing</w:t>
             </w:r>
@@ -8644,6 +8965,7 @@
                 <w:szCs w:val="19"/>
                 <w:color w:val="bbbbbb"/>
                 <w:lang w:val="en-US" w:bidi="fa-IR"/>
+                <w:rtl w:val="0"/>
               </w:rPr>
               <w:t xml:space="preserve"> </w:t>
             </w:r>
@@ -8656,6 +8978,7 @@
                 <w:bCs/>
                 <w:color w:val="007020"/>
                 <w:lang w:val="en-US" w:bidi="fa-IR"/>
+                <w:rtl w:val="0"/>
               </w:rPr>
               <w:t>import</w:t>
             </w:r>
@@ -8666,6 +8989,7 @@
                 <w:szCs w:val="19"/>
                 <w:color w:val="24292E"/>
                 <w:lang w:val="en-US" w:bidi="fa-IR"/>
+                <w:rtl w:val="0"/>
               </w:rPr>
               <w:t xml:space="preserve"> </w:t>
             </w:r>
@@ -8676,6 +9000,7 @@
                 <w:szCs w:val="19"/>
                 <w:color w:val="24292E"/>
                 <w:lang w:val="en-US" w:bidi="fa-IR"/>
+                <w:rtl w:val="0"/>
               </w:rPr>
               <w:t>List</w:t>
             </w:r>
@@ -8686,6 +9011,7 @@
                 <w:szCs w:val="19"/>
                 <w:color w:val="24292E"/>
                 <w:lang w:val="en-US" w:bidi="fa-IR"/>
+                <w:rtl w:val="0"/>
               </w:rPr>
               <w:t>,</w:t>
             </w:r>
@@ -8696,6 +9022,7 @@
                 <w:szCs w:val="19"/>
                 <w:color w:val="24292E"/>
                 <w:lang w:val="en-US" w:bidi="fa-IR"/>
+                <w:rtl w:val="0"/>
               </w:rPr>
               <w:t xml:space="preserve"> </w:t>
             </w:r>
@@ -8706,12 +9033,14 @@
                 <w:szCs w:val="19"/>
                 <w:color w:val="24292E"/>
                 <w:lang w:val="en-US" w:bidi="fa-IR"/>
+                <w:rtl w:val="0"/>
               </w:rPr>
               <w:t>Dict</w:t>
             </w:r>
           </w:p>
           <w:p>
             <w:pPr>
+              <w:bidi w:val="0"/>
               <w:spacing w:before="0" w:after="0" w:line="276" w:lineRule="auto"/>
               <w:jc w:val="left"/>
             </w:pPr>
@@ -8722,11 +9051,13 @@
                 <w:szCs w:val="19"/>
                 <w:color w:val="24292E"/>
                 <w:lang w:val="en-US" w:bidi="fa-IR"/>
+                <w:rtl w:val="0"/>
               </w:rPr>
             </w:r>
           </w:p>
           <w:p>
             <w:pPr>
+              <w:bidi w:val="0"/>
               <w:spacing w:before="0" w:after="0" w:line="276" w:lineRule="auto"/>
               <w:jc w:val="left"/>
             </w:pPr>
@@ -8739,6 +9070,7 @@
                 <w:bCs/>
                 <w:color w:val="007020"/>
                 <w:lang w:val="en-US" w:bidi="fa-IR"/>
+                <w:rtl w:val="0"/>
               </w:rPr>
               <w:t>def</w:t>
             </w:r>
@@ -8749,6 +9081,7 @@
                 <w:szCs w:val="19"/>
                 <w:color w:val="bbbbbb"/>
                 <w:lang w:val="en-US" w:bidi="fa-IR"/>
+                <w:rtl w:val="0"/>
               </w:rPr>
               <w:t xml:space="preserve"> </w:t>
             </w:r>
@@ -8759,6 +9092,7 @@
                 <w:szCs w:val="19"/>
                 <w:color w:val="06287e"/>
                 <w:lang w:val="en-US" w:bidi="fa-IR"/>
+                <w:rtl w:val="0"/>
               </w:rPr>
               <w:t>calculate_latency_metrics</w:t>
             </w:r>
@@ -8769,6 +9103,7 @@
                 <w:szCs w:val="19"/>
                 <w:color w:val="24292E"/>
                 <w:lang w:val="en-US" w:bidi="fa-IR"/>
+                <w:rtl w:val="0"/>
               </w:rPr>
               <w:t>(</w:t>
             </w:r>
@@ -8779,6 +9114,7 @@
                 <w:szCs w:val="19"/>
                 <w:color w:val="24292E"/>
                 <w:lang w:val="en-US" w:bidi="fa-IR"/>
+                <w:rtl w:val="0"/>
               </w:rPr>
               <w:t>latencies_ms</w:t>
             </w:r>
@@ -8789,6 +9125,7 @@
                 <w:szCs w:val="19"/>
                 <w:color w:val="24292E"/>
                 <w:lang w:val="en-US" w:bidi="fa-IR"/>
+                <w:rtl w:val="0"/>
               </w:rPr>
               <w:t>:</w:t>
             </w:r>
@@ -8799,6 +9136,7 @@
                 <w:szCs w:val="19"/>
                 <w:color w:val="24292E"/>
                 <w:lang w:val="en-US" w:bidi="fa-IR"/>
+                <w:rtl w:val="0"/>
               </w:rPr>
               <w:t xml:space="preserve"> </w:t>
             </w:r>
@@ -8809,6 +9147,7 @@
                 <w:szCs w:val="19"/>
                 <w:color w:val="24292E"/>
                 <w:lang w:val="en-US" w:bidi="fa-IR"/>
+                <w:rtl w:val="0"/>
               </w:rPr>
               <w:t>List</w:t>
             </w:r>
@@ -8819,6 +9158,7 @@
                 <w:szCs w:val="19"/>
                 <w:color w:val="24292E"/>
                 <w:lang w:val="en-US" w:bidi="fa-IR"/>
+                <w:rtl w:val="0"/>
               </w:rPr>
               <w:t>[</w:t>
             </w:r>
@@ -8829,6 +9169,7 @@
                 <w:szCs w:val="19"/>
                 <w:color w:val="007020"/>
                 <w:lang w:val="en-US" w:bidi="fa-IR"/>
+                <w:rtl w:val="0"/>
               </w:rPr>
               <w:t>float</w:t>
             </w:r>
@@ -8839,6 +9180,7 @@
                 <w:szCs w:val="19"/>
                 <w:color w:val="24292E"/>
                 <w:lang w:val="en-US" w:bidi="fa-IR"/>
+                <w:rtl w:val="0"/>
               </w:rPr>
               <w:t>]</w:t>
             </w:r>
@@ -8849,6 +9191,7 @@
                 <w:szCs w:val="19"/>
                 <w:color w:val="24292E"/>
                 <w:lang w:val="en-US" w:bidi="fa-IR"/>
+                <w:rtl w:val="0"/>
               </w:rPr>
               <w:t>)</w:t>
             </w:r>
@@ -8859,6 +9202,7 @@
                 <w:szCs w:val="19"/>
                 <w:color w:val="24292E"/>
                 <w:lang w:val="en-US" w:bidi="fa-IR"/>
+                <w:rtl w:val="0"/>
               </w:rPr>
               <w:t xml:space="preserve"> </w:t>
             </w:r>
@@ -8869,6 +9213,7 @@
                 <w:szCs w:val="19"/>
                 <w:color w:val="666666"/>
                 <w:lang w:val="en-US" w:bidi="fa-IR"/>
+                <w:rtl w:val="0"/>
               </w:rPr>
               <w:t>-</w:t>
             </w:r>
@@ -8879,6 +9224,7 @@
                 <w:szCs w:val="19"/>
                 <w:color w:val="666666"/>
                 <w:lang w:val="en-US" w:bidi="fa-IR"/>
+                <w:rtl w:val="0"/>
               </w:rPr>
               <w:t>&gt;</w:t>
             </w:r>
@@ -8889,6 +9235,7 @@
                 <w:szCs w:val="19"/>
                 <w:color w:val="24292E"/>
                 <w:lang w:val="en-US" w:bidi="fa-IR"/>
+                <w:rtl w:val="0"/>
               </w:rPr>
               <w:t xml:space="preserve"> </w:t>
             </w:r>
@@ -8899,6 +9246,7 @@
                 <w:szCs w:val="19"/>
                 <w:color w:val="24292E"/>
                 <w:lang w:val="en-US" w:bidi="fa-IR"/>
+                <w:rtl w:val="0"/>
               </w:rPr>
               <w:t>Dict</w:t>
             </w:r>
@@ -8909,6 +9257,7 @@
                 <w:szCs w:val="19"/>
                 <w:color w:val="24292E"/>
                 <w:lang w:val="en-US" w:bidi="fa-IR"/>
+                <w:rtl w:val="0"/>
               </w:rPr>
               <w:t>[</w:t>
             </w:r>
@@ -8919,6 +9268,7 @@
                 <w:szCs w:val="19"/>
                 <w:color w:val="007020"/>
                 <w:lang w:val="en-US" w:bidi="fa-IR"/>
+                <w:rtl w:val="0"/>
               </w:rPr>
               <w:t>str</w:t>
             </w:r>
@@ -8929,6 +9279,7 @@
                 <w:szCs w:val="19"/>
                 <w:color w:val="24292E"/>
                 <w:lang w:val="en-US" w:bidi="fa-IR"/>
+                <w:rtl w:val="0"/>
               </w:rPr>
               <w:t>,</w:t>
             </w:r>
@@ -8939,6 +9290,7 @@
                 <w:szCs w:val="19"/>
                 <w:color w:val="24292E"/>
                 <w:lang w:val="en-US" w:bidi="fa-IR"/>
+                <w:rtl w:val="0"/>
               </w:rPr>
               <w:t xml:space="preserve"> </w:t>
             </w:r>
@@ -8949,6 +9301,7 @@
                 <w:szCs w:val="19"/>
                 <w:color w:val="007020"/>
                 <w:lang w:val="en-US" w:bidi="fa-IR"/>
+                <w:rtl w:val="0"/>
               </w:rPr>
               <w:t>float</w:t>
             </w:r>
@@ -8959,6 +9312,7 @@
                 <w:szCs w:val="19"/>
                 <w:color w:val="24292E"/>
                 <w:lang w:val="en-US" w:bidi="fa-IR"/>
+                <w:rtl w:val="0"/>
               </w:rPr>
               <w:t>]</w:t>
             </w:r>
@@ -8969,12 +9323,14 @@
                 <w:szCs w:val="19"/>
                 <w:color w:val="24292E"/>
                 <w:lang w:val="en-US" w:bidi="fa-IR"/>
+                <w:rtl w:val="0"/>
               </w:rPr>
               <w:t>:</w:t>
             </w:r>
           </w:p>
           <w:p>
             <w:pPr>
+              <w:bidi w:val="0"/>
               <w:spacing w:before="0" w:after="0" w:line="276" w:lineRule="auto"/>
               <w:jc w:val="left"/>
             </w:pPr>
@@ -8985,6 +9341,7 @@
                 <w:szCs w:val="19"/>
                 <w:color w:val="bbbbbb"/>
                 <w:lang w:val="en-US" w:bidi="fa-IR"/>
+                <w:rtl w:val="0"/>
               </w:rPr>
               <w:t xml:space="preserve">    </w:t>
             </w:r>
@@ -8997,12 +9354,14 @@
                 <w:iCs/>
                 <w:color w:val="4070a0"/>
                 <w:lang w:val="en-US" w:bidi="fa-IR"/>
+                <w:rtl w:val="0"/>
               </w:rPr>
               <w:t>"""محاسبه شاخص‌های تاخیر p50، p95 و p99 برحسب میلی‌ثانیه"""</w:t>
             </w:r>
           </w:p>
           <w:p>
             <w:pPr>
+              <w:bidi w:val="0"/>
               <w:spacing w:before="0" w:after="0" w:line="276" w:lineRule="auto"/>
               <w:jc w:val="left"/>
             </w:pPr>
@@ -9013,6 +9372,7 @@
                 <w:szCs w:val="19"/>
                 <w:color w:val="24292E"/>
                 <w:lang w:val="en-US" w:bidi="fa-IR"/>
+                <w:rtl w:val="0"/>
               </w:rPr>
               <w:t xml:space="preserve">    </w:t>
             </w:r>
@@ -9025,6 +9385,7 @@
                 <w:bCs/>
                 <w:color w:val="007020"/>
                 <w:lang w:val="en-US" w:bidi="fa-IR"/>
+                <w:rtl w:val="0"/>
               </w:rPr>
               <w:t>if</w:t>
             </w:r>
@@ -9035,6 +9396,7 @@
                 <w:szCs w:val="19"/>
                 <w:color w:val="24292E"/>
                 <w:lang w:val="en-US" w:bidi="fa-IR"/>
+                <w:rtl w:val="0"/>
               </w:rPr>
               <w:t xml:space="preserve"> </w:t>
             </w:r>
@@ -9047,6 +9409,7 @@
                 <w:bCs/>
                 <w:color w:val="007020"/>
                 <w:lang w:val="en-US" w:bidi="fa-IR"/>
+                <w:rtl w:val="0"/>
               </w:rPr>
               <w:t>not</w:t>
             </w:r>
@@ -9057,6 +9420,7 @@
                 <w:szCs w:val="19"/>
                 <w:color w:val="24292E"/>
                 <w:lang w:val="en-US" w:bidi="fa-IR"/>
+                <w:rtl w:val="0"/>
               </w:rPr>
               <w:t xml:space="preserve"> </w:t>
             </w:r>
@@ -9067,6 +9431,7 @@
                 <w:szCs w:val="19"/>
                 <w:color w:val="24292E"/>
                 <w:lang w:val="en-US" w:bidi="fa-IR"/>
+                <w:rtl w:val="0"/>
               </w:rPr>
               <w:t>latencies_ms</w:t>
             </w:r>
@@ -9077,12 +9442,14 @@
                 <w:szCs w:val="19"/>
                 <w:color w:val="24292E"/>
                 <w:lang w:val="en-US" w:bidi="fa-IR"/>
+                <w:rtl w:val="0"/>
               </w:rPr>
               <w:t>:</w:t>
             </w:r>
           </w:p>
           <w:p>
             <w:pPr>
+              <w:bidi w:val="0"/>
               <w:spacing w:before="0" w:after="0" w:line="276" w:lineRule="auto"/>
               <w:jc w:val="left"/>
             </w:pPr>
@@ -9093,6 +9460,7 @@
                 <w:szCs w:val="19"/>
                 <w:color w:val="24292E"/>
                 <w:lang w:val="en-US" w:bidi="fa-IR"/>
+                <w:rtl w:val="0"/>
               </w:rPr>
               <w:t xml:space="preserve">        </w:t>
             </w:r>
@@ -9105,6 +9473,7 @@
                 <w:bCs/>
                 <w:color w:val="007020"/>
                 <w:lang w:val="en-US" w:bidi="fa-IR"/>
+                <w:rtl w:val="0"/>
               </w:rPr>
               <w:t>return</w:t>
             </w:r>
@@ -9115,6 +9484,7 @@
                 <w:szCs w:val="19"/>
                 <w:color w:val="24292E"/>
                 <w:lang w:val="en-US" w:bidi="fa-IR"/>
+                <w:rtl w:val="0"/>
               </w:rPr>
               <w:t xml:space="preserve"> </w:t>
             </w:r>
@@ -9125,6 +9495,7 @@
                 <w:szCs w:val="19"/>
                 <w:color w:val="24292E"/>
                 <w:lang w:val="en-US" w:bidi="fa-IR"/>
+                <w:rtl w:val="0"/>
               </w:rPr>
               <w:t>{</w:t>
             </w:r>
@@ -9135,6 +9506,7 @@
                 <w:szCs w:val="19"/>
                 <w:color w:val="4070a0"/>
                 <w:lang w:val="en-US" w:bidi="fa-IR"/>
+                <w:rtl w:val="0"/>
               </w:rPr>
               <w:t>"</w:t>
             </w:r>
@@ -9145,6 +9517,7 @@
                 <w:szCs w:val="19"/>
                 <w:color w:val="4070a0"/>
                 <w:lang w:val="en-US" w:bidi="fa-IR"/>
+                <w:rtl w:val="0"/>
               </w:rPr>
               <w:t>p50</w:t>
             </w:r>
@@ -9155,6 +9528,7 @@
                 <w:szCs w:val="19"/>
                 <w:color w:val="4070a0"/>
                 <w:lang w:val="en-US" w:bidi="fa-IR"/>
+                <w:rtl w:val="0"/>
               </w:rPr>
               <w:t>"</w:t>
             </w:r>
@@ -9165,6 +9539,7 @@
                 <w:szCs w:val="19"/>
                 <w:color w:val="24292E"/>
                 <w:lang w:val="en-US" w:bidi="fa-IR"/>
+                <w:rtl w:val="0"/>
               </w:rPr>
               <w:t>:</w:t>
             </w:r>
@@ -9175,6 +9550,7 @@
                 <w:szCs w:val="19"/>
                 <w:color w:val="24292E"/>
                 <w:lang w:val="en-US" w:bidi="fa-IR"/>
+                <w:rtl w:val="0"/>
               </w:rPr>
               <w:t xml:space="preserve"> </w:t>
             </w:r>
@@ -9185,6 +9561,7 @@
                 <w:szCs w:val="19"/>
                 <w:color w:val="40a070"/>
                 <w:lang w:val="en-US" w:bidi="fa-IR"/>
+                <w:rtl w:val="0"/>
               </w:rPr>
               <w:t>0.0</w:t>
             </w:r>
@@ -9195,6 +9572,7 @@
                 <w:szCs w:val="19"/>
                 <w:color w:val="24292E"/>
                 <w:lang w:val="en-US" w:bidi="fa-IR"/>
+                <w:rtl w:val="0"/>
               </w:rPr>
               <w:t>,</w:t>
             </w:r>
@@ -9205,6 +9583,7 @@
                 <w:szCs w:val="19"/>
                 <w:color w:val="24292E"/>
                 <w:lang w:val="en-US" w:bidi="fa-IR"/>
+                <w:rtl w:val="0"/>
               </w:rPr>
               <w:t xml:space="preserve"> </w:t>
             </w:r>
@@ -9215,6 +9594,7 @@
                 <w:szCs w:val="19"/>
                 <w:color w:val="4070a0"/>
                 <w:lang w:val="en-US" w:bidi="fa-IR"/>
+                <w:rtl w:val="0"/>
               </w:rPr>
               <w:t>"</w:t>
             </w:r>
@@ -9225,6 +9605,7 @@
                 <w:szCs w:val="19"/>
                 <w:color w:val="4070a0"/>
                 <w:lang w:val="en-US" w:bidi="fa-IR"/>
+                <w:rtl w:val="0"/>
               </w:rPr>
               <w:t>p95</w:t>
             </w:r>
@@ -9235,6 +9616,7 @@
                 <w:szCs w:val="19"/>
                 <w:color w:val="4070a0"/>
                 <w:lang w:val="en-US" w:bidi="fa-IR"/>
+                <w:rtl w:val="0"/>
               </w:rPr>
               <w:t>"</w:t>
             </w:r>
@@ -9245,6 +9627,7 @@
                 <w:szCs w:val="19"/>
                 <w:color w:val="24292E"/>
                 <w:lang w:val="en-US" w:bidi="fa-IR"/>
+                <w:rtl w:val="0"/>
               </w:rPr>
               <w:t>:</w:t>
             </w:r>
@@ -9255,6 +9638,7 @@
                 <w:szCs w:val="19"/>
                 <w:color w:val="24292E"/>
                 <w:lang w:val="en-US" w:bidi="fa-IR"/>
+                <w:rtl w:val="0"/>
               </w:rPr>
               <w:t xml:space="preserve"> </w:t>
             </w:r>
@@ -9265,6 +9649,7 @@
                 <w:szCs w:val="19"/>
                 <w:color w:val="40a070"/>
                 <w:lang w:val="en-US" w:bidi="fa-IR"/>
+                <w:rtl w:val="0"/>
               </w:rPr>
               <w:t>0.0</w:t>
             </w:r>
@@ -9275,6 +9660,7 @@
                 <w:szCs w:val="19"/>
                 <w:color w:val="24292E"/>
                 <w:lang w:val="en-US" w:bidi="fa-IR"/>
+                <w:rtl w:val="0"/>
               </w:rPr>
               <w:t>,</w:t>
             </w:r>
@@ -9285,6 +9671,7 @@
                 <w:szCs w:val="19"/>
                 <w:color w:val="24292E"/>
                 <w:lang w:val="en-US" w:bidi="fa-IR"/>
+                <w:rtl w:val="0"/>
               </w:rPr>
               <w:t xml:space="preserve"> </w:t>
             </w:r>
@@ -9295,6 +9682,7 @@
                 <w:szCs w:val="19"/>
                 <w:color w:val="4070a0"/>
                 <w:lang w:val="en-US" w:bidi="fa-IR"/>
+                <w:rtl w:val="0"/>
               </w:rPr>
               <w:t>"</w:t>
             </w:r>
@@ -9305,6 +9693,7 @@
                 <w:szCs w:val="19"/>
                 <w:color w:val="4070a0"/>
                 <w:lang w:val="en-US" w:bidi="fa-IR"/>
+                <w:rtl w:val="0"/>
               </w:rPr>
               <w:t>p99</w:t>
             </w:r>
@@ -9315,6 +9704,7 @@
                 <w:szCs w:val="19"/>
                 <w:color w:val="4070a0"/>
                 <w:lang w:val="en-US" w:bidi="fa-IR"/>
+                <w:rtl w:val="0"/>
               </w:rPr>
               <w:t>"</w:t>
             </w:r>
@@ -9325,6 +9715,7 @@
                 <w:szCs w:val="19"/>
                 <w:color w:val="24292E"/>
                 <w:lang w:val="en-US" w:bidi="fa-IR"/>
+                <w:rtl w:val="0"/>
               </w:rPr>
               <w:t>:</w:t>
             </w:r>
@@ -9335,6 +9726,7 @@
                 <w:szCs w:val="19"/>
                 <w:color w:val="24292E"/>
                 <w:lang w:val="en-US" w:bidi="fa-IR"/>
+                <w:rtl w:val="0"/>
               </w:rPr>
               <w:t xml:space="preserve"> </w:t>
             </w:r>
@@ -9345,6 +9737,7 @@
                 <w:szCs w:val="19"/>
                 <w:color w:val="40a070"/>
                 <w:lang w:val="en-US" w:bidi="fa-IR"/>
+                <w:rtl w:val="0"/>
               </w:rPr>
               <w:t>0.0</w:t>
             </w:r>
@@ -9355,12 +9748,14 @@
                 <w:szCs w:val="19"/>
                 <w:color w:val="24292E"/>
                 <w:lang w:val="en-US" w:bidi="fa-IR"/>
+                <w:rtl w:val="0"/>
               </w:rPr>
               <w:t>}</w:t>
             </w:r>
           </w:p>
           <w:p>
             <w:pPr>
+              <w:bidi w:val="0"/>
               <w:spacing w:before="0" w:after="0" w:line="276" w:lineRule="auto"/>
               <w:jc w:val="left"/>
             </w:pPr>
@@ -9371,11 +9766,13 @@
                 <w:szCs w:val="19"/>
                 <w:color w:val="24292E"/>
                 <w:lang w:val="en-US" w:bidi="fa-IR"/>
+                <w:rtl w:val="0"/>
               </w:rPr>
             </w:r>
           </w:p>
           <w:p>
             <w:pPr>
+              <w:bidi w:val="0"/>
               <w:spacing w:before="0" w:after="0" w:line="276" w:lineRule="auto"/>
               <w:jc w:val="left"/>
             </w:pPr>
@@ -9386,6 +9783,7 @@
                 <w:szCs w:val="19"/>
                 <w:color w:val="24292E"/>
                 <w:lang w:val="en-US" w:bidi="fa-IR"/>
+                <w:rtl w:val="0"/>
               </w:rPr>
               <w:t xml:space="preserve">    </w:t>
             </w:r>
@@ -9396,6 +9794,7 @@
                 <w:szCs w:val="19"/>
                 <w:color w:val="24292E"/>
                 <w:lang w:val="en-US" w:bidi="fa-IR"/>
+                <w:rtl w:val="0"/>
               </w:rPr>
               <w:t>sorted_lats</w:t>
             </w:r>
@@ -9406,6 +9805,7 @@
                 <w:szCs w:val="19"/>
                 <w:color w:val="24292E"/>
                 <w:lang w:val="en-US" w:bidi="fa-IR"/>
+                <w:rtl w:val="0"/>
               </w:rPr>
               <w:t xml:space="preserve"> </w:t>
             </w:r>
@@ -9416,6 +9816,7 @@
                 <w:szCs w:val="19"/>
                 <w:color w:val="666666"/>
                 <w:lang w:val="en-US" w:bidi="fa-IR"/>
+                <w:rtl w:val="0"/>
               </w:rPr>
               <w:t>=</w:t>
             </w:r>
@@ -9426,6 +9827,7 @@
                 <w:szCs w:val="19"/>
                 <w:color w:val="24292E"/>
                 <w:lang w:val="en-US" w:bidi="fa-IR"/>
+                <w:rtl w:val="0"/>
               </w:rPr>
               <w:t xml:space="preserve"> </w:t>
             </w:r>
@@ -9436,6 +9838,7 @@
                 <w:szCs w:val="19"/>
                 <w:color w:val="007020"/>
                 <w:lang w:val="en-US" w:bidi="fa-IR"/>
+                <w:rtl w:val="0"/>
               </w:rPr>
               <w:t>sorted</w:t>
             </w:r>
@@ -9446,6 +9849,7 @@
                 <w:szCs w:val="19"/>
                 <w:color w:val="24292E"/>
                 <w:lang w:val="en-US" w:bidi="fa-IR"/>
+                <w:rtl w:val="0"/>
               </w:rPr>
               <w:t>(</w:t>
             </w:r>
@@ -9456,6 +9860,7 @@
                 <w:szCs w:val="19"/>
                 <w:color w:val="24292E"/>
                 <w:lang w:val="en-US" w:bidi="fa-IR"/>
+                <w:rtl w:val="0"/>
               </w:rPr>
               <w:t>latencies_ms</w:t>
             </w:r>
@@ -9466,12 +9871,14 @@
                 <w:szCs w:val="19"/>
                 <w:color w:val="24292E"/>
                 <w:lang w:val="en-US" w:bidi="fa-IR"/>
+                <w:rtl w:val="0"/>
               </w:rPr>
               <w:t>)</w:t>
             </w:r>
           </w:p>
           <w:p>
             <w:pPr>
+              <w:bidi w:val="0"/>
               <w:spacing w:before="0" w:after="0" w:line="276" w:lineRule="auto"/>
               <w:jc w:val="left"/>
             </w:pPr>
@@ -9482,6 +9889,7 @@
                 <w:szCs w:val="19"/>
                 <w:color w:val="24292E"/>
                 <w:lang w:val="en-US" w:bidi="fa-IR"/>
+                <w:rtl w:val="0"/>
               </w:rPr>
               <w:t xml:space="preserve">    </w:t>
             </w:r>
@@ -9492,6 +9900,7 @@
                 <w:szCs w:val="19"/>
                 <w:color w:val="24292E"/>
                 <w:lang w:val="en-US" w:bidi="fa-IR"/>
+                <w:rtl w:val="0"/>
               </w:rPr>
               <w:t>n</w:t>
             </w:r>
@@ -9502,6 +9911,7 @@
                 <w:szCs w:val="19"/>
                 <w:color w:val="24292E"/>
                 <w:lang w:val="en-US" w:bidi="fa-IR"/>
+                <w:rtl w:val="0"/>
               </w:rPr>
               <w:t xml:space="preserve"> </w:t>
             </w:r>
@@ -9512,6 +9922,7 @@
                 <w:szCs w:val="19"/>
                 <w:color w:val="666666"/>
                 <w:lang w:val="en-US" w:bidi="fa-IR"/>
+                <w:rtl w:val="0"/>
               </w:rPr>
               <w:t>=</w:t>
             </w:r>
@@ -9522,6 +9933,7 @@
                 <w:szCs w:val="19"/>
                 <w:color w:val="24292E"/>
                 <w:lang w:val="en-US" w:bidi="fa-IR"/>
+                <w:rtl w:val="0"/>
               </w:rPr>
               <w:t xml:space="preserve"> </w:t>
             </w:r>
@@ -9532,6 +9944,7 @@
                 <w:szCs w:val="19"/>
                 <w:color w:val="007020"/>
                 <w:lang w:val="en-US" w:bidi="fa-IR"/>
+                <w:rtl w:val="0"/>
               </w:rPr>
               <w:t>len</w:t>
             </w:r>
@@ -9542,6 +9955,7 @@
                 <w:szCs w:val="19"/>
                 <w:color w:val="24292E"/>
                 <w:lang w:val="en-US" w:bidi="fa-IR"/>
+                <w:rtl w:val="0"/>
               </w:rPr>
               <w:t>(</w:t>
             </w:r>
@@ -9552,6 +9966,7 @@
                 <w:szCs w:val="19"/>
                 <w:color w:val="24292E"/>
                 <w:lang w:val="en-US" w:bidi="fa-IR"/>
+                <w:rtl w:val="0"/>
               </w:rPr>
               <w:t>sorted_lats</w:t>
             </w:r>
@@ -9562,12 +9977,14 @@
                 <w:szCs w:val="19"/>
                 <w:color w:val="24292E"/>
                 <w:lang w:val="en-US" w:bidi="fa-IR"/>
+                <w:rtl w:val="0"/>
               </w:rPr>
               <w:t>)</w:t>
             </w:r>
           </w:p>
           <w:p>
             <w:pPr>
+              <w:bidi w:val="0"/>
               <w:spacing w:before="0" w:after="0" w:line="276" w:lineRule="auto"/>
               <w:jc w:val="left"/>
             </w:pPr>
@@ -9578,6 +9995,7 @@
                 <w:szCs w:val="19"/>
                 <w:color w:val="24292E"/>
                 <w:lang w:val="en-US" w:bidi="fa-IR"/>
+                <w:rtl w:val="0"/>
               </w:rPr>
               <w:t xml:space="preserve">    </w:t>
             </w:r>
@@ -9590,6 +10008,7 @@
                 <w:bCs/>
                 <w:color w:val="007020"/>
                 <w:lang w:val="en-US" w:bidi="fa-IR"/>
+                <w:rtl w:val="0"/>
               </w:rPr>
               <w:t>return</w:t>
             </w:r>
@@ -9600,6 +10019,7 @@
                 <w:szCs w:val="19"/>
                 <w:color w:val="24292E"/>
                 <w:lang w:val="en-US" w:bidi="fa-IR"/>
+                <w:rtl w:val="0"/>
               </w:rPr>
               <w:t xml:space="preserve"> </w:t>
             </w:r>
@@ -9610,12 +10030,14 @@
                 <w:szCs w:val="19"/>
                 <w:color w:val="24292E"/>
                 <w:lang w:val="en-US" w:bidi="fa-IR"/>
+                <w:rtl w:val="0"/>
               </w:rPr>
               <w:t>{</w:t>
             </w:r>
           </w:p>
           <w:p>
             <w:pPr>
+              <w:bidi w:val="0"/>
               <w:spacing w:before="0" w:after="0" w:line="276" w:lineRule="auto"/>
               <w:jc w:val="left"/>
             </w:pPr>
@@ -9626,6 +10048,7 @@
                 <w:szCs w:val="19"/>
                 <w:color w:val="24292E"/>
                 <w:lang w:val="en-US" w:bidi="fa-IR"/>
+                <w:rtl w:val="0"/>
               </w:rPr>
               <w:t xml:space="preserve">        </w:t>
             </w:r>
@@ -9636,6 +10059,7 @@
                 <w:szCs w:val="19"/>
                 <w:color w:val="4070a0"/>
                 <w:lang w:val="en-US" w:bidi="fa-IR"/>
+                <w:rtl w:val="0"/>
               </w:rPr>
               <w:t>"</w:t>
             </w:r>
@@ -9646,6 +10070,7 @@
                 <w:szCs w:val="19"/>
                 <w:color w:val="4070a0"/>
                 <w:lang w:val="en-US" w:bidi="fa-IR"/>
+                <w:rtl w:val="0"/>
               </w:rPr>
               <w:t>p50</w:t>
             </w:r>
@@ -9656,6 +10081,7 @@
                 <w:szCs w:val="19"/>
                 <w:color w:val="4070a0"/>
                 <w:lang w:val="en-US" w:bidi="fa-IR"/>
+                <w:rtl w:val="0"/>
               </w:rPr>
               <w:t>"</w:t>
             </w:r>
@@ -9666,6 +10092,7 @@
                 <w:szCs w:val="19"/>
                 <w:color w:val="24292E"/>
                 <w:lang w:val="en-US" w:bidi="fa-IR"/>
+                <w:rtl w:val="0"/>
               </w:rPr>
               <w:t>:</w:t>
             </w:r>
@@ -9676,6 +10103,7 @@
                 <w:szCs w:val="19"/>
                 <w:color w:val="24292E"/>
                 <w:lang w:val="en-US" w:bidi="fa-IR"/>
+                <w:rtl w:val="0"/>
               </w:rPr>
               <w:t xml:space="preserve"> </w:t>
             </w:r>
@@ -9686,6 +10114,7 @@
                 <w:szCs w:val="19"/>
                 <w:color w:val="24292E"/>
                 <w:lang w:val="en-US" w:bidi="fa-IR"/>
+                <w:rtl w:val="0"/>
               </w:rPr>
               <w:t>sorted_lats</w:t>
             </w:r>
@@ -9696,6 +10125,7 @@
                 <w:szCs w:val="19"/>
                 <w:color w:val="24292E"/>
                 <w:lang w:val="en-US" w:bidi="fa-IR"/>
+                <w:rtl w:val="0"/>
               </w:rPr>
               <w:t>[</w:t>
             </w:r>
@@ -9706,6 +10136,7 @@
                 <w:szCs w:val="19"/>
                 <w:color w:val="007020"/>
                 <w:lang w:val="en-US" w:bidi="fa-IR"/>
+                <w:rtl w:val="0"/>
               </w:rPr>
               <w:t>int</w:t>
             </w:r>
@@ -9716,6 +10147,7 @@
                 <w:szCs w:val="19"/>
                 <w:color w:val="24292E"/>
                 <w:lang w:val="en-US" w:bidi="fa-IR"/>
+                <w:rtl w:val="0"/>
               </w:rPr>
               <w:t>(</w:t>
             </w:r>
@@ -9726,6 +10158,7 @@
                 <w:szCs w:val="19"/>
                 <w:color w:val="24292E"/>
                 <w:lang w:val="en-US" w:bidi="fa-IR"/>
+                <w:rtl w:val="0"/>
               </w:rPr>
               <w:t>n</w:t>
             </w:r>
@@ -9736,6 +10169,7 @@
                 <w:szCs w:val="19"/>
                 <w:color w:val="24292E"/>
                 <w:lang w:val="en-US" w:bidi="fa-IR"/>
+                <w:rtl w:val="0"/>
               </w:rPr>
               <w:t xml:space="preserve"> </w:t>
             </w:r>
@@ -9746,6 +10180,7 @@
                 <w:szCs w:val="19"/>
                 <w:color w:val="666666"/>
                 <w:lang w:val="en-US" w:bidi="fa-IR"/>
+                <w:rtl w:val="0"/>
               </w:rPr>
               <w:t>*</w:t>
             </w:r>
@@ -9756,6 +10191,7 @@
                 <w:szCs w:val="19"/>
                 <w:color w:val="24292E"/>
                 <w:lang w:val="en-US" w:bidi="fa-IR"/>
+                <w:rtl w:val="0"/>
               </w:rPr>
               <w:t xml:space="preserve"> </w:t>
             </w:r>
@@ -9766,6 +10202,7 @@
                 <w:szCs w:val="19"/>
                 <w:color w:val="40a070"/>
                 <w:lang w:val="en-US" w:bidi="fa-IR"/>
+                <w:rtl w:val="0"/>
               </w:rPr>
               <w:t>0.50</w:t>
             </w:r>
@@ -9776,6 +10213,7 @@
                 <w:szCs w:val="19"/>
                 <w:color w:val="24292E"/>
                 <w:lang w:val="en-US" w:bidi="fa-IR"/>
+                <w:rtl w:val="0"/>
               </w:rPr>
               <w:t>)</w:t>
             </w:r>
@@ -9786,6 +10224,7 @@
                 <w:szCs w:val="19"/>
                 <w:color w:val="24292E"/>
                 <w:lang w:val="en-US" w:bidi="fa-IR"/>
+                <w:rtl w:val="0"/>
               </w:rPr>
               <w:t>]</w:t>
             </w:r>
@@ -9796,12 +10235,14 @@
                 <w:szCs w:val="19"/>
                 <w:color w:val="24292E"/>
                 <w:lang w:val="en-US" w:bidi="fa-IR"/>
+                <w:rtl w:val="0"/>
               </w:rPr>
               <w:t>,</w:t>
             </w:r>
           </w:p>
           <w:p>
             <w:pPr>
+              <w:bidi w:val="0"/>
               <w:spacing w:before="0" w:after="0" w:line="276" w:lineRule="auto"/>
               <w:jc w:val="left"/>
             </w:pPr>
@@ -9812,6 +10253,7 @@
                 <w:szCs w:val="19"/>
                 <w:color w:val="24292E"/>
                 <w:lang w:val="en-US" w:bidi="fa-IR"/>
+                <w:rtl w:val="0"/>
               </w:rPr>
               <w:t xml:space="preserve">        </w:t>
             </w:r>
@@ -9822,6 +10264,7 @@
                 <w:szCs w:val="19"/>
                 <w:color w:val="4070a0"/>
                 <w:lang w:val="en-US" w:bidi="fa-IR"/>
+                <w:rtl w:val="0"/>
               </w:rPr>
               <w:t>"</w:t>
             </w:r>
@@ -9832,6 +10275,7 @@
                 <w:szCs w:val="19"/>
                 <w:color w:val="4070a0"/>
                 <w:lang w:val="en-US" w:bidi="fa-IR"/>
+                <w:rtl w:val="0"/>
               </w:rPr>
               <w:t>p95</w:t>
             </w:r>
@@ -9842,6 +10286,7 @@
                 <w:szCs w:val="19"/>
                 <w:color w:val="4070a0"/>
                 <w:lang w:val="en-US" w:bidi="fa-IR"/>
+                <w:rtl w:val="0"/>
               </w:rPr>
               <w:t>"</w:t>
             </w:r>
@@ -9852,6 +10297,7 @@
                 <w:szCs w:val="19"/>
                 <w:color w:val="24292E"/>
                 <w:lang w:val="en-US" w:bidi="fa-IR"/>
+                <w:rtl w:val="0"/>
               </w:rPr>
               <w:t>:</w:t>
             </w:r>
@@ -9862,6 +10308,7 @@
                 <w:szCs w:val="19"/>
                 <w:color w:val="24292E"/>
                 <w:lang w:val="en-US" w:bidi="fa-IR"/>
+                <w:rtl w:val="0"/>
               </w:rPr>
               <w:t xml:space="preserve"> </w:t>
             </w:r>
@@ -9872,6 +10319,7 @@
                 <w:szCs w:val="19"/>
                 <w:color w:val="24292E"/>
                 <w:lang w:val="en-US" w:bidi="fa-IR"/>
+                <w:rtl w:val="0"/>
               </w:rPr>
               <w:t>sorted_lats</w:t>
             </w:r>
@@ -9882,6 +10330,7 @@
                 <w:szCs w:val="19"/>
                 <w:color w:val="24292E"/>
                 <w:lang w:val="en-US" w:bidi="fa-IR"/>
+                <w:rtl w:val="0"/>
               </w:rPr>
               <w:t>[</w:t>
             </w:r>
@@ -9892,6 +10341,7 @@
                 <w:szCs w:val="19"/>
                 <w:color w:val="007020"/>
                 <w:lang w:val="en-US" w:bidi="fa-IR"/>
+                <w:rtl w:val="0"/>
               </w:rPr>
               <w:t>int</w:t>
             </w:r>
@@ -9902,6 +10352,7 @@
                 <w:szCs w:val="19"/>
                 <w:color w:val="24292E"/>
                 <w:lang w:val="en-US" w:bidi="fa-IR"/>
+                <w:rtl w:val="0"/>
               </w:rPr>
               <w:t>(</w:t>
             </w:r>
@@ -9912,6 +10363,7 @@
                 <w:szCs w:val="19"/>
                 <w:color w:val="24292E"/>
                 <w:lang w:val="en-US" w:bidi="fa-IR"/>
+                <w:rtl w:val="0"/>
               </w:rPr>
               <w:t>n</w:t>
             </w:r>
@@ -9922,6 +10374,7 @@
                 <w:szCs w:val="19"/>
                 <w:color w:val="24292E"/>
                 <w:lang w:val="en-US" w:bidi="fa-IR"/>
+                <w:rtl w:val="0"/>
               </w:rPr>
               <w:t xml:space="preserve"> </w:t>
             </w:r>
@@ -9932,6 +10385,7 @@
                 <w:szCs w:val="19"/>
                 <w:color w:val="666666"/>
                 <w:lang w:val="en-US" w:bidi="fa-IR"/>
+                <w:rtl w:val="0"/>
               </w:rPr>
               <w:t>*</w:t>
             </w:r>
@@ -9942,6 +10396,7 @@
                 <w:szCs w:val="19"/>
                 <w:color w:val="24292E"/>
                 <w:lang w:val="en-US" w:bidi="fa-IR"/>
+                <w:rtl w:val="0"/>
               </w:rPr>
               <w:t xml:space="preserve"> </w:t>
             </w:r>
@@ -9952,6 +10407,7 @@
                 <w:szCs w:val="19"/>
                 <w:color w:val="40a070"/>
                 <w:lang w:val="en-US" w:bidi="fa-IR"/>
+                <w:rtl w:val="0"/>
               </w:rPr>
               <w:t>0.95</w:t>
             </w:r>
@@ -9962,6 +10418,7 @@
                 <w:szCs w:val="19"/>
                 <w:color w:val="24292E"/>
                 <w:lang w:val="en-US" w:bidi="fa-IR"/>
+                <w:rtl w:val="0"/>
               </w:rPr>
               <w:t>)</w:t>
             </w:r>
@@ -9972,6 +10429,7 @@
                 <w:szCs w:val="19"/>
                 <w:color w:val="24292E"/>
                 <w:lang w:val="en-US" w:bidi="fa-IR"/>
+                <w:rtl w:val="0"/>
               </w:rPr>
               <w:t>]</w:t>
             </w:r>
@@ -9982,12 +10440,14 @@
                 <w:szCs w:val="19"/>
                 <w:color w:val="24292E"/>
                 <w:lang w:val="en-US" w:bidi="fa-IR"/>
+                <w:rtl w:val="0"/>
               </w:rPr>
               <w:t>,</w:t>
             </w:r>
           </w:p>
           <w:p>
             <w:pPr>
+              <w:bidi w:val="0"/>
               <w:spacing w:before="0" w:after="0" w:line="276" w:lineRule="auto"/>
               <w:jc w:val="left"/>
             </w:pPr>
@@ -9998,6 +10458,7 @@
                 <w:szCs w:val="19"/>
                 <w:color w:val="24292E"/>
                 <w:lang w:val="en-US" w:bidi="fa-IR"/>
+                <w:rtl w:val="0"/>
               </w:rPr>
               <w:t xml:space="preserve">        </w:t>
             </w:r>
@@ -10008,6 +10469,7 @@
                 <w:szCs w:val="19"/>
                 <w:color w:val="4070a0"/>
                 <w:lang w:val="en-US" w:bidi="fa-IR"/>
+                <w:rtl w:val="0"/>
               </w:rPr>
               <w:t>"</w:t>
             </w:r>
@@ -10018,6 +10480,7 @@
                 <w:szCs w:val="19"/>
                 <w:color w:val="4070a0"/>
                 <w:lang w:val="en-US" w:bidi="fa-IR"/>
+                <w:rtl w:val="0"/>
               </w:rPr>
               <w:t>p99</w:t>
             </w:r>
@@ -10028,6 +10491,7 @@
                 <w:szCs w:val="19"/>
                 <w:color w:val="4070a0"/>
                 <w:lang w:val="en-US" w:bidi="fa-IR"/>
+                <w:rtl w:val="0"/>
               </w:rPr>
               <w:t>"</w:t>
             </w:r>
@@ -10038,6 +10502,7 @@
                 <w:szCs w:val="19"/>
                 <w:color w:val="24292E"/>
                 <w:lang w:val="en-US" w:bidi="fa-IR"/>
+                <w:rtl w:val="0"/>
               </w:rPr>
               <w:t>:</w:t>
             </w:r>
@@ -10048,6 +10513,7 @@
                 <w:szCs w:val="19"/>
                 <w:color w:val="24292E"/>
                 <w:lang w:val="en-US" w:bidi="fa-IR"/>
+                <w:rtl w:val="0"/>
               </w:rPr>
               <w:t xml:space="preserve"> </w:t>
             </w:r>
@@ -10058,6 +10524,7 @@
                 <w:szCs w:val="19"/>
                 <w:color w:val="24292E"/>
                 <w:lang w:val="en-US" w:bidi="fa-IR"/>
+                <w:rtl w:val="0"/>
               </w:rPr>
               <w:t>sorted_lats</w:t>
             </w:r>
@@ -10068,6 +10535,7 @@
                 <w:szCs w:val="19"/>
                 <w:color w:val="24292E"/>
                 <w:lang w:val="en-US" w:bidi="fa-IR"/>
+                <w:rtl w:val="0"/>
               </w:rPr>
               <w:t>[</w:t>
             </w:r>
@@ -10078,6 +10546,7 @@
                 <w:szCs w:val="19"/>
                 <w:color w:val="007020"/>
                 <w:lang w:val="en-US" w:bidi="fa-IR"/>
+                <w:rtl w:val="0"/>
               </w:rPr>
               <w:t>int</w:t>
             </w:r>
@@ -10088,6 +10557,7 @@
                 <w:szCs w:val="19"/>
                 <w:color w:val="24292E"/>
                 <w:lang w:val="en-US" w:bidi="fa-IR"/>
+                <w:rtl w:val="0"/>
               </w:rPr>
               <w:t>(</w:t>
             </w:r>
@@ -10098,6 +10568,7 @@
                 <w:szCs w:val="19"/>
                 <w:color w:val="24292E"/>
                 <w:lang w:val="en-US" w:bidi="fa-IR"/>
+                <w:rtl w:val="0"/>
               </w:rPr>
               <w:t>n</w:t>
             </w:r>
@@ -10108,6 +10579,7 @@
                 <w:szCs w:val="19"/>
                 <w:color w:val="24292E"/>
                 <w:lang w:val="en-US" w:bidi="fa-IR"/>
+                <w:rtl w:val="0"/>
               </w:rPr>
               <w:t xml:space="preserve"> </w:t>
             </w:r>
@@ -10118,6 +10590,7 @@
                 <w:szCs w:val="19"/>
                 <w:color w:val="666666"/>
                 <w:lang w:val="en-US" w:bidi="fa-IR"/>
+                <w:rtl w:val="0"/>
               </w:rPr>
               <w:t>*</w:t>
             </w:r>
@@ -10128,6 +10601,7 @@
                 <w:szCs w:val="19"/>
                 <w:color w:val="24292E"/>
                 <w:lang w:val="en-US" w:bidi="fa-IR"/>
+                <w:rtl w:val="0"/>
               </w:rPr>
               <w:t xml:space="preserve"> </w:t>
             </w:r>
@@ -10138,6 +10612,7 @@
                 <w:szCs w:val="19"/>
                 <w:color w:val="40a070"/>
                 <w:lang w:val="en-US" w:bidi="fa-IR"/>
+                <w:rtl w:val="0"/>
               </w:rPr>
               <w:t>0.99</w:t>
             </w:r>
@@ -10148,6 +10623,7 @@
                 <w:szCs w:val="19"/>
                 <w:color w:val="24292E"/>
                 <w:lang w:val="en-US" w:bidi="fa-IR"/>
+                <w:rtl w:val="0"/>
               </w:rPr>
               <w:t>)</w:t>
             </w:r>
@@ -10158,6 +10634,7 @@
                 <w:szCs w:val="19"/>
                 <w:color w:val="24292E"/>
                 <w:lang w:val="en-US" w:bidi="fa-IR"/>
+                <w:rtl w:val="0"/>
               </w:rPr>
               <w:t>]</w:t>
             </w:r>
@@ -10168,12 +10645,14 @@
                 <w:szCs w:val="19"/>
                 <w:color w:val="24292E"/>
                 <w:lang w:val="en-US" w:bidi="fa-IR"/>
+                <w:rtl w:val="0"/>
               </w:rPr>
               <w:t>,</w:t>
             </w:r>
           </w:p>
           <w:p>
             <w:pPr>
+              <w:bidi w:val="0"/>
               <w:spacing w:before="0" w:after="0" w:line="276" w:lineRule="auto"/>
               <w:jc w:val="left"/>
             </w:pPr>
@@ -10184,6 +10663,7 @@
                 <w:szCs w:val="19"/>
                 <w:color w:val="24292E"/>
                 <w:lang w:val="en-US" w:bidi="fa-IR"/>
+                <w:rtl w:val="0"/>
               </w:rPr>
               <w:t xml:space="preserve">    </w:t>
             </w:r>
@@ -10194,6 +10674,7 @@
                 <w:szCs w:val="19"/>
                 <w:color w:val="24292E"/>
                 <w:lang w:val="en-US" w:bidi="fa-IR"/>
+                <w:rtl w:val="0"/>
               </w:rPr>
               <w:t>}</w:t>
             </w:r>
@@ -10211,11 +10692,12 @@
       <w:pPr>
         <w:spacing w:before="120" w:after="80"/>
         <w:jc w:val="center"/>
+        <w:keepLines/>
       </w:pPr>
       <w:r>
         <w:drawing>
           <wp:inline xmlns:a="http://schemas.openxmlformats.org/drawingml/2006/main" xmlns:pic="http://schemas.openxmlformats.org/drawingml/2006/picture">
-            <wp:extent cx="5760720" cy="2606547"/>
+            <wp:extent cx="6120130" cy="2769169"/>
             <wp:docPr id="2" name="Picture 2" descr="گراف مقایسه مصرف پردازنده و توان عملیاتی در طول تست فشار" title="گراف مقایسه مصرف پردازنده و توان عملیاتی در طول تست فشار"/>
             <wp:cNvGraphicFramePr>
               <a:graphicFrameLocks noChangeAspect="1"/>
@@ -10236,7 +10718,7 @@
                   <pic:spPr>
                     <a:xfrm>
                       <a:off x="0" y="0"/>
-                      <a:ext cx="5760720" cy="2606547"/>
+                      <a:ext cx="6120130" cy="2769169"/>
                     </a:xfrm>
                     <a:prstGeom prst="rect"/>
                   </pic:spPr>
@@ -10255,13 +10737,13 @@
         <w:bidiVisual/>
       </w:tblPr>
       <w:tblGrid>
-        <w:gridCol w:w="936"/>
-        <w:gridCol w:w="8702"/>
+        <w:gridCol w:w="1200"/>
+        <w:gridCol w:w="8438"/>
       </w:tblGrid>
       <w:tr>
         <w:tc>
           <w:tcPr>
-            <w:tcW w:type="dxa" w:w="936"/>
+            <w:tcW w:type="dxa" w:w="1200"/>
             <w:shd w:val="clear" w:color="auto" w:fill="6B2FA0"/>
             <w:tcMar>
               <w:top w:w="80" w:type="dxa"/>
@@ -10279,6 +10761,8 @@
           <w:p>
             <w:pPr>
               <w:jc w:val="center"/>
+              <w:keepNext/>
+              <w:keepLines/>
             </w:pPr>
             <w:r>
               <w:rPr>
@@ -10289,7 +10773,7 @@
                 <w:bCs/>
                 <w:color w:val="FFFFFF"/>
                 <w:lang w:val="en-US" w:bidi="fa-IR"/>
-                <w:rtl/>
+                <w:rtl w:val="1"/>
               </w:rPr>
               <w:t>۱.۳</w:t>
             </w:r>
@@ -10297,7 +10781,7 @@
         </w:tc>
         <w:tc>
           <w:tcPr>
-            <w:tcW w:type="dxa" w:w="8702"/>
+            <w:tcW w:type="dxa" w:w="8438"/>
             <w:tcMar>
               <w:top w:w="80" w:type="dxa"/>
               <w:bottom w:w="80" w:type="dxa"/>
@@ -10313,8 +10797,10 @@
           </w:tcPr>
           <w:p>
             <w:pPr>
-              <w:bidi/>
+              <w:bidi w:val="1"/>
               <w:jc w:val="start"/>
+              <w:keepNext/>
+              <w:keepLines/>
             </w:pPr>
             <w:r>
               <w:rPr>
@@ -10337,6 +10823,7 @@
                 <w:bCs/>
                 <w:color w:val="2D2D2D"/>
                 <w:lang w:val="en-US" w:bidi="fa-IR"/>
+                <w:rtl w:val="0"/>
               </w:rPr>
               <w:t>(Maintenance Guidelines)</w:t>
             </w:r>
@@ -10347,12 +10834,13 @@
     <w:p>
       <w:pPr>
         <w:spacing w:before="0" w:after="120"/>
+        <w:keepNext/>
       </w:pPr>
       <w:r/>
     </w:p>
     <w:p>
       <w:pPr>
-        <w:bidi/>
+        <w:bidi w:val="1"/>
         <w:spacing w:line="336" w:lineRule="auto" w:after="120"/>
         <w:jc w:val="both"/>
       </w:pPr>
@@ -10589,7 +11077,7 @@
     </w:p>
     <w:p>
       <w:pPr>
-        <w:bidi/>
+        <w:bidi w:val="1"/>
         <w:spacing w:after="40"/>
         <w:ind w:right="360"/>
         <w:jc w:val="start"/>
@@ -10660,6 +11148,7 @@
           <w:szCs w:val="21"/>
           <w:color w:val="2D2D2D"/>
           <w:lang w:val="en-US" w:bidi="fa-IR"/>
+          <w:rtl w:val="0"/>
         </w:rPr>
         <w:t>Index</w:t>
       </w:r>
@@ -10680,6 +11169,7 @@
           <w:szCs w:val="21"/>
           <w:color w:val="2D2D2D"/>
           <w:lang w:val="en-US" w:bidi="fa-IR"/>
+          <w:rtl w:val="0"/>
         </w:rPr>
         <w:t>Rebuild</w:t>
       </w:r>
@@ -10720,6 +11210,7 @@
           <w:szCs w:val="21"/>
           <w:color w:val="2D2D2D"/>
           <w:lang w:val="en-US" w:bidi="fa-IR"/>
+          <w:rtl w:val="0"/>
         </w:rPr>
         <w:t>Reorganize</w:t>
       </w:r>
@@ -10916,7 +11407,7 @@
     </w:p>
     <w:p>
       <w:pPr>
-        <w:bidi/>
+        <w:bidi w:val="1"/>
         <w:spacing w:after="40"/>
         <w:ind w:right="360"/>
         <w:jc w:val="start"/>
@@ -10987,6 +11478,7 @@
           <w:szCs w:val="21"/>
           <w:color w:val="2D2D2D"/>
           <w:lang w:val="en-US" w:bidi="fa-IR"/>
+          <w:rtl w:val="0"/>
         </w:rPr>
         <w:t>Update</w:t>
       </w:r>
@@ -11007,6 +11499,7 @@
           <w:szCs w:val="21"/>
           <w:color w:val="2D2D2D"/>
           <w:lang w:val="en-US" w:bidi="fa-IR"/>
+          <w:rtl w:val="0"/>
         </w:rPr>
         <w:t>Statistics</w:t>
       </w:r>
@@ -11027,6 +11520,7 @@
           <w:szCs w:val="21"/>
           <w:color w:val="2D2D2D"/>
           <w:lang w:val="en-US" w:bidi="fa-IR"/>
+          <w:rtl w:val="0"/>
         </w:rPr>
         <w:t>with</w:t>
       </w:r>
@@ -11047,6 +11541,7 @@
           <w:szCs w:val="21"/>
           <w:color w:val="2D2D2D"/>
           <w:lang w:val="en-US" w:bidi="fa-IR"/>
+          <w:rtl w:val="0"/>
         </w:rPr>
         <w:t>FullScan</w:t>
       </w:r>
@@ -11183,7 +11678,7 @@
     </w:p>
     <w:p>
       <w:pPr>
-        <w:bidi/>
+        <w:bidi w:val="1"/>
         <w:spacing w:after="40"/>
         <w:ind w:right="360"/>
         <w:jc w:val="start"/>
@@ -11244,6 +11739,7 @@
           <w:szCs w:val="21"/>
           <w:color w:val="2D2D2D"/>
           <w:lang w:val="en-US" w:bidi="fa-IR"/>
+          <w:rtl w:val="0"/>
         </w:rPr>
         <w:t>Deadlock</w:t>
       </w:r>
@@ -11264,6 +11760,7 @@
           <w:szCs w:val="21"/>
           <w:color w:val="2D2D2D"/>
           <w:lang w:val="en-US" w:bidi="fa-IR"/>
+          <w:rtl w:val="0"/>
         </w:rPr>
         <w:t>Analysis</w:t>
       </w:r>
@@ -11430,7 +11927,7 @@
     </w:p>
     <w:p>
       <w:pPr>
-        <w:bidi/>
+        <w:bidi w:val="1"/>
         <w:spacing w:line="336" w:lineRule="auto" w:after="120"/>
         <w:jc w:val="both"/>
       </w:pPr>
@@ -11641,6 +12138,7 @@
           <w:szCs w:val="22"/>
           <w:color w:val="2D2D2D"/>
           <w:lang w:val="en-US" w:bidi="fa-IR"/>
+          <w:rtl w:val="0"/>
         </w:rPr>
         <w:t>TypeScript</w:t>
       </w:r>
@@ -11685,6 +12183,7 @@
           </w:tcPr>
           <w:p>
             <w:pPr>
+              <w:bidi w:val="0"/>
               <w:spacing w:before="0" w:after="0" w:line="276" w:lineRule="auto"/>
               <w:jc w:val="left"/>
             </w:pPr>
@@ -11697,6 +12196,7 @@
                 <w:bCs/>
                 <w:color w:val="007020"/>
                 <w:lang w:val="en-US" w:bidi="fa-IR"/>
+                <w:rtl w:val="0"/>
               </w:rPr>
               <w:t>import</w:t>
             </w:r>
@@ -11707,6 +12207,7 @@
                 <w:szCs w:val="19"/>
                 <w:color w:val="bbbbbb"/>
                 <w:lang w:val="en-US" w:bidi="fa-IR"/>
+                <w:rtl w:val="0"/>
               </w:rPr>
               <w:t xml:space="preserve"> </w:t>
             </w:r>
@@ -11717,6 +12218,7 @@
                 <w:szCs w:val="19"/>
                 <w:color w:val="24292E"/>
                 <w:lang w:val="en-US" w:bidi="fa-IR"/>
+                <w:rtl w:val="0"/>
               </w:rPr>
               <w:t>{</w:t>
             </w:r>
@@ -11727,6 +12229,7 @@
                 <w:szCs w:val="19"/>
                 <w:color w:val="bbbbbb"/>
                 <w:lang w:val="en-US" w:bidi="fa-IR"/>
+                <w:rtl w:val="0"/>
               </w:rPr>
               <w:t xml:space="preserve"> </w:t>
             </w:r>
@@ -11737,6 +12240,7 @@
                 <w:szCs w:val="19"/>
                 <w:color w:val="24292E"/>
                 <w:lang w:val="en-US" w:bidi="fa-IR"/>
+                <w:rtl w:val="0"/>
               </w:rPr>
               <w:t>ConnectionPool</w:t>
             </w:r>
@@ -11747,6 +12251,7 @@
                 <w:szCs w:val="19"/>
                 <w:color w:val="bbbbbb"/>
                 <w:lang w:val="en-US" w:bidi="fa-IR"/>
+                <w:rtl w:val="0"/>
               </w:rPr>
               <w:t xml:space="preserve"> </w:t>
             </w:r>
@@ -11757,6 +12262,7 @@
                 <w:szCs w:val="19"/>
                 <w:color w:val="24292E"/>
                 <w:lang w:val="en-US" w:bidi="fa-IR"/>
+                <w:rtl w:val="0"/>
               </w:rPr>
               <w:t>}</w:t>
             </w:r>
@@ -11767,6 +12273,7 @@
                 <w:szCs w:val="19"/>
                 <w:color w:val="bbbbbb"/>
                 <w:lang w:val="en-US" w:bidi="fa-IR"/>
+                <w:rtl w:val="0"/>
               </w:rPr>
               <w:t xml:space="preserve"> </w:t>
             </w:r>
@@ -11779,6 +12286,7 @@
                 <w:bCs/>
                 <w:color w:val="007020"/>
                 <w:lang w:val="en-US" w:bidi="fa-IR"/>
+                <w:rtl w:val="0"/>
               </w:rPr>
               <w:t>from</w:t>
             </w:r>
@@ -11789,6 +12297,7 @@
                 <w:szCs w:val="19"/>
                 <w:color w:val="bbbbbb"/>
                 <w:lang w:val="en-US" w:bidi="fa-IR"/>
+                <w:rtl w:val="0"/>
               </w:rPr>
               <w:t xml:space="preserve"> </w:t>
             </w:r>
@@ -11799,6 +12308,7 @@
                 <w:szCs w:val="19"/>
                 <w:color w:val="4070a0"/>
                 <w:lang w:val="en-US" w:bidi="fa-IR"/>
+                <w:rtl w:val="0"/>
               </w:rPr>
               <w:t>'mssql'</w:t>
             </w:r>
@@ -11809,12 +12319,14 @@
                 <w:szCs w:val="19"/>
                 <w:color w:val="24292E"/>
                 <w:lang w:val="en-US" w:bidi="fa-IR"/>
+                <w:rtl w:val="0"/>
               </w:rPr>
               <w:t>;</w:t>
             </w:r>
           </w:p>
           <w:p>
             <w:pPr>
+              <w:bidi w:val="0"/>
               <w:spacing w:before="0" w:after="0" w:line="276" w:lineRule="auto"/>
               <w:jc w:val="left"/>
             </w:pPr>
@@ -11825,11 +12337,13 @@
                 <w:szCs w:val="19"/>
                 <w:color w:val="24292E"/>
                 <w:lang w:val="en-US" w:bidi="fa-IR"/>
+                <w:rtl w:val="0"/>
               </w:rPr>
             </w:r>
           </w:p>
           <w:p>
             <w:pPr>
+              <w:bidi w:val="0"/>
               <w:spacing w:before="0" w:after="0" w:line="276" w:lineRule="auto"/>
               <w:jc w:val="left"/>
             </w:pPr>
@@ -11842,6 +12356,7 @@
                 <w:bCs/>
                 <w:color w:val="007020"/>
                 <w:lang w:val="en-US" w:bidi="fa-IR"/>
+                <w:rtl w:val="0"/>
               </w:rPr>
               <w:t>interface</w:t>
             </w:r>
@@ -11852,6 +12367,7 @@
                 <w:szCs w:val="19"/>
                 <w:color w:val="bbbbbb"/>
                 <w:lang w:val="en-US" w:bidi="fa-IR"/>
+                <w:rtl w:val="0"/>
               </w:rPr>
               <w:t xml:space="preserve"> </w:t>
             </w:r>
@@ -11862,6 +12378,7 @@
                 <w:szCs w:val="19"/>
                 <w:color w:val="24292E"/>
                 <w:lang w:val="en-US" w:bidi="fa-IR"/>
+                <w:rtl w:val="0"/>
               </w:rPr>
               <w:t>IndexHealthReport</w:t>
             </w:r>
@@ -11872,6 +12389,7 @@
                 <w:szCs w:val="19"/>
                 <w:color w:val="bbbbbb"/>
                 <w:lang w:val="en-US" w:bidi="fa-IR"/>
+                <w:rtl w:val="0"/>
               </w:rPr>
               <w:t xml:space="preserve"> </w:t>
             </w:r>
@@ -11882,12 +12400,14 @@
                 <w:szCs w:val="19"/>
                 <w:color w:val="24292E"/>
                 <w:lang w:val="en-US" w:bidi="fa-IR"/>
+                <w:rtl w:val="0"/>
               </w:rPr>
               <w:t>{</w:t>
             </w:r>
           </w:p>
           <w:p>
             <w:pPr>
+              <w:bidi w:val="0"/>
               <w:spacing w:before="0" w:after="0" w:line="276" w:lineRule="auto"/>
               <w:jc w:val="left"/>
             </w:pPr>
@@ -11898,6 +12418,7 @@
                 <w:szCs w:val="19"/>
                 <w:color w:val="bbbbbb"/>
                 <w:lang w:val="en-US" w:bidi="fa-IR"/>
+                <w:rtl w:val="0"/>
               </w:rPr>
               <w:t xml:space="preserve">  </w:t>
             </w:r>
@@ -11908,6 +12429,7 @@
                 <w:szCs w:val="19"/>
                 <w:color w:val="24292E"/>
                 <w:lang w:val="en-US" w:bidi="fa-IR"/>
+                <w:rtl w:val="0"/>
               </w:rPr>
               <w:t>tableName</w:t>
             </w:r>
@@ -11918,6 +12440,7 @@
                 <w:szCs w:val="19"/>
                 <w:color w:val="666666"/>
                 <w:lang w:val="en-US" w:bidi="fa-IR"/>
+                <w:rtl w:val="0"/>
               </w:rPr>
               <w:t>:</w:t>
             </w:r>
@@ -11928,6 +12451,7 @@
                 <w:szCs w:val="19"/>
                 <w:color w:val="bbbbbb"/>
                 <w:lang w:val="en-US" w:bidi="fa-IR"/>
+                <w:rtl w:val="0"/>
               </w:rPr>
               <w:t xml:space="preserve"> </w:t>
             </w:r>
@@ -11938,6 +12462,7 @@
                 <w:szCs w:val="19"/>
                 <w:color w:val="902000"/>
                 <w:lang w:val="en-US" w:bidi="fa-IR"/>
+                <w:rtl w:val="0"/>
               </w:rPr>
               <w:t>string</w:t>
             </w:r>
@@ -11948,12 +12473,14 @@
                 <w:szCs w:val="19"/>
                 <w:color w:val="24292E"/>
                 <w:lang w:val="en-US" w:bidi="fa-IR"/>
+                <w:rtl w:val="0"/>
               </w:rPr>
               <w:t>;</w:t>
             </w:r>
           </w:p>
           <w:p>
             <w:pPr>
+              <w:bidi w:val="0"/>
               <w:spacing w:before="0" w:after="0" w:line="276" w:lineRule="auto"/>
               <w:jc w:val="left"/>
             </w:pPr>
@@ -11964,6 +12491,7 @@
                 <w:szCs w:val="19"/>
                 <w:color w:val="bbbbbb"/>
                 <w:lang w:val="en-US" w:bidi="fa-IR"/>
+                <w:rtl w:val="0"/>
               </w:rPr>
               <w:t xml:space="preserve">  </w:t>
             </w:r>
@@ -11974,6 +12502,7 @@
                 <w:szCs w:val="19"/>
                 <w:color w:val="24292E"/>
                 <w:lang w:val="en-US" w:bidi="fa-IR"/>
+                <w:rtl w:val="0"/>
               </w:rPr>
               <w:t>indexName</w:t>
             </w:r>
@@ -11984,6 +12513,7 @@
                 <w:szCs w:val="19"/>
                 <w:color w:val="666666"/>
                 <w:lang w:val="en-US" w:bidi="fa-IR"/>
+                <w:rtl w:val="0"/>
               </w:rPr>
               <w:t>:</w:t>
             </w:r>
@@ -11994,6 +12524,7 @@
                 <w:szCs w:val="19"/>
                 <w:color w:val="bbbbbb"/>
                 <w:lang w:val="en-US" w:bidi="fa-IR"/>
+                <w:rtl w:val="0"/>
               </w:rPr>
               <w:t xml:space="preserve"> </w:t>
             </w:r>
@@ -12004,6 +12535,7 @@
                 <w:szCs w:val="19"/>
                 <w:color w:val="902000"/>
                 <w:lang w:val="en-US" w:bidi="fa-IR"/>
+                <w:rtl w:val="0"/>
               </w:rPr>
               <w:t>string</w:t>
             </w:r>
@@ -12014,12 +12546,14 @@
                 <w:szCs w:val="19"/>
                 <w:color w:val="24292E"/>
                 <w:lang w:val="en-US" w:bidi="fa-IR"/>
+                <w:rtl w:val="0"/>
               </w:rPr>
               <w:t>;</w:t>
             </w:r>
           </w:p>
           <w:p>
             <w:pPr>
+              <w:bidi w:val="0"/>
               <w:spacing w:before="0" w:after="0" w:line="276" w:lineRule="auto"/>
               <w:jc w:val="left"/>
             </w:pPr>
@@ -12030,6 +12564,7 @@
                 <w:szCs w:val="19"/>
                 <w:color w:val="bbbbbb"/>
                 <w:lang w:val="en-US" w:bidi="fa-IR"/>
+                <w:rtl w:val="0"/>
               </w:rPr>
               <w:t xml:space="preserve">  </w:t>
             </w:r>
@@ -12040,6 +12575,7 @@
                 <w:szCs w:val="19"/>
                 <w:color w:val="24292E"/>
                 <w:lang w:val="en-US" w:bidi="fa-IR"/>
+                <w:rtl w:val="0"/>
               </w:rPr>
               <w:t>fragmentationPercent</w:t>
             </w:r>
@@ -12050,6 +12586,7 @@
                 <w:szCs w:val="19"/>
                 <w:color w:val="666666"/>
                 <w:lang w:val="en-US" w:bidi="fa-IR"/>
+                <w:rtl w:val="0"/>
               </w:rPr>
               <w:t>:</w:t>
             </w:r>
@@ -12060,6 +12597,7 @@
                 <w:szCs w:val="19"/>
                 <w:color w:val="bbbbbb"/>
                 <w:lang w:val="en-US" w:bidi="fa-IR"/>
+                <w:rtl w:val="0"/>
               </w:rPr>
               <w:t xml:space="preserve"> </w:t>
             </w:r>
@@ -12070,6 +12608,7 @@
                 <w:szCs w:val="19"/>
                 <w:color w:val="902000"/>
                 <w:lang w:val="en-US" w:bidi="fa-IR"/>
+                <w:rtl w:val="0"/>
               </w:rPr>
               <w:t>number</w:t>
             </w:r>
@@ -12080,12 +12619,14 @@
                 <w:szCs w:val="19"/>
                 <w:color w:val="24292E"/>
                 <w:lang w:val="en-US" w:bidi="fa-IR"/>
+                <w:rtl w:val="0"/>
               </w:rPr>
               <w:t>;</w:t>
             </w:r>
           </w:p>
           <w:p>
             <w:pPr>
+              <w:bidi w:val="0"/>
               <w:spacing w:before="0" w:after="0" w:line="276" w:lineRule="auto"/>
               <w:jc w:val="left"/>
             </w:pPr>
@@ -12096,12 +12637,14 @@
                 <w:szCs w:val="19"/>
                 <w:color w:val="24292E"/>
                 <w:lang w:val="en-US" w:bidi="fa-IR"/>
+                <w:rtl w:val="0"/>
               </w:rPr>
               <w:t>}</w:t>
             </w:r>
           </w:p>
           <w:p>
             <w:pPr>
+              <w:bidi w:val="0"/>
               <w:spacing w:before="0" w:after="0" w:line="276" w:lineRule="auto"/>
               <w:jc w:val="left"/>
             </w:pPr>
@@ -12112,11 +12655,13 @@
                 <w:szCs w:val="19"/>
                 <w:color w:val="24292E"/>
                 <w:lang w:val="en-US" w:bidi="fa-IR"/>
+                <w:rtl w:val="0"/>
               </w:rPr>
             </w:r>
           </w:p>
           <w:p>
             <w:pPr>
+              <w:bidi w:val="0"/>
               <w:spacing w:before="0" w:after="0" w:line="276" w:lineRule="auto"/>
               <w:jc w:val="left"/>
             </w:pPr>
@@ -12129,6 +12674,7 @@
                 <w:bCs/>
                 <w:color w:val="007020"/>
                 <w:lang w:val="en-US" w:bidi="fa-IR"/>
+                <w:rtl w:val="0"/>
               </w:rPr>
               <w:t>export</w:t>
             </w:r>
@@ -12139,6 +12685,7 @@
                 <w:szCs w:val="19"/>
                 <w:color w:val="bbbbbb"/>
                 <w:lang w:val="en-US" w:bidi="fa-IR"/>
+                <w:rtl w:val="0"/>
               </w:rPr>
               <w:t xml:space="preserve"> </w:t>
             </w:r>
@@ -12151,6 +12698,7 @@
                 <w:bCs/>
                 <w:color w:val="007020"/>
                 <w:lang w:val="en-US" w:bidi="fa-IR"/>
+                <w:rtl w:val="0"/>
               </w:rPr>
               <w:t>async</w:t>
             </w:r>
@@ -12161,6 +12709,7 @@
                 <w:szCs w:val="19"/>
                 <w:color w:val="bbbbbb"/>
                 <w:lang w:val="en-US" w:bidi="fa-IR"/>
+                <w:rtl w:val="0"/>
               </w:rPr>
               <w:t xml:space="preserve"> </w:t>
             </w:r>
@@ -12173,6 +12722,7 @@
                 <w:bCs/>
                 <w:color w:val="007020"/>
                 <w:lang w:val="en-US" w:bidi="fa-IR"/>
+                <w:rtl w:val="0"/>
               </w:rPr>
               <w:t>function</w:t>
             </w:r>
@@ -12183,6 +12733,7 @@
                 <w:szCs w:val="19"/>
                 <w:color w:val="bbbbbb"/>
                 <w:lang w:val="en-US" w:bidi="fa-IR"/>
+                <w:rtl w:val="0"/>
               </w:rPr>
               <w:t xml:space="preserve"> </w:t>
             </w:r>
@@ -12193,6 +12744,7 @@
                 <w:szCs w:val="19"/>
                 <w:color w:val="24292E"/>
                 <w:lang w:val="en-US" w:bidi="fa-IR"/>
+                <w:rtl w:val="0"/>
               </w:rPr>
               <w:t>checkFragmentation</w:t>
             </w:r>
@@ -12203,6 +12755,7 @@
                 <w:szCs w:val="19"/>
                 <w:color w:val="24292E"/>
                 <w:lang w:val="en-US" w:bidi="fa-IR"/>
+                <w:rtl w:val="0"/>
               </w:rPr>
               <w:t>(</w:t>
             </w:r>
@@ -12213,6 +12766,7 @@
                 <w:szCs w:val="19"/>
                 <w:color w:val="24292E"/>
                 <w:lang w:val="en-US" w:bidi="fa-IR"/>
+                <w:rtl w:val="0"/>
               </w:rPr>
               <w:t>pool</w:t>
             </w:r>
@@ -12223,6 +12777,7 @@
                 <w:szCs w:val="19"/>
                 <w:color w:val="666666"/>
                 <w:lang w:val="en-US" w:bidi="fa-IR"/>
+                <w:rtl w:val="0"/>
               </w:rPr>
               <w:t>:</w:t>
             </w:r>
@@ -12233,6 +12788,7 @@
                 <w:szCs w:val="19"/>
                 <w:color w:val="bbbbbb"/>
                 <w:lang w:val="en-US" w:bidi="fa-IR"/>
+                <w:rtl w:val="0"/>
               </w:rPr>
               <w:t xml:space="preserve"> </w:t>
             </w:r>
@@ -12243,6 +12799,7 @@
                 <w:szCs w:val="19"/>
                 <w:color w:val="902000"/>
                 <w:lang w:val="en-US" w:bidi="fa-IR"/>
+                <w:rtl w:val="0"/>
               </w:rPr>
               <w:t>ConnectionPool</w:t>
             </w:r>
@@ -12253,6 +12810,7 @@
                 <w:szCs w:val="19"/>
                 <w:color w:val="24292E"/>
                 <w:lang w:val="en-US" w:bidi="fa-IR"/>
+                <w:rtl w:val="0"/>
               </w:rPr>
               <w:t>)</w:t>
             </w:r>
@@ -12263,6 +12821,7 @@
                 <w:szCs w:val="19"/>
                 <w:color w:val="666666"/>
                 <w:lang w:val="en-US" w:bidi="fa-IR"/>
+                <w:rtl w:val="0"/>
               </w:rPr>
               <w:t>:</w:t>
             </w:r>
@@ -12273,6 +12832,7 @@
                 <w:szCs w:val="19"/>
                 <w:color w:val="bbbbbb"/>
                 <w:lang w:val="en-US" w:bidi="fa-IR"/>
+                <w:rtl w:val="0"/>
               </w:rPr>
               <w:t xml:space="preserve"> </w:t>
             </w:r>
@@ -12283,6 +12843,7 @@
                 <w:szCs w:val="19"/>
                 <w:color w:val="007020"/>
                 <w:lang w:val="en-US" w:bidi="fa-IR"/>
+                <w:rtl w:val="0"/>
               </w:rPr>
               <w:t>Promise</w:t>
             </w:r>
@@ -12293,6 +12854,7 @@
                 <w:szCs w:val="19"/>
                 <w:color w:val="666666"/>
                 <w:lang w:val="en-US" w:bidi="fa-IR"/>
+                <w:rtl w:val="0"/>
               </w:rPr>
               <w:t>&lt;</w:t>
             </w:r>
@@ -12303,6 +12865,7 @@
                 <w:szCs w:val="19"/>
                 <w:color w:val="24292E"/>
                 <w:lang w:val="en-US" w:bidi="fa-IR"/>
+                <w:rtl w:val="0"/>
               </w:rPr>
               <w:t>IndexHealthReport</w:t>
             </w:r>
@@ -12313,6 +12876,7 @@
                 <w:szCs w:val="19"/>
                 <w:color w:val="24292E"/>
                 <w:lang w:val="en-US" w:bidi="fa-IR"/>
+                <w:rtl w:val="0"/>
               </w:rPr>
               <w:t>[</w:t>
             </w:r>
@@ -12323,6 +12887,7 @@
                 <w:szCs w:val="19"/>
                 <w:color w:val="24292E"/>
                 <w:lang w:val="en-US" w:bidi="fa-IR"/>
+                <w:rtl w:val="0"/>
               </w:rPr>
               <w:t>]</w:t>
             </w:r>
@@ -12333,6 +12898,7 @@
                 <w:szCs w:val="19"/>
                 <w:color w:val="666666"/>
                 <w:lang w:val="en-US" w:bidi="fa-IR"/>
+                <w:rtl w:val="0"/>
               </w:rPr>
               <w:t>&gt;</w:t>
             </w:r>
@@ -12343,6 +12909,7 @@
                 <w:szCs w:val="19"/>
                 <w:color w:val="bbbbbb"/>
                 <w:lang w:val="en-US" w:bidi="fa-IR"/>
+                <w:rtl w:val="0"/>
               </w:rPr>
               <w:t xml:space="preserve"> </w:t>
             </w:r>
@@ -12353,12 +12920,14 @@
                 <w:szCs w:val="19"/>
                 <w:color w:val="24292E"/>
                 <w:lang w:val="en-US" w:bidi="fa-IR"/>
+                <w:rtl w:val="0"/>
               </w:rPr>
               <w:t>{</w:t>
             </w:r>
           </w:p>
           <w:p>
             <w:pPr>
+              <w:bidi w:val="0"/>
               <w:spacing w:before="0" w:after="0" w:line="276" w:lineRule="auto"/>
               <w:jc w:val="left"/>
             </w:pPr>
@@ -12369,6 +12938,7 @@
                 <w:szCs w:val="19"/>
                 <w:color w:val="bbbbbb"/>
                 <w:lang w:val="en-US" w:bidi="fa-IR"/>
+                <w:rtl w:val="0"/>
               </w:rPr>
               <w:t xml:space="preserve">  </w:t>
             </w:r>
@@ -12381,6 +12951,7 @@
                 <w:bCs/>
                 <w:color w:val="007020"/>
                 <w:lang w:val="en-US" w:bidi="fa-IR"/>
+                <w:rtl w:val="0"/>
               </w:rPr>
               <w:t>const</w:t>
             </w:r>
@@ -12391,6 +12962,7 @@
                 <w:szCs w:val="19"/>
                 <w:color w:val="bbbbbb"/>
                 <w:lang w:val="en-US" w:bidi="fa-IR"/>
+                <w:rtl w:val="0"/>
               </w:rPr>
               <w:t xml:space="preserve"> </w:t>
             </w:r>
@@ -12401,6 +12973,7 @@
                 <w:szCs w:val="19"/>
                 <w:color w:val="24292E"/>
                 <w:lang w:val="en-US" w:bidi="fa-IR"/>
+                <w:rtl w:val="0"/>
               </w:rPr>
               <w:t>query</w:t>
             </w:r>
@@ -12411,6 +12984,7 @@
                 <w:szCs w:val="19"/>
                 <w:color w:val="bbbbbb"/>
                 <w:lang w:val="en-US" w:bidi="fa-IR"/>
+                <w:rtl w:val="0"/>
               </w:rPr>
               <w:t xml:space="preserve"> </w:t>
             </w:r>
@@ -12421,6 +12995,7 @@
                 <w:szCs w:val="19"/>
                 <w:color w:val="666666"/>
                 <w:lang w:val="en-US" w:bidi="fa-IR"/>
+                <w:rtl w:val="0"/>
               </w:rPr>
               <w:t>=</w:t>
             </w:r>
@@ -12431,6 +13006,7 @@
                 <w:szCs w:val="19"/>
                 <w:color w:val="bbbbbb"/>
                 <w:lang w:val="en-US" w:bidi="fa-IR"/>
+                <w:rtl w:val="0"/>
               </w:rPr>
               <w:t xml:space="preserve"> </w:t>
             </w:r>
@@ -12441,12 +13017,14 @@
                 <w:szCs w:val="19"/>
                 <w:color w:val="4070a0"/>
                 <w:lang w:val="en-US" w:bidi="fa-IR"/>
+                <w:rtl w:val="0"/>
               </w:rPr>
               <w:t>`</w:t>
             </w:r>
           </w:p>
           <w:p>
             <w:pPr>
+              <w:bidi w:val="0"/>
               <w:spacing w:before="0" w:after="0" w:line="276" w:lineRule="auto"/>
               <w:jc w:val="left"/>
             </w:pPr>
@@ -12455,14 +13033,280 @@
                 <w:rFonts w:ascii="Courier New" w:hAnsi="Courier New" w:cs="Vazirmatn"/>
                 <w:sz w:val="19"/>
                 <w:szCs w:val="19"/>
-                <w:color w:val="4070a0"/>
-                <w:lang w:val="en-US" w:bidi="fa-IR"/>
-              </w:rPr>
-              <w:t xml:space="preserve">    SELECT OBJECT_NAME(object_id) AS tableName, name AS indexName, avg_fragmentation_in_percent AS fragmentationPercent</w:t>
+                <w:color w:val="bbbbbb"/>
+                <w:lang w:val="en-US" w:bidi="fa-IR"/>
+                <w:rtl w:val="0"/>
+              </w:rPr>
+              <w:t xml:space="preserve">    </w:t>
+            </w:r>
+            <w:r>
+              <w:rPr>
+                <w:rFonts w:ascii="Courier New" w:hAnsi="Courier New" w:cs="Vazirmatn"/>
+                <w:sz w:val="19"/>
+                <w:szCs w:val="19"/>
+                <w:color w:val="24292E"/>
+                <w:lang w:val="en-US" w:bidi="fa-IR"/>
+                <w:rtl w:val="0"/>
+              </w:rPr>
+              <w:t>SELECT</w:t>
+            </w:r>
+            <w:r>
+              <w:rPr>
+                <w:rFonts w:ascii="Courier New" w:hAnsi="Courier New" w:cs="Vazirmatn"/>
+                <w:sz w:val="19"/>
+                <w:szCs w:val="19"/>
+                <w:color w:val="bbbbbb"/>
+                <w:lang w:val="en-US" w:bidi="fa-IR"/>
+                <w:rtl w:val="0"/>
+              </w:rPr>
+              <w:t xml:space="preserve"> </w:t>
+            </w:r>
+            <w:r>
+              <w:rPr>
+                <w:rFonts w:ascii="Courier New" w:hAnsi="Courier New" w:cs="Vazirmatn"/>
+                <w:sz w:val="19"/>
+                <w:szCs w:val="19"/>
+                <w:color w:val="24292E"/>
+                <w:lang w:val="en-US" w:bidi="fa-IR"/>
+                <w:rtl w:val="0"/>
+              </w:rPr>
+              <w:t>OBJECT_NAME</w:t>
+            </w:r>
+            <w:r>
+              <w:rPr>
+                <w:rFonts w:ascii="Courier New" w:hAnsi="Courier New" w:cs="Vazirmatn"/>
+                <w:sz w:val="19"/>
+                <w:szCs w:val="19"/>
+                <w:color w:val="24292E"/>
+                <w:lang w:val="en-US" w:bidi="fa-IR"/>
+                <w:rtl w:val="0"/>
+              </w:rPr>
+              <w:t>(</w:t>
+            </w:r>
+            <w:r>
+              <w:rPr>
+                <w:rFonts w:ascii="Courier New" w:hAnsi="Courier New" w:cs="Vazirmatn"/>
+                <w:sz w:val="19"/>
+                <w:szCs w:val="19"/>
+                <w:color w:val="24292E"/>
+                <w:lang w:val="en-US" w:bidi="fa-IR"/>
+                <w:rtl w:val="0"/>
+              </w:rPr>
+              <w:t>object_id</w:t>
+            </w:r>
+            <w:r>
+              <w:rPr>
+                <w:rFonts w:ascii="Courier New" w:hAnsi="Courier New" w:cs="Vazirmatn"/>
+                <w:sz w:val="19"/>
+                <w:szCs w:val="19"/>
+                <w:color w:val="24292E"/>
+                <w:lang w:val="en-US" w:bidi="fa-IR"/>
+                <w:rtl w:val="0"/>
+              </w:rPr>
+              <w:t>)</w:t>
+            </w:r>
+            <w:r>
+              <w:rPr>
+                <w:rFonts w:ascii="Courier New" w:hAnsi="Courier New" w:cs="Vazirmatn"/>
+                <w:sz w:val="19"/>
+                <w:szCs w:val="19"/>
+                <w:color w:val="bbbbbb"/>
+                <w:lang w:val="en-US" w:bidi="fa-IR"/>
+                <w:rtl w:val="0"/>
+              </w:rPr>
+              <w:t xml:space="preserve"> </w:t>
+            </w:r>
+            <w:r>
+              <w:rPr>
+                <w:rFonts w:ascii="Courier New" w:hAnsi="Courier New" w:cs="Vazirmatn"/>
+                <w:sz w:val="19"/>
+                <w:szCs w:val="19"/>
+                <w:color w:val="24292E"/>
+                <w:lang w:val="en-US" w:bidi="fa-IR"/>
+                <w:rtl w:val="0"/>
+              </w:rPr>
+              <w:t>AS</w:t>
+            </w:r>
+            <w:r>
+              <w:rPr>
+                <w:rFonts w:ascii="Courier New" w:hAnsi="Courier New" w:cs="Vazirmatn"/>
+                <w:sz w:val="19"/>
+                <w:szCs w:val="19"/>
+                <w:color w:val="bbbbbb"/>
+                <w:lang w:val="en-US" w:bidi="fa-IR"/>
+                <w:rtl w:val="0"/>
+              </w:rPr>
+              <w:t xml:space="preserve"> </w:t>
+            </w:r>
+            <w:r>
+              <w:rPr>
+                <w:rFonts w:ascii="Courier New" w:hAnsi="Courier New" w:cs="Vazirmatn"/>
+                <w:sz w:val="19"/>
+                <w:szCs w:val="19"/>
+                <w:color w:val="24292E"/>
+                <w:lang w:val="en-US" w:bidi="fa-IR"/>
+                <w:rtl w:val="0"/>
+              </w:rPr>
+              <w:t>tableName</w:t>
+            </w:r>
+            <w:r>
+              <w:rPr>
+                <w:rFonts w:ascii="Courier New" w:hAnsi="Courier New" w:cs="Vazirmatn"/>
+                <w:sz w:val="19"/>
+                <w:szCs w:val="19"/>
+                <w:color w:val="24292E"/>
+                <w:lang w:val="en-US" w:bidi="fa-IR"/>
+                <w:rtl w:val="0"/>
+              </w:rPr>
+              <w:t>,</w:t>
+            </w:r>
+            <w:r>
+              <w:rPr>
+                <w:rFonts w:ascii="Courier New" w:hAnsi="Courier New" w:cs="Vazirmatn"/>
+                <w:sz w:val="19"/>
+                <w:szCs w:val="19"/>
+                <w:color w:val="bbbbbb"/>
+                <w:lang w:val="en-US" w:bidi="fa-IR"/>
+                <w:rtl w:val="0"/>
+              </w:rPr>
+              <w:t xml:space="preserve"> </w:t>
+            </w:r>
+            <w:r>
+              <w:rPr>
+                <w:rFonts w:ascii="Courier New" w:hAnsi="Courier New" w:cs="Vazirmatn"/>
+                <w:sz w:val="19"/>
+                <w:szCs w:val="19"/>
+                <w:color w:val="24292E"/>
+                <w:lang w:val="en-US" w:bidi="fa-IR"/>
+                <w:rtl w:val="0"/>
+              </w:rPr>
+              <w:t>name</w:t>
+            </w:r>
+            <w:r>
+              <w:rPr>
+                <w:rFonts w:ascii="Courier New" w:hAnsi="Courier New" w:cs="Vazirmatn"/>
+                <w:sz w:val="19"/>
+                <w:szCs w:val="19"/>
+                <w:color w:val="bbbbbb"/>
+                <w:lang w:val="en-US" w:bidi="fa-IR"/>
+                <w:rtl w:val="0"/>
+              </w:rPr>
+              <w:t xml:space="preserve"> </w:t>
+            </w:r>
+            <w:r>
+              <w:rPr>
+                <w:rFonts w:ascii="Courier New" w:hAnsi="Courier New" w:cs="Vazirmatn"/>
+                <w:sz w:val="19"/>
+                <w:szCs w:val="19"/>
+                <w:color w:val="24292E"/>
+                <w:lang w:val="en-US" w:bidi="fa-IR"/>
+                <w:rtl w:val="0"/>
+              </w:rPr>
+              <w:t>AS</w:t>
+            </w:r>
+            <w:r>
+              <w:rPr>
+                <w:rFonts w:ascii="Courier New" w:hAnsi="Courier New" w:cs="Vazirmatn"/>
+                <w:sz w:val="19"/>
+                <w:szCs w:val="19"/>
+                <w:color w:val="bbbbbb"/>
+                <w:lang w:val="en-US" w:bidi="fa-IR"/>
+                <w:rtl w:val="0"/>
+              </w:rPr>
+              <w:t xml:space="preserve"> </w:t>
+            </w:r>
+            <w:r>
+              <w:rPr>
+                <w:rFonts w:ascii="Courier New" w:hAnsi="Courier New" w:cs="Vazirmatn"/>
+                <w:sz w:val="19"/>
+                <w:szCs w:val="19"/>
+                <w:color w:val="24292E"/>
+                <w:lang w:val="en-US" w:bidi="fa-IR"/>
+                <w:rtl w:val="0"/>
+              </w:rPr>
+              <w:t>indexName</w:t>
+            </w:r>
+            <w:r>
+              <w:rPr>
+                <w:rFonts w:ascii="Courier New" w:hAnsi="Courier New" w:cs="Vazirmatn"/>
+                <w:sz w:val="19"/>
+                <w:szCs w:val="19"/>
+                <w:color w:val="24292E"/>
+                <w:lang w:val="en-US" w:bidi="fa-IR"/>
+                <w:rtl w:val="0"/>
+              </w:rPr>
+              <w:t>,</w:t>
+            </w:r>
+            <w:r>
+              <w:rPr>
+                <w:rFonts w:ascii="Courier New" w:hAnsi="Courier New" w:cs="Vazirmatn"/>
+                <w:sz w:val="19"/>
+                <w:szCs w:val="19"/>
+                <w:color w:val="bbbbbb"/>
+                <w:lang w:val="en-US" w:bidi="fa-IR"/>
+                <w:rtl w:val="0"/>
+              </w:rPr>
+              <w:t xml:space="preserve"> </w:t>
+            </w:r>
+            <w:r>
+              <w:rPr>
+                <w:rFonts w:ascii="Courier New" w:hAnsi="Courier New" w:cs="Vazirmatn"/>
+                <w:sz w:val="19"/>
+                <w:szCs w:val="19"/>
+                <w:color w:val="24292E"/>
+                <w:lang w:val="en-US" w:bidi="fa-IR"/>
+                <w:rtl w:val="0"/>
+              </w:rPr>
+              <w:t>avg_fragmentation_in_percent</w:t>
+            </w:r>
+            <w:r>
+              <w:rPr>
+                <w:rFonts w:ascii="Courier New" w:hAnsi="Courier New" w:cs="Vazirmatn"/>
+                <w:sz w:val="19"/>
+                <w:szCs w:val="19"/>
+                <w:color w:val="bbbbbb"/>
+                <w:lang w:val="en-US" w:bidi="fa-IR"/>
+                <w:rtl w:val="0"/>
+              </w:rPr>
+              <w:t xml:space="preserve"> </w:t>
+            </w:r>
+            <w:r>
+              <w:rPr>
+                <w:rFonts w:ascii="Courier New" w:hAnsi="Courier New" w:cs="Vazirmatn"/>
+                <w:sz w:val="19"/>
+                <w:szCs w:val="19"/>
+                <w:color w:val="24292E"/>
+                <w:lang w:val="en-US" w:bidi="fa-IR"/>
+                <w:rtl w:val="0"/>
+              </w:rPr>
+              <w:t>AS</w:t>
+            </w:r>
+            <w:r>
+              <w:rPr>
+                <w:rFonts w:ascii="Courier New" w:hAnsi="Courier New" w:cs="Vazirmatn"/>
+                <w:sz w:val="19"/>
+                <w:szCs w:val="19"/>
+                <w:color w:val="bbbbbb"/>
+                <w:lang w:val="en-US" w:bidi="fa-IR"/>
+                <w:rtl w:val="0"/>
+              </w:rPr>
+              <w:t xml:space="preserve"> </w:t>
+            </w:r>
+            <w:r>
+              <w:rPr>
+                <w:rFonts w:ascii="Courier New" w:hAnsi="Courier New" w:cs="Vazirmatn"/>
+                <w:sz w:val="19"/>
+                <w:szCs w:val="19"/>
+                <w:color w:val="24292E"/>
+                <w:lang w:val="en-US" w:bidi="fa-IR"/>
+                <w:rtl w:val="0"/>
+              </w:rPr>
+              <w:t>fragmentationPercent</w:t>
             </w:r>
           </w:p>
           <w:p>
             <w:pPr>
+              <w:bidi w:val="0"/>
               <w:spacing w:before="0" w:after="0" w:line="276" w:lineRule="auto"/>
               <w:jc w:val="left"/>
             </w:pPr>
@@ -12471,14 +13315,258 @@
                 <w:rFonts w:ascii="Courier New" w:hAnsi="Courier New" w:cs="Vazirmatn"/>
                 <w:sz w:val="19"/>
                 <w:szCs w:val="19"/>
+                <w:color w:val="bbbbbb"/>
+                <w:lang w:val="en-US" w:bidi="fa-IR"/>
+                <w:rtl w:val="0"/>
+              </w:rPr>
+              <w:t xml:space="preserve">    </w:t>
+            </w:r>
+            <w:r>
+              <w:rPr>
+                <w:rFonts w:ascii="Courier New" w:hAnsi="Courier New" w:cs="Vazirmatn"/>
+                <w:sz w:val="19"/>
+                <w:szCs w:val="19"/>
+                <w:color w:val="24292E"/>
+                <w:lang w:val="en-US" w:bidi="fa-IR"/>
+                <w:rtl w:val="0"/>
+              </w:rPr>
+              <w:t>FROM</w:t>
+            </w:r>
+            <w:r>
+              <w:rPr>
+                <w:rFonts w:ascii="Courier New" w:hAnsi="Courier New" w:cs="Vazirmatn"/>
+                <w:sz w:val="19"/>
+                <w:szCs w:val="19"/>
+                <w:color w:val="bbbbbb"/>
+                <w:lang w:val="en-US" w:bidi="fa-IR"/>
+                <w:rtl w:val="0"/>
+              </w:rPr>
+              <w:t xml:space="preserve"> </w:t>
+            </w:r>
+            <w:r>
+              <w:rPr>
+                <w:rFonts w:ascii="Courier New" w:hAnsi="Courier New" w:cs="Vazirmatn"/>
+                <w:sz w:val="19"/>
+                <w:szCs w:val="19"/>
+                <w:color w:val="24292E"/>
+                <w:lang w:val="en-US" w:bidi="fa-IR"/>
+                <w:rtl w:val="0"/>
+              </w:rPr>
+              <w:t>sys</w:t>
+            </w:r>
+            <w:r>
+              <w:rPr>
+                <w:rFonts w:ascii="Courier New" w:hAnsi="Courier New" w:cs="Vazirmatn"/>
+                <w:sz w:val="19"/>
+                <w:szCs w:val="19"/>
+                <w:color w:val="24292E"/>
+                <w:lang w:val="en-US" w:bidi="fa-IR"/>
+                <w:rtl w:val="0"/>
+              </w:rPr>
+              <w:t>.</w:t>
+            </w:r>
+            <w:r>
+              <w:rPr>
+                <w:rFonts w:ascii="Courier New" w:hAnsi="Courier New" w:cs="Vazirmatn"/>
+                <w:sz w:val="19"/>
+                <w:szCs w:val="19"/>
+                <w:color w:val="24292E"/>
+                <w:lang w:val="en-US" w:bidi="fa-IR"/>
+                <w:rtl w:val="0"/>
+              </w:rPr>
+              <w:t>dm_db_index_physical_stats</w:t>
+            </w:r>
+            <w:r>
+              <w:rPr>
+                <w:rFonts w:ascii="Courier New" w:hAnsi="Courier New" w:cs="Vazirmatn"/>
+                <w:sz w:val="19"/>
+                <w:szCs w:val="19"/>
+                <w:color w:val="24292E"/>
+                <w:lang w:val="en-US" w:bidi="fa-IR"/>
+                <w:rtl w:val="0"/>
+              </w:rPr>
+              <w:t>(</w:t>
+            </w:r>
+            <w:r>
+              <w:rPr>
+                <w:rFonts w:ascii="Courier New" w:hAnsi="Courier New" w:cs="Vazirmatn"/>
+                <w:sz w:val="19"/>
+                <w:szCs w:val="19"/>
+                <w:color w:val="24292E"/>
+                <w:lang w:val="en-US" w:bidi="fa-IR"/>
+                <w:rtl w:val="0"/>
+              </w:rPr>
+              <w:t>DB_ID</w:t>
+            </w:r>
+            <w:r>
+              <w:rPr>
+                <w:rFonts w:ascii="Courier New" w:hAnsi="Courier New" w:cs="Vazirmatn"/>
+                <w:sz w:val="19"/>
+                <w:szCs w:val="19"/>
+                <w:color w:val="24292E"/>
+                <w:lang w:val="en-US" w:bidi="fa-IR"/>
+                <w:rtl w:val="0"/>
+              </w:rPr>
+              <w:t>(</w:t>
+            </w:r>
+            <w:r>
+              <w:rPr>
+                <w:rFonts w:ascii="Courier New" w:hAnsi="Courier New" w:cs="Vazirmatn"/>
+                <w:sz w:val="19"/>
+                <w:szCs w:val="19"/>
+                <w:color w:val="24292E"/>
+                <w:lang w:val="en-US" w:bidi="fa-IR"/>
+                <w:rtl w:val="0"/>
+              </w:rPr>
+              <w:t>)</w:t>
+            </w:r>
+            <w:r>
+              <w:rPr>
+                <w:rFonts w:ascii="Courier New" w:hAnsi="Courier New" w:cs="Vazirmatn"/>
+                <w:sz w:val="19"/>
+                <w:szCs w:val="19"/>
+                <w:color w:val="24292E"/>
+                <w:lang w:val="en-US" w:bidi="fa-IR"/>
+                <w:rtl w:val="0"/>
+              </w:rPr>
+              <w:t>,</w:t>
+            </w:r>
+            <w:r>
+              <w:rPr>
+                <w:rFonts w:ascii="Courier New" w:hAnsi="Courier New" w:cs="Vazirmatn"/>
+                <w:sz w:val="19"/>
+                <w:szCs w:val="19"/>
+                <w:color w:val="bbbbbb"/>
+                <w:lang w:val="en-US" w:bidi="fa-IR"/>
+                <w:rtl w:val="0"/>
+              </w:rPr>
+              <w:t xml:space="preserve"> </w:t>
+            </w:r>
+            <w:r>
+              <w:rPr>
+                <w:rFonts w:ascii="Courier New" w:hAnsi="Courier New" w:cs="Vazirmatn"/>
+                <w:sz w:val="19"/>
+                <w:szCs w:val="19"/>
+                <w:color w:val="24292E"/>
+                <w:lang w:val="en-US" w:bidi="fa-IR"/>
+                <w:rtl w:val="0"/>
+              </w:rPr>
+              <w:t>NULL</w:t>
+            </w:r>
+            <w:r>
+              <w:rPr>
+                <w:rFonts w:ascii="Courier New" w:hAnsi="Courier New" w:cs="Vazirmatn"/>
+                <w:sz w:val="19"/>
+                <w:szCs w:val="19"/>
+                <w:color w:val="24292E"/>
+                <w:lang w:val="en-US" w:bidi="fa-IR"/>
+                <w:rtl w:val="0"/>
+              </w:rPr>
+              <w:t>,</w:t>
+            </w:r>
+            <w:r>
+              <w:rPr>
+                <w:rFonts w:ascii="Courier New" w:hAnsi="Courier New" w:cs="Vazirmatn"/>
+                <w:sz w:val="19"/>
+                <w:szCs w:val="19"/>
+                <w:color w:val="bbbbbb"/>
+                <w:lang w:val="en-US" w:bidi="fa-IR"/>
+                <w:rtl w:val="0"/>
+              </w:rPr>
+              <w:t xml:space="preserve"> </w:t>
+            </w:r>
+            <w:r>
+              <w:rPr>
+                <w:rFonts w:ascii="Courier New" w:hAnsi="Courier New" w:cs="Vazirmatn"/>
+                <w:sz w:val="19"/>
+                <w:szCs w:val="19"/>
+                <w:color w:val="24292E"/>
+                <w:lang w:val="en-US" w:bidi="fa-IR"/>
+                <w:rtl w:val="0"/>
+              </w:rPr>
+              <w:t>NULL</w:t>
+            </w:r>
+            <w:r>
+              <w:rPr>
+                <w:rFonts w:ascii="Courier New" w:hAnsi="Courier New" w:cs="Vazirmatn"/>
+                <w:sz w:val="19"/>
+                <w:szCs w:val="19"/>
+                <w:color w:val="24292E"/>
+                <w:lang w:val="en-US" w:bidi="fa-IR"/>
+                <w:rtl w:val="0"/>
+              </w:rPr>
+              <w:t>,</w:t>
+            </w:r>
+            <w:r>
+              <w:rPr>
+                <w:rFonts w:ascii="Courier New" w:hAnsi="Courier New" w:cs="Vazirmatn"/>
+                <w:sz w:val="19"/>
+                <w:szCs w:val="19"/>
+                <w:color w:val="bbbbbb"/>
+                <w:lang w:val="en-US" w:bidi="fa-IR"/>
+                <w:rtl w:val="0"/>
+              </w:rPr>
+              <w:t xml:space="preserve"> </w:t>
+            </w:r>
+            <w:r>
+              <w:rPr>
+                <w:rFonts w:ascii="Courier New" w:hAnsi="Courier New" w:cs="Vazirmatn"/>
+                <w:sz w:val="19"/>
+                <w:szCs w:val="19"/>
+                <w:color w:val="24292E"/>
+                <w:lang w:val="en-US" w:bidi="fa-IR"/>
+                <w:rtl w:val="0"/>
+              </w:rPr>
+              <w:t>NULL</w:t>
+            </w:r>
+            <w:r>
+              <w:rPr>
+                <w:rFonts w:ascii="Courier New" w:hAnsi="Courier New" w:cs="Vazirmatn"/>
+                <w:sz w:val="19"/>
+                <w:szCs w:val="19"/>
+                <w:color w:val="24292E"/>
+                <w:lang w:val="en-US" w:bidi="fa-IR"/>
+                <w:rtl w:val="0"/>
+              </w:rPr>
+              <w:t>,</w:t>
+            </w:r>
+            <w:r>
+              <w:rPr>
+                <w:rFonts w:ascii="Courier New" w:hAnsi="Courier New" w:cs="Vazirmatn"/>
+                <w:sz w:val="19"/>
+                <w:szCs w:val="19"/>
+                <w:color w:val="bbbbbb"/>
+                <w:lang w:val="en-US" w:bidi="fa-IR"/>
+                <w:rtl w:val="0"/>
+              </w:rPr>
+              <w:t xml:space="preserve"> </w:t>
+            </w:r>
+            <w:r>
+              <w:rPr>
+                <w:rFonts w:ascii="Courier New" w:hAnsi="Courier New" w:cs="Vazirmatn"/>
+                <w:sz w:val="19"/>
+                <w:szCs w:val="19"/>
                 <w:color w:val="4070a0"/>
                 <w:lang w:val="en-US" w:bidi="fa-IR"/>
-              </w:rPr>
-              <w:t xml:space="preserve">    FROM sys.dm_db_index_physical_stats(DB_ID(), NULL, NULL, NULL, 'LIMITED')</w:t>
+                <w:rtl w:val="0"/>
+              </w:rPr>
+              <w:t>'LIMITED'</w:t>
+            </w:r>
+            <w:r>
+              <w:rPr>
+                <w:rFonts w:ascii="Courier New" w:hAnsi="Courier New" w:cs="Vazirmatn"/>
+                <w:sz w:val="19"/>
+                <w:szCs w:val="19"/>
+                <w:color w:val="24292E"/>
+                <w:lang w:val="en-US" w:bidi="fa-IR"/>
+                <w:rtl w:val="0"/>
+              </w:rPr>
+              <w:t>)</w:t>
             </w:r>
           </w:p>
           <w:p>
             <w:pPr>
+              <w:bidi w:val="0"/>
               <w:spacing w:before="0" w:after="0" w:line="276" w:lineRule="auto"/>
               <w:jc w:val="left"/>
             </w:pPr>
@@ -12487,14 +13575,104 @@
                 <w:rFonts w:ascii="Courier New" w:hAnsi="Courier New" w:cs="Vazirmatn"/>
                 <w:sz w:val="19"/>
                 <w:szCs w:val="19"/>
-                <w:color w:val="4070a0"/>
-                <w:lang w:val="en-US" w:bidi="fa-IR"/>
-              </w:rPr>
-              <w:t xml:space="preserve">    WHERE avg_fragmentation_in_percent &gt; 20.0;</w:t>
+                <w:color w:val="bbbbbb"/>
+                <w:lang w:val="en-US" w:bidi="fa-IR"/>
+                <w:rtl w:val="0"/>
+              </w:rPr>
+              <w:t xml:space="preserve">    </w:t>
+            </w:r>
+            <w:r>
+              <w:rPr>
+                <w:rFonts w:ascii="Courier New" w:hAnsi="Courier New" w:cs="Vazirmatn"/>
+                <w:sz w:val="19"/>
+                <w:szCs w:val="19"/>
+                <w:color w:val="24292E"/>
+                <w:lang w:val="en-US" w:bidi="fa-IR"/>
+                <w:rtl w:val="0"/>
+              </w:rPr>
+              <w:t>WHERE</w:t>
+            </w:r>
+            <w:r>
+              <w:rPr>
+                <w:rFonts w:ascii="Courier New" w:hAnsi="Courier New" w:cs="Vazirmatn"/>
+                <w:sz w:val="19"/>
+                <w:szCs w:val="19"/>
+                <w:color w:val="bbbbbb"/>
+                <w:lang w:val="en-US" w:bidi="fa-IR"/>
+                <w:rtl w:val="0"/>
+              </w:rPr>
+              <w:t xml:space="preserve"> </w:t>
+            </w:r>
+            <w:r>
+              <w:rPr>
+                <w:rFonts w:ascii="Courier New" w:hAnsi="Courier New" w:cs="Vazirmatn"/>
+                <w:sz w:val="19"/>
+                <w:szCs w:val="19"/>
+                <w:color w:val="24292E"/>
+                <w:lang w:val="en-US" w:bidi="fa-IR"/>
+                <w:rtl w:val="0"/>
+              </w:rPr>
+              <w:t>avg_fragmentation_in_percent</w:t>
+            </w:r>
+            <w:r>
+              <w:rPr>
+                <w:rFonts w:ascii="Courier New" w:hAnsi="Courier New" w:cs="Vazirmatn"/>
+                <w:sz w:val="19"/>
+                <w:szCs w:val="19"/>
+                <w:color w:val="bbbbbb"/>
+                <w:lang w:val="en-US" w:bidi="fa-IR"/>
+                <w:rtl w:val="0"/>
+              </w:rPr>
+              <w:t xml:space="preserve"> </w:t>
+            </w:r>
+            <w:r>
+              <w:rPr>
+                <w:rFonts w:ascii="Courier New" w:hAnsi="Courier New" w:cs="Vazirmatn"/>
+                <w:sz w:val="19"/>
+                <w:szCs w:val="19"/>
+                <w:color w:val="666666"/>
+                <w:lang w:val="en-US" w:bidi="fa-IR"/>
+                <w:rtl w:val="0"/>
+              </w:rPr>
+              <w:t>&gt;</w:t>
+            </w:r>
+            <w:r>
+              <w:rPr>
+                <w:rFonts w:ascii="Courier New" w:hAnsi="Courier New" w:cs="Vazirmatn"/>
+                <w:sz w:val="19"/>
+                <w:szCs w:val="19"/>
+                <w:color w:val="bbbbbb"/>
+                <w:lang w:val="en-US" w:bidi="fa-IR"/>
+                <w:rtl w:val="0"/>
+              </w:rPr>
+              <w:t xml:space="preserve"> </w:t>
+            </w:r>
+            <w:r>
+              <w:rPr>
+                <w:rFonts w:ascii="Courier New" w:hAnsi="Courier New" w:cs="Vazirmatn"/>
+                <w:sz w:val="19"/>
+                <w:szCs w:val="19"/>
+                <w:color w:val="40a070"/>
+                <w:lang w:val="en-US" w:bidi="fa-IR"/>
+                <w:rtl w:val="0"/>
+              </w:rPr>
+              <w:t>20.0</w:t>
+            </w:r>
+            <w:r>
+              <w:rPr>
+                <w:rFonts w:ascii="Courier New" w:hAnsi="Courier New" w:cs="Vazirmatn"/>
+                <w:sz w:val="19"/>
+                <w:szCs w:val="19"/>
+                <w:color w:val="24292E"/>
+                <w:lang w:val="en-US" w:bidi="fa-IR"/>
+                <w:rtl w:val="0"/>
+              </w:rPr>
+              <w:t>;</w:t>
             </w:r>
           </w:p>
           <w:p>
             <w:pPr>
+              <w:bidi w:val="0"/>
               <w:spacing w:before="0" w:after="0" w:line="276" w:lineRule="auto"/>
               <w:jc w:val="left"/>
             </w:pPr>
@@ -12503,10 +13681,22 @@
                 <w:rFonts w:ascii="Courier New" w:hAnsi="Courier New" w:cs="Vazirmatn"/>
                 <w:sz w:val="19"/>
                 <w:szCs w:val="19"/>
+                <w:color w:val="bbbbbb"/>
+                <w:lang w:val="en-US" w:bidi="fa-IR"/>
+                <w:rtl w:val="0"/>
+              </w:rPr>
+              <w:t xml:space="preserve">  </w:t>
+            </w:r>
+            <w:r>
+              <w:rPr>
+                <w:rFonts w:ascii="Courier New" w:hAnsi="Courier New" w:cs="Vazirmatn"/>
+                <w:sz w:val="19"/>
+                <w:szCs w:val="19"/>
                 <w:color w:val="4070a0"/>
                 <w:lang w:val="en-US" w:bidi="fa-IR"/>
-              </w:rPr>
-              <w:t xml:space="preserve">  </w:t>
+                <w:rtl w:val="0"/>
+              </w:rPr>
+              <w:t>`</w:t>
             </w:r>
             <w:r>
               <w:rPr>
@@ -12515,22 +13705,14 @@
                 <w:szCs w:val="19"/>
                 <w:color w:val="4070a0"/>
                 <w:lang w:val="en-US" w:bidi="fa-IR"/>
-              </w:rPr>
-              <w:t>`</w:t>
-            </w:r>
-            <w:r>
-              <w:rPr>
-                <w:rFonts w:ascii="Courier New" w:hAnsi="Courier New" w:cs="Vazirmatn"/>
-                <w:sz w:val="19"/>
-                <w:szCs w:val="19"/>
-                <w:color w:val="24292E"/>
-                <w:lang w:val="en-US" w:bidi="fa-IR"/>
+                <w:rtl w:val="0"/>
               </w:rPr>
               <w:t>;</w:t>
             </w:r>
           </w:p>
           <w:p>
             <w:pPr>
+              <w:bidi w:val="0"/>
               <w:spacing w:before="0" w:after="0" w:line="276" w:lineRule="auto"/>
               <w:jc w:val="left"/>
             </w:pPr>
@@ -12541,6 +13723,7 @@
                 <w:szCs w:val="19"/>
                 <w:color w:val="bbbbbb"/>
                 <w:lang w:val="en-US" w:bidi="fa-IR"/>
+                <w:rtl w:val="0"/>
               </w:rPr>
               <w:t xml:space="preserve">  </w:t>
             </w:r>
@@ -12553,6 +13736,7 @@
                 <w:bCs/>
                 <w:color w:val="007020"/>
                 <w:lang w:val="en-US" w:bidi="fa-IR"/>
+                <w:rtl w:val="0"/>
               </w:rPr>
               <w:t>const</w:t>
             </w:r>
@@ -12563,6 +13747,7 @@
                 <w:szCs w:val="19"/>
                 <w:color w:val="bbbbbb"/>
                 <w:lang w:val="en-US" w:bidi="fa-IR"/>
+                <w:rtl w:val="0"/>
               </w:rPr>
               <w:t xml:space="preserve"> </w:t>
             </w:r>
@@ -12573,6 +13758,7 @@
                 <w:szCs w:val="19"/>
                 <w:color w:val="24292E"/>
                 <w:lang w:val="en-US" w:bidi="fa-IR"/>
+                <w:rtl w:val="0"/>
               </w:rPr>
               <w:t>result</w:t>
             </w:r>
@@ -12583,6 +13769,7 @@
                 <w:szCs w:val="19"/>
                 <w:color w:val="bbbbbb"/>
                 <w:lang w:val="en-US" w:bidi="fa-IR"/>
+                <w:rtl w:val="0"/>
               </w:rPr>
               <w:t xml:space="preserve"> </w:t>
             </w:r>
@@ -12593,6 +13780,7 @@
                 <w:szCs w:val="19"/>
                 <w:color w:val="666666"/>
                 <w:lang w:val="en-US" w:bidi="fa-IR"/>
+                <w:rtl w:val="0"/>
               </w:rPr>
               <w:t>=</w:t>
             </w:r>
@@ -12603,6 +13791,7 @@
                 <w:szCs w:val="19"/>
                 <w:color w:val="bbbbbb"/>
                 <w:lang w:val="en-US" w:bidi="fa-IR"/>
+                <w:rtl w:val="0"/>
               </w:rPr>
               <w:t xml:space="preserve"> </w:t>
             </w:r>
@@ -12615,6 +13804,7 @@
                 <w:bCs/>
                 <w:color w:val="007020"/>
                 <w:lang w:val="en-US" w:bidi="fa-IR"/>
+                <w:rtl w:val="0"/>
               </w:rPr>
               <w:t>await</w:t>
             </w:r>
@@ -12625,6 +13815,7 @@
                 <w:szCs w:val="19"/>
                 <w:color w:val="bbbbbb"/>
                 <w:lang w:val="en-US" w:bidi="fa-IR"/>
+                <w:rtl w:val="0"/>
               </w:rPr>
               <w:t xml:space="preserve"> </w:t>
             </w:r>
@@ -12635,6 +13826,7 @@
                 <w:szCs w:val="19"/>
                 <w:color w:val="24292E"/>
                 <w:lang w:val="en-US" w:bidi="fa-IR"/>
+                <w:rtl w:val="0"/>
               </w:rPr>
               <w:t>pool</w:t>
             </w:r>
@@ -12645,6 +13837,7 @@
                 <w:szCs w:val="19"/>
                 <w:color w:val="24292E"/>
                 <w:lang w:val="en-US" w:bidi="fa-IR"/>
+                <w:rtl w:val="0"/>
               </w:rPr>
               <w:t>.</w:t>
             </w:r>
@@ -12655,6 +13848,7 @@
                 <w:szCs w:val="19"/>
                 <w:color w:val="24292E"/>
                 <w:lang w:val="en-US" w:bidi="fa-IR"/>
+                <w:rtl w:val="0"/>
               </w:rPr>
               <w:t>request</w:t>
             </w:r>
@@ -12665,6 +13859,7 @@
                 <w:szCs w:val="19"/>
                 <w:color w:val="24292E"/>
                 <w:lang w:val="en-US" w:bidi="fa-IR"/>
+                <w:rtl w:val="0"/>
               </w:rPr>
               <w:t>(</w:t>
             </w:r>
@@ -12675,6 +13870,7 @@
                 <w:szCs w:val="19"/>
                 <w:color w:val="24292E"/>
                 <w:lang w:val="en-US" w:bidi="fa-IR"/>
+                <w:rtl w:val="0"/>
               </w:rPr>
               <w:t>)</w:t>
             </w:r>
@@ -12685,6 +13881,7 @@
                 <w:szCs w:val="19"/>
                 <w:color w:val="24292E"/>
                 <w:lang w:val="en-US" w:bidi="fa-IR"/>
+                <w:rtl w:val="0"/>
               </w:rPr>
               <w:t>.</w:t>
             </w:r>
@@ -12695,6 +13892,7 @@
                 <w:szCs w:val="19"/>
                 <w:color w:val="24292E"/>
                 <w:lang w:val="en-US" w:bidi="fa-IR"/>
+                <w:rtl w:val="0"/>
               </w:rPr>
               <w:t>query</w:t>
             </w:r>
@@ -12705,6 +13903,7 @@
                 <w:szCs w:val="19"/>
                 <w:color w:val="666666"/>
                 <w:lang w:val="en-US" w:bidi="fa-IR"/>
+                <w:rtl w:val="0"/>
               </w:rPr>
               <w:t>&lt;</w:t>
             </w:r>
@@ -12715,6 +13914,7 @@
                 <w:szCs w:val="19"/>
                 <w:color w:val="24292E"/>
                 <w:lang w:val="en-US" w:bidi="fa-IR"/>
+                <w:rtl w:val="0"/>
               </w:rPr>
               <w:t>IndexHealthReport</w:t>
             </w:r>
@@ -12725,6 +13925,7 @@
                 <w:szCs w:val="19"/>
                 <w:color w:val="666666"/>
                 <w:lang w:val="en-US" w:bidi="fa-IR"/>
+                <w:rtl w:val="0"/>
               </w:rPr>
               <w:t>&gt;</w:t>
             </w:r>
@@ -12735,6 +13936,7 @@
                 <w:szCs w:val="19"/>
                 <w:color w:val="24292E"/>
                 <w:lang w:val="en-US" w:bidi="fa-IR"/>
+                <w:rtl w:val="0"/>
               </w:rPr>
               <w:t>(</w:t>
             </w:r>
@@ -12745,6 +13947,7 @@
                 <w:szCs w:val="19"/>
                 <w:color w:val="24292E"/>
                 <w:lang w:val="en-US" w:bidi="fa-IR"/>
+                <w:rtl w:val="0"/>
               </w:rPr>
               <w:t>query</w:t>
             </w:r>
@@ -12755,6 +13958,7 @@
                 <w:szCs w:val="19"/>
                 <w:color w:val="24292E"/>
                 <w:lang w:val="en-US" w:bidi="fa-IR"/>
+                <w:rtl w:val="0"/>
               </w:rPr>
               <w:t>)</w:t>
             </w:r>
@@ -12765,12 +13969,14 @@
                 <w:szCs w:val="19"/>
                 <w:color w:val="24292E"/>
                 <w:lang w:val="en-US" w:bidi="fa-IR"/>
+                <w:rtl w:val="0"/>
               </w:rPr>
               <w:t>;</w:t>
             </w:r>
           </w:p>
           <w:p>
             <w:pPr>
+              <w:bidi w:val="0"/>
               <w:spacing w:before="0" w:after="0" w:line="276" w:lineRule="auto"/>
               <w:jc w:val="left"/>
             </w:pPr>
@@ -12781,6 +13987,7 @@
                 <w:szCs w:val="19"/>
                 <w:color w:val="bbbbbb"/>
                 <w:lang w:val="en-US" w:bidi="fa-IR"/>
+                <w:rtl w:val="0"/>
               </w:rPr>
               <w:t xml:space="preserve">  </w:t>
             </w:r>
@@ -12793,6 +14000,7 @@
                 <w:bCs/>
                 <w:color w:val="007020"/>
                 <w:lang w:val="en-US" w:bidi="fa-IR"/>
+                <w:rtl w:val="0"/>
               </w:rPr>
               <w:t>return</w:t>
             </w:r>
@@ -12803,6 +14011,7 @@
                 <w:szCs w:val="19"/>
                 <w:color w:val="bbbbbb"/>
                 <w:lang w:val="en-US" w:bidi="fa-IR"/>
+                <w:rtl w:val="0"/>
               </w:rPr>
               <w:t xml:space="preserve"> </w:t>
             </w:r>
@@ -12813,6 +14022,7 @@
                 <w:szCs w:val="19"/>
                 <w:color w:val="24292E"/>
                 <w:lang w:val="en-US" w:bidi="fa-IR"/>
+                <w:rtl w:val="0"/>
               </w:rPr>
               <w:t>result</w:t>
             </w:r>
@@ -12823,6 +14033,7 @@
                 <w:szCs w:val="19"/>
                 <w:color w:val="24292E"/>
                 <w:lang w:val="en-US" w:bidi="fa-IR"/>
+                <w:rtl w:val="0"/>
               </w:rPr>
               <w:t>.</w:t>
             </w:r>
@@ -12833,6 +14044,7 @@
                 <w:szCs w:val="19"/>
                 <w:color w:val="24292E"/>
                 <w:lang w:val="en-US" w:bidi="fa-IR"/>
+                <w:rtl w:val="0"/>
               </w:rPr>
               <w:t>recordset</w:t>
             </w:r>
@@ -12843,12 +14055,14 @@
                 <w:szCs w:val="19"/>
                 <w:color w:val="24292E"/>
                 <w:lang w:val="en-US" w:bidi="fa-IR"/>
+                <w:rtl w:val="0"/>
               </w:rPr>
               <w:t>;</w:t>
             </w:r>
           </w:p>
           <w:p>
             <w:pPr>
+              <w:bidi w:val="0"/>
               <w:spacing w:before="0" w:after="0" w:line="276" w:lineRule="auto"/>
               <w:jc w:val="left"/>
             </w:pPr>
@@ -12859,6 +14073,7 @@
                 <w:szCs w:val="19"/>
                 <w:color w:val="24292E"/>
                 <w:lang w:val="en-US" w:bidi="fa-IR"/>
+                <w:rtl w:val="0"/>
               </w:rPr>
               <w:t>}</w:t>
             </w:r>
@@ -12876,11 +14091,12 @@
       <w:pPr>
         <w:spacing w:before="120" w:after="80"/>
         <w:jc w:val="center"/>
+        <w:keepLines/>
       </w:pPr>
       <w:r>
         <w:drawing>
           <wp:inline xmlns:a="http://schemas.openxmlformats.org/drawingml/2006/main" xmlns:pic="http://schemas.openxmlformats.org/drawingml/2006/picture">
-            <wp:extent cx="5760720" cy="8664689"/>
+            <wp:extent cx="4648200" cy="6991350"/>
             <wp:docPr id="3" name="Picture 3" descr="نمای دیاگرام فیزیکی سخت‌افزار و چیدمان سرورها در رک دیتاسنتر" title="نمای دیاگرام فیزیکی سخت‌افزار و چیدمان سرورها در رک دیتاسنتر"/>
             <wp:cNvGraphicFramePr>
               <a:graphicFrameLocks noChangeAspect="1"/>
@@ -12901,7 +14117,7 @@
                   <pic:spPr>
                     <a:xfrm>
                       <a:off x="0" y="0"/>
-                      <a:ext cx="5760720" cy="8664689"/>
+                      <a:ext cx="4648200" cy="6991350"/>
                     </a:xfrm>
                     <a:prstGeom prst="rect"/>
                   </pic:spPr>
@@ -12917,8 +14133,17 @@
       <w:pgMar w:top="1134" w:right="1134" w:bottom="1134" w:left="1134" w:header="720" w:footer="720" w:gutter="0"/>
       <w:cols w:space="720"/>
       <w:docGrid w:linePitch="360"/>
-      <w:bidi/>
+      <w:bidi w:val="1"/>
     </w:sectPr>
+    <w:bookmarkStart w:id="23473" w:name="بررسی-عملکرد-پایگاه-داده-و-بنچمارک-سیستم"/>
+    <w:bookmarkEnd w:id="23473">
+      <w:bookmarkStart w:id="99109" w:name="معماری-کلاستر-با-قابلیت-دسترسیپذیر-بالا-"/>
+      <w:bookmarkEnd w:id="99109"/>
+      <w:bookmarkStart w:id="55867" w:name="مقایسه-شاخصهای-کلیدی-کارایی-key-performa"/>
+      <w:bookmarkEnd w:id="55867"/>
+      <w:bookmarkStart w:id="24033" w:name="دستورالعملهای-عملیاتی-و-نگهداری-maintena"/>
+      <w:bookmarkEnd w:id="24033"/>
+    </w:bookmarkEnd>
   </w:body>
 </w:document>
 </file>
@@ -13287,7 +14512,7 @@
     <w:qFormat/>
     <w:rsid w:val="00FC693F"/>
     <w:pPr>
-      <w:bidi/>
+      <w:bidi w:val="1"/>
       <w:jc w:val="both"/>
     </w:pPr>
     <w:rPr>

--- a/examples/mixed_doc.docx
+++ b/examples/mixed_doc.docx
@@ -14135,14 +14135,14 @@
       <w:docGrid w:linePitch="360"/>
       <w:bidi w:val="1"/>
     </w:sectPr>
-    <w:bookmarkStart w:id="23473" w:name="بررسی-عملکرد-پایگاه-داده-و-بنچمارک-سیستم"/>
-    <w:bookmarkEnd w:id="23473">
-      <w:bookmarkStart w:id="99109" w:name="معماری-کلاستر-با-قابلیت-دسترسیپذیر-بالا-"/>
-      <w:bookmarkEnd w:id="99109"/>
-      <w:bookmarkStart w:id="55867" w:name="مقایسه-شاخصهای-کلیدی-کارایی-key-performa"/>
-      <w:bookmarkEnd w:id="55867"/>
-      <w:bookmarkStart w:id="24033" w:name="دستورالعملهای-عملیاتی-و-نگهداری-maintena"/>
-      <w:bookmarkEnd w:id="24033"/>
+    <w:bookmarkStart w:id="50185" w:name="بررسی-عملکرد-پایگاه-داده-و-بنچمارک-سیستم"/>
+    <w:bookmarkEnd w:id="50185">
+      <w:bookmarkStart w:id="38474" w:name="معماری-کلاستر-با-قابلیت-دسترسیپذیر-بالا-"/>
+      <w:bookmarkEnd w:id="38474"/>
+      <w:bookmarkStart w:id="14019" w:name="مقایسه-شاخصهای-کلیدی-کارایی-key-performa"/>
+      <w:bookmarkEnd w:id="14019"/>
+      <w:bookmarkStart w:id="45384" w:name="دستورالعملهای-عملیاتی-و-نگهداری-maintena"/>
+      <w:bookmarkEnd w:id="45384"/>
     </w:bookmarkEnd>
   </w:body>
 </w:document>
